--- a/4.质量管理/1.流程制度规范类文件/040105-客户投诉应对及处理管理规定.docx
+++ b/4.质量管理/1.流程制度规范类文件/040105-客户投诉应对及处理管理规定.docx
@@ -1,10 +1,11 @@
 
 <file path=word/document.xml><?xml version="1.0" encoding="utf-8"?>
-<w:document xmlns:wpc="http://schemas.microsoft.com/office/word/2010/wordprocessingCanvas" xmlns:mc="http://schemas.openxmlformats.org/markup-compatibility/2006" xmlns:o="urn:schemas-microsoft-com:office:office" xmlns:r="http://schemas.openxmlformats.org/officeDocument/2006/relationships" xmlns:m="http://schemas.openxmlformats.org/officeDocument/2006/math" xmlns:v="urn:schemas-microsoft-com:vml" xmlns:wp14="http://schemas.microsoft.com/office/word/2010/wordprocessingDrawing" xmlns:wp="http://schemas.openxmlformats.org/drawingml/2006/wordprocessingDrawing" xmlns:w="http://schemas.openxmlformats.org/wordprocessingml/2006/main" xmlns:w14="http://schemas.microsoft.com/office/word/2010/wordml" xmlns:w10="urn:schemas-microsoft-com:office:word" xmlns:w15="http://schemas.microsoft.com/office/word/2012/wordml" xmlns:wpg="http://schemas.microsoft.com/office/word/2010/wordprocessingGroup" xmlns:wpi="http://schemas.microsoft.com/office/word/2010/wordprocessingInk" xmlns:wne="http://schemas.microsoft.com/office/word/2006/wordml" xmlns:wps="http://schemas.microsoft.com/office/word/2010/wordprocessingShape" xmlns:wpsCustomData="http://www.wps.cn/officeDocument/2013/wpsCustomData" mc:Ignorable="w14 w15 wp14">
+<w:document xmlns:wpc="http://schemas.microsoft.com/office/word/2010/wordprocessingCanvas" xmlns:mc="http://schemas.openxmlformats.org/markup-compatibility/2006" xmlns:o="urn:schemas-microsoft-com:office:office" xmlns:r="http://schemas.openxmlformats.org/officeDocument/2006/relationships" xmlns:m="http://schemas.openxmlformats.org/officeDocument/2006/math" xmlns:v="urn:schemas-microsoft-com:vml" xmlns:wp14="http://schemas.microsoft.com/office/word/2010/wordprocessingDrawing" xmlns:wp="http://schemas.openxmlformats.org/drawingml/2006/wordprocessingDrawing" xmlns:w10="urn:schemas-microsoft-com:office:word" xmlns:w="http://schemas.openxmlformats.org/wordprocessingml/2006/main" xmlns:w14="http://schemas.microsoft.com/office/word/2010/wordml" xmlns:w15="http://schemas.microsoft.com/office/word/2012/wordml" xmlns:wne="http://schemas.microsoft.com/office/word/2006/wordml" xmlns:wpg="http://schemas.microsoft.com/office/word/2010/wordprocessingGroup" xmlns:wpi="http://schemas.microsoft.com/office/word/2010/wordprocessingInk" xmlns:wps="http://schemas.microsoft.com/office/word/2010/wordprocessingShape" mc:Ignorable="w14 w15 wp14">
+  <!-- Generated by Aspose.Words for .NET 13.3.0.1 -->
   <w:body>
     <w:p>
       <w:pPr>
-        <w:pStyle w:val="31"/>
+        <w:pStyle w:val="a1"/>
         <w:keepNext w:val="0"/>
         <w:keepLines w:val="0"/>
         <w:pageBreakBefore w:val="0"/>
@@ -21,12 +22,12 @@
         <w:textAlignment w:val="baseline"/>
       </w:pPr>
       <w:bookmarkStart w:id="0" w:name="_Toc22014"/>
-      <w:bookmarkStart w:id="18" w:name="_GoBack"/>
-      <w:bookmarkEnd w:id="18"/>
+      <w:bookmarkStart w:id="1" w:name="_GoBack"/>
+      <w:bookmarkEnd w:id="1"/>
     </w:p>
     <w:p>
       <w:pPr>
-        <w:pStyle w:val="31"/>
+        <w:pStyle w:val="a1"/>
         <w:keepNext w:val="0"/>
         <w:keepLines w:val="0"/>
         <w:pageBreakBefore w:val="0"/>
@@ -49,7 +50,7 @@
     </w:p>
     <w:p>
       <w:pPr>
-        <w:pStyle w:val="12"/>
+        <w:pStyle w:val="BodyText"/>
         <w:keepNext w:val="0"/>
         <w:keepLines w:val="0"/>
         <w:pageBreakBefore w:val="0"/>
@@ -69,7 +70,7 @@
     </w:p>
     <w:p>
       <w:pPr>
-        <w:pStyle w:val="32"/>
+        <w:pStyle w:val="a2"/>
         <w:keepNext w:val="0"/>
         <w:keepLines w:val="0"/>
         <w:pageBreakBefore w:val="0"/>
@@ -85,11 +86,11 @@
         <w:snapToGrid w:val="0"/>
         <w:textAlignment w:val="baseline"/>
       </w:pPr>
-      <w:bookmarkStart w:id="1" w:name="_Toc30672"/>
+      <w:bookmarkStart w:id="2" w:name="_Toc30672"/>
       <w:r>
-        <w:t>甘肃国邦信息科技有限公司</w:t>
+        <w:t>中达丰集团有限公司</w:t>
       </w:r>
-      <w:bookmarkEnd w:id="1"/>
+      <w:bookmarkEnd w:id="2"/>
     </w:p>
     <w:p>
       <w:pPr>
@@ -110,19 +111,19 @@
         <w:ind w:left="2925"/>
         <w:textAlignment w:val="baseline"/>
         <w:rPr>
-          <w:rFonts w:ascii="宋体" w:hAnsi="宋体" w:eastAsia="宋体" w:cs="宋体"/>
+          <w:rFonts w:ascii="宋体" w:eastAsia="宋体" w:hAnsi="宋体" w:cs="宋体"/>
           <w:sz w:val="36"/>
           <w:szCs w:val="36"/>
         </w:rPr>
       </w:pPr>
       <w:r>
         <w:rPr>
-          <w:rFonts w:ascii="宋体" w:hAnsi="宋体" w:eastAsia="宋体" w:cs="宋体"/>
+          <w:rFonts w:ascii="宋体" w:eastAsia="宋体" w:hAnsi="宋体" w:cs="宋体"/>
           <w:spacing w:val="-11"/>
           <w:sz w:val="36"/>
           <w:szCs w:val="36"/>
         </w:rPr>
-        <w:t>2025年1月4日</w:t>
+        <w:t>2025年7月4日</w:t>
       </w:r>
     </w:p>
     <w:p>
@@ -143,14 +144,14 @@
         <w:spacing w:line="220" w:lineRule="auto"/>
         <w:textAlignment w:val="baseline"/>
         <w:rPr>
-          <w:rFonts w:ascii="宋体" w:hAnsi="宋体" w:eastAsia="宋体" w:cs="宋体"/>
+          <w:rFonts w:ascii="宋体" w:eastAsia="宋体" w:hAnsi="宋体" w:cs="宋体"/>
           <w:sz w:val="36"/>
           <w:szCs w:val="36"/>
         </w:rPr>
         <w:sectPr>
           <w:pgSz w:w="11906" w:h="16839"/>
           <w:pgMar w:top="1431" w:right="1785" w:bottom="0" w:left="1785" w:header="0" w:footer="0" w:gutter="0"/>
-          <w:cols w:space="720" w:num="1"/>
+          <w:cols w:num="1" w:space="720"/>
         </w:sectPr>
       </w:pPr>
     </w:p>
@@ -174,35 +175,35 @@
         <w:textAlignment w:val="baseline"/>
         <w:outlineLvl w:val="0"/>
         <w:rPr>
-          <w:rFonts w:ascii="宋体" w:hAnsi="宋体" w:eastAsia="宋体" w:cs="宋体"/>
+          <w:rFonts w:ascii="宋体" w:eastAsia="宋体" w:hAnsi="宋体" w:cs="宋体"/>
           <w:sz w:val="28"/>
           <w:szCs w:val="28"/>
         </w:rPr>
       </w:pPr>
-      <w:bookmarkStart w:id="2" w:name="_Toc17113"/>
+      <w:bookmarkStart w:id="3" w:name="_Toc17113"/>
       <w:r>
         <w:rPr>
-          <w:rFonts w:ascii="宋体" w:hAnsi="宋体" w:eastAsia="宋体" w:cs="宋体"/>
+          <w:rFonts w:ascii="宋体" w:eastAsia="宋体" w:hAnsi="宋体" w:cs="宋体"/>
           <w:spacing w:val="-3"/>
           <w:sz w:val="28"/>
           <w:szCs w:val="28"/>
         </w:rPr>
         <w:t>文档信息</w:t>
       </w:r>
-      <w:bookmarkEnd w:id="2"/>
+      <w:bookmarkEnd w:id="3"/>
     </w:p>
     <w:tbl>
       <w:tblPr>
-        <w:tblStyle w:val="24"/>
+        <w:tblStyle w:val="TableNormal0"/>
         <w:tblW w:w="9072" w:type="dxa"/>
         <w:tblInd w:w="5" w:type="dxa"/>
         <w:tblBorders>
-          <w:top w:val="single" w:color="000000" w:sz="4" w:space="0"/>
-          <w:left w:val="single" w:color="000000" w:sz="4" w:space="0"/>
-          <w:bottom w:val="single" w:color="000000" w:sz="4" w:space="0"/>
-          <w:right w:val="single" w:color="000000" w:sz="4" w:space="0"/>
-          <w:insideH w:val="single" w:color="000000" w:sz="4" w:space="0"/>
-          <w:insideV w:val="single" w:color="000000" w:sz="4" w:space="0"/>
+          <w:top w:val="single" w:sz="4" w:space="0" w:color="000000"/>
+          <w:left w:val="single" w:sz="4" w:space="0" w:color="000000"/>
+          <w:bottom w:val="single" w:sz="4" w:space="0" w:color="000000"/>
+          <w:right w:val="single" w:sz="4" w:space="0" w:color="000000"/>
+          <w:insideH w:val="single" w:sz="4" w:space="0" w:color="000000"/>
+          <w:insideV w:val="single" w:sz="4" w:space="0" w:color="000000"/>
         </w:tblBorders>
         <w:tblLayout w:type="fixed"/>
         <w:tblCellMar>
@@ -221,14 +222,17 @@
       </w:tblGrid>
       <w:tr>
         <w:tblPrEx>
+          <w:tblW w:w="9072" w:type="dxa"/>
+          <w:tblInd w:w="5" w:type="dxa"/>
           <w:tblBorders>
-            <w:top w:val="single" w:color="000000" w:sz="4" w:space="0"/>
-            <w:left w:val="single" w:color="000000" w:sz="4" w:space="0"/>
-            <w:bottom w:val="single" w:color="000000" w:sz="4" w:space="0"/>
-            <w:right w:val="single" w:color="000000" w:sz="4" w:space="0"/>
-            <w:insideH w:val="single" w:color="000000" w:sz="4" w:space="0"/>
-            <w:insideV w:val="single" w:color="000000" w:sz="4" w:space="0"/>
+            <w:top w:val="single" w:sz="4" w:space="0" w:color="000000"/>
+            <w:left w:val="single" w:sz="4" w:space="0" w:color="000000"/>
+            <w:bottom w:val="single" w:sz="4" w:space="0" w:color="000000"/>
+            <w:right w:val="single" w:sz="4" w:space="0" w:color="000000"/>
+            <w:insideH w:val="single" w:sz="4" w:space="0" w:color="000000"/>
+            <w:insideV w:val="single" w:sz="4" w:space="0" w:color="000000"/>
           </w:tblBorders>
+          <w:tblLayout w:type="fixed"/>
           <w:tblCellMar>
             <w:top w:w="0" w:type="dxa"/>
             <w:left w:w="0" w:type="dxa"/>
@@ -237,7 +241,7 @@
           </w:tblCellMar>
         </w:tblPrEx>
         <w:trPr>
-          <w:trHeight w:val="611" w:hRule="atLeast"/>
+          <w:trHeight w:val="611"/>
         </w:trPr>
         <w:tc>
           <w:tcPr>
@@ -262,14 +266,14 @@
               <w:ind w:left="207"/>
               <w:textAlignment w:val="baseline"/>
               <w:rPr>
-                <w:rFonts w:ascii="宋体" w:hAnsi="宋体" w:eastAsia="宋体" w:cs="宋体"/>
+                <w:rFonts w:ascii="宋体" w:eastAsia="宋体" w:hAnsi="宋体" w:cs="宋体"/>
                 <w:sz w:val="24"/>
                 <w:szCs w:val="24"/>
               </w:rPr>
             </w:pPr>
             <w:r>
               <w:rPr>
-                <w:rFonts w:ascii="宋体" w:hAnsi="宋体" w:eastAsia="宋体" w:cs="宋体"/>
+                <w:rFonts w:ascii="宋体" w:eastAsia="宋体" w:hAnsi="宋体" w:cs="宋体"/>
                 <w:spacing w:val="-2"/>
                 <w:sz w:val="24"/>
                 <w:szCs w:val="24"/>
@@ -302,22 +306,22 @@
               <w:ind w:left="111"/>
               <w:textAlignment w:val="baseline"/>
               <w:rPr>
-                <w:rFonts w:ascii="宋体" w:hAnsi="宋体" w:eastAsia="宋体" w:cs="宋体"/>
+                <w:rFonts w:ascii="宋体" w:eastAsia="宋体" w:hAnsi="宋体" w:cs="宋体"/>
                 <w:sz w:val="24"/>
                 <w:szCs w:val="24"/>
               </w:rPr>
             </w:pPr>
             <w:r>
               <w:rPr>
-                <w:rFonts w:ascii="宋体" w:hAnsi="宋体" w:eastAsia="宋体" w:cs="宋体"/>
+                <w:rFonts w:ascii="宋体" w:eastAsia="宋体" w:hAnsi="宋体" w:cs="宋体"/>
                 <w:sz w:val="24"/>
                 <w:szCs w:val="24"/>
               </w:rPr>
-              <w:t>客户投诉应对及处理管理规定（GSGB-IT</w:t>
+              <w:t>客户投诉应对及处理管理规定（ZDFJT-IT</w:t>
             </w:r>
             <w:r>
               <w:rPr>
-                <w:rFonts w:ascii="宋体" w:hAnsi="宋体" w:eastAsia="宋体" w:cs="宋体"/>
+                <w:rFonts w:ascii="宋体" w:eastAsia="宋体" w:hAnsi="宋体" w:cs="宋体"/>
                 <w:spacing w:val="-1"/>
                 <w:sz w:val="24"/>
                 <w:szCs w:val="24"/>
@@ -329,14 +333,9 @@
       </w:tr>
       <w:tr>
         <w:tblPrEx>
-          <w:tblBorders>
-            <w:top w:val="single" w:color="000000" w:sz="4" w:space="0"/>
-            <w:left w:val="single" w:color="000000" w:sz="4" w:space="0"/>
-            <w:bottom w:val="single" w:color="000000" w:sz="4" w:space="0"/>
-            <w:right w:val="single" w:color="000000" w:sz="4" w:space="0"/>
-            <w:insideH w:val="single" w:color="000000" w:sz="4" w:space="0"/>
-            <w:insideV w:val="single" w:color="000000" w:sz="4" w:space="0"/>
-          </w:tblBorders>
+          <w:tblW w:w="9072" w:type="dxa"/>
+          <w:tblInd w:w="5" w:type="dxa"/>
+          <w:tblLayout w:type="fixed"/>
           <w:tblCellMar>
             <w:top w:w="0" w:type="dxa"/>
             <w:left w:w="0" w:type="dxa"/>
@@ -345,7 +344,7 @@
           </w:tblCellMar>
         </w:tblPrEx>
         <w:trPr>
-          <w:trHeight w:val="607" w:hRule="atLeast"/>
+          <w:trHeight w:val="607"/>
         </w:trPr>
         <w:tc>
           <w:tcPr>
@@ -370,14 +369,14 @@
               <w:ind w:left="447"/>
               <w:textAlignment w:val="baseline"/>
               <w:rPr>
-                <w:rFonts w:ascii="宋体" w:hAnsi="宋体" w:eastAsia="宋体" w:cs="宋体"/>
+                <w:rFonts w:ascii="宋体" w:eastAsia="宋体" w:hAnsi="宋体" w:cs="宋体"/>
                 <w:sz w:val="24"/>
                 <w:szCs w:val="24"/>
               </w:rPr>
             </w:pPr>
             <w:r>
               <w:rPr>
-                <w:rFonts w:ascii="宋体" w:hAnsi="宋体" w:eastAsia="宋体" w:cs="宋体"/>
+                <w:rFonts w:ascii="宋体" w:eastAsia="宋体" w:hAnsi="宋体" w:cs="宋体"/>
                 <w:spacing w:val="-3"/>
                 <w:sz w:val="24"/>
                 <w:szCs w:val="24"/>
@@ -410,33 +409,28 @@
               <w:ind w:left="109"/>
               <w:textAlignment w:val="baseline"/>
               <w:rPr>
-                <w:rFonts w:ascii="宋体" w:hAnsi="宋体" w:eastAsia="宋体" w:cs="宋体"/>
+                <w:rFonts w:ascii="宋体" w:eastAsia="宋体" w:hAnsi="宋体" w:cs="宋体"/>
                 <w:sz w:val="24"/>
                 <w:szCs w:val="24"/>
               </w:rPr>
             </w:pPr>
             <w:r>
               <w:rPr>
-                <w:rFonts w:ascii="宋体" w:hAnsi="宋体" w:eastAsia="宋体" w:cs="宋体"/>
+                <w:rFonts w:ascii="宋体" w:eastAsia="宋体" w:hAnsi="宋体" w:cs="宋体"/>
                 <w:spacing w:val="-1"/>
                 <w:sz w:val="24"/>
                 <w:szCs w:val="24"/>
               </w:rPr>
-              <w:t>甘肃国邦信息科技有限公司</w:t>
+              <w:t>中达丰集团有限公司</w:t>
             </w:r>
           </w:p>
         </w:tc>
       </w:tr>
       <w:tr>
         <w:tblPrEx>
-          <w:tblBorders>
-            <w:top w:val="single" w:color="000000" w:sz="4" w:space="0"/>
-            <w:left w:val="single" w:color="000000" w:sz="4" w:space="0"/>
-            <w:bottom w:val="single" w:color="000000" w:sz="4" w:space="0"/>
-            <w:right w:val="single" w:color="000000" w:sz="4" w:space="0"/>
-            <w:insideH w:val="single" w:color="000000" w:sz="4" w:space="0"/>
-            <w:insideV w:val="single" w:color="000000" w:sz="4" w:space="0"/>
-          </w:tblBorders>
+          <w:tblW w:w="9072" w:type="dxa"/>
+          <w:tblInd w:w="5" w:type="dxa"/>
+          <w:tblLayout w:type="fixed"/>
           <w:tblCellMar>
             <w:top w:w="0" w:type="dxa"/>
             <w:left w:w="0" w:type="dxa"/>
@@ -445,7 +439,7 @@
           </w:tblCellMar>
         </w:tblPrEx>
         <w:trPr>
-          <w:trHeight w:val="607" w:hRule="atLeast"/>
+          <w:trHeight w:val="607"/>
         </w:trPr>
         <w:tc>
           <w:tcPr>
@@ -470,14 +464,14 @@
               <w:ind w:left="447"/>
               <w:textAlignment w:val="baseline"/>
               <w:rPr>
-                <w:rFonts w:ascii="宋体" w:hAnsi="宋体" w:eastAsia="宋体" w:cs="宋体"/>
+                <w:rFonts w:ascii="宋体" w:eastAsia="宋体" w:hAnsi="宋体" w:cs="宋体"/>
                 <w:sz w:val="24"/>
                 <w:szCs w:val="24"/>
               </w:rPr>
             </w:pPr>
             <w:r>
               <w:rPr>
-                <w:rFonts w:ascii="宋体" w:hAnsi="宋体" w:eastAsia="宋体" w:cs="宋体"/>
+                <w:rFonts w:ascii="宋体" w:eastAsia="宋体" w:hAnsi="宋体" w:cs="宋体"/>
                 <w:spacing w:val="-3"/>
                 <w:sz w:val="24"/>
                 <w:szCs w:val="24"/>
@@ -509,14 +503,14 @@
               <w:ind w:left="229"/>
               <w:textAlignment w:val="baseline"/>
               <w:rPr>
-                <w:rFonts w:ascii="宋体" w:hAnsi="宋体" w:eastAsia="宋体" w:cs="宋体"/>
+                <w:rFonts w:ascii="宋体" w:eastAsia="宋体" w:hAnsi="宋体" w:cs="宋体"/>
                 <w:sz w:val="24"/>
                 <w:szCs w:val="24"/>
               </w:rPr>
             </w:pPr>
             <w:r>
               <w:rPr>
-                <w:rFonts w:ascii="宋体" w:hAnsi="宋体" w:eastAsia="宋体" w:cs="宋体"/>
+                <w:rFonts w:ascii="宋体" w:eastAsia="宋体" w:hAnsi="宋体" w:cs="宋体"/>
                 <w:spacing w:val="-2"/>
                 <w:sz w:val="24"/>
                 <w:szCs w:val="24"/>
@@ -548,14 +542,14 @@
               <w:ind w:left="676"/>
               <w:textAlignment w:val="baseline"/>
               <w:rPr>
-                <w:rFonts w:ascii="宋体" w:hAnsi="宋体" w:eastAsia="宋体" w:cs="宋体"/>
+                <w:rFonts w:ascii="宋体" w:eastAsia="宋体" w:hAnsi="宋体" w:cs="宋体"/>
                 <w:sz w:val="24"/>
                 <w:szCs w:val="24"/>
               </w:rPr>
             </w:pPr>
             <w:r>
               <w:rPr>
-                <w:rFonts w:ascii="宋体" w:hAnsi="宋体" w:eastAsia="宋体" w:cs="宋体"/>
+                <w:rFonts w:ascii="宋体" w:eastAsia="宋体" w:hAnsi="宋体" w:cs="宋体"/>
                 <w:spacing w:val="-2"/>
                 <w:sz w:val="24"/>
                 <w:szCs w:val="24"/>
@@ -587,14 +581,14 @@
               <w:ind w:left="545"/>
               <w:textAlignment w:val="baseline"/>
               <w:rPr>
-                <w:rFonts w:ascii="宋体" w:hAnsi="宋体" w:eastAsia="宋体" w:cs="宋体"/>
+                <w:rFonts w:ascii="宋体" w:eastAsia="宋体" w:hAnsi="宋体" w:cs="宋体"/>
                 <w:sz w:val="24"/>
                 <w:szCs w:val="24"/>
               </w:rPr>
             </w:pPr>
             <w:r>
               <w:rPr>
-                <w:rFonts w:ascii="宋体" w:hAnsi="宋体" w:eastAsia="宋体" w:cs="宋体"/>
+                <w:rFonts w:ascii="宋体" w:eastAsia="宋体" w:hAnsi="宋体" w:cs="宋体"/>
                 <w:spacing w:val="-3"/>
                 <w:sz w:val="24"/>
                 <w:szCs w:val="24"/>
@@ -626,14 +620,14 @@
               <w:ind w:left="754"/>
               <w:textAlignment w:val="baseline"/>
               <w:rPr>
-                <w:rFonts w:ascii="宋体" w:hAnsi="宋体" w:eastAsia="宋体" w:cs="宋体"/>
+                <w:rFonts w:ascii="宋体" w:eastAsia="宋体" w:hAnsi="宋体" w:cs="宋体"/>
                 <w:sz w:val="24"/>
                 <w:szCs w:val="24"/>
               </w:rPr>
             </w:pPr>
             <w:r>
               <w:rPr>
-                <w:rFonts w:ascii="宋体" w:hAnsi="宋体" w:eastAsia="宋体" w:cs="宋体"/>
+                <w:rFonts w:ascii="宋体" w:eastAsia="宋体" w:hAnsi="宋体" w:cs="宋体"/>
                 <w:spacing w:val="-6"/>
                 <w:sz w:val="24"/>
                 <w:szCs w:val="24"/>
@@ -645,14 +639,9 @@
       </w:tr>
       <w:tr>
         <w:tblPrEx>
-          <w:tblBorders>
-            <w:top w:val="single" w:color="000000" w:sz="4" w:space="0"/>
-            <w:left w:val="single" w:color="000000" w:sz="4" w:space="0"/>
-            <w:bottom w:val="single" w:color="000000" w:sz="4" w:space="0"/>
-            <w:right w:val="single" w:color="000000" w:sz="4" w:space="0"/>
-            <w:insideH w:val="single" w:color="000000" w:sz="4" w:space="0"/>
-            <w:insideV w:val="single" w:color="000000" w:sz="4" w:space="0"/>
-          </w:tblBorders>
+          <w:tblW w:w="9072" w:type="dxa"/>
+          <w:tblInd w:w="5" w:type="dxa"/>
+          <w:tblLayout w:type="fixed"/>
           <w:tblCellMar>
             <w:top w:w="0" w:type="dxa"/>
             <w:left w:w="0" w:type="dxa"/>
@@ -661,7 +650,7 @@
           </w:tblCellMar>
         </w:tblPrEx>
         <w:trPr>
-          <w:trHeight w:val="474" w:hRule="atLeast"/>
+          <w:trHeight w:val="474"/>
         </w:trPr>
         <w:tc>
           <w:tcPr>
@@ -686,14 +675,14 @@
               <w:ind w:left="709"/>
               <w:textAlignment w:val="baseline"/>
               <w:rPr>
-                <w:rFonts w:ascii="宋体" w:hAnsi="宋体" w:eastAsia="宋体" w:cs="宋体"/>
+                <w:rFonts w:ascii="宋体" w:eastAsia="宋体" w:hAnsi="宋体" w:cs="宋体"/>
                 <w:sz w:val="21"/>
                 <w:szCs w:val="21"/>
               </w:rPr>
             </w:pPr>
             <w:r>
               <w:rPr>
-                <w:rFonts w:ascii="宋体" w:hAnsi="宋体" w:eastAsia="宋体" w:cs="宋体"/>
+                <w:rFonts w:ascii="宋体" w:eastAsia="宋体" w:hAnsi="宋体" w:cs="宋体"/>
                 <w:spacing w:val="-1"/>
                 <w:sz w:val="21"/>
                 <w:szCs w:val="21"/>
@@ -725,19 +714,19 @@
               <w:ind w:left="290"/>
               <w:textAlignment w:val="baseline"/>
               <w:rPr>
-                <w:rFonts w:ascii="宋体" w:hAnsi="宋体" w:eastAsia="宋体" w:cs="宋体"/>
+                <w:rFonts w:ascii="宋体" w:eastAsia="宋体" w:hAnsi="宋体" w:cs="宋体"/>
                 <w:sz w:val="21"/>
                 <w:szCs w:val="21"/>
               </w:rPr>
             </w:pPr>
             <w:r>
               <w:rPr>
-                <w:rFonts w:ascii="宋体" w:hAnsi="宋体" w:eastAsia="宋体" w:cs="宋体"/>
+                <w:rFonts w:ascii="宋体" w:eastAsia="宋体" w:hAnsi="宋体" w:cs="宋体"/>
                 <w:spacing w:val="-2"/>
                 <w:sz w:val="21"/>
                 <w:szCs w:val="21"/>
               </w:rPr>
-              <w:t>2025-1-4</w:t>
+              <w:t>2025-7-4</w:t>
             </w:r>
           </w:p>
         </w:tc>
@@ -764,14 +753,14 @@
               <w:ind w:left="738"/>
               <w:textAlignment w:val="baseline"/>
               <w:rPr>
-                <w:rFonts w:ascii="宋体" w:hAnsi="宋体" w:eastAsia="宋体" w:cs="宋体"/>
+                <w:rFonts w:ascii="宋体" w:eastAsia="宋体" w:hAnsi="宋体" w:cs="宋体"/>
                 <w:sz w:val="21"/>
                 <w:szCs w:val="21"/>
               </w:rPr>
             </w:pPr>
             <w:r>
               <w:rPr>
-                <w:rFonts w:ascii="宋体" w:hAnsi="宋体" w:eastAsia="宋体" w:cs="宋体"/>
+                <w:rFonts w:ascii="宋体" w:eastAsia="宋体" w:hAnsi="宋体" w:cs="宋体"/>
                 <w:spacing w:val="-3"/>
                 <w:sz w:val="21"/>
                 <w:szCs w:val="21"/>
@@ -803,7 +792,7 @@
               <w:ind w:left="470"/>
               <w:textAlignment w:val="baseline"/>
               <w:rPr>
-                <w:rFonts w:hint="eastAsia" w:ascii="宋体" w:hAnsi="宋体" w:eastAsia="宋体" w:cs="宋体"/>
+                <w:rFonts w:ascii="宋体" w:eastAsia="宋体" w:hAnsi="宋体" w:cs="宋体" w:hint="eastAsia"/>
                 <w:sz w:val="21"/>
                 <w:szCs w:val="21"/>
                 <w:lang w:val="en-US" w:eastAsia="zh-CN"/>
@@ -811,12 +800,12 @@
             </w:pPr>
             <w:r>
               <w:rPr>
-                <w:rFonts w:hint="eastAsia" w:ascii="宋体" w:hAnsi="宋体" w:eastAsia="宋体" w:cs="宋体"/>
+                <w:rFonts w:ascii="宋体" w:eastAsia="宋体" w:hAnsi="宋体" w:cs="宋体" w:hint="eastAsia"/>
                 <w:sz w:val="21"/>
                 <w:szCs w:val="21"/>
                 <w:lang w:val="en-US" w:eastAsia="zh-CN"/>
               </w:rPr>
-              <w:t>金文莉</w:t>
+              <w:t>李平</w:t>
             </w:r>
           </w:p>
         </w:tc>
@@ -843,7 +832,7 @@
               <w:ind w:left="676"/>
               <w:textAlignment w:val="baseline"/>
               <w:rPr>
-                <w:rFonts w:hint="eastAsia" w:ascii="宋体" w:hAnsi="宋体" w:eastAsia="宋体" w:cs="宋体"/>
+                <w:rFonts w:ascii="宋体" w:eastAsia="宋体" w:hAnsi="宋体" w:cs="宋体" w:hint="eastAsia"/>
                 <w:sz w:val="21"/>
                 <w:szCs w:val="21"/>
                 <w:lang w:val="en-US" w:eastAsia="zh-CN"/>
@@ -851,26 +840,21 @@
             </w:pPr>
             <w:r>
               <w:rPr>
-                <w:rFonts w:hint="eastAsia" w:ascii="宋体" w:hAnsi="宋体" w:eastAsia="宋体" w:cs="宋体"/>
+                <w:rFonts w:ascii="宋体" w:eastAsia="宋体" w:hAnsi="宋体" w:cs="宋体" w:hint="eastAsia"/>
                 <w:sz w:val="21"/>
                 <w:szCs w:val="21"/>
                 <w:lang w:val="en-US" w:eastAsia="zh-CN"/>
               </w:rPr>
-              <w:t>黄益溪</w:t>
+              <w:t>吴向阳</w:t>
             </w:r>
           </w:p>
         </w:tc>
       </w:tr>
       <w:tr>
         <w:tblPrEx>
-          <w:tblBorders>
-            <w:top w:val="single" w:color="000000" w:sz="4" w:space="0"/>
-            <w:left w:val="single" w:color="000000" w:sz="4" w:space="0"/>
-            <w:bottom w:val="single" w:color="000000" w:sz="4" w:space="0"/>
-            <w:right w:val="single" w:color="000000" w:sz="4" w:space="0"/>
-            <w:insideH w:val="single" w:color="000000" w:sz="4" w:space="0"/>
-            <w:insideV w:val="single" w:color="000000" w:sz="4" w:space="0"/>
-          </w:tblBorders>
+          <w:tblW w:w="9072" w:type="dxa"/>
+          <w:tblInd w:w="5" w:type="dxa"/>
+          <w:tblLayout w:type="fixed"/>
           <w:tblCellMar>
             <w:top w:w="0" w:type="dxa"/>
             <w:left w:w="0" w:type="dxa"/>
@@ -879,7 +863,7 @@
           </w:tblCellMar>
         </w:tblPrEx>
         <w:trPr>
-          <w:trHeight w:val="474" w:hRule="atLeast"/>
+          <w:trHeight w:val="474"/>
         </w:trPr>
         <w:tc>
           <w:tcPr>
@@ -887,7 +871,7 @@
           </w:tcPr>
           <w:p>
             <w:pPr>
-              <w:pStyle w:val="25"/>
+              <w:pStyle w:val="TableText"/>
               <w:keepNext w:val="0"/>
               <w:keepLines w:val="0"/>
               <w:pageBreakBefore w:val="0"/>
@@ -911,7 +895,7 @@
           </w:tcPr>
           <w:p>
             <w:pPr>
-              <w:pStyle w:val="25"/>
+              <w:pStyle w:val="TableText"/>
               <w:keepNext w:val="0"/>
               <w:keepLines w:val="0"/>
               <w:pageBreakBefore w:val="0"/>
@@ -935,7 +919,7 @@
           </w:tcPr>
           <w:p>
             <w:pPr>
-              <w:pStyle w:val="25"/>
+              <w:pStyle w:val="TableText"/>
               <w:keepNext w:val="0"/>
               <w:keepLines w:val="0"/>
               <w:pageBreakBefore w:val="0"/>
@@ -959,7 +943,7 @@
           </w:tcPr>
           <w:p>
             <w:pPr>
-              <w:pStyle w:val="25"/>
+              <w:pStyle w:val="TableText"/>
               <w:keepNext w:val="0"/>
               <w:keepLines w:val="0"/>
               <w:pageBreakBefore w:val="0"/>
@@ -983,7 +967,7 @@
           </w:tcPr>
           <w:p>
             <w:pPr>
-              <w:pStyle w:val="25"/>
+              <w:pStyle w:val="TableText"/>
               <w:keepNext w:val="0"/>
               <w:keepLines w:val="0"/>
               <w:pageBreakBefore w:val="0"/>
@@ -1004,14 +988,9 @@
       </w:tr>
       <w:tr>
         <w:tblPrEx>
-          <w:tblBorders>
-            <w:top w:val="single" w:color="000000" w:sz="4" w:space="0"/>
-            <w:left w:val="single" w:color="000000" w:sz="4" w:space="0"/>
-            <w:bottom w:val="single" w:color="000000" w:sz="4" w:space="0"/>
-            <w:right w:val="single" w:color="000000" w:sz="4" w:space="0"/>
-            <w:insideH w:val="single" w:color="000000" w:sz="4" w:space="0"/>
-            <w:insideV w:val="single" w:color="000000" w:sz="4" w:space="0"/>
-          </w:tblBorders>
+          <w:tblW w:w="9072" w:type="dxa"/>
+          <w:tblInd w:w="5" w:type="dxa"/>
+          <w:tblLayout w:type="fixed"/>
           <w:tblCellMar>
             <w:top w:w="0" w:type="dxa"/>
             <w:left w:w="0" w:type="dxa"/>
@@ -1020,7 +999,7 @@
           </w:tblCellMar>
         </w:tblPrEx>
         <w:trPr>
-          <w:trHeight w:val="474" w:hRule="atLeast"/>
+          <w:trHeight w:val="474"/>
         </w:trPr>
         <w:tc>
           <w:tcPr>
@@ -1028,7 +1007,7 @@
           </w:tcPr>
           <w:p>
             <w:pPr>
-              <w:pStyle w:val="25"/>
+              <w:pStyle w:val="TableText"/>
               <w:keepNext w:val="0"/>
               <w:keepLines w:val="0"/>
               <w:pageBreakBefore w:val="0"/>
@@ -1052,7 +1031,7 @@
           </w:tcPr>
           <w:p>
             <w:pPr>
-              <w:pStyle w:val="25"/>
+              <w:pStyle w:val="TableText"/>
               <w:keepNext w:val="0"/>
               <w:keepLines w:val="0"/>
               <w:pageBreakBefore w:val="0"/>
@@ -1076,7 +1055,7 @@
           </w:tcPr>
           <w:p>
             <w:pPr>
-              <w:pStyle w:val="25"/>
+              <w:pStyle w:val="TableText"/>
               <w:keepNext w:val="0"/>
               <w:keepLines w:val="0"/>
               <w:pageBreakBefore w:val="0"/>
@@ -1100,7 +1079,7 @@
           </w:tcPr>
           <w:p>
             <w:pPr>
-              <w:pStyle w:val="25"/>
+              <w:pStyle w:val="TableText"/>
               <w:keepNext w:val="0"/>
               <w:keepLines w:val="0"/>
               <w:pageBreakBefore w:val="0"/>
@@ -1124,7 +1103,7 @@
           </w:tcPr>
           <w:p>
             <w:pPr>
-              <w:pStyle w:val="25"/>
+              <w:pStyle w:val="TableText"/>
               <w:keepNext w:val="0"/>
               <w:keepLines w:val="0"/>
               <w:pageBreakBefore w:val="0"/>
@@ -1145,14 +1124,9 @@
       </w:tr>
       <w:tr>
         <w:tblPrEx>
-          <w:tblBorders>
-            <w:top w:val="single" w:color="000000" w:sz="4" w:space="0"/>
-            <w:left w:val="single" w:color="000000" w:sz="4" w:space="0"/>
-            <w:bottom w:val="single" w:color="000000" w:sz="4" w:space="0"/>
-            <w:right w:val="single" w:color="000000" w:sz="4" w:space="0"/>
-            <w:insideH w:val="single" w:color="000000" w:sz="4" w:space="0"/>
-            <w:insideV w:val="single" w:color="000000" w:sz="4" w:space="0"/>
-          </w:tblBorders>
+          <w:tblW w:w="9072" w:type="dxa"/>
+          <w:tblInd w:w="5" w:type="dxa"/>
+          <w:tblLayout w:type="fixed"/>
           <w:tblCellMar>
             <w:top w:w="0" w:type="dxa"/>
             <w:left w:w="0" w:type="dxa"/>
@@ -1161,7 +1135,7 @@
           </w:tblCellMar>
         </w:tblPrEx>
         <w:trPr>
-          <w:trHeight w:val="474" w:hRule="atLeast"/>
+          <w:trHeight w:val="474"/>
         </w:trPr>
         <w:tc>
           <w:tcPr>
@@ -1169,7 +1143,7 @@
           </w:tcPr>
           <w:p>
             <w:pPr>
-              <w:pStyle w:val="25"/>
+              <w:pStyle w:val="TableText"/>
               <w:keepNext w:val="0"/>
               <w:keepLines w:val="0"/>
               <w:pageBreakBefore w:val="0"/>
@@ -1193,7 +1167,7 @@
           </w:tcPr>
           <w:p>
             <w:pPr>
-              <w:pStyle w:val="25"/>
+              <w:pStyle w:val="TableText"/>
               <w:keepNext w:val="0"/>
               <w:keepLines w:val="0"/>
               <w:pageBreakBefore w:val="0"/>
@@ -1217,7 +1191,7 @@
           </w:tcPr>
           <w:p>
             <w:pPr>
-              <w:pStyle w:val="25"/>
+              <w:pStyle w:val="TableText"/>
               <w:keepNext w:val="0"/>
               <w:keepLines w:val="0"/>
               <w:pageBreakBefore w:val="0"/>
@@ -1241,7 +1215,7 @@
           </w:tcPr>
           <w:p>
             <w:pPr>
-              <w:pStyle w:val="25"/>
+              <w:pStyle w:val="TableText"/>
               <w:keepNext w:val="0"/>
               <w:keepLines w:val="0"/>
               <w:pageBreakBefore w:val="0"/>
@@ -1265,7 +1239,7 @@
           </w:tcPr>
           <w:p>
             <w:pPr>
-              <w:pStyle w:val="25"/>
+              <w:pStyle w:val="TableText"/>
               <w:keepNext w:val="0"/>
               <w:keepLines w:val="0"/>
               <w:pageBreakBefore w:val="0"/>
@@ -1286,14 +1260,9 @@
       </w:tr>
       <w:tr>
         <w:tblPrEx>
-          <w:tblBorders>
-            <w:top w:val="single" w:color="000000" w:sz="4" w:space="0"/>
-            <w:left w:val="single" w:color="000000" w:sz="4" w:space="0"/>
-            <w:bottom w:val="single" w:color="000000" w:sz="4" w:space="0"/>
-            <w:right w:val="single" w:color="000000" w:sz="4" w:space="0"/>
-            <w:insideH w:val="single" w:color="000000" w:sz="4" w:space="0"/>
-            <w:insideV w:val="single" w:color="000000" w:sz="4" w:space="0"/>
-          </w:tblBorders>
+          <w:tblW w:w="9072" w:type="dxa"/>
+          <w:tblInd w:w="5" w:type="dxa"/>
+          <w:tblLayout w:type="fixed"/>
           <w:tblCellMar>
             <w:top w:w="0" w:type="dxa"/>
             <w:left w:w="0" w:type="dxa"/>
@@ -1302,7 +1271,7 @@
           </w:tblCellMar>
         </w:tblPrEx>
         <w:trPr>
-          <w:trHeight w:val="474" w:hRule="atLeast"/>
+          <w:trHeight w:val="474"/>
         </w:trPr>
         <w:tc>
           <w:tcPr>
@@ -1310,7 +1279,7 @@
           </w:tcPr>
           <w:p>
             <w:pPr>
-              <w:pStyle w:val="25"/>
+              <w:pStyle w:val="TableText"/>
               <w:keepNext w:val="0"/>
               <w:keepLines w:val="0"/>
               <w:pageBreakBefore w:val="0"/>
@@ -1334,7 +1303,7 @@
           </w:tcPr>
           <w:p>
             <w:pPr>
-              <w:pStyle w:val="25"/>
+              <w:pStyle w:val="TableText"/>
               <w:keepNext w:val="0"/>
               <w:keepLines w:val="0"/>
               <w:pageBreakBefore w:val="0"/>
@@ -1358,7 +1327,7 @@
           </w:tcPr>
           <w:p>
             <w:pPr>
-              <w:pStyle w:val="25"/>
+              <w:pStyle w:val="TableText"/>
               <w:keepNext w:val="0"/>
               <w:keepLines w:val="0"/>
               <w:pageBreakBefore w:val="0"/>
@@ -1382,7 +1351,7 @@
           </w:tcPr>
           <w:p>
             <w:pPr>
-              <w:pStyle w:val="25"/>
+              <w:pStyle w:val="TableText"/>
               <w:keepNext w:val="0"/>
               <w:keepLines w:val="0"/>
               <w:pageBreakBefore w:val="0"/>
@@ -1406,7 +1375,7 @@
           </w:tcPr>
           <w:p>
             <w:pPr>
-              <w:pStyle w:val="25"/>
+              <w:pStyle w:val="TableText"/>
               <w:keepNext w:val="0"/>
               <w:keepLines w:val="0"/>
               <w:pageBreakBefore w:val="0"/>
@@ -1427,14 +1396,9 @@
       </w:tr>
       <w:tr>
         <w:tblPrEx>
-          <w:tblBorders>
-            <w:top w:val="single" w:color="000000" w:sz="4" w:space="0"/>
-            <w:left w:val="single" w:color="000000" w:sz="4" w:space="0"/>
-            <w:bottom w:val="single" w:color="000000" w:sz="4" w:space="0"/>
-            <w:right w:val="single" w:color="000000" w:sz="4" w:space="0"/>
-            <w:insideH w:val="single" w:color="000000" w:sz="4" w:space="0"/>
-            <w:insideV w:val="single" w:color="000000" w:sz="4" w:space="0"/>
-          </w:tblBorders>
+          <w:tblW w:w="9072" w:type="dxa"/>
+          <w:tblInd w:w="5" w:type="dxa"/>
+          <w:tblLayout w:type="fixed"/>
           <w:tblCellMar>
             <w:top w:w="0" w:type="dxa"/>
             <w:left w:w="0" w:type="dxa"/>
@@ -1443,7 +1407,7 @@
           </w:tblCellMar>
         </w:tblPrEx>
         <w:trPr>
-          <w:trHeight w:val="589" w:hRule="atLeast"/>
+          <w:trHeight w:val="589"/>
         </w:trPr>
         <w:tc>
           <w:tcPr>
@@ -1451,7 +1415,7 @@
           </w:tcPr>
           <w:p>
             <w:pPr>
-              <w:pStyle w:val="25"/>
+              <w:pStyle w:val="TableText"/>
               <w:keepNext w:val="0"/>
               <w:keepLines w:val="0"/>
               <w:pageBreakBefore w:val="0"/>
@@ -1475,7 +1439,7 @@
           </w:tcPr>
           <w:p>
             <w:pPr>
-              <w:pStyle w:val="25"/>
+              <w:pStyle w:val="TableText"/>
               <w:keepNext w:val="0"/>
               <w:keepLines w:val="0"/>
               <w:pageBreakBefore w:val="0"/>
@@ -1499,7 +1463,7 @@
           </w:tcPr>
           <w:p>
             <w:pPr>
-              <w:pStyle w:val="25"/>
+              <w:pStyle w:val="TableText"/>
               <w:keepNext w:val="0"/>
               <w:keepLines w:val="0"/>
               <w:pageBreakBefore w:val="0"/>
@@ -1523,7 +1487,7 @@
           </w:tcPr>
           <w:p>
             <w:pPr>
-              <w:pStyle w:val="25"/>
+              <w:pStyle w:val="TableText"/>
               <w:keepNext w:val="0"/>
               <w:keepLines w:val="0"/>
               <w:pageBreakBefore w:val="0"/>
@@ -1547,7 +1511,7 @@
           </w:tcPr>
           <w:p>
             <w:pPr>
-              <w:pStyle w:val="25"/>
+              <w:pStyle w:val="TableText"/>
               <w:keepNext w:val="0"/>
               <w:keepLines w:val="0"/>
               <w:pageBreakBefore w:val="0"/>
@@ -1569,7 +1533,7 @@
     </w:tbl>
     <w:p>
       <w:pPr>
-        <w:pStyle w:val="12"/>
+        <w:pStyle w:val="BodyText"/>
         <w:keepNext w:val="0"/>
         <w:keepLines w:val="0"/>
         <w:pageBreakBefore w:val="0"/>
@@ -1605,14 +1569,14 @@
         <w:sectPr>
           <w:pgSz w:w="11906" w:h="16839"/>
           <w:pgMar w:top="1431" w:right="1127" w:bottom="0" w:left="1696" w:header="0" w:footer="0" w:gutter="0"/>
-          <w:cols w:space="720" w:num="1"/>
+          <w:cols w:num="1" w:space="720"/>
         </w:sectPr>
       </w:pPr>
     </w:p>
     <w:sdt>
       <w:sdtPr>
         <w:rPr>
-          <w:rFonts w:hint="eastAsia" w:ascii="Microsoft JhengHei" w:hAnsi="Microsoft JhengHei" w:eastAsia="Microsoft JhengHei" w:cs="Microsoft JhengHei"/>
+          <w:rFonts w:ascii="Microsoft JhengHei" w:eastAsia="Microsoft JhengHei" w:hAnsi="Microsoft JhengHei" w:cs="Microsoft JhengHei" w:hint="eastAsia"/>
           <w:snapToGrid w:val="0"/>
           <w:color w:val="000000"/>
           <w:kern w:val="0"/>
@@ -1628,7 +1592,7 @@
       </w:sdtPr>
       <w:sdtEndPr>
         <w:rPr>
-          <w:rFonts w:hint="eastAsia" w:ascii="Microsoft JhengHei" w:hAnsi="Microsoft JhengHei" w:eastAsia="Microsoft JhengHei" w:cs="Microsoft JhengHei"/>
+          <w:rFonts w:ascii="Microsoft JhengHei" w:eastAsia="Microsoft JhengHei" w:hAnsi="Microsoft JhengHei" w:cs="Microsoft JhengHei" w:hint="eastAsia"/>
           <w:snapToGrid w:val="0"/>
           <w:color w:val="000000"/>
           <w:kern w:val="0"/>
@@ -1654,18 +1618,18 @@
             <w:adjustRightInd w:val="0"/>
             <w:snapToGrid w:val="0"/>
             <w:spacing w:before="0" w:beforeLines="0" w:after="0" w:afterLines="0" w:line="240" w:lineRule="auto"/>
-            <w:ind w:left="0" w:leftChars="0" w:right="0" w:rightChars="0" w:firstLine="0" w:firstLineChars="0"/>
+            <w:ind w:left="0" w:right="0" w:firstLine="0" w:leftChars="0" w:rightChars="0" w:firstLineChars="0"/>
             <w:jc w:val="center"/>
             <w:textAlignment w:val="baseline"/>
             <w:rPr>
-              <w:rFonts w:hint="eastAsia" w:ascii="Microsoft JhengHei" w:hAnsi="Microsoft JhengHei" w:eastAsia="Microsoft JhengHei" w:cs="Microsoft JhengHei"/>
+              <w:rFonts w:ascii="Microsoft JhengHei" w:eastAsia="Microsoft JhengHei" w:hAnsi="Microsoft JhengHei" w:cs="Microsoft JhengHei" w:hint="eastAsia"/>
               <w:sz w:val="24"/>
               <w:szCs w:val="24"/>
             </w:rPr>
           </w:pPr>
           <w:r>
             <w:rPr>
-              <w:rFonts w:hint="eastAsia" w:ascii="Microsoft JhengHei" w:hAnsi="Microsoft JhengHei" w:eastAsia="Microsoft JhengHei" w:cs="Microsoft JhengHei"/>
+              <w:rFonts w:ascii="Microsoft JhengHei" w:eastAsia="Microsoft JhengHei" w:hAnsi="Microsoft JhengHei" w:cs="Microsoft JhengHei" w:hint="eastAsia"/>
               <w:sz w:val="24"/>
               <w:szCs w:val="24"/>
             </w:rPr>
@@ -1674,7 +1638,7 @@
         </w:p>
         <w:p>
           <w:pPr>
-            <w:pStyle w:val="16"/>
+            <w:pStyle w:val="TOC1"/>
             <w:keepNext w:val="0"/>
             <w:keepLines w:val="0"/>
             <w:pageBreakBefore w:val="0"/>
@@ -1695,7 +1659,7 @@
           </w:pPr>
           <w:r>
             <w:rPr>
-              <w:rFonts w:hint="eastAsia" w:ascii="Microsoft JhengHei" w:hAnsi="Microsoft JhengHei" w:eastAsia="Microsoft JhengHei" w:cs="Microsoft JhengHei"/>
+              <w:rFonts w:ascii="Microsoft JhengHei" w:eastAsia="Microsoft JhengHei" w:hAnsi="Microsoft JhengHei" w:cs="Microsoft JhengHei" w:hint="eastAsia"/>
               <w:sz w:val="24"/>
               <w:szCs w:val="24"/>
             </w:rPr>
@@ -1703,7 +1667,7 @@
           </w:r>
           <w:r>
             <w:rPr>
-              <w:rFonts w:hint="eastAsia" w:ascii="Microsoft JhengHei" w:hAnsi="Microsoft JhengHei" w:eastAsia="Microsoft JhengHei" w:cs="Microsoft JhengHei"/>
+              <w:rFonts w:ascii="Microsoft JhengHei" w:eastAsia="Microsoft JhengHei" w:hAnsi="Microsoft JhengHei" w:cs="Microsoft JhengHei" w:hint="eastAsia"/>
               <w:sz w:val="24"/>
               <w:szCs w:val="24"/>
             </w:rPr>
@@ -1711,7 +1675,7 @@
           </w:r>
           <w:r>
             <w:rPr>
-              <w:rFonts w:hint="eastAsia" w:ascii="Microsoft JhengHei" w:hAnsi="Microsoft JhengHei" w:eastAsia="Microsoft JhengHei" w:cs="Microsoft JhengHei"/>
+              <w:rFonts w:ascii="Microsoft JhengHei" w:eastAsia="Microsoft JhengHei" w:hAnsi="Microsoft JhengHei" w:cs="Microsoft JhengHei" w:hint="eastAsia"/>
               <w:sz w:val="24"/>
               <w:szCs w:val="24"/>
             </w:rPr>
@@ -1719,21 +1683,21 @@
           </w:r>
           <w:r>
             <w:rPr>
-              <w:rFonts w:hint="eastAsia" w:ascii="Microsoft JhengHei" w:hAnsi="Microsoft JhengHei" w:eastAsia="Microsoft JhengHei" w:cs="Microsoft JhengHei"/>
+              <w:rFonts w:ascii="Microsoft JhengHei" w:eastAsia="Microsoft JhengHei" w:hAnsi="Microsoft JhengHei" w:cs="Microsoft JhengHei" w:hint="eastAsia"/>
               <w:szCs w:val="24"/>
             </w:rPr>
             <w:fldChar w:fldCharType="begin"/>
           </w:r>
           <w:r>
             <w:rPr>
-              <w:rFonts w:hint="eastAsia" w:ascii="Microsoft JhengHei" w:hAnsi="Microsoft JhengHei" w:eastAsia="Microsoft JhengHei" w:cs="Microsoft JhengHei"/>
+              <w:rFonts w:ascii="Microsoft JhengHei" w:eastAsia="Microsoft JhengHei" w:hAnsi="Microsoft JhengHei" w:cs="Microsoft JhengHei" w:hint="eastAsia"/>
               <w:szCs w:val="24"/>
             </w:rPr>
             <w:instrText xml:space="preserve"> HYPERLINK \l _Toc22014 </w:instrText>
           </w:r>
           <w:r>
             <w:rPr>
-              <w:rFonts w:hint="eastAsia" w:ascii="Microsoft JhengHei" w:hAnsi="Microsoft JhengHei" w:eastAsia="Microsoft JhengHei" w:cs="Microsoft JhengHei"/>
+              <w:rFonts w:ascii="Microsoft JhengHei" w:eastAsia="Microsoft JhengHei" w:hAnsi="Microsoft JhengHei" w:cs="Microsoft JhengHei" w:hint="eastAsia"/>
               <w:szCs w:val="24"/>
             </w:rPr>
             <w:fldChar w:fldCharType="separate"/>
@@ -1761,7 +1725,7 @@
           </w:r>
           <w:r>
             <w:rPr>
-              <w:rFonts w:hint="eastAsia" w:ascii="Microsoft JhengHei" w:hAnsi="Microsoft JhengHei" w:eastAsia="Microsoft JhengHei" w:cs="Microsoft JhengHei"/>
+              <w:rFonts w:ascii="Microsoft JhengHei" w:eastAsia="Microsoft JhengHei" w:hAnsi="Microsoft JhengHei" w:cs="Microsoft JhengHei" w:hint="eastAsia"/>
               <w:szCs w:val="24"/>
             </w:rPr>
             <w:fldChar w:fldCharType="end"/>
@@ -1769,7 +1733,7 @@
         </w:p>
         <w:p>
           <w:pPr>
-            <w:pStyle w:val="16"/>
+            <w:pStyle w:val="TOC1"/>
             <w:keepNext w:val="0"/>
             <w:keepLines w:val="0"/>
             <w:pageBreakBefore w:val="0"/>
@@ -1790,27 +1754,27 @@
           </w:pPr>
           <w:r>
             <w:rPr>
-              <w:rFonts w:hint="eastAsia" w:ascii="Microsoft JhengHei" w:hAnsi="Microsoft JhengHei" w:eastAsia="Microsoft JhengHei" w:cs="Microsoft JhengHei"/>
+              <w:rFonts w:ascii="Microsoft JhengHei" w:eastAsia="Microsoft JhengHei" w:hAnsi="Microsoft JhengHei" w:cs="Microsoft JhengHei" w:hint="eastAsia"/>
               <w:szCs w:val="24"/>
             </w:rPr>
             <w:fldChar w:fldCharType="begin"/>
           </w:r>
           <w:r>
             <w:rPr>
-              <w:rFonts w:hint="eastAsia" w:ascii="Microsoft JhengHei" w:hAnsi="Microsoft JhengHei" w:eastAsia="Microsoft JhengHei" w:cs="Microsoft JhengHei"/>
+              <w:rFonts w:ascii="Microsoft JhengHei" w:eastAsia="Microsoft JhengHei" w:hAnsi="Microsoft JhengHei" w:cs="Microsoft JhengHei" w:hint="eastAsia"/>
               <w:szCs w:val="24"/>
             </w:rPr>
             <w:instrText xml:space="preserve"> HYPERLINK \l _Toc30672 </w:instrText>
           </w:r>
           <w:r>
             <w:rPr>
-              <w:rFonts w:hint="eastAsia" w:ascii="Microsoft JhengHei" w:hAnsi="Microsoft JhengHei" w:eastAsia="Microsoft JhengHei" w:cs="Microsoft JhengHei"/>
+              <w:rFonts w:ascii="Microsoft JhengHei" w:eastAsia="Microsoft JhengHei" w:hAnsi="Microsoft JhengHei" w:cs="Microsoft JhengHei" w:hint="eastAsia"/>
               <w:szCs w:val="24"/>
             </w:rPr>
             <w:fldChar w:fldCharType="separate"/>
           </w:r>
           <w:r>
-            <w:t>甘肃国邦信息科技有限公司</w:t>
+            <w:t>中达丰集团有限公司</w:t>
           </w:r>
           <w:r>
             <w:tab/>
@@ -1832,7 +1796,7 @@
           </w:r>
           <w:r>
             <w:rPr>
-              <w:rFonts w:hint="eastAsia" w:ascii="Microsoft JhengHei" w:hAnsi="Microsoft JhengHei" w:eastAsia="Microsoft JhengHei" w:cs="Microsoft JhengHei"/>
+              <w:rFonts w:ascii="Microsoft JhengHei" w:eastAsia="Microsoft JhengHei" w:hAnsi="Microsoft JhengHei" w:cs="Microsoft JhengHei" w:hint="eastAsia"/>
               <w:szCs w:val="24"/>
             </w:rPr>
             <w:fldChar w:fldCharType="end"/>
@@ -1840,7 +1804,7 @@
         </w:p>
         <w:p>
           <w:pPr>
-            <w:pStyle w:val="16"/>
+            <w:pStyle w:val="TOC1"/>
             <w:keepNext w:val="0"/>
             <w:keepLines w:val="0"/>
             <w:pageBreakBefore w:val="0"/>
@@ -1861,28 +1825,28 @@
           </w:pPr>
           <w:r>
             <w:rPr>
-              <w:rFonts w:hint="eastAsia" w:ascii="Microsoft JhengHei" w:hAnsi="Microsoft JhengHei" w:eastAsia="Microsoft JhengHei" w:cs="Microsoft JhengHei"/>
+              <w:rFonts w:ascii="Microsoft JhengHei" w:eastAsia="Microsoft JhengHei" w:hAnsi="Microsoft JhengHei" w:cs="Microsoft JhengHei" w:hint="eastAsia"/>
               <w:szCs w:val="24"/>
             </w:rPr>
             <w:fldChar w:fldCharType="begin"/>
           </w:r>
           <w:r>
             <w:rPr>
-              <w:rFonts w:hint="eastAsia" w:ascii="Microsoft JhengHei" w:hAnsi="Microsoft JhengHei" w:eastAsia="Microsoft JhengHei" w:cs="Microsoft JhengHei"/>
+              <w:rFonts w:ascii="Microsoft JhengHei" w:eastAsia="Microsoft JhengHei" w:hAnsi="Microsoft JhengHei" w:cs="Microsoft JhengHei" w:hint="eastAsia"/>
               <w:szCs w:val="24"/>
             </w:rPr>
             <w:instrText xml:space="preserve"> HYPERLINK \l _Toc17113 </w:instrText>
           </w:r>
           <w:r>
             <w:rPr>
-              <w:rFonts w:hint="eastAsia" w:ascii="Microsoft JhengHei" w:hAnsi="Microsoft JhengHei" w:eastAsia="Microsoft JhengHei" w:cs="Microsoft JhengHei"/>
+              <w:rFonts w:ascii="Microsoft JhengHei" w:eastAsia="Microsoft JhengHei" w:hAnsi="Microsoft JhengHei" w:cs="Microsoft JhengHei" w:hint="eastAsia"/>
               <w:szCs w:val="24"/>
             </w:rPr>
             <w:fldChar w:fldCharType="separate"/>
           </w:r>
           <w:r>
             <w:rPr>
-              <w:rFonts w:ascii="宋体" w:hAnsi="宋体" w:eastAsia="宋体" w:cs="宋体"/>
+              <w:rFonts w:ascii="宋体" w:eastAsia="宋体" w:hAnsi="宋体" w:cs="宋体"/>
               <w:spacing w:val="-3"/>
               <w:szCs w:val="28"/>
             </w:rPr>
@@ -1908,7 +1872,7 @@
           </w:r>
           <w:r>
             <w:rPr>
-              <w:rFonts w:hint="eastAsia" w:ascii="Microsoft JhengHei" w:hAnsi="Microsoft JhengHei" w:eastAsia="Microsoft JhengHei" w:cs="Microsoft JhengHei"/>
+              <w:rFonts w:ascii="Microsoft JhengHei" w:eastAsia="Microsoft JhengHei" w:hAnsi="Microsoft JhengHei" w:cs="Microsoft JhengHei" w:hint="eastAsia"/>
               <w:szCs w:val="24"/>
             </w:rPr>
             <w:fldChar w:fldCharType="end"/>
@@ -1916,7 +1880,7 @@
         </w:p>
         <w:p>
           <w:pPr>
-            <w:pStyle w:val="16"/>
+            <w:pStyle w:val="TOC1"/>
             <w:keepNext w:val="0"/>
             <w:keepLines w:val="0"/>
             <w:pageBreakBefore w:val="0"/>
@@ -1937,21 +1901,21 @@
           </w:pPr>
           <w:r>
             <w:rPr>
-              <w:rFonts w:hint="eastAsia" w:ascii="Microsoft JhengHei" w:hAnsi="Microsoft JhengHei" w:eastAsia="Microsoft JhengHei" w:cs="Microsoft JhengHei"/>
+              <w:rFonts w:ascii="Microsoft JhengHei" w:eastAsia="Microsoft JhengHei" w:hAnsi="Microsoft JhengHei" w:cs="Microsoft JhengHei" w:hint="eastAsia"/>
               <w:szCs w:val="24"/>
             </w:rPr>
             <w:fldChar w:fldCharType="begin"/>
           </w:r>
           <w:r>
             <w:rPr>
-              <w:rFonts w:hint="eastAsia" w:ascii="Microsoft JhengHei" w:hAnsi="Microsoft JhengHei" w:eastAsia="Microsoft JhengHei" w:cs="Microsoft JhengHei"/>
+              <w:rFonts w:ascii="Microsoft JhengHei" w:eastAsia="Microsoft JhengHei" w:hAnsi="Microsoft JhengHei" w:cs="Microsoft JhengHei" w:hint="eastAsia"/>
               <w:szCs w:val="24"/>
             </w:rPr>
             <w:instrText xml:space="preserve"> HYPERLINK \l _Toc22516 </w:instrText>
           </w:r>
           <w:r>
             <w:rPr>
-              <w:rFonts w:hint="eastAsia" w:ascii="Microsoft JhengHei" w:hAnsi="Microsoft JhengHei" w:eastAsia="Microsoft JhengHei" w:cs="Microsoft JhengHei"/>
+              <w:rFonts w:ascii="Microsoft JhengHei" w:eastAsia="Microsoft JhengHei" w:hAnsi="Microsoft JhengHei" w:cs="Microsoft JhengHei" w:hint="eastAsia"/>
               <w:szCs w:val="24"/>
             </w:rPr>
             <w:fldChar w:fldCharType="separate"/>
@@ -1985,7 +1949,7 @@
           </w:r>
           <w:r>
             <w:rPr>
-              <w:rFonts w:hint="eastAsia" w:ascii="Microsoft JhengHei" w:hAnsi="Microsoft JhengHei" w:eastAsia="Microsoft JhengHei" w:cs="Microsoft JhengHei"/>
+              <w:rFonts w:ascii="Microsoft JhengHei" w:eastAsia="Microsoft JhengHei" w:hAnsi="Microsoft JhengHei" w:cs="Microsoft JhengHei" w:hint="eastAsia"/>
               <w:szCs w:val="24"/>
             </w:rPr>
             <w:fldChar w:fldCharType="end"/>
@@ -1993,7 +1957,7 @@
         </w:p>
         <w:p>
           <w:pPr>
-            <w:pStyle w:val="16"/>
+            <w:pStyle w:val="TOC1"/>
             <w:keepNext w:val="0"/>
             <w:keepLines w:val="0"/>
             <w:pageBreakBefore w:val="0"/>
@@ -2014,21 +1978,21 @@
           </w:pPr>
           <w:r>
             <w:rPr>
-              <w:rFonts w:hint="eastAsia" w:ascii="Microsoft JhengHei" w:hAnsi="Microsoft JhengHei" w:eastAsia="Microsoft JhengHei" w:cs="Microsoft JhengHei"/>
+              <w:rFonts w:ascii="Microsoft JhengHei" w:eastAsia="Microsoft JhengHei" w:hAnsi="Microsoft JhengHei" w:cs="Microsoft JhengHei" w:hint="eastAsia"/>
               <w:szCs w:val="24"/>
             </w:rPr>
             <w:fldChar w:fldCharType="begin"/>
           </w:r>
           <w:r>
             <w:rPr>
-              <w:rFonts w:hint="eastAsia" w:ascii="Microsoft JhengHei" w:hAnsi="Microsoft JhengHei" w:eastAsia="Microsoft JhengHei" w:cs="Microsoft JhengHei"/>
+              <w:rFonts w:ascii="Microsoft JhengHei" w:eastAsia="Microsoft JhengHei" w:hAnsi="Microsoft JhengHei" w:cs="Microsoft JhengHei" w:hint="eastAsia"/>
               <w:szCs w:val="24"/>
             </w:rPr>
             <w:instrText xml:space="preserve"> HYPERLINK \l _Toc24306 </w:instrText>
           </w:r>
           <w:r>
             <w:rPr>
-              <w:rFonts w:hint="eastAsia" w:ascii="Microsoft JhengHei" w:hAnsi="Microsoft JhengHei" w:eastAsia="Microsoft JhengHei" w:cs="Microsoft JhengHei"/>
+              <w:rFonts w:ascii="Microsoft JhengHei" w:eastAsia="Microsoft JhengHei" w:hAnsi="Microsoft JhengHei" w:cs="Microsoft JhengHei" w:hint="eastAsia"/>
               <w:szCs w:val="24"/>
             </w:rPr>
             <w:fldChar w:fldCharType="separate"/>
@@ -2062,7 +2026,7 @@
           </w:r>
           <w:r>
             <w:rPr>
-              <w:rFonts w:hint="eastAsia" w:ascii="Microsoft JhengHei" w:hAnsi="Microsoft JhengHei" w:eastAsia="Microsoft JhengHei" w:cs="Microsoft JhengHei"/>
+              <w:rFonts w:ascii="Microsoft JhengHei" w:eastAsia="Microsoft JhengHei" w:hAnsi="Microsoft JhengHei" w:cs="Microsoft JhengHei" w:hint="eastAsia"/>
               <w:szCs w:val="24"/>
             </w:rPr>
             <w:fldChar w:fldCharType="end"/>
@@ -2070,7 +2034,7 @@
         </w:p>
         <w:p>
           <w:pPr>
-            <w:pStyle w:val="16"/>
+            <w:pStyle w:val="TOC1"/>
             <w:keepNext w:val="0"/>
             <w:keepLines w:val="0"/>
             <w:pageBreakBefore w:val="0"/>
@@ -2091,21 +2055,21 @@
           </w:pPr>
           <w:r>
             <w:rPr>
-              <w:rFonts w:hint="eastAsia" w:ascii="Microsoft JhengHei" w:hAnsi="Microsoft JhengHei" w:eastAsia="Microsoft JhengHei" w:cs="Microsoft JhengHei"/>
+              <w:rFonts w:ascii="Microsoft JhengHei" w:eastAsia="Microsoft JhengHei" w:hAnsi="Microsoft JhengHei" w:cs="Microsoft JhengHei" w:hint="eastAsia"/>
               <w:szCs w:val="24"/>
             </w:rPr>
             <w:fldChar w:fldCharType="begin"/>
           </w:r>
           <w:r>
             <w:rPr>
-              <w:rFonts w:hint="eastAsia" w:ascii="Microsoft JhengHei" w:hAnsi="Microsoft JhengHei" w:eastAsia="Microsoft JhengHei" w:cs="Microsoft JhengHei"/>
+              <w:rFonts w:ascii="Microsoft JhengHei" w:eastAsia="Microsoft JhengHei" w:hAnsi="Microsoft JhengHei" w:cs="Microsoft JhengHei" w:hint="eastAsia"/>
               <w:szCs w:val="24"/>
             </w:rPr>
             <w:instrText xml:space="preserve"> HYPERLINK \l _Toc15418 </w:instrText>
           </w:r>
           <w:r>
             <w:rPr>
-              <w:rFonts w:hint="eastAsia" w:ascii="Microsoft JhengHei" w:hAnsi="Microsoft JhengHei" w:eastAsia="Microsoft JhengHei" w:cs="Microsoft JhengHei"/>
+              <w:rFonts w:ascii="Microsoft JhengHei" w:eastAsia="Microsoft JhengHei" w:hAnsi="Microsoft JhengHei" w:cs="Microsoft JhengHei" w:hint="eastAsia"/>
               <w:szCs w:val="24"/>
             </w:rPr>
             <w:fldChar w:fldCharType="separate"/>
@@ -2139,7 +2103,7 @@
           </w:r>
           <w:r>
             <w:rPr>
-              <w:rFonts w:hint="eastAsia" w:ascii="Microsoft JhengHei" w:hAnsi="Microsoft JhengHei" w:eastAsia="Microsoft JhengHei" w:cs="Microsoft JhengHei"/>
+              <w:rFonts w:ascii="Microsoft JhengHei" w:eastAsia="Microsoft JhengHei" w:hAnsi="Microsoft JhengHei" w:cs="Microsoft JhengHei" w:hint="eastAsia"/>
               <w:szCs w:val="24"/>
             </w:rPr>
             <w:fldChar w:fldCharType="end"/>
@@ -2147,7 +2111,7 @@
         </w:p>
         <w:p>
           <w:pPr>
-            <w:pStyle w:val="16"/>
+            <w:pStyle w:val="TOC1"/>
             <w:keepNext w:val="0"/>
             <w:keepLines w:val="0"/>
             <w:pageBreakBefore w:val="0"/>
@@ -2168,21 +2132,21 @@
           </w:pPr>
           <w:r>
             <w:rPr>
-              <w:rFonts w:hint="eastAsia" w:ascii="Microsoft JhengHei" w:hAnsi="Microsoft JhengHei" w:eastAsia="Microsoft JhengHei" w:cs="Microsoft JhengHei"/>
+              <w:rFonts w:ascii="Microsoft JhengHei" w:eastAsia="Microsoft JhengHei" w:hAnsi="Microsoft JhengHei" w:cs="Microsoft JhengHei" w:hint="eastAsia"/>
               <w:szCs w:val="24"/>
             </w:rPr>
             <w:fldChar w:fldCharType="begin"/>
           </w:r>
           <w:r>
             <w:rPr>
-              <w:rFonts w:hint="eastAsia" w:ascii="Microsoft JhengHei" w:hAnsi="Microsoft JhengHei" w:eastAsia="Microsoft JhengHei" w:cs="Microsoft JhengHei"/>
+              <w:rFonts w:ascii="Microsoft JhengHei" w:eastAsia="Microsoft JhengHei" w:hAnsi="Microsoft JhengHei" w:cs="Microsoft JhengHei" w:hint="eastAsia"/>
               <w:szCs w:val="24"/>
             </w:rPr>
             <w:instrText xml:space="preserve"> HYPERLINK \l _Toc15884 </w:instrText>
           </w:r>
           <w:r>
             <w:rPr>
-              <w:rFonts w:hint="eastAsia" w:ascii="Microsoft JhengHei" w:hAnsi="Microsoft JhengHei" w:eastAsia="Microsoft JhengHei" w:cs="Microsoft JhengHei"/>
+              <w:rFonts w:ascii="Microsoft JhengHei" w:eastAsia="Microsoft JhengHei" w:hAnsi="Microsoft JhengHei" w:cs="Microsoft JhengHei" w:hint="eastAsia"/>
               <w:szCs w:val="24"/>
             </w:rPr>
             <w:fldChar w:fldCharType="separate"/>
@@ -2216,7 +2180,7 @@
           </w:r>
           <w:r>
             <w:rPr>
-              <w:rFonts w:hint="eastAsia" w:ascii="Microsoft JhengHei" w:hAnsi="Microsoft JhengHei" w:eastAsia="Microsoft JhengHei" w:cs="Microsoft JhengHei"/>
+              <w:rFonts w:ascii="Microsoft JhengHei" w:eastAsia="Microsoft JhengHei" w:hAnsi="Microsoft JhengHei" w:cs="Microsoft JhengHei" w:hint="eastAsia"/>
               <w:szCs w:val="24"/>
             </w:rPr>
             <w:fldChar w:fldCharType="end"/>
@@ -2224,7 +2188,7 @@
         </w:p>
         <w:p>
           <w:pPr>
-            <w:pStyle w:val="16"/>
+            <w:pStyle w:val="TOC1"/>
             <w:keepNext w:val="0"/>
             <w:keepLines w:val="0"/>
             <w:pageBreakBefore w:val="0"/>
@@ -2245,21 +2209,21 @@
           </w:pPr>
           <w:r>
             <w:rPr>
-              <w:rFonts w:hint="eastAsia" w:ascii="Microsoft JhengHei" w:hAnsi="Microsoft JhengHei" w:eastAsia="Microsoft JhengHei" w:cs="Microsoft JhengHei"/>
+              <w:rFonts w:ascii="Microsoft JhengHei" w:eastAsia="Microsoft JhengHei" w:hAnsi="Microsoft JhengHei" w:cs="Microsoft JhengHei" w:hint="eastAsia"/>
               <w:szCs w:val="24"/>
             </w:rPr>
             <w:fldChar w:fldCharType="begin"/>
           </w:r>
           <w:r>
             <w:rPr>
-              <w:rFonts w:hint="eastAsia" w:ascii="Microsoft JhengHei" w:hAnsi="Microsoft JhengHei" w:eastAsia="Microsoft JhengHei" w:cs="Microsoft JhengHei"/>
+              <w:rFonts w:ascii="Microsoft JhengHei" w:eastAsia="Microsoft JhengHei" w:hAnsi="Microsoft JhengHei" w:cs="Microsoft JhengHei" w:hint="eastAsia"/>
               <w:szCs w:val="24"/>
             </w:rPr>
             <w:instrText xml:space="preserve"> HYPERLINK \l _Toc23107 </w:instrText>
           </w:r>
           <w:r>
             <w:rPr>
-              <w:rFonts w:hint="eastAsia" w:ascii="Microsoft JhengHei" w:hAnsi="Microsoft JhengHei" w:eastAsia="Microsoft JhengHei" w:cs="Microsoft JhengHei"/>
+              <w:rFonts w:ascii="Microsoft JhengHei" w:eastAsia="Microsoft JhengHei" w:hAnsi="Microsoft JhengHei" w:cs="Microsoft JhengHei" w:hint="eastAsia"/>
               <w:szCs w:val="24"/>
             </w:rPr>
             <w:fldChar w:fldCharType="separate"/>
@@ -2293,7 +2257,7 @@
           </w:r>
           <w:r>
             <w:rPr>
-              <w:rFonts w:hint="eastAsia" w:ascii="Microsoft JhengHei" w:hAnsi="Microsoft JhengHei" w:eastAsia="Microsoft JhengHei" w:cs="Microsoft JhengHei"/>
+              <w:rFonts w:ascii="Microsoft JhengHei" w:eastAsia="Microsoft JhengHei" w:hAnsi="Microsoft JhengHei" w:cs="Microsoft JhengHei" w:hint="eastAsia"/>
               <w:szCs w:val="24"/>
             </w:rPr>
             <w:fldChar w:fldCharType="end"/>
@@ -2301,7 +2265,7 @@
         </w:p>
         <w:p>
           <w:pPr>
-            <w:pStyle w:val="16"/>
+            <w:pStyle w:val="TOC1"/>
             <w:keepNext w:val="0"/>
             <w:keepLines w:val="0"/>
             <w:pageBreakBefore w:val="0"/>
@@ -2322,21 +2286,21 @@
           </w:pPr>
           <w:r>
             <w:rPr>
-              <w:rFonts w:hint="eastAsia" w:ascii="Microsoft JhengHei" w:hAnsi="Microsoft JhengHei" w:eastAsia="Microsoft JhengHei" w:cs="Microsoft JhengHei"/>
+              <w:rFonts w:ascii="Microsoft JhengHei" w:eastAsia="Microsoft JhengHei" w:hAnsi="Microsoft JhengHei" w:cs="Microsoft JhengHei" w:hint="eastAsia"/>
               <w:szCs w:val="24"/>
             </w:rPr>
             <w:fldChar w:fldCharType="begin"/>
           </w:r>
           <w:r>
             <w:rPr>
-              <w:rFonts w:hint="eastAsia" w:ascii="Microsoft JhengHei" w:hAnsi="Microsoft JhengHei" w:eastAsia="Microsoft JhengHei" w:cs="Microsoft JhengHei"/>
+              <w:rFonts w:ascii="Microsoft JhengHei" w:eastAsia="Microsoft JhengHei" w:hAnsi="Microsoft JhengHei" w:cs="Microsoft JhengHei" w:hint="eastAsia"/>
               <w:szCs w:val="24"/>
             </w:rPr>
             <w:instrText xml:space="preserve"> HYPERLINK \l _Toc5257 </w:instrText>
           </w:r>
           <w:r>
             <w:rPr>
-              <w:rFonts w:hint="eastAsia" w:ascii="Microsoft JhengHei" w:hAnsi="Microsoft JhengHei" w:eastAsia="Microsoft JhengHei" w:cs="Microsoft JhengHei"/>
+              <w:rFonts w:ascii="Microsoft JhengHei" w:eastAsia="Microsoft JhengHei" w:hAnsi="Microsoft JhengHei" w:cs="Microsoft JhengHei" w:hint="eastAsia"/>
               <w:szCs w:val="24"/>
             </w:rPr>
             <w:fldChar w:fldCharType="separate"/>
@@ -2370,7 +2334,7 @@
           </w:r>
           <w:r>
             <w:rPr>
-              <w:rFonts w:hint="eastAsia" w:ascii="Microsoft JhengHei" w:hAnsi="Microsoft JhengHei" w:eastAsia="Microsoft JhengHei" w:cs="Microsoft JhengHei"/>
+              <w:rFonts w:ascii="Microsoft JhengHei" w:eastAsia="Microsoft JhengHei" w:hAnsi="Microsoft JhengHei" w:cs="Microsoft JhengHei" w:hint="eastAsia"/>
               <w:szCs w:val="24"/>
             </w:rPr>
             <w:fldChar w:fldCharType="end"/>
@@ -2378,7 +2342,7 @@
         </w:p>
         <w:p>
           <w:pPr>
-            <w:pStyle w:val="16"/>
+            <w:pStyle w:val="TOC1"/>
             <w:keepNext w:val="0"/>
             <w:keepLines w:val="0"/>
             <w:pageBreakBefore w:val="0"/>
@@ -2399,21 +2363,21 @@
           </w:pPr>
           <w:r>
             <w:rPr>
-              <w:rFonts w:hint="eastAsia" w:ascii="Microsoft JhengHei" w:hAnsi="Microsoft JhengHei" w:eastAsia="Microsoft JhengHei" w:cs="Microsoft JhengHei"/>
+              <w:rFonts w:ascii="Microsoft JhengHei" w:eastAsia="Microsoft JhengHei" w:hAnsi="Microsoft JhengHei" w:cs="Microsoft JhengHei" w:hint="eastAsia"/>
               <w:szCs w:val="24"/>
             </w:rPr>
             <w:fldChar w:fldCharType="begin"/>
           </w:r>
           <w:r>
             <w:rPr>
-              <w:rFonts w:hint="eastAsia" w:ascii="Microsoft JhengHei" w:hAnsi="Microsoft JhengHei" w:eastAsia="Microsoft JhengHei" w:cs="Microsoft JhengHei"/>
+              <w:rFonts w:ascii="Microsoft JhengHei" w:eastAsia="Microsoft JhengHei" w:hAnsi="Microsoft JhengHei" w:cs="Microsoft JhengHei" w:hint="eastAsia"/>
               <w:szCs w:val="24"/>
             </w:rPr>
             <w:instrText xml:space="preserve"> HYPERLINK \l _Toc7462 </w:instrText>
           </w:r>
           <w:r>
             <w:rPr>
-              <w:rFonts w:hint="eastAsia" w:ascii="Microsoft JhengHei" w:hAnsi="Microsoft JhengHei" w:eastAsia="Microsoft JhengHei" w:cs="Microsoft JhengHei"/>
+              <w:rFonts w:ascii="Microsoft JhengHei" w:eastAsia="Microsoft JhengHei" w:hAnsi="Microsoft JhengHei" w:cs="Microsoft JhengHei" w:hint="eastAsia"/>
               <w:szCs w:val="24"/>
             </w:rPr>
             <w:fldChar w:fldCharType="separate"/>
@@ -2447,7 +2411,7 @@
           </w:r>
           <w:r>
             <w:rPr>
-              <w:rFonts w:hint="eastAsia" w:ascii="Microsoft JhengHei" w:hAnsi="Microsoft JhengHei" w:eastAsia="Microsoft JhengHei" w:cs="Microsoft JhengHei"/>
+              <w:rFonts w:ascii="Microsoft JhengHei" w:eastAsia="Microsoft JhengHei" w:hAnsi="Microsoft JhengHei" w:cs="Microsoft JhengHei" w:hint="eastAsia"/>
               <w:szCs w:val="24"/>
             </w:rPr>
             <w:fldChar w:fldCharType="end"/>
@@ -2455,7 +2419,7 @@
         </w:p>
         <w:p>
           <w:pPr>
-            <w:pStyle w:val="16"/>
+            <w:pStyle w:val="TOC1"/>
             <w:keepNext w:val="0"/>
             <w:keepLines w:val="0"/>
             <w:pageBreakBefore w:val="0"/>
@@ -2476,21 +2440,21 @@
           </w:pPr>
           <w:r>
             <w:rPr>
-              <w:rFonts w:hint="eastAsia" w:ascii="Microsoft JhengHei" w:hAnsi="Microsoft JhengHei" w:eastAsia="Microsoft JhengHei" w:cs="Microsoft JhengHei"/>
+              <w:rFonts w:ascii="Microsoft JhengHei" w:eastAsia="Microsoft JhengHei" w:hAnsi="Microsoft JhengHei" w:cs="Microsoft JhengHei" w:hint="eastAsia"/>
               <w:szCs w:val="24"/>
             </w:rPr>
             <w:fldChar w:fldCharType="begin"/>
           </w:r>
           <w:r>
             <w:rPr>
-              <w:rFonts w:hint="eastAsia" w:ascii="Microsoft JhengHei" w:hAnsi="Microsoft JhengHei" w:eastAsia="Microsoft JhengHei" w:cs="Microsoft JhengHei"/>
+              <w:rFonts w:ascii="Microsoft JhengHei" w:eastAsia="Microsoft JhengHei" w:hAnsi="Microsoft JhengHei" w:cs="Microsoft JhengHei" w:hint="eastAsia"/>
               <w:szCs w:val="24"/>
             </w:rPr>
             <w:instrText xml:space="preserve"> HYPERLINK \l _Toc28787 </w:instrText>
           </w:r>
           <w:r>
             <w:rPr>
-              <w:rFonts w:hint="eastAsia" w:ascii="Microsoft JhengHei" w:hAnsi="Microsoft JhengHei" w:eastAsia="Microsoft JhengHei" w:cs="Microsoft JhengHei"/>
+              <w:rFonts w:ascii="Microsoft JhengHei" w:eastAsia="Microsoft JhengHei" w:hAnsi="Microsoft JhengHei" w:cs="Microsoft JhengHei" w:hint="eastAsia"/>
               <w:szCs w:val="24"/>
             </w:rPr>
             <w:fldChar w:fldCharType="separate"/>
@@ -2524,7 +2488,7 @@
           </w:r>
           <w:r>
             <w:rPr>
-              <w:rFonts w:hint="eastAsia" w:ascii="Microsoft JhengHei" w:hAnsi="Microsoft JhengHei" w:eastAsia="Microsoft JhengHei" w:cs="Microsoft JhengHei"/>
+              <w:rFonts w:ascii="Microsoft JhengHei" w:eastAsia="Microsoft JhengHei" w:hAnsi="Microsoft JhengHei" w:cs="Microsoft JhengHei" w:hint="eastAsia"/>
               <w:szCs w:val="24"/>
             </w:rPr>
             <w:fldChar w:fldCharType="end"/>
@@ -2532,7 +2496,7 @@
         </w:p>
         <w:p>
           <w:pPr>
-            <w:pStyle w:val="16"/>
+            <w:pStyle w:val="TOC1"/>
             <w:keepNext w:val="0"/>
             <w:keepLines w:val="0"/>
             <w:pageBreakBefore w:val="0"/>
@@ -2553,21 +2517,21 @@
           </w:pPr>
           <w:r>
             <w:rPr>
-              <w:rFonts w:hint="eastAsia" w:ascii="Microsoft JhengHei" w:hAnsi="Microsoft JhengHei" w:eastAsia="Microsoft JhengHei" w:cs="Microsoft JhengHei"/>
+              <w:rFonts w:ascii="Microsoft JhengHei" w:eastAsia="Microsoft JhengHei" w:hAnsi="Microsoft JhengHei" w:cs="Microsoft JhengHei" w:hint="eastAsia"/>
               <w:szCs w:val="24"/>
             </w:rPr>
             <w:fldChar w:fldCharType="begin"/>
           </w:r>
           <w:r>
             <w:rPr>
-              <w:rFonts w:hint="eastAsia" w:ascii="Microsoft JhengHei" w:hAnsi="Microsoft JhengHei" w:eastAsia="Microsoft JhengHei" w:cs="Microsoft JhengHei"/>
+              <w:rFonts w:ascii="Microsoft JhengHei" w:eastAsia="Microsoft JhengHei" w:hAnsi="Microsoft JhengHei" w:cs="Microsoft JhengHei" w:hint="eastAsia"/>
               <w:szCs w:val="24"/>
             </w:rPr>
             <w:instrText xml:space="preserve"> HYPERLINK \l _Toc13517 </w:instrText>
           </w:r>
           <w:r>
             <w:rPr>
-              <w:rFonts w:hint="eastAsia" w:ascii="Microsoft JhengHei" w:hAnsi="Microsoft JhengHei" w:eastAsia="Microsoft JhengHei" w:cs="Microsoft JhengHei"/>
+              <w:rFonts w:ascii="Microsoft JhengHei" w:eastAsia="Microsoft JhengHei" w:hAnsi="Microsoft JhengHei" w:cs="Microsoft JhengHei" w:hint="eastAsia"/>
               <w:szCs w:val="24"/>
             </w:rPr>
             <w:fldChar w:fldCharType="separate"/>
@@ -2601,7 +2565,7 @@
           </w:r>
           <w:r>
             <w:rPr>
-              <w:rFonts w:hint="eastAsia" w:ascii="Microsoft JhengHei" w:hAnsi="Microsoft JhengHei" w:eastAsia="Microsoft JhengHei" w:cs="Microsoft JhengHei"/>
+              <w:rFonts w:ascii="Microsoft JhengHei" w:eastAsia="Microsoft JhengHei" w:hAnsi="Microsoft JhengHei" w:cs="Microsoft JhengHei" w:hint="eastAsia"/>
               <w:szCs w:val="24"/>
             </w:rPr>
             <w:fldChar w:fldCharType="end"/>
@@ -2609,7 +2573,7 @@
         </w:p>
         <w:p>
           <w:pPr>
-            <w:pStyle w:val="16"/>
+            <w:pStyle w:val="TOC1"/>
             <w:keepNext w:val="0"/>
             <w:keepLines w:val="0"/>
             <w:pageBreakBefore w:val="0"/>
@@ -2630,21 +2594,21 @@
           </w:pPr>
           <w:r>
             <w:rPr>
-              <w:rFonts w:hint="eastAsia" w:ascii="Microsoft JhengHei" w:hAnsi="Microsoft JhengHei" w:eastAsia="Microsoft JhengHei" w:cs="Microsoft JhengHei"/>
+              <w:rFonts w:ascii="Microsoft JhengHei" w:eastAsia="Microsoft JhengHei" w:hAnsi="Microsoft JhengHei" w:cs="Microsoft JhengHei" w:hint="eastAsia"/>
               <w:szCs w:val="24"/>
             </w:rPr>
             <w:fldChar w:fldCharType="begin"/>
           </w:r>
           <w:r>
             <w:rPr>
-              <w:rFonts w:hint="eastAsia" w:ascii="Microsoft JhengHei" w:hAnsi="Microsoft JhengHei" w:eastAsia="Microsoft JhengHei" w:cs="Microsoft JhengHei"/>
+              <w:rFonts w:ascii="Microsoft JhengHei" w:eastAsia="Microsoft JhengHei" w:hAnsi="Microsoft JhengHei" w:cs="Microsoft JhengHei" w:hint="eastAsia"/>
               <w:szCs w:val="24"/>
             </w:rPr>
             <w:instrText xml:space="preserve"> HYPERLINK \l _Toc23537 </w:instrText>
           </w:r>
           <w:r>
             <w:rPr>
-              <w:rFonts w:hint="eastAsia" w:ascii="Microsoft JhengHei" w:hAnsi="Microsoft JhengHei" w:eastAsia="Microsoft JhengHei" w:cs="Microsoft JhengHei"/>
+              <w:rFonts w:ascii="Microsoft JhengHei" w:eastAsia="Microsoft JhengHei" w:hAnsi="Microsoft JhengHei" w:cs="Microsoft JhengHei" w:hint="eastAsia"/>
               <w:szCs w:val="24"/>
             </w:rPr>
             <w:fldChar w:fldCharType="separate"/>
@@ -2678,7 +2642,7 @@
           </w:r>
           <w:r>
             <w:rPr>
-              <w:rFonts w:hint="eastAsia" w:ascii="Microsoft JhengHei" w:hAnsi="Microsoft JhengHei" w:eastAsia="Microsoft JhengHei" w:cs="Microsoft JhengHei"/>
+              <w:rFonts w:ascii="Microsoft JhengHei" w:eastAsia="Microsoft JhengHei" w:hAnsi="Microsoft JhengHei" w:cs="Microsoft JhengHei" w:hint="eastAsia"/>
               <w:szCs w:val="24"/>
             </w:rPr>
             <w:fldChar w:fldCharType="end"/>
@@ -2686,7 +2650,7 @@
         </w:p>
         <w:p>
           <w:pPr>
-            <w:pStyle w:val="16"/>
+            <w:pStyle w:val="TOC1"/>
             <w:keepNext w:val="0"/>
             <w:keepLines w:val="0"/>
             <w:pageBreakBefore w:val="0"/>
@@ -2707,21 +2671,21 @@
           </w:pPr>
           <w:r>
             <w:rPr>
-              <w:rFonts w:hint="eastAsia" w:ascii="Microsoft JhengHei" w:hAnsi="Microsoft JhengHei" w:eastAsia="Microsoft JhengHei" w:cs="Microsoft JhengHei"/>
+              <w:rFonts w:ascii="Microsoft JhengHei" w:eastAsia="Microsoft JhengHei" w:hAnsi="Microsoft JhengHei" w:cs="Microsoft JhengHei" w:hint="eastAsia"/>
               <w:szCs w:val="24"/>
             </w:rPr>
             <w:fldChar w:fldCharType="begin"/>
           </w:r>
           <w:r>
             <w:rPr>
-              <w:rFonts w:hint="eastAsia" w:ascii="Microsoft JhengHei" w:hAnsi="Microsoft JhengHei" w:eastAsia="Microsoft JhengHei" w:cs="Microsoft JhengHei"/>
+              <w:rFonts w:ascii="Microsoft JhengHei" w:eastAsia="Microsoft JhengHei" w:hAnsi="Microsoft JhengHei" w:cs="Microsoft JhengHei" w:hint="eastAsia"/>
               <w:szCs w:val="24"/>
             </w:rPr>
             <w:instrText xml:space="preserve"> HYPERLINK \l _Toc15645 </w:instrText>
           </w:r>
           <w:r>
             <w:rPr>
-              <w:rFonts w:hint="eastAsia" w:ascii="Microsoft JhengHei" w:hAnsi="Microsoft JhengHei" w:eastAsia="Microsoft JhengHei" w:cs="Microsoft JhengHei"/>
+              <w:rFonts w:ascii="Microsoft JhengHei" w:eastAsia="Microsoft JhengHei" w:hAnsi="Microsoft JhengHei" w:cs="Microsoft JhengHei" w:hint="eastAsia"/>
               <w:szCs w:val="24"/>
             </w:rPr>
             <w:fldChar w:fldCharType="separate"/>
@@ -2755,7 +2719,7 @@
           </w:r>
           <w:r>
             <w:rPr>
-              <w:rFonts w:hint="eastAsia" w:ascii="Microsoft JhengHei" w:hAnsi="Microsoft JhengHei" w:eastAsia="Microsoft JhengHei" w:cs="Microsoft JhengHei"/>
+              <w:rFonts w:ascii="Microsoft JhengHei" w:eastAsia="Microsoft JhengHei" w:hAnsi="Microsoft JhengHei" w:cs="Microsoft JhengHei" w:hint="eastAsia"/>
               <w:szCs w:val="24"/>
             </w:rPr>
             <w:fldChar w:fldCharType="end"/>
@@ -2763,7 +2727,7 @@
         </w:p>
         <w:p>
           <w:pPr>
-            <w:pStyle w:val="16"/>
+            <w:pStyle w:val="TOC1"/>
             <w:keepNext w:val="0"/>
             <w:keepLines w:val="0"/>
             <w:pageBreakBefore w:val="0"/>
@@ -2784,21 +2748,21 @@
           </w:pPr>
           <w:r>
             <w:rPr>
-              <w:rFonts w:hint="eastAsia" w:ascii="Microsoft JhengHei" w:hAnsi="Microsoft JhengHei" w:eastAsia="Microsoft JhengHei" w:cs="Microsoft JhengHei"/>
+              <w:rFonts w:ascii="Microsoft JhengHei" w:eastAsia="Microsoft JhengHei" w:hAnsi="Microsoft JhengHei" w:cs="Microsoft JhengHei" w:hint="eastAsia"/>
               <w:szCs w:val="24"/>
             </w:rPr>
             <w:fldChar w:fldCharType="begin"/>
           </w:r>
           <w:r>
             <w:rPr>
-              <w:rFonts w:hint="eastAsia" w:ascii="Microsoft JhengHei" w:hAnsi="Microsoft JhengHei" w:eastAsia="Microsoft JhengHei" w:cs="Microsoft JhengHei"/>
+              <w:rFonts w:ascii="Microsoft JhengHei" w:eastAsia="Microsoft JhengHei" w:hAnsi="Microsoft JhengHei" w:cs="Microsoft JhengHei" w:hint="eastAsia"/>
               <w:szCs w:val="24"/>
             </w:rPr>
             <w:instrText xml:space="preserve"> HYPERLINK \l _Toc15428 </w:instrText>
           </w:r>
           <w:r>
             <w:rPr>
-              <w:rFonts w:hint="eastAsia" w:ascii="Microsoft JhengHei" w:hAnsi="Microsoft JhengHei" w:eastAsia="Microsoft JhengHei" w:cs="Microsoft JhengHei"/>
+              <w:rFonts w:ascii="Microsoft JhengHei" w:eastAsia="Microsoft JhengHei" w:hAnsi="Microsoft JhengHei" w:cs="Microsoft JhengHei" w:hint="eastAsia"/>
               <w:szCs w:val="24"/>
             </w:rPr>
             <w:fldChar w:fldCharType="separate"/>
@@ -2832,7 +2796,7 @@
           </w:r>
           <w:r>
             <w:rPr>
-              <w:rFonts w:hint="eastAsia" w:ascii="Microsoft JhengHei" w:hAnsi="Microsoft JhengHei" w:eastAsia="Microsoft JhengHei" w:cs="Microsoft JhengHei"/>
+              <w:rFonts w:ascii="Microsoft JhengHei" w:eastAsia="Microsoft JhengHei" w:hAnsi="Microsoft JhengHei" w:cs="Microsoft JhengHei" w:hint="eastAsia"/>
               <w:szCs w:val="24"/>
             </w:rPr>
             <w:fldChar w:fldCharType="end"/>
@@ -2840,7 +2804,7 @@
         </w:p>
         <w:p>
           <w:pPr>
-            <w:pStyle w:val="16"/>
+            <w:pStyle w:val="TOC1"/>
             <w:keepNext w:val="0"/>
             <w:keepLines w:val="0"/>
             <w:pageBreakBefore w:val="0"/>
@@ -2861,21 +2825,21 @@
           </w:pPr>
           <w:r>
             <w:rPr>
-              <w:rFonts w:hint="eastAsia" w:ascii="Microsoft JhengHei" w:hAnsi="Microsoft JhengHei" w:eastAsia="Microsoft JhengHei" w:cs="Microsoft JhengHei"/>
+              <w:rFonts w:ascii="Microsoft JhengHei" w:eastAsia="Microsoft JhengHei" w:hAnsi="Microsoft JhengHei" w:cs="Microsoft JhengHei" w:hint="eastAsia"/>
               <w:szCs w:val="24"/>
             </w:rPr>
             <w:fldChar w:fldCharType="begin"/>
           </w:r>
           <w:r>
             <w:rPr>
-              <w:rFonts w:hint="eastAsia" w:ascii="Microsoft JhengHei" w:hAnsi="Microsoft JhengHei" w:eastAsia="Microsoft JhengHei" w:cs="Microsoft JhengHei"/>
+              <w:rFonts w:ascii="Microsoft JhengHei" w:eastAsia="Microsoft JhengHei" w:hAnsi="Microsoft JhengHei" w:cs="Microsoft JhengHei" w:hint="eastAsia"/>
               <w:szCs w:val="24"/>
             </w:rPr>
             <w:instrText xml:space="preserve"> HYPERLINK \l _Toc9084 </w:instrText>
           </w:r>
           <w:r>
             <w:rPr>
-              <w:rFonts w:hint="eastAsia" w:ascii="Microsoft JhengHei" w:hAnsi="Microsoft JhengHei" w:eastAsia="Microsoft JhengHei" w:cs="Microsoft JhengHei"/>
+              <w:rFonts w:ascii="Microsoft JhengHei" w:eastAsia="Microsoft JhengHei" w:hAnsi="Microsoft JhengHei" w:cs="Microsoft JhengHei" w:hint="eastAsia"/>
               <w:szCs w:val="24"/>
             </w:rPr>
             <w:fldChar w:fldCharType="separate"/>
@@ -2909,7 +2873,7 @@
           </w:r>
           <w:r>
             <w:rPr>
-              <w:rFonts w:hint="eastAsia" w:ascii="Microsoft JhengHei" w:hAnsi="Microsoft JhengHei" w:eastAsia="Microsoft JhengHei" w:cs="Microsoft JhengHei"/>
+              <w:rFonts w:ascii="Microsoft JhengHei" w:eastAsia="Microsoft JhengHei" w:hAnsi="Microsoft JhengHei" w:cs="Microsoft JhengHei" w:hint="eastAsia"/>
               <w:szCs w:val="24"/>
             </w:rPr>
             <w:fldChar w:fldCharType="end"/>
@@ -2917,7 +2881,7 @@
         </w:p>
         <w:p>
           <w:pPr>
-            <w:pStyle w:val="16"/>
+            <w:pStyle w:val="TOC1"/>
             <w:keepNext w:val="0"/>
             <w:keepLines w:val="0"/>
             <w:pageBreakBefore w:val="0"/>
@@ -2938,21 +2902,21 @@
           </w:pPr>
           <w:r>
             <w:rPr>
-              <w:rFonts w:hint="eastAsia" w:ascii="Microsoft JhengHei" w:hAnsi="Microsoft JhengHei" w:eastAsia="Microsoft JhengHei" w:cs="Microsoft JhengHei"/>
+              <w:rFonts w:ascii="Microsoft JhengHei" w:eastAsia="Microsoft JhengHei" w:hAnsi="Microsoft JhengHei" w:cs="Microsoft JhengHei" w:hint="eastAsia"/>
               <w:szCs w:val="24"/>
             </w:rPr>
             <w:fldChar w:fldCharType="begin"/>
           </w:r>
           <w:r>
             <w:rPr>
-              <w:rFonts w:hint="eastAsia" w:ascii="Microsoft JhengHei" w:hAnsi="Microsoft JhengHei" w:eastAsia="Microsoft JhengHei" w:cs="Microsoft JhengHei"/>
+              <w:rFonts w:ascii="Microsoft JhengHei" w:eastAsia="Microsoft JhengHei" w:hAnsi="Microsoft JhengHei" w:cs="Microsoft JhengHei" w:hint="eastAsia"/>
               <w:szCs w:val="24"/>
             </w:rPr>
             <w:instrText xml:space="preserve"> HYPERLINK \l _Toc6588 </w:instrText>
           </w:r>
           <w:r>
             <w:rPr>
-              <w:rFonts w:hint="eastAsia" w:ascii="Microsoft JhengHei" w:hAnsi="Microsoft JhengHei" w:eastAsia="Microsoft JhengHei" w:cs="Microsoft JhengHei"/>
+              <w:rFonts w:ascii="Microsoft JhengHei" w:eastAsia="Microsoft JhengHei" w:hAnsi="Microsoft JhengHei" w:cs="Microsoft JhengHei" w:hint="eastAsia"/>
               <w:szCs w:val="24"/>
             </w:rPr>
             <w:fldChar w:fldCharType="separate"/>
@@ -2986,7 +2950,7 @@
           </w:r>
           <w:r>
             <w:rPr>
-              <w:rFonts w:hint="eastAsia" w:ascii="Microsoft JhengHei" w:hAnsi="Microsoft JhengHei" w:eastAsia="Microsoft JhengHei" w:cs="Microsoft JhengHei"/>
+              <w:rFonts w:ascii="Microsoft JhengHei" w:eastAsia="Microsoft JhengHei" w:hAnsi="Microsoft JhengHei" w:cs="Microsoft JhengHei" w:hint="eastAsia"/>
               <w:szCs w:val="24"/>
             </w:rPr>
             <w:fldChar w:fldCharType="end"/>
@@ -3010,7 +2974,7 @@
             <w:spacing w:line="219" w:lineRule="auto"/>
             <w:textAlignment w:val="baseline"/>
             <w:rPr>
-              <w:rFonts w:hint="eastAsia" w:ascii="Microsoft JhengHei" w:hAnsi="Microsoft JhengHei" w:eastAsia="Microsoft JhengHei" w:cs="Microsoft JhengHei"/>
+              <w:rFonts w:ascii="Microsoft JhengHei" w:eastAsia="Microsoft JhengHei" w:hAnsi="Microsoft JhengHei" w:cs="Microsoft JhengHei" w:hint="eastAsia"/>
               <w:snapToGrid w:val="0"/>
               <w:color w:val="000000"/>
               <w:kern w:val="0"/>
@@ -3021,7 +2985,7 @@
           </w:pPr>
           <w:r>
             <w:rPr>
-              <w:rFonts w:hint="eastAsia" w:ascii="Microsoft JhengHei" w:hAnsi="Microsoft JhengHei" w:eastAsia="Microsoft JhengHei" w:cs="Microsoft JhengHei"/>
+              <w:rFonts w:ascii="Microsoft JhengHei" w:eastAsia="Microsoft JhengHei" w:hAnsi="Microsoft JhengHei" w:cs="Microsoft JhengHei" w:hint="eastAsia"/>
               <w:szCs w:val="24"/>
             </w:rPr>
             <w:fldChar w:fldCharType="end"/>
@@ -3047,7 +3011,7 @@
         <w:spacing w:line="219" w:lineRule="auto"/>
         <w:textAlignment w:val="baseline"/>
         <w:rPr>
-          <w:rFonts w:ascii="Times New Roman" w:hAnsi="Times New Roman" w:eastAsia="Times New Roman" w:cs="Times New Roman"/>
+          <w:rFonts w:ascii="Times New Roman" w:eastAsia="Times New Roman" w:hAnsi="Times New Roman" w:cs="Times New Roman"/>
           <w:snapToGrid w:val="0"/>
           <w:color w:val="000000"/>
           <w:kern w:val="0"/>
@@ -3058,13 +3022,13 @@
         <w:sectPr>
           <w:pgSz w:w="11906" w:h="16839"/>
           <w:pgMar w:top="1431" w:right="1700" w:bottom="0" w:left="1709" w:header="0" w:footer="0" w:gutter="0"/>
-          <w:cols w:space="720" w:num="1"/>
+          <w:cols w:num="1" w:space="720"/>
         </w:sectPr>
       </w:pPr>
     </w:p>
     <w:p>
       <w:pPr>
-        <w:pStyle w:val="26"/>
+        <w:pStyle w:val="1"/>
         <w:keepNext w:val="0"/>
         <w:keepLines w:val="0"/>
         <w:pageBreakBefore w:val="0"/>
@@ -3080,11 +3044,11 @@
         <w:snapToGrid w:val="0"/>
         <w:textAlignment w:val="baseline"/>
       </w:pPr>
-      <w:bookmarkStart w:id="3" w:name="_Toc22516"/>
+      <w:bookmarkStart w:id="4" w:name="_Toc22516"/>
       <w:r>
         <w:t>目的</w:t>
       </w:r>
-      <w:bookmarkEnd w:id="3"/>
+      <w:bookmarkEnd w:id="4"/>
     </w:p>
     <w:p>
       <w:pPr>
@@ -3102,17 +3066,17 @@
         <w:adjustRightInd w:val="0"/>
         <w:snapToGrid w:val="0"/>
         <w:spacing w:line="360" w:lineRule="auto"/>
-        <w:ind w:right="0" w:firstLine="476" w:firstLineChars="200"/>
+        <w:ind w:right="0" w:firstLine="420" w:firstLineChars="200"/>
         <w:textAlignment w:val="baseline"/>
         <w:rPr>
-          <w:rFonts w:ascii="宋体" w:hAnsi="宋体" w:eastAsia="宋体" w:cs="宋体"/>
+          <w:rFonts w:ascii="宋体" w:eastAsia="宋体" w:hAnsi="宋体" w:cs="宋体"/>
           <w:sz w:val="24"/>
           <w:szCs w:val="24"/>
         </w:rPr>
       </w:pPr>
       <w:r>
         <w:rPr>
-          <w:rFonts w:ascii="宋体" w:hAnsi="宋体" w:eastAsia="宋体" w:cs="宋体"/>
+          <w:rFonts w:ascii="宋体" w:eastAsia="宋体" w:hAnsi="宋体" w:cs="宋体"/>
           <w:spacing w:val="-1"/>
           <w:sz w:val="24"/>
           <w:szCs w:val="24"/>
@@ -3121,7 +3085,7 @@
       </w:r>
       <w:r>
         <w:rPr>
-          <w:rFonts w:ascii="宋体" w:hAnsi="宋体" w:eastAsia="宋体" w:cs="宋体"/>
+          <w:rFonts w:ascii="宋体" w:eastAsia="宋体" w:hAnsi="宋体" w:cs="宋体"/>
           <w:spacing w:val="-5"/>
           <w:sz w:val="24"/>
           <w:szCs w:val="24"/>
@@ -3131,7 +3095,7 @@
     </w:p>
     <w:p>
       <w:pPr>
-        <w:pStyle w:val="26"/>
+        <w:pStyle w:val="1"/>
         <w:keepNext w:val="0"/>
         <w:keepLines w:val="0"/>
         <w:pageBreakBefore w:val="0"/>
@@ -3147,11 +3111,11 @@
         <w:snapToGrid w:val="0"/>
         <w:textAlignment w:val="baseline"/>
       </w:pPr>
-      <w:bookmarkStart w:id="4" w:name="_Toc24306"/>
+      <w:bookmarkStart w:id="5" w:name="_Toc24306"/>
       <w:r>
         <w:t>适用范围</w:t>
       </w:r>
-      <w:bookmarkEnd w:id="4"/>
+      <w:bookmarkEnd w:id="5"/>
     </w:p>
     <w:p>
       <w:pPr>
@@ -3169,10 +3133,10 @@
         <w:adjustRightInd w:val="0"/>
         <w:snapToGrid w:val="0"/>
         <w:spacing w:line="360" w:lineRule="auto"/>
-        <w:ind w:right="0" w:firstLine="460" w:firstLineChars="200"/>
+        <w:ind w:right="0" w:firstLine="420" w:firstLineChars="200"/>
         <w:textAlignment w:val="baseline"/>
         <w:rPr>
-          <w:rFonts w:ascii="宋体" w:hAnsi="宋体" w:eastAsia="宋体" w:cs="宋体"/>
+          <w:rFonts w:ascii="宋体" w:eastAsia="宋体" w:hAnsi="宋体" w:cs="宋体"/>
           <w:spacing w:val="-5"/>
           <w:sz w:val="24"/>
           <w:szCs w:val="24"/>
@@ -3180,7 +3144,7 @@
       </w:pPr>
       <w:r>
         <w:rPr>
-          <w:rFonts w:ascii="宋体" w:hAnsi="宋体" w:eastAsia="宋体" w:cs="宋体"/>
+          <w:rFonts w:ascii="宋体" w:eastAsia="宋体" w:hAnsi="宋体" w:cs="宋体"/>
           <w:spacing w:val="-5"/>
           <w:sz w:val="24"/>
           <w:szCs w:val="24"/>
@@ -3190,7 +3154,7 @@
     </w:p>
     <w:p>
       <w:pPr>
-        <w:pStyle w:val="26"/>
+        <w:pStyle w:val="1"/>
         <w:keepNext w:val="0"/>
         <w:keepLines w:val="0"/>
         <w:pageBreakBefore w:val="0"/>
@@ -3206,11 +3170,11 @@
         <w:snapToGrid w:val="0"/>
         <w:textAlignment w:val="baseline"/>
       </w:pPr>
-      <w:bookmarkStart w:id="5" w:name="_Toc15418"/>
+      <w:bookmarkStart w:id="6" w:name="_Toc15418"/>
       <w:r>
         <w:t>引用文件</w:t>
       </w:r>
-      <w:bookmarkEnd w:id="5"/>
+      <w:bookmarkEnd w:id="6"/>
     </w:p>
     <w:p>
       <w:pPr>
@@ -3232,17 +3196,17 @@
         <w:adjustRightInd w:val="0"/>
         <w:snapToGrid w:val="0"/>
         <w:spacing w:line="360" w:lineRule="auto"/>
-        <w:ind w:left="425" w:leftChars="0" w:hanging="425" w:firstLineChars="0"/>
+        <w:ind w:left="425" w:hanging="425" w:leftChars="0" w:firstLineChars="0"/>
         <w:textAlignment w:val="baseline"/>
         <w:rPr>
-          <w:rFonts w:ascii="宋体" w:hAnsi="宋体" w:eastAsia="宋体" w:cs="宋体"/>
+          <w:rFonts w:ascii="宋体" w:eastAsia="宋体" w:hAnsi="宋体" w:cs="宋体"/>
           <w:sz w:val="24"/>
           <w:szCs w:val="24"/>
         </w:rPr>
       </w:pPr>
       <w:r>
         <w:rPr>
-          <w:rFonts w:hint="eastAsia" w:ascii="宋体" w:hAnsi="宋体" w:eastAsia="宋体" w:cs="宋体"/>
+          <w:rFonts w:ascii="宋体" w:eastAsia="宋体" w:hAnsi="宋体" w:cs="宋体" w:hint="eastAsia"/>
           <w:spacing w:val="-2"/>
           <w:sz w:val="24"/>
           <w:szCs w:val="24"/>
@@ -3251,7 +3215,7 @@
       </w:r>
       <w:r>
         <w:rPr>
-          <w:rFonts w:ascii="宋体" w:hAnsi="宋体" w:eastAsia="宋体" w:cs="宋体"/>
+          <w:rFonts w:ascii="宋体" w:eastAsia="宋体" w:hAnsi="宋体" w:cs="宋体"/>
           <w:spacing w:val="-2"/>
           <w:sz w:val="24"/>
           <w:szCs w:val="24"/>
@@ -3279,17 +3243,17 @@
         <w:adjustRightInd w:val="0"/>
         <w:snapToGrid w:val="0"/>
         <w:spacing w:line="360" w:lineRule="auto"/>
-        <w:ind w:left="425" w:leftChars="0" w:hanging="425" w:firstLineChars="0"/>
+        <w:ind w:left="425" w:hanging="425" w:leftChars="0" w:firstLineChars="0"/>
         <w:textAlignment w:val="baseline"/>
         <w:rPr>
-          <w:rFonts w:ascii="宋体" w:hAnsi="宋体" w:eastAsia="宋体" w:cs="宋体"/>
+          <w:rFonts w:ascii="宋体" w:eastAsia="宋体" w:hAnsi="宋体" w:cs="宋体"/>
           <w:sz w:val="24"/>
           <w:szCs w:val="24"/>
         </w:rPr>
       </w:pPr>
       <w:r>
         <w:rPr>
-          <w:rFonts w:ascii="宋体" w:hAnsi="宋体" w:eastAsia="宋体" w:cs="宋体"/>
+          <w:rFonts w:ascii="宋体" w:eastAsia="宋体" w:hAnsi="宋体" w:cs="宋体"/>
           <w:spacing w:val="-1"/>
           <w:sz w:val="24"/>
           <w:szCs w:val="24"/>
@@ -3298,7 +3262,7 @@
       </w:r>
       <w:r>
         <w:rPr>
-          <w:rFonts w:ascii="宋体" w:hAnsi="宋体" w:eastAsia="宋体" w:cs="宋体"/>
+          <w:rFonts w:ascii="宋体" w:eastAsia="宋体" w:hAnsi="宋体" w:cs="宋体"/>
           <w:spacing w:val="-2"/>
           <w:sz w:val="24"/>
           <w:szCs w:val="24"/>
@@ -3307,7 +3271,7 @@
       </w:r>
       <w:r>
         <w:rPr>
-          <w:rFonts w:ascii="宋体" w:hAnsi="宋体" w:eastAsia="宋体" w:cs="宋体"/>
+          <w:rFonts w:ascii="宋体" w:eastAsia="宋体" w:hAnsi="宋体" w:cs="宋体"/>
           <w:spacing w:val="-33"/>
           <w:sz w:val="24"/>
           <w:szCs w:val="24"/>
@@ -3316,7 +3280,7 @@
       </w:r>
       <w:r>
         <w:rPr>
-          <w:rFonts w:ascii="宋体" w:hAnsi="宋体" w:eastAsia="宋体" w:cs="宋体"/>
+          <w:rFonts w:ascii="宋体" w:eastAsia="宋体" w:hAnsi="宋体" w:cs="宋体"/>
           <w:spacing w:val="-2"/>
           <w:sz w:val="24"/>
           <w:szCs w:val="24"/>
@@ -3325,7 +3289,7 @@
       </w:r>
       <w:r>
         <w:rPr>
-          <w:rFonts w:ascii="宋体" w:hAnsi="宋体" w:eastAsia="宋体" w:cs="宋体"/>
+          <w:rFonts w:ascii="宋体" w:eastAsia="宋体" w:hAnsi="宋体" w:cs="宋体"/>
           <w:spacing w:val="-47"/>
           <w:sz w:val="24"/>
           <w:szCs w:val="24"/>
@@ -3334,7 +3298,7 @@
       </w:r>
       <w:r>
         <w:rPr>
-          <w:rFonts w:ascii="宋体" w:hAnsi="宋体" w:eastAsia="宋体" w:cs="宋体"/>
+          <w:rFonts w:ascii="宋体" w:eastAsia="宋体" w:hAnsi="宋体" w:cs="宋体"/>
           <w:spacing w:val="-2"/>
           <w:sz w:val="24"/>
           <w:szCs w:val="24"/>
@@ -3362,17 +3326,17 @@
         <w:adjustRightInd w:val="0"/>
         <w:snapToGrid w:val="0"/>
         <w:spacing w:line="360" w:lineRule="auto"/>
-        <w:ind w:left="425" w:leftChars="0" w:hanging="425" w:firstLineChars="0"/>
+        <w:ind w:left="425" w:hanging="425" w:leftChars="0" w:firstLineChars="0"/>
         <w:textAlignment w:val="baseline"/>
         <w:rPr>
-          <w:rFonts w:ascii="宋体" w:hAnsi="宋体" w:eastAsia="宋体" w:cs="宋体"/>
+          <w:rFonts w:ascii="宋体" w:eastAsia="宋体" w:hAnsi="宋体" w:cs="宋体"/>
           <w:sz w:val="24"/>
           <w:szCs w:val="24"/>
         </w:rPr>
       </w:pPr>
       <w:r>
         <w:rPr>
-          <w:rFonts w:ascii="宋体" w:hAnsi="宋体" w:eastAsia="宋体" w:cs="宋体"/>
+          <w:rFonts w:ascii="宋体" w:eastAsia="宋体" w:hAnsi="宋体" w:cs="宋体"/>
           <w:spacing w:val="-1"/>
           <w:sz w:val="24"/>
           <w:szCs w:val="24"/>
@@ -3400,17 +3364,17 @@
         <w:adjustRightInd w:val="0"/>
         <w:snapToGrid w:val="0"/>
         <w:spacing w:line="360" w:lineRule="auto"/>
-        <w:ind w:left="425" w:leftChars="0" w:hanging="425" w:firstLineChars="0"/>
+        <w:ind w:left="425" w:hanging="425" w:leftChars="0" w:firstLineChars="0"/>
         <w:textAlignment w:val="baseline"/>
         <w:rPr>
-          <w:rFonts w:ascii="宋体" w:hAnsi="宋体" w:eastAsia="宋体" w:cs="宋体"/>
+          <w:rFonts w:ascii="宋体" w:eastAsia="宋体" w:hAnsi="宋体" w:cs="宋体"/>
           <w:sz w:val="24"/>
           <w:szCs w:val="24"/>
         </w:rPr>
       </w:pPr>
       <w:r>
         <w:rPr>
-          <w:rFonts w:ascii="宋体" w:hAnsi="宋体" w:eastAsia="宋体" w:cs="宋体"/>
+          <w:rFonts w:ascii="宋体" w:eastAsia="宋体" w:hAnsi="宋体" w:cs="宋体"/>
           <w:spacing w:val="-3"/>
           <w:sz w:val="24"/>
           <w:szCs w:val="24"/>
@@ -3420,7 +3384,7 @@
     </w:p>
     <w:p>
       <w:pPr>
-        <w:pStyle w:val="26"/>
+        <w:pStyle w:val="1"/>
         <w:keepNext w:val="0"/>
         <w:keepLines w:val="0"/>
         <w:pageBreakBefore w:val="0"/>
@@ -3439,11 +3403,11 @@
       <w:r>
         <w:t xml:space="preserve"> </w:t>
       </w:r>
-      <w:bookmarkStart w:id="6" w:name="_Toc15884"/>
+      <w:bookmarkStart w:id="7" w:name="_Toc15884"/>
       <w:r>
         <w:t>术语与定义</w:t>
       </w:r>
-      <w:bookmarkEnd w:id="6"/>
+      <w:bookmarkEnd w:id="7"/>
     </w:p>
     <w:p>
       <w:pPr>
@@ -3464,14 +3428,14 @@
         <w:ind w:left="724"/>
         <w:textAlignment w:val="baseline"/>
         <w:rPr>
-          <w:rFonts w:ascii="宋体" w:hAnsi="宋体" w:eastAsia="宋体" w:cs="宋体"/>
+          <w:rFonts w:ascii="宋体" w:eastAsia="宋体" w:hAnsi="宋体" w:cs="宋体"/>
           <w:sz w:val="24"/>
           <w:szCs w:val="24"/>
         </w:rPr>
       </w:pPr>
       <w:r>
         <w:rPr>
-          <w:rFonts w:ascii="宋体" w:hAnsi="宋体" w:eastAsia="宋体" w:cs="宋体"/>
+          <w:rFonts w:ascii="宋体" w:eastAsia="宋体" w:hAnsi="宋体" w:cs="宋体"/>
           <w:sz w:val="24"/>
           <w:szCs w:val="24"/>
         </w:rPr>
@@ -3480,7 +3444,7 @@
     </w:p>
     <w:p>
       <w:pPr>
-        <w:pStyle w:val="26"/>
+        <w:pStyle w:val="1"/>
         <w:keepNext w:val="0"/>
         <w:keepLines w:val="0"/>
         <w:pageBreakBefore w:val="0"/>
@@ -3496,11 +3460,11 @@
         <w:snapToGrid w:val="0"/>
         <w:textAlignment w:val="baseline"/>
       </w:pPr>
-      <w:bookmarkStart w:id="7" w:name="_Toc23107"/>
+      <w:bookmarkStart w:id="8" w:name="_Toc23107"/>
       <w:r>
         <w:t>角色与职责</w:t>
       </w:r>
-      <w:bookmarkEnd w:id="7"/>
+      <w:bookmarkEnd w:id="8"/>
     </w:p>
     <w:p>
       <w:pPr>
@@ -3523,16 +3487,16 @@
     </w:p>
     <w:tbl>
       <w:tblPr>
-        <w:tblStyle w:val="24"/>
+        <w:tblStyle w:val="TableNormal0"/>
         <w:tblW w:w="8521" w:type="dxa"/>
         <w:tblInd w:w="5" w:type="dxa"/>
         <w:tblBorders>
-          <w:top w:val="single" w:color="000000" w:sz="4" w:space="0"/>
-          <w:left w:val="single" w:color="000000" w:sz="4" w:space="0"/>
-          <w:bottom w:val="single" w:color="000000" w:sz="4" w:space="0"/>
-          <w:right w:val="single" w:color="000000" w:sz="4" w:space="0"/>
-          <w:insideH w:val="single" w:color="000000" w:sz="4" w:space="0"/>
-          <w:insideV w:val="single" w:color="000000" w:sz="4" w:space="0"/>
+          <w:top w:val="single" w:sz="4" w:space="0" w:color="000000"/>
+          <w:left w:val="single" w:sz="4" w:space="0" w:color="000000"/>
+          <w:bottom w:val="single" w:sz="4" w:space="0" w:color="000000"/>
+          <w:right w:val="single" w:sz="4" w:space="0" w:color="000000"/>
+          <w:insideH w:val="single" w:sz="4" w:space="0" w:color="000000"/>
+          <w:insideV w:val="single" w:sz="4" w:space="0" w:color="000000"/>
         </w:tblBorders>
         <w:tblLayout w:type="fixed"/>
         <w:tblCellMar>
@@ -3549,14 +3513,17 @@
       </w:tblGrid>
       <w:tr>
         <w:tblPrEx>
+          <w:tblW w:w="8521" w:type="dxa"/>
+          <w:tblInd w:w="5" w:type="dxa"/>
           <w:tblBorders>
-            <w:top w:val="single" w:color="000000" w:sz="4" w:space="0"/>
-            <w:left w:val="single" w:color="000000" w:sz="4" w:space="0"/>
-            <w:bottom w:val="single" w:color="000000" w:sz="4" w:space="0"/>
-            <w:right w:val="single" w:color="000000" w:sz="4" w:space="0"/>
-            <w:insideH w:val="single" w:color="000000" w:sz="4" w:space="0"/>
-            <w:insideV w:val="single" w:color="000000" w:sz="4" w:space="0"/>
+            <w:top w:val="single" w:sz="4" w:space="0" w:color="000000"/>
+            <w:left w:val="single" w:sz="4" w:space="0" w:color="000000"/>
+            <w:bottom w:val="single" w:sz="4" w:space="0" w:color="000000"/>
+            <w:right w:val="single" w:sz="4" w:space="0" w:color="000000"/>
+            <w:insideH w:val="single" w:sz="4" w:space="0" w:color="000000"/>
+            <w:insideV w:val="single" w:sz="4" w:space="0" w:color="000000"/>
           </w:tblBorders>
+          <w:tblLayout w:type="fixed"/>
           <w:tblCellMar>
             <w:top w:w="0" w:type="dxa"/>
             <w:left w:w="0" w:type="dxa"/>
@@ -3565,7 +3532,7 @@
           </w:tblCellMar>
         </w:tblPrEx>
         <w:trPr>
-          <w:trHeight w:val="625" w:hRule="atLeast"/>
+          <w:trHeight w:val="625"/>
         </w:trPr>
         <w:tc>
           <w:tcPr>
@@ -3591,14 +3558,14 @@
               <w:ind w:left="1217"/>
               <w:textAlignment w:val="baseline"/>
               <w:rPr>
-                <w:rFonts w:ascii="宋体" w:hAnsi="宋体" w:eastAsia="宋体" w:cs="宋体"/>
+                <w:rFonts w:ascii="宋体" w:eastAsia="宋体" w:hAnsi="宋体" w:cs="宋体"/>
                 <w:sz w:val="21"/>
                 <w:szCs w:val="21"/>
               </w:rPr>
             </w:pPr>
             <w:r>
               <w:rPr>
-                <w:rFonts w:ascii="宋体" w:hAnsi="宋体" w:eastAsia="宋体" w:cs="宋体"/>
+                <w:rFonts w:ascii="宋体" w:eastAsia="宋体" w:hAnsi="宋体" w:cs="宋体"/>
                 <w:spacing w:val="-3"/>
                 <w:sz w:val="21"/>
                 <w:szCs w:val="21"/>
@@ -3631,14 +3598,14 @@
               <w:ind w:left="1005"/>
               <w:textAlignment w:val="baseline"/>
               <w:rPr>
-                <w:rFonts w:ascii="宋体" w:hAnsi="宋体" w:eastAsia="宋体" w:cs="宋体"/>
+                <w:rFonts w:ascii="宋体" w:eastAsia="宋体" w:hAnsi="宋体" w:cs="宋体"/>
                 <w:sz w:val="21"/>
                 <w:szCs w:val="21"/>
               </w:rPr>
             </w:pPr>
             <w:r>
               <w:rPr>
-                <w:rFonts w:ascii="宋体" w:hAnsi="宋体" w:eastAsia="宋体" w:cs="宋体"/>
+                <w:rFonts w:ascii="宋体" w:eastAsia="宋体" w:hAnsi="宋体" w:cs="宋体"/>
                 <w:spacing w:val="-3"/>
                 <w:sz w:val="21"/>
                 <w:szCs w:val="21"/>
@@ -3672,14 +3639,14 @@
               <w:jc w:val="right"/>
               <w:textAlignment w:val="baseline"/>
               <w:rPr>
-                <w:rFonts w:ascii="宋体" w:hAnsi="宋体" w:eastAsia="宋体" w:cs="宋体"/>
+                <w:rFonts w:ascii="宋体" w:eastAsia="宋体" w:hAnsi="宋体" w:cs="宋体"/>
                 <w:sz w:val="21"/>
                 <w:szCs w:val="21"/>
               </w:rPr>
             </w:pPr>
             <w:r>
               <w:rPr>
-                <w:rFonts w:ascii="宋体" w:hAnsi="宋体" w:eastAsia="宋体" w:cs="宋体"/>
+                <w:rFonts w:ascii="宋体" w:eastAsia="宋体" w:hAnsi="宋体" w:cs="宋体"/>
                 <w:spacing w:val="-3"/>
                 <w:sz w:val="21"/>
                 <w:szCs w:val="21"/>
@@ -3691,14 +3658,9 @@
       </w:tr>
       <w:tr>
         <w:tblPrEx>
-          <w:tblBorders>
-            <w:top w:val="single" w:color="000000" w:sz="4" w:space="0"/>
-            <w:left w:val="single" w:color="000000" w:sz="4" w:space="0"/>
-            <w:bottom w:val="single" w:color="000000" w:sz="4" w:space="0"/>
-            <w:right w:val="single" w:color="000000" w:sz="4" w:space="0"/>
-            <w:insideH w:val="single" w:color="000000" w:sz="4" w:space="0"/>
-            <w:insideV w:val="single" w:color="000000" w:sz="4" w:space="0"/>
-          </w:tblBorders>
+          <w:tblW w:w="8521" w:type="dxa"/>
+          <w:tblInd w:w="5" w:type="dxa"/>
+          <w:tblLayout w:type="fixed"/>
           <w:tblCellMar>
             <w:top w:w="0" w:type="dxa"/>
             <w:left w:w="0" w:type="dxa"/>
@@ -3707,7 +3669,7 @@
           </w:tblCellMar>
         </w:tblPrEx>
         <w:trPr>
-          <w:trHeight w:val="310" w:hRule="atLeast"/>
+          <w:trHeight w:val="310"/>
         </w:trPr>
         <w:tc>
           <w:tcPr>
@@ -3732,14 +3694,14 @@
               <w:ind w:left="897"/>
               <w:textAlignment w:val="baseline"/>
               <w:rPr>
-                <w:rFonts w:ascii="宋体" w:hAnsi="宋体" w:eastAsia="宋体" w:cs="宋体"/>
+                <w:rFonts w:ascii="宋体" w:eastAsia="宋体" w:hAnsi="宋体" w:cs="宋体"/>
                 <w:sz w:val="21"/>
                 <w:szCs w:val="21"/>
               </w:rPr>
             </w:pPr>
             <w:r>
               <w:rPr>
-                <w:rFonts w:ascii="宋体" w:hAnsi="宋体" w:eastAsia="宋体" w:cs="宋体"/>
+                <w:rFonts w:ascii="宋体" w:eastAsia="宋体" w:hAnsi="宋体" w:cs="宋体"/>
                 <w:spacing w:val="-2"/>
                 <w:sz w:val="21"/>
                 <w:szCs w:val="21"/>
@@ -3771,14 +3733,14 @@
               <w:ind w:left="172"/>
               <w:textAlignment w:val="baseline"/>
               <w:rPr>
-                <w:rFonts w:ascii="宋体" w:hAnsi="宋体" w:eastAsia="宋体" w:cs="宋体"/>
+                <w:rFonts w:ascii="宋体" w:eastAsia="宋体" w:hAnsi="宋体" w:cs="宋体"/>
                 <w:sz w:val="21"/>
                 <w:szCs w:val="21"/>
               </w:rPr>
             </w:pPr>
             <w:r>
               <w:rPr>
-                <w:rFonts w:ascii="宋体" w:hAnsi="宋体" w:eastAsia="宋体" w:cs="宋体"/>
+                <w:rFonts w:ascii="宋体" w:eastAsia="宋体" w:hAnsi="宋体" w:cs="宋体"/>
                 <w:spacing w:val="-2"/>
                 <w:sz w:val="21"/>
                 <w:szCs w:val="21"/>
@@ -3810,7 +3772,7 @@
               <w:ind w:left="1004"/>
               <w:textAlignment w:val="baseline"/>
               <w:rPr>
-                <w:rFonts w:hint="default" w:ascii="宋体" w:hAnsi="宋体" w:eastAsia="宋体" w:cs="宋体"/>
+                <w:rFonts w:ascii="宋体" w:eastAsia="宋体" w:hAnsi="宋体" w:cs="宋体" w:hint="default"/>
                 <w:sz w:val="21"/>
                 <w:szCs w:val="21"/>
                 <w:lang w:val="en-US" w:eastAsia="zh-CN"/>
@@ -3818,7 +3780,7 @@
             </w:pPr>
             <w:r>
               <w:rPr>
-                <w:rFonts w:ascii="宋体" w:hAnsi="宋体" w:eastAsia="宋体" w:cs="宋体"/>
+                <w:rFonts w:ascii="宋体" w:eastAsia="宋体" w:hAnsi="宋体" w:cs="宋体"/>
                 <w:spacing w:val="-2"/>
                 <w:sz w:val="21"/>
                 <w:szCs w:val="21"/>
@@ -3827,7 +3789,7 @@
             </w:r>
             <w:r>
               <w:rPr>
-                <w:rFonts w:hint="eastAsia" w:ascii="宋体" w:hAnsi="宋体" w:eastAsia="宋体" w:cs="宋体"/>
+                <w:rFonts w:ascii="宋体" w:eastAsia="宋体" w:hAnsi="宋体" w:cs="宋体" w:hint="eastAsia"/>
                 <w:spacing w:val="-2"/>
                 <w:sz w:val="21"/>
                 <w:szCs w:val="21"/>
@@ -3840,14 +3802,9 @@
       </w:tr>
       <w:tr>
         <w:tblPrEx>
-          <w:tblBorders>
-            <w:top w:val="single" w:color="000000" w:sz="4" w:space="0"/>
-            <w:left w:val="single" w:color="000000" w:sz="4" w:space="0"/>
-            <w:bottom w:val="single" w:color="000000" w:sz="4" w:space="0"/>
-            <w:right w:val="single" w:color="000000" w:sz="4" w:space="0"/>
-            <w:insideH w:val="single" w:color="000000" w:sz="4" w:space="0"/>
-            <w:insideV w:val="single" w:color="000000" w:sz="4" w:space="0"/>
-          </w:tblBorders>
+          <w:tblW w:w="8521" w:type="dxa"/>
+          <w:tblInd w:w="5" w:type="dxa"/>
+          <w:tblLayout w:type="fixed"/>
           <w:tblCellMar>
             <w:top w:w="0" w:type="dxa"/>
             <w:left w:w="0" w:type="dxa"/>
@@ -3856,7 +3813,7 @@
           </w:tblCellMar>
         </w:tblPrEx>
         <w:trPr>
-          <w:trHeight w:val="310" w:hRule="atLeast"/>
+          <w:trHeight w:val="310"/>
         </w:trPr>
         <w:tc>
           <w:tcPr>
@@ -3881,14 +3838,14 @@
               <w:ind w:left="897"/>
               <w:textAlignment w:val="baseline"/>
               <w:rPr>
-                <w:rFonts w:ascii="宋体" w:hAnsi="宋体" w:eastAsia="宋体" w:cs="宋体"/>
+                <w:rFonts w:ascii="宋体" w:eastAsia="宋体" w:hAnsi="宋体" w:cs="宋体"/>
                 <w:sz w:val="21"/>
                 <w:szCs w:val="21"/>
               </w:rPr>
             </w:pPr>
             <w:r>
               <w:rPr>
-                <w:rFonts w:ascii="宋体" w:hAnsi="宋体" w:eastAsia="宋体" w:cs="宋体"/>
+                <w:rFonts w:ascii="宋体" w:eastAsia="宋体" w:hAnsi="宋体" w:cs="宋体"/>
                 <w:spacing w:val="-2"/>
                 <w:sz w:val="21"/>
                 <w:szCs w:val="21"/>
@@ -3920,14 +3877,14 @@
               <w:ind w:left="690"/>
               <w:textAlignment w:val="baseline"/>
               <w:rPr>
-                <w:rFonts w:ascii="宋体" w:hAnsi="宋体" w:eastAsia="宋体" w:cs="宋体"/>
+                <w:rFonts w:ascii="宋体" w:eastAsia="宋体" w:hAnsi="宋体" w:cs="宋体"/>
                 <w:sz w:val="21"/>
                 <w:szCs w:val="21"/>
               </w:rPr>
             </w:pPr>
             <w:r>
               <w:rPr>
-                <w:rFonts w:ascii="宋体" w:hAnsi="宋体" w:eastAsia="宋体" w:cs="宋体"/>
+                <w:rFonts w:ascii="宋体" w:eastAsia="宋体" w:hAnsi="宋体" w:cs="宋体"/>
                 <w:spacing w:val="-2"/>
                 <w:sz w:val="21"/>
                 <w:szCs w:val="21"/>
@@ -3959,14 +3916,14 @@
               <w:ind w:left="1217"/>
               <w:textAlignment w:val="baseline"/>
               <w:rPr>
-                <w:rFonts w:ascii="宋体" w:hAnsi="宋体" w:eastAsia="宋体" w:cs="宋体"/>
+                <w:rFonts w:ascii="宋体" w:eastAsia="宋体" w:hAnsi="宋体" w:cs="宋体"/>
                 <w:sz w:val="21"/>
                 <w:szCs w:val="21"/>
               </w:rPr>
             </w:pPr>
             <w:r>
               <w:rPr>
-                <w:rFonts w:ascii="宋体" w:hAnsi="宋体" w:eastAsia="宋体" w:cs="宋体"/>
+                <w:rFonts w:ascii="宋体" w:eastAsia="宋体" w:hAnsi="宋体" w:cs="宋体"/>
                 <w:spacing w:val="-3"/>
                 <w:sz w:val="21"/>
                 <w:szCs w:val="21"/>
@@ -3978,14 +3935,9 @@
       </w:tr>
       <w:tr>
         <w:tblPrEx>
-          <w:tblBorders>
-            <w:top w:val="single" w:color="000000" w:sz="4" w:space="0"/>
-            <w:left w:val="single" w:color="000000" w:sz="4" w:space="0"/>
-            <w:bottom w:val="single" w:color="000000" w:sz="4" w:space="0"/>
-            <w:right w:val="single" w:color="000000" w:sz="4" w:space="0"/>
-            <w:insideH w:val="single" w:color="000000" w:sz="4" w:space="0"/>
-            <w:insideV w:val="single" w:color="000000" w:sz="4" w:space="0"/>
-          </w:tblBorders>
+          <w:tblW w:w="8521" w:type="dxa"/>
+          <w:tblInd w:w="5" w:type="dxa"/>
+          <w:tblLayout w:type="fixed"/>
           <w:tblCellMar>
             <w:top w:w="0" w:type="dxa"/>
             <w:left w:w="0" w:type="dxa"/>
@@ -3994,7 +3946,7 @@
           </w:tblCellMar>
         </w:tblPrEx>
         <w:trPr>
-          <w:trHeight w:val="314" w:hRule="atLeast"/>
+          <w:trHeight w:val="314"/>
         </w:trPr>
         <w:tc>
           <w:tcPr>
@@ -4019,14 +3971,14 @@
               <w:ind w:left="1119"/>
               <w:textAlignment w:val="baseline"/>
               <w:rPr>
-                <w:rFonts w:ascii="宋体" w:hAnsi="宋体" w:eastAsia="宋体" w:cs="宋体"/>
+                <w:rFonts w:ascii="宋体" w:eastAsia="宋体" w:hAnsi="宋体" w:cs="宋体"/>
                 <w:sz w:val="21"/>
                 <w:szCs w:val="21"/>
               </w:rPr>
             </w:pPr>
             <w:r>
               <w:rPr>
-                <w:rFonts w:ascii="宋体" w:hAnsi="宋体" w:eastAsia="宋体" w:cs="宋体"/>
+                <w:rFonts w:ascii="宋体" w:eastAsia="宋体" w:hAnsi="宋体" w:cs="宋体"/>
                 <w:spacing w:val="-5"/>
                 <w:sz w:val="21"/>
                 <w:szCs w:val="21"/>
@@ -4058,14 +4010,14 @@
               <w:ind w:left="690"/>
               <w:textAlignment w:val="baseline"/>
               <w:rPr>
-                <w:rFonts w:ascii="宋体" w:hAnsi="宋体" w:eastAsia="宋体" w:cs="宋体"/>
+                <w:rFonts w:ascii="宋体" w:eastAsia="宋体" w:hAnsi="宋体" w:cs="宋体"/>
                 <w:sz w:val="21"/>
                 <w:szCs w:val="21"/>
               </w:rPr>
             </w:pPr>
             <w:r>
               <w:rPr>
-                <w:rFonts w:ascii="宋体" w:hAnsi="宋体" w:eastAsia="宋体" w:cs="宋体"/>
+                <w:rFonts w:ascii="宋体" w:eastAsia="宋体" w:hAnsi="宋体" w:cs="宋体"/>
                 <w:spacing w:val="-2"/>
                 <w:sz w:val="21"/>
                 <w:szCs w:val="21"/>
@@ -4097,14 +4049,14 @@
               <w:ind w:left="1323"/>
               <w:textAlignment w:val="baseline"/>
               <w:rPr>
-                <w:rFonts w:ascii="宋体" w:hAnsi="宋体" w:eastAsia="宋体" w:cs="宋体"/>
+                <w:rFonts w:ascii="宋体" w:eastAsia="宋体" w:hAnsi="宋体" w:cs="宋体"/>
                 <w:sz w:val="21"/>
                 <w:szCs w:val="21"/>
               </w:rPr>
             </w:pPr>
             <w:r>
               <w:rPr>
-                <w:rFonts w:ascii="宋体" w:hAnsi="宋体" w:eastAsia="宋体" w:cs="宋体"/>
+                <w:rFonts w:ascii="宋体" w:eastAsia="宋体" w:hAnsi="宋体" w:cs="宋体"/>
                 <w:spacing w:val="-4"/>
                 <w:sz w:val="21"/>
                 <w:szCs w:val="21"/>
@@ -4117,7 +4069,7 @@
     </w:tbl>
     <w:p>
       <w:pPr>
-        <w:pStyle w:val="12"/>
+        <w:pStyle w:val="BodyText"/>
         <w:keepNext w:val="0"/>
         <w:keepLines w:val="0"/>
         <w:pageBreakBefore w:val="0"/>
@@ -4137,7 +4089,7 @@
     </w:p>
     <w:p>
       <w:pPr>
-        <w:pStyle w:val="26"/>
+        <w:pStyle w:val="1"/>
         <w:keepNext w:val="0"/>
         <w:keepLines w:val="0"/>
         <w:pageBreakBefore w:val="0"/>
@@ -4153,11 +4105,11 @@
         <w:snapToGrid w:val="0"/>
         <w:textAlignment w:val="baseline"/>
       </w:pPr>
-      <w:bookmarkStart w:id="8" w:name="_Toc5257"/>
+      <w:bookmarkStart w:id="9" w:name="_Toc5257"/>
       <w:r>
         <w:t>投诉的定义</w:t>
       </w:r>
-      <w:bookmarkEnd w:id="8"/>
+      <w:bookmarkEnd w:id="9"/>
     </w:p>
     <w:p>
       <w:pPr>
@@ -4179,10 +4131,10 @@
         <w:adjustRightInd w:val="0"/>
         <w:snapToGrid w:val="0"/>
         <w:spacing w:line="360" w:lineRule="auto"/>
-        <w:ind w:left="425" w:leftChars="0" w:hanging="425" w:firstLineChars="0"/>
+        <w:ind w:left="425" w:hanging="425" w:leftChars="0" w:firstLineChars="0"/>
         <w:textAlignment w:val="baseline"/>
         <w:rPr>
-          <w:rFonts w:hint="eastAsia" w:ascii="宋体" w:hAnsi="宋体" w:eastAsia="宋体" w:cs="宋体"/>
+          <w:rFonts w:ascii="宋体" w:eastAsia="宋体" w:hAnsi="宋体" w:cs="宋体" w:hint="eastAsia"/>
           <w:spacing w:val="-1"/>
           <w:sz w:val="24"/>
           <w:szCs w:val="24"/>
@@ -4190,7 +4142,7 @@
       </w:pPr>
       <w:r>
         <w:rPr>
-          <w:rFonts w:hint="eastAsia" w:ascii="宋体" w:hAnsi="宋体" w:eastAsia="宋体" w:cs="宋体"/>
+          <w:rFonts w:ascii="宋体" w:eastAsia="宋体" w:hAnsi="宋体" w:cs="宋体" w:hint="eastAsia"/>
           <w:spacing w:val="-1"/>
           <w:sz w:val="24"/>
           <w:szCs w:val="24"/>
@@ -4218,10 +4170,10 @@
         <w:adjustRightInd w:val="0"/>
         <w:snapToGrid w:val="0"/>
         <w:spacing w:line="360" w:lineRule="auto"/>
-        <w:ind w:left="425" w:leftChars="0" w:hanging="425" w:firstLineChars="0"/>
+        <w:ind w:left="425" w:hanging="425" w:leftChars="0" w:firstLineChars="0"/>
         <w:textAlignment w:val="baseline"/>
         <w:rPr>
-          <w:rFonts w:hint="eastAsia" w:ascii="宋体" w:hAnsi="宋体" w:eastAsia="宋体" w:cs="宋体"/>
+          <w:rFonts w:ascii="宋体" w:eastAsia="宋体" w:hAnsi="宋体" w:cs="宋体" w:hint="eastAsia"/>
           <w:spacing w:val="-1"/>
           <w:sz w:val="24"/>
           <w:szCs w:val="24"/>
@@ -4229,7 +4181,7 @@
       </w:pPr>
       <w:r>
         <w:rPr>
-          <w:rFonts w:hint="eastAsia" w:ascii="宋体" w:hAnsi="宋体" w:eastAsia="宋体" w:cs="宋体"/>
+          <w:rFonts w:ascii="宋体" w:eastAsia="宋体" w:hAnsi="宋体" w:cs="宋体" w:hint="eastAsia"/>
           <w:spacing w:val="-1"/>
           <w:sz w:val="24"/>
           <w:szCs w:val="24"/>
@@ -4239,7 +4191,7 @@
     </w:p>
     <w:p>
       <w:pPr>
-        <w:pStyle w:val="26"/>
+        <w:pStyle w:val="1"/>
         <w:keepNext w:val="0"/>
         <w:keepLines w:val="0"/>
         <w:pageBreakBefore w:val="0"/>
@@ -4255,11 +4207,11 @@
         <w:snapToGrid w:val="0"/>
         <w:textAlignment w:val="baseline"/>
       </w:pPr>
-      <w:bookmarkStart w:id="9" w:name="_Toc7462"/>
+      <w:bookmarkStart w:id="10" w:name="_Toc7462"/>
       <w:r>
         <w:t>产生投诉的因素</w:t>
       </w:r>
-      <w:bookmarkEnd w:id="9"/>
+      <w:bookmarkEnd w:id="10"/>
     </w:p>
     <w:p>
       <w:pPr>
@@ -4281,10 +4233,10 @@
         <w:adjustRightInd w:val="0"/>
         <w:snapToGrid w:val="0"/>
         <w:spacing w:line="360" w:lineRule="auto"/>
-        <w:ind w:left="425" w:leftChars="0" w:hanging="425" w:firstLineChars="0"/>
+        <w:ind w:left="425" w:hanging="425" w:leftChars="0" w:firstLineChars="0"/>
         <w:textAlignment w:val="baseline"/>
         <w:rPr>
-          <w:rFonts w:hint="eastAsia" w:ascii="宋体" w:hAnsi="宋体" w:eastAsia="宋体" w:cs="宋体"/>
+          <w:rFonts w:ascii="宋体" w:eastAsia="宋体" w:hAnsi="宋体" w:cs="宋体" w:hint="eastAsia"/>
           <w:spacing w:val="-1"/>
           <w:sz w:val="24"/>
           <w:szCs w:val="24"/>
@@ -4292,7 +4244,7 @@
       </w:pPr>
       <w:r>
         <w:rPr>
-          <w:rFonts w:hint="eastAsia" w:ascii="宋体" w:hAnsi="宋体" w:eastAsia="宋体" w:cs="宋体"/>
+          <w:rFonts w:ascii="宋体" w:eastAsia="宋体" w:hAnsi="宋体" w:cs="宋体" w:hint="eastAsia"/>
           <w:spacing w:val="-1"/>
           <w:sz w:val="24"/>
           <w:szCs w:val="24"/>
@@ -4320,10 +4272,10 @@
         <w:adjustRightInd w:val="0"/>
         <w:snapToGrid w:val="0"/>
         <w:spacing w:line="360" w:lineRule="auto"/>
-        <w:ind w:left="425" w:leftChars="0" w:hanging="425" w:firstLineChars="0"/>
+        <w:ind w:left="425" w:hanging="425" w:leftChars="0" w:firstLineChars="0"/>
         <w:textAlignment w:val="baseline"/>
         <w:rPr>
-          <w:rFonts w:hint="eastAsia" w:ascii="宋体" w:hAnsi="宋体" w:eastAsia="宋体" w:cs="宋体"/>
+          <w:rFonts w:ascii="宋体" w:eastAsia="宋体" w:hAnsi="宋体" w:cs="宋体" w:hint="eastAsia"/>
           <w:spacing w:val="-1"/>
           <w:sz w:val="24"/>
           <w:szCs w:val="24"/>
@@ -4331,7 +4283,7 @@
       </w:pPr>
       <w:r>
         <w:rPr>
-          <w:rFonts w:hint="eastAsia" w:ascii="宋体" w:hAnsi="宋体" w:eastAsia="宋体" w:cs="宋体"/>
+          <w:rFonts w:ascii="宋体" w:eastAsia="宋体" w:hAnsi="宋体" w:cs="宋体" w:hint="eastAsia"/>
           <w:spacing w:val="-1"/>
           <w:sz w:val="24"/>
           <w:szCs w:val="24"/>
@@ -4341,7 +4293,7 @@
     </w:p>
     <w:p>
       <w:pPr>
-        <w:pStyle w:val="26"/>
+        <w:pStyle w:val="1"/>
         <w:keepNext w:val="0"/>
         <w:keepLines w:val="0"/>
         <w:pageBreakBefore w:val="0"/>
@@ -4357,11 +4309,11 @@
         <w:snapToGrid w:val="0"/>
         <w:textAlignment w:val="baseline"/>
       </w:pPr>
-      <w:bookmarkStart w:id="10" w:name="_Toc28787"/>
+      <w:bookmarkStart w:id="11" w:name="_Toc28787"/>
       <w:r>
         <w:t>投诉的影响</w:t>
       </w:r>
-      <w:bookmarkEnd w:id="10"/>
+      <w:bookmarkEnd w:id="11"/>
     </w:p>
     <w:p>
       <w:pPr>
@@ -4383,10 +4335,10 @@
         <w:adjustRightInd w:val="0"/>
         <w:snapToGrid w:val="0"/>
         <w:spacing w:line="360" w:lineRule="auto"/>
-        <w:ind w:left="425" w:leftChars="0" w:hanging="425" w:firstLineChars="0"/>
+        <w:ind w:left="425" w:hanging="425" w:leftChars="0" w:firstLineChars="0"/>
         <w:textAlignment w:val="baseline"/>
         <w:rPr>
-          <w:rFonts w:hint="eastAsia" w:ascii="宋体" w:hAnsi="宋体" w:eastAsia="宋体" w:cs="宋体"/>
+          <w:rFonts w:ascii="宋体" w:eastAsia="宋体" w:hAnsi="宋体" w:cs="宋体" w:hint="eastAsia"/>
           <w:spacing w:val="-1"/>
           <w:sz w:val="24"/>
           <w:szCs w:val="24"/>
@@ -4394,7 +4346,7 @@
       </w:pPr>
       <w:r>
         <w:rPr>
-          <w:rFonts w:hint="eastAsia" w:ascii="宋体" w:hAnsi="宋体" w:eastAsia="宋体" w:cs="宋体"/>
+          <w:rFonts w:ascii="宋体" w:eastAsia="宋体" w:hAnsi="宋体" w:cs="宋体" w:hint="eastAsia"/>
           <w:spacing w:val="-1"/>
           <w:sz w:val="24"/>
           <w:szCs w:val="24"/>
@@ -4422,10 +4374,10 @@
         <w:adjustRightInd w:val="0"/>
         <w:snapToGrid w:val="0"/>
         <w:spacing w:line="360" w:lineRule="auto"/>
-        <w:ind w:left="425" w:leftChars="0" w:hanging="425" w:firstLineChars="0"/>
+        <w:ind w:left="425" w:hanging="425" w:leftChars="0" w:firstLineChars="0"/>
         <w:textAlignment w:val="baseline"/>
         <w:rPr>
-          <w:rFonts w:hint="eastAsia" w:ascii="宋体" w:hAnsi="宋体" w:eastAsia="宋体" w:cs="宋体"/>
+          <w:rFonts w:ascii="宋体" w:eastAsia="宋体" w:hAnsi="宋体" w:cs="宋体" w:hint="eastAsia"/>
           <w:spacing w:val="-1"/>
           <w:sz w:val="24"/>
           <w:szCs w:val="24"/>
@@ -4433,7 +4385,7 @@
       </w:pPr>
       <w:r>
         <w:rPr>
-          <w:rFonts w:hint="eastAsia" w:ascii="宋体" w:hAnsi="宋体" w:eastAsia="宋体" w:cs="宋体"/>
+          <w:rFonts w:ascii="宋体" w:eastAsia="宋体" w:hAnsi="宋体" w:cs="宋体" w:hint="eastAsia"/>
           <w:spacing w:val="-1"/>
           <w:sz w:val="24"/>
           <w:szCs w:val="24"/>
@@ -4443,7 +4395,7 @@
     </w:p>
     <w:p>
       <w:pPr>
-        <w:pStyle w:val="26"/>
+        <w:pStyle w:val="1"/>
         <w:keepNext w:val="0"/>
         <w:keepLines w:val="0"/>
         <w:pageBreakBefore w:val="0"/>
@@ -4459,11 +4411,11 @@
         <w:snapToGrid w:val="0"/>
         <w:textAlignment w:val="baseline"/>
       </w:pPr>
-      <w:bookmarkStart w:id="11" w:name="_Toc13517"/>
+      <w:bookmarkStart w:id="12" w:name="_Toc13517"/>
       <w:r>
         <w:t>客户投诉应对目的</w:t>
       </w:r>
-      <w:bookmarkEnd w:id="11"/>
+      <w:bookmarkEnd w:id="12"/>
     </w:p>
     <w:p>
       <w:pPr>
@@ -4485,10 +4437,10 @@
         <w:adjustRightInd w:val="0"/>
         <w:snapToGrid w:val="0"/>
         <w:spacing w:line="360" w:lineRule="auto"/>
-        <w:ind w:left="425" w:leftChars="0" w:hanging="425" w:firstLineChars="0"/>
+        <w:ind w:left="425" w:hanging="425" w:leftChars="0" w:firstLineChars="0"/>
         <w:textAlignment w:val="baseline"/>
         <w:rPr>
-          <w:rFonts w:hint="eastAsia" w:ascii="宋体" w:hAnsi="宋体" w:eastAsia="宋体" w:cs="宋体"/>
+          <w:rFonts w:ascii="宋体" w:eastAsia="宋体" w:hAnsi="宋体" w:cs="宋体" w:hint="eastAsia"/>
           <w:spacing w:val="-1"/>
           <w:sz w:val="24"/>
           <w:szCs w:val="24"/>
@@ -4496,7 +4448,7 @@
       </w:pPr>
       <w:r>
         <w:rPr>
-          <w:rFonts w:hint="eastAsia" w:ascii="宋体" w:hAnsi="宋体" w:eastAsia="宋体" w:cs="宋体"/>
+          <w:rFonts w:ascii="宋体" w:eastAsia="宋体" w:hAnsi="宋体" w:cs="宋体" w:hint="eastAsia"/>
           <w:spacing w:val="-1"/>
           <w:sz w:val="24"/>
           <w:szCs w:val="24"/>
@@ -4524,10 +4476,10 @@
         <w:adjustRightInd w:val="0"/>
         <w:snapToGrid w:val="0"/>
         <w:spacing w:line="360" w:lineRule="auto"/>
-        <w:ind w:left="425" w:leftChars="0" w:hanging="425" w:firstLineChars="0"/>
+        <w:ind w:left="425" w:hanging="425" w:leftChars="0" w:firstLineChars="0"/>
         <w:textAlignment w:val="baseline"/>
         <w:rPr>
-          <w:rFonts w:hint="eastAsia" w:ascii="宋体" w:hAnsi="宋体" w:eastAsia="宋体" w:cs="宋体"/>
+          <w:rFonts w:ascii="宋体" w:eastAsia="宋体" w:hAnsi="宋体" w:cs="宋体" w:hint="eastAsia"/>
           <w:spacing w:val="-1"/>
           <w:sz w:val="24"/>
           <w:szCs w:val="24"/>
@@ -4535,7 +4487,7 @@
       </w:pPr>
       <w:r>
         <w:rPr>
-          <w:rFonts w:hint="eastAsia" w:ascii="宋体" w:hAnsi="宋体" w:eastAsia="宋体" w:cs="宋体"/>
+          <w:rFonts w:ascii="宋体" w:eastAsia="宋体" w:hAnsi="宋体" w:cs="宋体" w:hint="eastAsia"/>
           <w:spacing w:val="-1"/>
           <w:sz w:val="24"/>
           <w:szCs w:val="24"/>
@@ -4563,10 +4515,10 @@
         <w:adjustRightInd w:val="0"/>
         <w:snapToGrid w:val="0"/>
         <w:spacing w:line="360" w:lineRule="auto"/>
-        <w:ind w:left="425" w:leftChars="0" w:hanging="425" w:firstLineChars="0"/>
+        <w:ind w:left="425" w:hanging="425" w:leftChars="0" w:firstLineChars="0"/>
         <w:textAlignment w:val="baseline"/>
         <w:rPr>
-          <w:rFonts w:hint="eastAsia" w:ascii="宋体" w:hAnsi="宋体" w:eastAsia="宋体" w:cs="宋体"/>
+          <w:rFonts w:ascii="宋体" w:eastAsia="宋体" w:hAnsi="宋体" w:cs="宋体" w:hint="eastAsia"/>
           <w:spacing w:val="-1"/>
           <w:sz w:val="24"/>
           <w:szCs w:val="24"/>
@@ -4574,7 +4526,7 @@
       </w:pPr>
       <w:r>
         <w:rPr>
-          <w:rFonts w:hint="eastAsia" w:ascii="宋体" w:hAnsi="宋体" w:eastAsia="宋体" w:cs="宋体"/>
+          <w:rFonts w:ascii="宋体" w:eastAsia="宋体" w:hAnsi="宋体" w:cs="宋体" w:hint="eastAsia"/>
           <w:spacing w:val="-1"/>
           <w:sz w:val="24"/>
           <w:szCs w:val="24"/>
@@ -4602,10 +4554,10 @@
         <w:adjustRightInd w:val="0"/>
         <w:snapToGrid w:val="0"/>
         <w:spacing w:line="360" w:lineRule="auto"/>
-        <w:ind w:left="425" w:leftChars="0" w:hanging="425" w:firstLineChars="0"/>
+        <w:ind w:left="425" w:hanging="425" w:leftChars="0" w:firstLineChars="0"/>
         <w:textAlignment w:val="baseline"/>
         <w:rPr>
-          <w:rFonts w:hint="eastAsia" w:ascii="宋体" w:hAnsi="宋体" w:eastAsia="宋体" w:cs="宋体"/>
+          <w:rFonts w:ascii="宋体" w:eastAsia="宋体" w:hAnsi="宋体" w:cs="宋体" w:hint="eastAsia"/>
           <w:spacing w:val="-1"/>
           <w:sz w:val="24"/>
           <w:szCs w:val="24"/>
@@ -4613,7 +4565,7 @@
       </w:pPr>
       <w:r>
         <w:rPr>
-          <w:rFonts w:hint="eastAsia" w:ascii="宋体" w:hAnsi="宋体" w:eastAsia="宋体" w:cs="宋体"/>
+          <w:rFonts w:ascii="宋体" w:eastAsia="宋体" w:hAnsi="宋体" w:cs="宋体" w:hint="eastAsia"/>
           <w:spacing w:val="-1"/>
           <w:sz w:val="24"/>
           <w:szCs w:val="24"/>
@@ -4641,10 +4593,10 @@
         <w:adjustRightInd w:val="0"/>
         <w:snapToGrid w:val="0"/>
         <w:spacing w:line="360" w:lineRule="auto"/>
-        <w:ind w:left="425" w:leftChars="0" w:hanging="425" w:firstLineChars="0"/>
+        <w:ind w:left="425" w:hanging="425" w:leftChars="0" w:firstLineChars="0"/>
         <w:textAlignment w:val="baseline"/>
         <w:rPr>
-          <w:rFonts w:hint="eastAsia" w:ascii="宋体" w:hAnsi="宋体" w:eastAsia="宋体" w:cs="宋体"/>
+          <w:rFonts w:ascii="宋体" w:eastAsia="宋体" w:hAnsi="宋体" w:cs="宋体" w:hint="eastAsia"/>
           <w:spacing w:val="-1"/>
           <w:sz w:val="24"/>
           <w:szCs w:val="24"/>
@@ -4652,7 +4604,7 @@
       </w:pPr>
       <w:r>
         <w:rPr>
-          <w:rFonts w:hint="eastAsia" w:ascii="宋体" w:hAnsi="宋体" w:eastAsia="宋体" w:cs="宋体"/>
+          <w:rFonts w:ascii="宋体" w:eastAsia="宋体" w:hAnsi="宋体" w:cs="宋体" w:hint="eastAsia"/>
           <w:spacing w:val="-1"/>
           <w:sz w:val="24"/>
           <w:szCs w:val="24"/>
@@ -4680,10 +4632,10 @@
         <w:adjustRightInd w:val="0"/>
         <w:snapToGrid w:val="0"/>
         <w:spacing w:line="360" w:lineRule="auto"/>
-        <w:ind w:left="425" w:leftChars="0" w:hanging="425" w:firstLineChars="0"/>
+        <w:ind w:left="425" w:hanging="425" w:leftChars="0" w:firstLineChars="0"/>
         <w:textAlignment w:val="baseline"/>
         <w:rPr>
-          <w:rFonts w:hint="eastAsia" w:ascii="宋体" w:hAnsi="宋体" w:eastAsia="宋体" w:cs="宋体"/>
+          <w:rFonts w:ascii="宋体" w:eastAsia="宋体" w:hAnsi="宋体" w:cs="宋体" w:hint="eastAsia"/>
           <w:spacing w:val="-1"/>
           <w:sz w:val="24"/>
           <w:szCs w:val="24"/>
@@ -4691,7 +4643,7 @@
       </w:pPr>
       <w:r>
         <w:rPr>
-          <w:rFonts w:hint="eastAsia" w:ascii="宋体" w:hAnsi="宋体" w:eastAsia="宋体" w:cs="宋体"/>
+          <w:rFonts w:ascii="宋体" w:eastAsia="宋体" w:hAnsi="宋体" w:cs="宋体" w:hint="eastAsia"/>
           <w:spacing w:val="-1"/>
           <w:sz w:val="24"/>
           <w:szCs w:val="24"/>
@@ -4701,7 +4653,7 @@
     </w:p>
     <w:p>
       <w:pPr>
-        <w:pStyle w:val="26"/>
+        <w:pStyle w:val="1"/>
         <w:keepNext w:val="0"/>
         <w:keepLines w:val="0"/>
         <w:pageBreakBefore w:val="0"/>
@@ -4717,11 +4669,11 @@
         <w:snapToGrid w:val="0"/>
         <w:textAlignment w:val="baseline"/>
       </w:pPr>
-      <w:bookmarkStart w:id="12" w:name="_Toc23537"/>
+      <w:bookmarkStart w:id="13" w:name="_Toc23537"/>
       <w:r>
         <w:t>投诉级别</w:t>
       </w:r>
-      <w:bookmarkEnd w:id="12"/>
+      <w:bookmarkEnd w:id="13"/>
     </w:p>
     <w:p>
       <w:pPr>
@@ -4743,10 +4695,10 @@
         <w:adjustRightInd w:val="0"/>
         <w:snapToGrid w:val="0"/>
         <w:spacing w:line="360" w:lineRule="auto"/>
-        <w:ind w:left="425" w:leftChars="0" w:hanging="425" w:firstLineChars="0"/>
+        <w:ind w:left="425" w:hanging="425" w:leftChars="0" w:firstLineChars="0"/>
         <w:textAlignment w:val="baseline"/>
         <w:rPr>
-          <w:rFonts w:hint="eastAsia" w:ascii="宋体" w:hAnsi="宋体" w:eastAsia="宋体" w:cs="宋体"/>
+          <w:rFonts w:ascii="宋体" w:eastAsia="宋体" w:hAnsi="宋体" w:cs="宋体" w:hint="eastAsia"/>
           <w:spacing w:val="-1"/>
           <w:sz w:val="24"/>
           <w:szCs w:val="24"/>
@@ -4754,7 +4706,7 @@
       </w:pPr>
       <w:r>
         <w:rPr>
-          <w:rFonts w:hint="eastAsia" w:ascii="宋体" w:hAnsi="宋体" w:eastAsia="宋体" w:cs="宋体"/>
+          <w:rFonts w:ascii="宋体" w:eastAsia="宋体" w:hAnsi="宋体" w:cs="宋体" w:hint="eastAsia"/>
           <w:spacing w:val="-1"/>
           <w:sz w:val="24"/>
           <w:szCs w:val="24"/>
@@ -4782,10 +4734,10 @@
         <w:adjustRightInd w:val="0"/>
         <w:snapToGrid w:val="0"/>
         <w:spacing w:line="360" w:lineRule="auto"/>
-        <w:ind w:left="425" w:leftChars="0" w:hanging="425" w:firstLineChars="0"/>
+        <w:ind w:left="425" w:hanging="425" w:leftChars="0" w:firstLineChars="0"/>
         <w:textAlignment w:val="baseline"/>
         <w:rPr>
-          <w:rFonts w:hint="eastAsia" w:ascii="宋体" w:hAnsi="宋体" w:eastAsia="宋体" w:cs="宋体"/>
+          <w:rFonts w:ascii="宋体" w:eastAsia="宋体" w:hAnsi="宋体" w:cs="宋体" w:hint="eastAsia"/>
           <w:spacing w:val="-1"/>
           <w:sz w:val="24"/>
           <w:szCs w:val="24"/>
@@ -4793,7 +4745,7 @@
       </w:pPr>
       <w:r>
         <w:rPr>
-          <w:rFonts w:hint="eastAsia" w:ascii="宋体" w:hAnsi="宋体" w:eastAsia="宋体" w:cs="宋体"/>
+          <w:rFonts w:ascii="宋体" w:eastAsia="宋体" w:hAnsi="宋体" w:cs="宋体" w:hint="eastAsia"/>
           <w:spacing w:val="-1"/>
           <w:sz w:val="24"/>
           <w:szCs w:val="24"/>
@@ -4821,10 +4773,10 @@
         <w:adjustRightInd w:val="0"/>
         <w:snapToGrid w:val="0"/>
         <w:spacing w:line="360" w:lineRule="auto"/>
-        <w:ind w:left="425" w:leftChars="0" w:hanging="425" w:firstLineChars="0"/>
+        <w:ind w:left="425" w:hanging="425" w:leftChars="0" w:firstLineChars="0"/>
         <w:textAlignment w:val="baseline"/>
         <w:rPr>
-          <w:rFonts w:hint="eastAsia" w:ascii="宋体" w:hAnsi="宋体" w:eastAsia="宋体" w:cs="宋体"/>
+          <w:rFonts w:ascii="宋体" w:eastAsia="宋体" w:hAnsi="宋体" w:cs="宋体" w:hint="eastAsia"/>
           <w:spacing w:val="-1"/>
           <w:sz w:val="24"/>
           <w:szCs w:val="24"/>
@@ -4832,7 +4784,7 @@
       </w:pPr>
       <w:r>
         <w:rPr>
-          <w:rFonts w:hint="eastAsia" w:ascii="宋体" w:hAnsi="宋体" w:eastAsia="宋体" w:cs="宋体"/>
+          <w:rFonts w:ascii="宋体" w:eastAsia="宋体" w:hAnsi="宋体" w:cs="宋体" w:hint="eastAsia"/>
           <w:spacing w:val="-1"/>
           <w:sz w:val="24"/>
           <w:szCs w:val="24"/>
@@ -4842,7 +4794,7 @@
     </w:p>
     <w:p>
       <w:pPr>
-        <w:pStyle w:val="26"/>
+        <w:pStyle w:val="1"/>
         <w:keepNext w:val="0"/>
         <w:keepLines w:val="0"/>
         <w:pageBreakBefore w:val="0"/>
@@ -4858,11 +4810,11 @@
         <w:snapToGrid w:val="0"/>
         <w:textAlignment w:val="baseline"/>
       </w:pPr>
-      <w:bookmarkStart w:id="13" w:name="_Toc15645"/>
+      <w:bookmarkStart w:id="14" w:name="_Toc15645"/>
       <w:r>
         <w:t>客户投诉应对及处理的注意事项</w:t>
       </w:r>
-      <w:bookmarkEnd w:id="13"/>
+      <w:bookmarkEnd w:id="14"/>
     </w:p>
     <w:p>
       <w:pPr>
@@ -4884,10 +4836,10 @@
         <w:adjustRightInd w:val="0"/>
         <w:snapToGrid w:val="0"/>
         <w:spacing w:line="360" w:lineRule="auto"/>
-        <w:ind w:left="425" w:leftChars="0" w:hanging="425" w:firstLineChars="0"/>
+        <w:ind w:left="425" w:hanging="425" w:leftChars="0" w:firstLineChars="0"/>
         <w:textAlignment w:val="baseline"/>
         <w:rPr>
-          <w:rFonts w:hint="eastAsia" w:ascii="宋体" w:hAnsi="宋体" w:eastAsia="宋体" w:cs="宋体"/>
+          <w:rFonts w:ascii="宋体" w:eastAsia="宋体" w:hAnsi="宋体" w:cs="宋体" w:hint="eastAsia"/>
           <w:spacing w:val="-1"/>
           <w:sz w:val="24"/>
           <w:szCs w:val="24"/>
@@ -4895,7 +4847,7 @@
       </w:pPr>
       <w:r>
         <w:rPr>
-          <w:rFonts w:hint="eastAsia" w:ascii="宋体" w:hAnsi="宋体" w:eastAsia="宋体" w:cs="宋体"/>
+          <w:rFonts w:ascii="宋体" w:eastAsia="宋体" w:hAnsi="宋体" w:cs="宋体" w:hint="eastAsia"/>
           <w:spacing w:val="-1"/>
           <w:sz w:val="24"/>
           <w:szCs w:val="24"/>
@@ -4923,10 +4875,10 @@
         <w:adjustRightInd w:val="0"/>
         <w:snapToGrid w:val="0"/>
         <w:spacing w:line="360" w:lineRule="auto"/>
-        <w:ind w:left="425" w:leftChars="0" w:hanging="425" w:firstLineChars="0"/>
+        <w:ind w:left="425" w:hanging="425" w:leftChars="0" w:firstLineChars="0"/>
         <w:textAlignment w:val="baseline"/>
         <w:rPr>
-          <w:rFonts w:hint="eastAsia" w:ascii="宋体" w:hAnsi="宋体" w:eastAsia="宋体" w:cs="宋体"/>
+          <w:rFonts w:ascii="宋体" w:eastAsia="宋体" w:hAnsi="宋体" w:cs="宋体" w:hint="eastAsia"/>
           <w:spacing w:val="-1"/>
           <w:sz w:val="24"/>
           <w:szCs w:val="24"/>
@@ -4934,7 +4886,7 @@
       </w:pPr>
       <w:r>
         <w:rPr>
-          <w:rFonts w:hint="eastAsia" w:ascii="宋体" w:hAnsi="宋体" w:eastAsia="宋体" w:cs="宋体"/>
+          <w:rFonts w:ascii="宋体" w:eastAsia="宋体" w:hAnsi="宋体" w:cs="宋体" w:hint="eastAsia"/>
           <w:spacing w:val="-1"/>
           <w:sz w:val="24"/>
           <w:szCs w:val="24"/>
@@ -4962,10 +4914,10 @@
         <w:adjustRightInd w:val="0"/>
         <w:snapToGrid w:val="0"/>
         <w:spacing w:line="360" w:lineRule="auto"/>
-        <w:ind w:left="425" w:leftChars="0" w:hanging="425" w:firstLineChars="0"/>
+        <w:ind w:left="425" w:hanging="425" w:leftChars="0" w:firstLineChars="0"/>
         <w:textAlignment w:val="baseline"/>
         <w:rPr>
-          <w:rFonts w:hint="eastAsia" w:ascii="宋体" w:hAnsi="宋体" w:eastAsia="宋体" w:cs="宋体"/>
+          <w:rFonts w:ascii="宋体" w:eastAsia="宋体" w:hAnsi="宋体" w:cs="宋体" w:hint="eastAsia"/>
           <w:spacing w:val="-1"/>
           <w:sz w:val="24"/>
           <w:szCs w:val="24"/>
@@ -4973,7 +4925,7 @@
       </w:pPr>
       <w:r>
         <w:rPr>
-          <w:rFonts w:hint="eastAsia" w:ascii="宋体" w:hAnsi="宋体" w:eastAsia="宋体" w:cs="宋体"/>
+          <w:rFonts w:ascii="宋体" w:eastAsia="宋体" w:hAnsi="宋体" w:cs="宋体" w:hint="eastAsia"/>
           <w:spacing w:val="-1"/>
           <w:sz w:val="24"/>
           <w:szCs w:val="24"/>
@@ -5001,10 +4953,10 @@
         <w:adjustRightInd w:val="0"/>
         <w:snapToGrid w:val="0"/>
         <w:spacing w:line="360" w:lineRule="auto"/>
-        <w:ind w:left="425" w:leftChars="0" w:hanging="425" w:firstLineChars="0"/>
+        <w:ind w:left="425" w:hanging="425" w:leftChars="0" w:firstLineChars="0"/>
         <w:textAlignment w:val="baseline"/>
         <w:rPr>
-          <w:rFonts w:hint="eastAsia" w:ascii="宋体" w:hAnsi="宋体" w:eastAsia="宋体" w:cs="宋体"/>
+          <w:rFonts w:ascii="宋体" w:eastAsia="宋体" w:hAnsi="宋体" w:cs="宋体" w:hint="eastAsia"/>
           <w:spacing w:val="-1"/>
           <w:sz w:val="24"/>
           <w:szCs w:val="24"/>
@@ -5012,7 +4964,7 @@
       </w:pPr>
       <w:r>
         <w:rPr>
-          <w:rFonts w:hint="eastAsia" w:ascii="宋体" w:hAnsi="宋体" w:eastAsia="宋体" w:cs="宋体"/>
+          <w:rFonts w:ascii="宋体" w:eastAsia="宋体" w:hAnsi="宋体" w:cs="宋体" w:hint="eastAsia"/>
           <w:spacing w:val="-1"/>
           <w:sz w:val="24"/>
           <w:szCs w:val="24"/>
@@ -5040,10 +4992,10 @@
         <w:adjustRightInd w:val="0"/>
         <w:snapToGrid w:val="0"/>
         <w:spacing w:line="360" w:lineRule="auto"/>
-        <w:ind w:left="425" w:leftChars="0" w:hanging="425" w:firstLineChars="0"/>
+        <w:ind w:left="425" w:hanging="425" w:leftChars="0" w:firstLineChars="0"/>
         <w:textAlignment w:val="baseline"/>
         <w:rPr>
-          <w:rFonts w:hint="eastAsia" w:ascii="宋体" w:hAnsi="宋体" w:eastAsia="宋体" w:cs="宋体"/>
+          <w:rFonts w:ascii="宋体" w:eastAsia="宋体" w:hAnsi="宋体" w:cs="宋体" w:hint="eastAsia"/>
           <w:spacing w:val="-1"/>
           <w:sz w:val="24"/>
           <w:szCs w:val="24"/>
@@ -5051,7 +5003,7 @@
       </w:pPr>
       <w:r>
         <w:rPr>
-          <w:rFonts w:hint="eastAsia" w:ascii="宋体" w:hAnsi="宋体" w:eastAsia="宋体" w:cs="宋体"/>
+          <w:rFonts w:ascii="宋体" w:eastAsia="宋体" w:hAnsi="宋体" w:cs="宋体" w:hint="eastAsia"/>
           <w:spacing w:val="-1"/>
           <w:sz w:val="24"/>
           <w:szCs w:val="24"/>
@@ -5079,10 +5031,10 @@
         <w:adjustRightInd w:val="0"/>
         <w:snapToGrid w:val="0"/>
         <w:spacing w:line="360" w:lineRule="auto"/>
-        <w:ind w:left="425" w:leftChars="0" w:hanging="425" w:firstLineChars="0"/>
+        <w:ind w:left="425" w:hanging="425" w:leftChars="0" w:firstLineChars="0"/>
         <w:textAlignment w:val="baseline"/>
         <w:rPr>
-          <w:rFonts w:hint="eastAsia" w:ascii="宋体" w:hAnsi="宋体" w:eastAsia="宋体" w:cs="宋体"/>
+          <w:rFonts w:ascii="宋体" w:eastAsia="宋体" w:hAnsi="宋体" w:cs="宋体" w:hint="eastAsia"/>
           <w:spacing w:val="-1"/>
           <w:sz w:val="24"/>
           <w:szCs w:val="24"/>
@@ -5090,7 +5042,7 @@
       </w:pPr>
       <w:r>
         <w:rPr>
-          <w:rFonts w:hint="eastAsia" w:ascii="宋体" w:hAnsi="宋体" w:eastAsia="宋体" w:cs="宋体"/>
+          <w:rFonts w:ascii="宋体" w:eastAsia="宋体" w:hAnsi="宋体" w:cs="宋体" w:hint="eastAsia"/>
           <w:spacing w:val="-1"/>
           <w:sz w:val="24"/>
           <w:szCs w:val="24"/>
@@ -5118,10 +5070,10 @@
         <w:adjustRightInd w:val="0"/>
         <w:snapToGrid w:val="0"/>
         <w:spacing w:line="360" w:lineRule="auto"/>
-        <w:ind w:left="425" w:leftChars="0" w:hanging="425" w:firstLineChars="0"/>
+        <w:ind w:left="425" w:hanging="425" w:leftChars="0" w:firstLineChars="0"/>
         <w:textAlignment w:val="baseline"/>
         <w:rPr>
-          <w:rFonts w:hint="eastAsia" w:ascii="宋体" w:hAnsi="宋体" w:eastAsia="宋体" w:cs="宋体"/>
+          <w:rFonts w:ascii="宋体" w:eastAsia="宋体" w:hAnsi="宋体" w:cs="宋体" w:hint="eastAsia"/>
           <w:spacing w:val="-1"/>
           <w:sz w:val="24"/>
           <w:szCs w:val="24"/>
@@ -5129,7 +5081,7 @@
       </w:pPr>
       <w:r>
         <w:rPr>
-          <w:rFonts w:hint="eastAsia" w:ascii="宋体" w:hAnsi="宋体" w:eastAsia="宋体" w:cs="宋体"/>
+          <w:rFonts w:ascii="宋体" w:eastAsia="宋体" w:hAnsi="宋体" w:cs="宋体" w:hint="eastAsia"/>
           <w:spacing w:val="-1"/>
           <w:sz w:val="24"/>
           <w:szCs w:val="24"/>
@@ -5157,10 +5109,10 @@
         <w:adjustRightInd w:val="0"/>
         <w:snapToGrid w:val="0"/>
         <w:spacing w:line="360" w:lineRule="auto"/>
-        <w:ind w:left="425" w:leftChars="0" w:hanging="425" w:firstLineChars="0"/>
+        <w:ind w:left="425" w:hanging="425" w:leftChars="0" w:firstLineChars="0"/>
         <w:textAlignment w:val="baseline"/>
         <w:rPr>
-          <w:rFonts w:hint="eastAsia" w:ascii="宋体" w:hAnsi="宋体" w:eastAsia="宋体" w:cs="宋体"/>
+          <w:rFonts w:ascii="宋体" w:eastAsia="宋体" w:hAnsi="宋体" w:cs="宋体" w:hint="eastAsia"/>
           <w:spacing w:val="-1"/>
           <w:sz w:val="24"/>
           <w:szCs w:val="24"/>
@@ -5168,7 +5120,7 @@
       </w:pPr>
       <w:r>
         <w:rPr>
-          <w:rFonts w:hint="eastAsia" w:ascii="宋体" w:hAnsi="宋体" w:eastAsia="宋体" w:cs="宋体"/>
+          <w:rFonts w:ascii="宋体" w:eastAsia="宋体" w:hAnsi="宋体" w:cs="宋体" w:hint="eastAsia"/>
           <w:spacing w:val="-1"/>
           <w:sz w:val="24"/>
           <w:szCs w:val="24"/>
@@ -5196,10 +5148,10 @@
         <w:adjustRightInd w:val="0"/>
         <w:snapToGrid w:val="0"/>
         <w:spacing w:line="360" w:lineRule="auto"/>
-        <w:ind w:left="425" w:leftChars="0" w:hanging="425" w:firstLineChars="0"/>
+        <w:ind w:left="425" w:hanging="425" w:leftChars="0" w:firstLineChars="0"/>
         <w:textAlignment w:val="baseline"/>
         <w:rPr>
-          <w:rFonts w:hint="eastAsia" w:ascii="宋体" w:hAnsi="宋体" w:eastAsia="宋体" w:cs="宋体"/>
+          <w:rFonts w:ascii="宋体" w:eastAsia="宋体" w:hAnsi="宋体" w:cs="宋体" w:hint="eastAsia"/>
           <w:spacing w:val="-1"/>
           <w:sz w:val="24"/>
           <w:szCs w:val="24"/>
@@ -5207,7 +5159,7 @@
       </w:pPr>
       <w:r>
         <w:rPr>
-          <w:rFonts w:hint="eastAsia" w:ascii="宋体" w:hAnsi="宋体" w:eastAsia="宋体" w:cs="宋体"/>
+          <w:rFonts w:ascii="宋体" w:eastAsia="宋体" w:hAnsi="宋体" w:cs="宋体" w:hint="eastAsia"/>
           <w:spacing w:val="-1"/>
           <w:sz w:val="24"/>
           <w:szCs w:val="24"/>
@@ -5235,10 +5187,10 @@
         <w:adjustRightInd w:val="0"/>
         <w:snapToGrid w:val="0"/>
         <w:spacing w:line="360" w:lineRule="auto"/>
-        <w:ind w:left="425" w:leftChars="0" w:hanging="425" w:firstLineChars="0"/>
+        <w:ind w:left="425" w:hanging="425" w:leftChars="0" w:firstLineChars="0"/>
         <w:textAlignment w:val="baseline"/>
         <w:rPr>
-          <w:rFonts w:hint="eastAsia" w:ascii="宋体" w:hAnsi="宋体" w:eastAsia="宋体" w:cs="宋体"/>
+          <w:rFonts w:ascii="宋体" w:eastAsia="宋体" w:hAnsi="宋体" w:cs="宋体" w:hint="eastAsia"/>
           <w:spacing w:val="-1"/>
           <w:sz w:val="24"/>
           <w:szCs w:val="24"/>
@@ -5246,7 +5198,7 @@
       </w:pPr>
       <w:r>
         <w:rPr>
-          <w:rFonts w:hint="eastAsia" w:ascii="宋体" w:hAnsi="宋体" w:eastAsia="宋体" w:cs="宋体"/>
+          <w:rFonts w:ascii="宋体" w:eastAsia="宋体" w:hAnsi="宋体" w:cs="宋体" w:hint="eastAsia"/>
           <w:spacing w:val="-1"/>
           <w:sz w:val="24"/>
           <w:szCs w:val="24"/>
@@ -5256,7 +5208,7 @@
     </w:p>
     <w:p>
       <w:pPr>
-        <w:pStyle w:val="26"/>
+        <w:pStyle w:val="1"/>
         <w:keepNext w:val="0"/>
         <w:keepLines w:val="0"/>
         <w:pageBreakBefore w:val="0"/>
@@ -5272,13 +5224,13 @@
         <w:snapToGrid w:val="0"/>
         <w:textAlignment w:val="baseline"/>
       </w:pPr>
-      <w:bookmarkStart w:id="14" w:name="bookmark1"/>
-      <w:bookmarkEnd w:id="14"/>
-      <w:bookmarkStart w:id="15" w:name="_Toc15428"/>
+      <w:bookmarkStart w:id="15" w:name="bookmark1"/>
+      <w:bookmarkEnd w:id="15"/>
+      <w:bookmarkStart w:id="16" w:name="_Toc15428"/>
       <w:r>
         <w:t>客户投诉处罚规定</w:t>
       </w:r>
-      <w:bookmarkEnd w:id="15"/>
+      <w:bookmarkEnd w:id="16"/>
     </w:p>
     <w:p>
       <w:pPr>
@@ -5300,10 +5252,10 @@
         <w:adjustRightInd w:val="0"/>
         <w:snapToGrid w:val="0"/>
         <w:spacing w:line="360" w:lineRule="auto"/>
-        <w:ind w:left="425" w:leftChars="0" w:hanging="425" w:firstLineChars="0"/>
+        <w:ind w:left="425" w:hanging="425" w:leftChars="0" w:firstLineChars="0"/>
         <w:textAlignment w:val="baseline"/>
         <w:rPr>
-          <w:rFonts w:hint="eastAsia" w:ascii="宋体" w:hAnsi="宋体" w:eastAsia="宋体" w:cs="宋体"/>
+          <w:rFonts w:ascii="宋体" w:eastAsia="宋体" w:hAnsi="宋体" w:cs="宋体" w:hint="eastAsia"/>
           <w:spacing w:val="-1"/>
           <w:sz w:val="24"/>
           <w:szCs w:val="24"/>
@@ -5311,7 +5263,7 @@
       </w:pPr>
       <w:r>
         <w:rPr>
-          <w:rFonts w:hint="eastAsia" w:ascii="宋体" w:hAnsi="宋体" w:eastAsia="宋体" w:cs="宋体"/>
+          <w:rFonts w:ascii="宋体" w:eastAsia="宋体" w:hAnsi="宋体" w:cs="宋体" w:hint="eastAsia"/>
           <w:spacing w:val="-1"/>
           <w:sz w:val="24"/>
           <w:szCs w:val="24"/>
@@ -5339,10 +5291,10 @@
         <w:adjustRightInd w:val="0"/>
         <w:snapToGrid w:val="0"/>
         <w:spacing w:line="360" w:lineRule="auto"/>
-        <w:ind w:left="425" w:leftChars="0" w:hanging="425" w:firstLineChars="0"/>
+        <w:ind w:left="425" w:hanging="425" w:leftChars="0" w:firstLineChars="0"/>
         <w:textAlignment w:val="baseline"/>
         <w:rPr>
-          <w:rFonts w:hint="eastAsia" w:ascii="宋体" w:hAnsi="宋体" w:eastAsia="宋体" w:cs="宋体"/>
+          <w:rFonts w:ascii="宋体" w:eastAsia="宋体" w:hAnsi="宋体" w:cs="宋体" w:hint="eastAsia"/>
           <w:spacing w:val="-1"/>
           <w:sz w:val="24"/>
           <w:szCs w:val="24"/>
@@ -5350,7 +5302,7 @@
       </w:pPr>
       <w:r>
         <w:rPr>
-          <w:rFonts w:hint="eastAsia" w:ascii="宋体" w:hAnsi="宋体" w:eastAsia="宋体" w:cs="宋体"/>
+          <w:rFonts w:ascii="宋体" w:eastAsia="宋体" w:hAnsi="宋体" w:cs="宋体" w:hint="eastAsia"/>
           <w:spacing w:val="-1"/>
           <w:sz w:val="24"/>
           <w:szCs w:val="24"/>
@@ -5378,10 +5330,10 @@
         <w:adjustRightInd w:val="0"/>
         <w:snapToGrid w:val="0"/>
         <w:spacing w:line="360" w:lineRule="auto"/>
-        <w:ind w:left="425" w:leftChars="0" w:hanging="425" w:firstLineChars="0"/>
+        <w:ind w:left="425" w:hanging="425" w:leftChars="0" w:firstLineChars="0"/>
         <w:textAlignment w:val="baseline"/>
         <w:rPr>
-          <w:rFonts w:hint="eastAsia" w:ascii="宋体" w:hAnsi="宋体" w:eastAsia="宋体" w:cs="宋体"/>
+          <w:rFonts w:ascii="宋体" w:eastAsia="宋体" w:hAnsi="宋体" w:cs="宋体" w:hint="eastAsia"/>
           <w:spacing w:val="-1"/>
           <w:sz w:val="24"/>
           <w:szCs w:val="24"/>
@@ -5389,7 +5341,7 @@
       </w:pPr>
       <w:r>
         <w:rPr>
-          <w:rFonts w:hint="eastAsia" w:ascii="宋体" w:hAnsi="宋体" w:eastAsia="宋体" w:cs="宋体"/>
+          <w:rFonts w:ascii="宋体" w:eastAsia="宋体" w:hAnsi="宋体" w:cs="宋体" w:hint="eastAsia"/>
           <w:spacing w:val="-1"/>
           <w:sz w:val="24"/>
           <w:szCs w:val="24"/>
@@ -5399,7 +5351,7 @@
     </w:p>
     <w:p>
       <w:pPr>
-        <w:pStyle w:val="26"/>
+        <w:pStyle w:val="1"/>
         <w:keepNext w:val="0"/>
         <w:keepLines w:val="0"/>
         <w:pageBreakBefore w:val="0"/>
@@ -5415,11 +5367,11 @@
         <w:snapToGrid w:val="0"/>
         <w:textAlignment w:val="baseline"/>
       </w:pPr>
-      <w:bookmarkStart w:id="16" w:name="_Toc9084"/>
+      <w:bookmarkStart w:id="17" w:name="_Toc9084"/>
       <w:r>
         <w:t>相关文档</w:t>
       </w:r>
-      <w:bookmarkEnd w:id="16"/>
+      <w:bookmarkEnd w:id="17"/>
     </w:p>
     <w:p>
       <w:pPr>
@@ -5437,10 +5389,10 @@
         <w:adjustRightInd w:val="0"/>
         <w:snapToGrid w:val="0"/>
         <w:spacing w:line="360" w:lineRule="auto"/>
-        <w:ind w:left="0" w:right="0" w:firstLine="476" w:firstLineChars="200"/>
+        <w:ind w:left="0" w:right="0" w:firstLine="420" w:firstLineChars="200"/>
         <w:textAlignment w:val="baseline"/>
         <w:rPr>
-          <w:rFonts w:hint="eastAsia" w:ascii="宋体" w:hAnsi="宋体" w:eastAsia="宋体" w:cs="宋体"/>
+          <w:rFonts w:ascii="宋体" w:eastAsia="宋体" w:hAnsi="宋体" w:cs="宋体" w:hint="eastAsia"/>
           <w:spacing w:val="-1"/>
           <w:sz w:val="24"/>
           <w:szCs w:val="24"/>
@@ -5449,7 +5401,7 @@
       </w:pPr>
       <w:r>
         <w:rPr>
-          <w:rFonts w:hint="eastAsia" w:ascii="宋体" w:hAnsi="宋体" w:eastAsia="宋体" w:cs="宋体"/>
+          <w:rFonts w:ascii="宋体" w:eastAsia="宋体" w:hAnsi="宋体" w:cs="宋体" w:hint="eastAsia"/>
           <w:spacing w:val="-1"/>
           <w:sz w:val="24"/>
           <w:szCs w:val="24"/>
@@ -5460,7 +5412,7 @@
     </w:p>
     <w:p>
       <w:pPr>
-        <w:pStyle w:val="26"/>
+        <w:pStyle w:val="1"/>
         <w:keepNext w:val="0"/>
         <w:keepLines w:val="0"/>
         <w:pageBreakBefore w:val="0"/>
@@ -5476,11 +5428,11 @@
         <w:snapToGrid w:val="0"/>
         <w:textAlignment w:val="baseline"/>
       </w:pPr>
-      <w:bookmarkStart w:id="17" w:name="_Toc6588"/>
+      <w:bookmarkStart w:id="18" w:name="_Toc6588"/>
       <w:r>
         <w:t>附则</w:t>
       </w:r>
-      <w:bookmarkEnd w:id="17"/>
+      <w:bookmarkEnd w:id="18"/>
     </w:p>
     <w:p>
       <w:pPr>
@@ -5498,10 +5450,10 @@
         <w:adjustRightInd w:val="0"/>
         <w:snapToGrid w:val="0"/>
         <w:spacing w:line="360" w:lineRule="auto"/>
-        <w:ind w:left="0" w:right="0" w:firstLine="476" w:firstLineChars="200"/>
+        <w:ind w:left="0" w:right="0" w:firstLine="420" w:firstLineChars="200"/>
         <w:textAlignment w:val="baseline"/>
         <w:rPr>
-          <w:rFonts w:hint="eastAsia" w:ascii="宋体" w:hAnsi="宋体" w:eastAsia="宋体" w:cs="宋体"/>
+          <w:rFonts w:ascii="宋体" w:eastAsia="宋体" w:hAnsi="宋体" w:cs="宋体" w:hint="eastAsia"/>
           <w:spacing w:val="-1"/>
           <w:sz w:val="24"/>
           <w:szCs w:val="24"/>
@@ -5509,7 +5461,7 @@
       </w:pPr>
       <w:r>
         <w:rPr>
-          <w:rFonts w:hint="eastAsia" w:ascii="宋体" w:hAnsi="宋体" w:eastAsia="宋体" w:cs="宋体"/>
+          <w:rFonts w:ascii="宋体" w:eastAsia="宋体" w:hAnsi="宋体" w:cs="宋体" w:hint="eastAsia"/>
           <w:spacing w:val="-1"/>
           <w:sz w:val="24"/>
           <w:szCs w:val="24"/>
@@ -5518,55 +5470,30 @@
       </w:r>
     </w:p>
     <w:sectPr>
-      <w:footerReference r:id="rId5" w:type="default"/>
+      <w:footerReference w:type="default" r:id="rId4"/>
       <w:pgSz w:w="11906" w:h="16839"/>
       <w:pgMar w:top="1431" w:right="1639" w:bottom="1375" w:left="1785" w:header="0" w:footer="1211" w:gutter="0"/>
-      <w:cols w:space="720" w:num="1"/>
+      <w:cols w:num="1" w:space="720"/>
     </w:sectPr>
   </w:body>
 </w:document>
 </file>
 
-<file path=word/endnotes.xml><?xml version="1.0" encoding="utf-8"?>
-<w:endnotes xmlns:wpc="http://schemas.microsoft.com/office/word/2010/wordprocessingCanvas" xmlns:mc="http://schemas.openxmlformats.org/markup-compatibility/2006" xmlns:o="urn:schemas-microsoft-com:office:office" xmlns:r="http://schemas.openxmlformats.org/officeDocument/2006/relationships" xmlns:m="http://schemas.openxmlformats.org/officeDocument/2006/math" xmlns:v="urn:schemas-microsoft-com:vml" xmlns:wp14="http://schemas.microsoft.com/office/word/2010/wordprocessingDrawing" xmlns:wp="http://schemas.openxmlformats.org/drawingml/2006/wordprocessingDrawing" xmlns:w="http://schemas.openxmlformats.org/wordprocessingml/2006/main" xmlns:w14="http://schemas.microsoft.com/office/word/2010/wordml" xmlns:w15="http://schemas.microsoft.com/office/word/2012/wordml" xmlns:w10="urn:schemas-microsoft-com:office:word" xmlns:wpg="http://schemas.microsoft.com/office/word/2010/wordprocessingGroup" xmlns:wpi="http://schemas.microsoft.com/office/word/2010/wordprocessingInk" xmlns:wne="http://schemas.microsoft.com/office/word/2006/wordml" xmlns:wps="http://schemas.microsoft.com/office/word/2010/wordprocessingShape" xmlns:wpsCustomData="http://www.wps.cn/officeDocument/2013/wpsCustomData" mc:Ignorable="w14 w15 wp14">
-  <w:endnote w:type="separator" w:id="0">
-    <w:p>
-      <w:pPr>
-        <w:spacing w:line="240" w:lineRule="auto"/>
-      </w:pPr>
-      <w:r>
-        <w:separator/>
-      </w:r>
-    </w:p>
-  </w:endnote>
-  <w:endnote w:type="continuationSeparator" w:id="1">
-    <w:p>
-      <w:pPr>
-        <w:spacing w:line="240" w:lineRule="auto"/>
-      </w:pPr>
-      <w:r>
-        <w:continuationSeparator/>
-      </w:r>
-    </w:p>
-  </w:endnote>
-</w:endnotes>
-</file>
-
 <file path=word/footer1.xml><?xml version="1.0" encoding="utf-8"?>
-<w:ftr xmlns:wpc="http://schemas.microsoft.com/office/word/2010/wordprocessingCanvas" xmlns:mc="http://schemas.openxmlformats.org/markup-compatibility/2006" xmlns:o="urn:schemas-microsoft-com:office:office" xmlns:r="http://schemas.openxmlformats.org/officeDocument/2006/relationships" xmlns:m="http://schemas.openxmlformats.org/officeDocument/2006/math" xmlns:v="urn:schemas-microsoft-com:vml" xmlns:wp14="http://schemas.microsoft.com/office/word/2010/wordprocessingDrawing" xmlns:wp="http://schemas.openxmlformats.org/drawingml/2006/wordprocessingDrawing" xmlns:w10="urn:schemas-microsoft-com:office:word" xmlns:w="http://schemas.openxmlformats.org/wordprocessingml/2006/main" xmlns:w14="http://schemas.microsoft.com/office/word/2010/wordml" xmlns:w15="http://schemas.microsoft.com/office/word/2012/wordml" xmlns:wpg="http://schemas.microsoft.com/office/word/2010/wordprocessingGroup" xmlns:wpi="http://schemas.microsoft.com/office/word/2010/wordprocessingInk" xmlns:wne="http://schemas.microsoft.com/office/word/2006/wordml" xmlns:wps="http://schemas.microsoft.com/office/word/2010/wordprocessingShape" xmlns:wpsCustomData="http://www.wps.cn/officeDocument/2013/wpsCustomData" mc:Ignorable="w14 w15 wp14">
+<w:ftr xmlns:wpc="http://schemas.microsoft.com/office/word/2010/wordprocessingCanvas" xmlns:mc="http://schemas.openxmlformats.org/markup-compatibility/2006" xmlns:o="urn:schemas-microsoft-com:office:office" xmlns:r="http://schemas.openxmlformats.org/officeDocument/2006/relationships" xmlns:m="http://schemas.openxmlformats.org/officeDocument/2006/math" xmlns:v="urn:schemas-microsoft-com:vml" xmlns:wp14="http://schemas.microsoft.com/office/word/2010/wordprocessingDrawing" xmlns:wp="http://schemas.openxmlformats.org/drawingml/2006/wordprocessingDrawing" xmlns:w10="urn:schemas-microsoft-com:office:word" xmlns:w="http://schemas.openxmlformats.org/wordprocessingml/2006/main" xmlns:w14="http://schemas.microsoft.com/office/word/2010/wordml" xmlns:w15="http://schemas.microsoft.com/office/word/2012/wordml" xmlns:wne="http://schemas.microsoft.com/office/word/2006/wordml" xmlns:wpg="http://schemas.microsoft.com/office/word/2010/wordprocessingGroup" xmlns:wpi="http://schemas.microsoft.com/office/word/2010/wordprocessingInk" xmlns:wps="http://schemas.microsoft.com/office/word/2010/wordprocessingShape" mc:Ignorable="w14 w15 wp14">
   <w:p>
     <w:pPr>
       <w:spacing w:line="167" w:lineRule="auto"/>
       <w:ind w:left="4130"/>
       <w:rPr>
-        <w:rFonts w:ascii="Calibri" w:hAnsi="Calibri" w:eastAsia="Calibri" w:cs="Calibri"/>
+        <w:rFonts w:ascii="Calibri" w:eastAsia="Calibri" w:hAnsi="Calibri" w:cs="Calibri"/>
         <w:sz w:val="18"/>
         <w:szCs w:val="18"/>
       </w:rPr>
     </w:pPr>
     <w:r>
       <w:rPr>
-        <w:rFonts w:ascii="Calibri" w:hAnsi="Calibri" w:eastAsia="Calibri" w:cs="Calibri"/>
+        <w:rFonts w:ascii="Calibri" w:eastAsia="Calibri" w:hAnsi="Calibri" w:cs="Calibri"/>
         <w:sz w:val="18"/>
         <w:szCs w:val="18"/>
       </w:rPr>
@@ -5576,41 +5503,16 @@
 </w:ftr>
 </file>
 
-<file path=word/footnotes.xml><?xml version="1.0" encoding="utf-8"?>
-<w:footnotes xmlns:wpc="http://schemas.microsoft.com/office/word/2010/wordprocessingCanvas" xmlns:mc="http://schemas.openxmlformats.org/markup-compatibility/2006" xmlns:o="urn:schemas-microsoft-com:office:office" xmlns:r="http://schemas.openxmlformats.org/officeDocument/2006/relationships" xmlns:m="http://schemas.openxmlformats.org/officeDocument/2006/math" xmlns:v="urn:schemas-microsoft-com:vml" xmlns:wp14="http://schemas.microsoft.com/office/word/2010/wordprocessingDrawing" xmlns:wp="http://schemas.openxmlformats.org/drawingml/2006/wordprocessingDrawing" xmlns:w="http://schemas.openxmlformats.org/wordprocessingml/2006/main" xmlns:w14="http://schemas.microsoft.com/office/word/2010/wordml" xmlns:w15="http://schemas.microsoft.com/office/word/2012/wordml" xmlns:w10="urn:schemas-microsoft-com:office:word" xmlns:wpg="http://schemas.microsoft.com/office/word/2010/wordprocessingGroup" xmlns:wpi="http://schemas.microsoft.com/office/word/2010/wordprocessingInk" xmlns:wne="http://schemas.microsoft.com/office/word/2006/wordml" xmlns:wps="http://schemas.microsoft.com/office/word/2010/wordprocessingShape" xmlns:wpsCustomData="http://www.wps.cn/officeDocument/2013/wpsCustomData" mc:Ignorable="w14 w15 wp14">
-  <w:footnote w:type="separator" w:id="0">
-    <w:p>
-      <w:pPr>
-        <w:spacing w:line="360" w:lineRule="auto"/>
-      </w:pPr>
-      <w:r>
-        <w:separator/>
-      </w:r>
-    </w:p>
-  </w:footnote>
-  <w:footnote w:type="continuationSeparator" w:id="1">
-    <w:p>
-      <w:pPr>
-        <w:spacing w:line="360" w:lineRule="auto"/>
-      </w:pPr>
-      <w:r>
-        <w:continuationSeparator/>
-      </w:r>
-    </w:p>
-  </w:footnote>
-</w:footnotes>
-</file>
-
 <file path=word/numbering.xml><?xml version="1.0" encoding="utf-8"?>
-<w:numbering xmlns:wpc="http://schemas.microsoft.com/office/word/2010/wordprocessingCanvas" xmlns:mc="http://schemas.openxmlformats.org/markup-compatibility/2006" xmlns:o="urn:schemas-microsoft-com:office:office" xmlns:r="http://schemas.openxmlformats.org/officeDocument/2006/relationships" xmlns:m="http://schemas.openxmlformats.org/officeDocument/2006/math" xmlns:v="urn:schemas-microsoft-com:vml" xmlns:wp14="http://schemas.microsoft.com/office/word/2010/wordprocessingDrawing" xmlns:wp="http://schemas.openxmlformats.org/drawingml/2006/wordprocessingDrawing" xmlns:w10="urn:schemas-microsoft-com:office:word" xmlns:w="http://schemas.openxmlformats.org/wordprocessingml/2006/main" xmlns:w14="http://schemas.microsoft.com/office/word/2010/wordml" xmlns:wpg="http://schemas.microsoft.com/office/word/2010/wordprocessingGroup" xmlns:wpi="http://schemas.microsoft.com/office/word/2010/wordprocessingInk" xmlns:wne="http://schemas.microsoft.com/office/word/2006/wordml" xmlns:wps="http://schemas.microsoft.com/office/word/2010/wordprocessingShape" xmlns:wpsCustomData="http://www.wps.cn/officeDocument/2013/wpsCustomData" mc:Ignorable="w14 wp14">
+<w:numbering xmlns:wpc="http://schemas.microsoft.com/office/word/2010/wordprocessingCanvas" xmlns:mc="http://schemas.openxmlformats.org/markup-compatibility/2006" xmlns:o="urn:schemas-microsoft-com:office:office" xmlns:r="http://schemas.openxmlformats.org/officeDocument/2006/relationships" xmlns:m="http://schemas.openxmlformats.org/officeDocument/2006/math" xmlns:v="urn:schemas-microsoft-com:vml" xmlns:wp14="http://schemas.microsoft.com/office/word/2010/wordprocessingDrawing" xmlns:wp="http://schemas.openxmlformats.org/drawingml/2006/wordprocessingDrawing" xmlns:w10="urn:schemas-microsoft-com:office:word" xmlns:w="http://schemas.openxmlformats.org/wordprocessingml/2006/main" xmlns:w14="http://schemas.microsoft.com/office/word/2010/wordml" xmlns:w15="http://schemas.microsoft.com/office/word/2012/wordml" xmlns:wne="http://schemas.microsoft.com/office/word/2006/wordml" xmlns:wpg="http://schemas.microsoft.com/office/word/2010/wordprocessingGroup" xmlns:wpi="http://schemas.microsoft.com/office/word/2010/wordprocessingInk" xmlns:wps="http://schemas.microsoft.com/office/word/2010/wordprocessingShape" mc:Ignorable="w14 w15 wp14">
   <w:abstractNum w:abstractNumId="0">
     <w:nsid w:val="8E964DCE"/>
     <w:multiLevelType w:val="multilevel"/>
     <w:tmpl w:val="8E964DCE"/>
-    <w:lvl w:ilvl="0" w:tentative="0">
+    <w:lvl w:ilvl="0">
       <w:start w:val="1"/>
       <w:numFmt w:val="decimal"/>
-      <w:pStyle w:val="2"/>
+      <w:pStyle w:val="Heading1"/>
       <w:lvlText w:val="%1."/>
       <w:lvlJc w:val="left"/>
       <w:pPr>
@@ -5620,10 +5522,10 @@
         <w:rFonts w:hint="default"/>
       </w:rPr>
     </w:lvl>
-    <w:lvl w:ilvl="1" w:tentative="0">
+    <w:lvl w:ilvl="1">
       <w:start w:val="1"/>
       <w:numFmt w:val="decimal"/>
-      <w:pStyle w:val="3"/>
+      <w:pStyle w:val="Heading2"/>
       <w:lvlText w:val="%1.%2."/>
       <w:lvlJc w:val="left"/>
       <w:pPr>
@@ -5633,10 +5535,10 @@
         <w:rFonts w:hint="default"/>
       </w:rPr>
     </w:lvl>
-    <w:lvl w:ilvl="2" w:tentative="0">
+    <w:lvl w:ilvl="2">
       <w:start w:val="1"/>
       <w:numFmt w:val="decimal"/>
-      <w:pStyle w:val="4"/>
+      <w:pStyle w:val="Heading3"/>
       <w:lvlText w:val="%1.%2.%3."/>
       <w:lvlJc w:val="left"/>
       <w:pPr>
@@ -5646,10 +5548,10 @@
         <w:rFonts w:hint="default"/>
       </w:rPr>
     </w:lvl>
-    <w:lvl w:ilvl="3" w:tentative="0">
+    <w:lvl w:ilvl="3">
       <w:start w:val="1"/>
       <w:numFmt w:val="decimal"/>
-      <w:pStyle w:val="5"/>
+      <w:pStyle w:val="Heading4"/>
       <w:lvlText w:val="%1.%2.%3.%4."/>
       <w:lvlJc w:val="left"/>
       <w:pPr>
@@ -5659,10 +5561,10 @@
         <w:rFonts w:hint="default"/>
       </w:rPr>
     </w:lvl>
-    <w:lvl w:ilvl="4" w:tentative="0">
+    <w:lvl w:ilvl="4">
       <w:start w:val="1"/>
       <w:numFmt w:val="decimal"/>
-      <w:pStyle w:val="6"/>
+      <w:pStyle w:val="Heading5"/>
       <w:lvlText w:val="%1.%2.%3.%4.%5."/>
       <w:lvlJc w:val="left"/>
       <w:pPr>
@@ -5672,10 +5574,10 @@
         <w:rFonts w:hint="default"/>
       </w:rPr>
     </w:lvl>
-    <w:lvl w:ilvl="5" w:tentative="0">
+    <w:lvl w:ilvl="5">
       <w:start w:val="1"/>
       <w:numFmt w:val="decimal"/>
-      <w:pStyle w:val="7"/>
+      <w:pStyle w:val="Heading6"/>
       <w:lvlText w:val="%1.%2.%3.%4.%5.%6."/>
       <w:lvlJc w:val="left"/>
       <w:pPr>
@@ -5685,10 +5587,10 @@
         <w:rFonts w:hint="default"/>
       </w:rPr>
     </w:lvl>
-    <w:lvl w:ilvl="6" w:tentative="0">
+    <w:lvl w:ilvl="6">
       <w:start w:val="1"/>
       <w:numFmt w:val="decimal"/>
-      <w:pStyle w:val="8"/>
+      <w:pStyle w:val="Heading7"/>
       <w:lvlText w:val="%1.%2.%3.%4.%5.%6.%7."/>
       <w:lvlJc w:val="left"/>
       <w:pPr>
@@ -5698,10 +5600,10 @@
         <w:rFonts w:hint="default"/>
       </w:rPr>
     </w:lvl>
-    <w:lvl w:ilvl="7" w:tentative="0">
+    <w:lvl w:ilvl="7">
       <w:start w:val="1"/>
       <w:numFmt w:val="decimal"/>
-      <w:pStyle w:val="9"/>
+      <w:pStyle w:val="Heading8"/>
       <w:lvlText w:val="%1.%2.%3.%4.%5.%6.%7.%8."/>
       <w:lvlJc w:val="left"/>
       <w:pPr>
@@ -5711,10 +5613,10 @@
         <w:rFonts w:hint="default"/>
       </w:rPr>
     </w:lvl>
-    <w:lvl w:ilvl="8" w:tentative="0">
+    <w:lvl w:ilvl="8">
       <w:start w:val="1"/>
       <w:numFmt w:val="decimal"/>
-      <w:pStyle w:val="10"/>
+      <w:pStyle w:val="Heading9"/>
       <w:lvlText w:val="%1.%2.%3.%4.%5.%6.%7.%8.%9."/>
       <w:lvlJc w:val="left"/>
       <w:pPr>
@@ -5729,7 +5631,7 @@
     <w:nsid w:val="9BE06D78"/>
     <w:multiLevelType w:val="singleLevel"/>
     <w:tmpl w:val="9BE06D78"/>
-    <w:lvl w:ilvl="0" w:tentative="0">
+    <w:lvl w:ilvl="0">
       <w:start w:val="1"/>
       <w:numFmt w:val="decimal"/>
       <w:lvlText w:val="(%1)"/>
@@ -5746,7 +5648,7 @@
     <w:nsid w:val="9CE810F1"/>
     <w:multiLevelType w:val="singleLevel"/>
     <w:tmpl w:val="9CE810F1"/>
-    <w:lvl w:ilvl="0" w:tentative="0">
+    <w:lvl w:ilvl="0">
       <w:start w:val="1"/>
       <w:numFmt w:val="decimal"/>
       <w:lvlText w:val="(%1)"/>
@@ -5763,7 +5665,7 @@
     <w:nsid w:val="ACA3EF55"/>
     <w:multiLevelType w:val="singleLevel"/>
     <w:tmpl w:val="ACA3EF55"/>
-    <w:lvl w:ilvl="0" w:tentative="0">
+    <w:lvl w:ilvl="0">
       <w:start w:val="1"/>
       <w:numFmt w:val="decimal"/>
       <w:lvlText w:val="(%1)"/>
@@ -5780,7 +5682,7 @@
     <w:nsid w:val="ADADE8EA"/>
     <w:multiLevelType w:val="singleLevel"/>
     <w:tmpl w:val="ADADE8EA"/>
-    <w:lvl w:ilvl="0" w:tentative="0">
+    <w:lvl w:ilvl="0">
       <w:start w:val="1"/>
       <w:numFmt w:val="decimal"/>
       <w:lvlText w:val="(%1)"/>
@@ -5797,7 +5699,7 @@
     <w:nsid w:val="01D3CBF1"/>
     <w:multiLevelType w:val="singleLevel"/>
     <w:tmpl w:val="01D3CBF1"/>
-    <w:lvl w:ilvl="0" w:tentative="0">
+    <w:lvl w:ilvl="0">
       <w:start w:val="1"/>
       <w:numFmt w:val="decimal"/>
       <w:lvlText w:val="(%1)"/>
@@ -5814,7 +5716,7 @@
     <w:nsid w:val="1BD786F8"/>
     <w:multiLevelType w:val="singleLevel"/>
     <w:tmpl w:val="1BD786F8"/>
-    <w:lvl w:ilvl="0" w:tentative="0">
+    <w:lvl w:ilvl="0">
       <w:start w:val="1"/>
       <w:numFmt w:val="decimal"/>
       <w:lvlText w:val="(%1)"/>
@@ -5831,7 +5733,7 @@
     <w:nsid w:val="2E9ECED5"/>
     <w:multiLevelType w:val="singleLevel"/>
     <w:tmpl w:val="2E9ECED5"/>
-    <w:lvl w:ilvl="0" w:tentative="0">
+    <w:lvl w:ilvl="0">
       <w:start w:val="1"/>
       <w:numFmt w:val="decimal"/>
       <w:lvlText w:val="(%1)"/>
@@ -5848,7 +5750,7 @@
     <w:nsid w:val="4CF9BA25"/>
     <w:multiLevelType w:val="singleLevel"/>
     <w:tmpl w:val="4CF9BA25"/>
-    <w:lvl w:ilvl="0" w:tentative="0">
+    <w:lvl w:ilvl="0">
       <w:start w:val="1"/>
       <w:numFmt w:val="decimal"/>
       <w:lvlText w:val="(%1)"/>
@@ -5892,269 +5794,267 @@
 </file>
 
 <file path=word/styles.xml><?xml version="1.0" encoding="utf-8"?>
-<w:styles xmlns:mc="http://schemas.openxmlformats.org/markup-compatibility/2006" xmlns:o="urn:schemas-microsoft-com:office:office" xmlns:r="http://schemas.openxmlformats.org/officeDocument/2006/relationships" xmlns:m="http://schemas.openxmlformats.org/officeDocument/2006/math" xmlns:v="urn:schemas-microsoft-com:vml" xmlns:w="http://schemas.openxmlformats.org/wordprocessingml/2006/main" xmlns:w14="http://schemas.microsoft.com/office/word/2010/wordml" xmlns:w10="urn:schemas-microsoft-com:office:word" xmlns:sl="http://schemas.openxmlformats.org/schemaLibrary/2006/main" xmlns:wpsCustomData="http://www.wps.cn/officeDocument/2013/wpsCustomData" mc:Ignorable="w14">
+<w:styles xmlns:mc="http://schemas.openxmlformats.org/markup-compatibility/2006" xmlns:r="http://schemas.openxmlformats.org/officeDocument/2006/relationships" xmlns:w="http://schemas.openxmlformats.org/wordprocessingml/2006/main" xmlns:w14="http://schemas.microsoft.com/office/word/2010/wordml" xmlns:w15="http://schemas.microsoft.com/office/word/2012/wordml" mc:Ignorable="w14 w15">
   <w:docDefaults>
     <w:rPrDefault>
       <w:rPr>
-        <w:rFonts w:ascii="Arial" w:hAnsi="Arial" w:eastAsia="Arial" w:cs="Arial"/>
+        <w:rFonts w:ascii="Arial" w:eastAsia="Arial" w:hAnsi="Arial" w:cs="Arial"/>
       </w:rPr>
     </w:rPrDefault>
     <w:pPrDefault/>
   </w:docDefaults>
-  <w:latentStyles w:count="260" w:defQFormat="0" w:defUnhideWhenUsed="1" w:defSemiHidden="1" w:defUIPriority="99" w:defLockedState="0">
-    <w:lsdException w:qFormat="1" w:unhideWhenUsed="0" w:uiPriority="0" w:semiHidden="0" w:name="Normal"/>
-    <w:lsdException w:qFormat="1" w:unhideWhenUsed="0" w:uiPriority="0" w:semiHidden="0" w:name="heading 1"/>
-    <w:lsdException w:qFormat="1" w:uiPriority="0" w:semiHidden="0" w:name="heading 2"/>
-    <w:lsdException w:qFormat="1" w:uiPriority="0" w:name="heading 3"/>
-    <w:lsdException w:qFormat="1" w:uiPriority="0" w:semiHidden="0" w:name="heading 4"/>
-    <w:lsdException w:qFormat="1" w:uiPriority="0" w:name="heading 5"/>
-    <w:lsdException w:qFormat="1" w:uiPriority="0" w:name="heading 6"/>
-    <w:lsdException w:qFormat="1" w:uiPriority="0" w:name="heading 7"/>
-    <w:lsdException w:qFormat="1" w:uiPriority="0" w:name="heading 8"/>
-    <w:lsdException w:qFormat="1" w:uiPriority="0" w:name="heading 9"/>
-    <w:lsdException w:unhideWhenUsed="0" w:uiPriority="0" w:semiHidden="0" w:name="index 1"/>
-    <w:lsdException w:unhideWhenUsed="0" w:uiPriority="0" w:semiHidden="0" w:name="index 2"/>
-    <w:lsdException w:unhideWhenUsed="0" w:uiPriority="0" w:semiHidden="0" w:name="index 3"/>
-    <w:lsdException w:unhideWhenUsed="0" w:uiPriority="0" w:semiHidden="0" w:name="index 4"/>
-    <w:lsdException w:unhideWhenUsed="0" w:uiPriority="0" w:semiHidden="0" w:name="index 5"/>
-    <w:lsdException w:unhideWhenUsed="0" w:uiPriority="0" w:semiHidden="0" w:name="index 6"/>
-    <w:lsdException w:unhideWhenUsed="0" w:uiPriority="0" w:semiHidden="0" w:name="index 7"/>
-    <w:lsdException w:unhideWhenUsed="0" w:uiPriority="0" w:semiHidden="0" w:name="index 8"/>
-    <w:lsdException w:unhideWhenUsed="0" w:uiPriority="0" w:semiHidden="0" w:name="index 9"/>
-    <w:lsdException w:qFormat="1" w:unhideWhenUsed="0" w:uiPriority="0" w:semiHidden="0" w:name="toc 1"/>
-    <w:lsdException w:qFormat="1" w:unhideWhenUsed="0" w:uiPriority="0" w:semiHidden="0" w:name="toc 2"/>
-    <w:lsdException w:qFormat="1" w:unhideWhenUsed="0" w:uiPriority="0" w:semiHidden="0" w:name="toc 3"/>
-    <w:lsdException w:unhideWhenUsed="0" w:uiPriority="0" w:semiHidden="0" w:name="toc 4"/>
-    <w:lsdException w:unhideWhenUsed="0" w:uiPriority="0" w:semiHidden="0" w:name="toc 5"/>
-    <w:lsdException w:unhideWhenUsed="0" w:uiPriority="0" w:semiHidden="0" w:name="toc 6"/>
-    <w:lsdException w:unhideWhenUsed="0" w:uiPriority="0" w:semiHidden="0" w:name="toc 7"/>
-    <w:lsdException w:unhideWhenUsed="0" w:uiPriority="0" w:semiHidden="0" w:name="toc 8"/>
-    <w:lsdException w:unhideWhenUsed="0" w:uiPriority="0" w:semiHidden="0" w:name="toc 9"/>
-    <w:lsdException w:unhideWhenUsed="0" w:uiPriority="0" w:semiHidden="0" w:name="Normal Indent"/>
-    <w:lsdException w:unhideWhenUsed="0" w:uiPriority="0" w:semiHidden="0" w:name="footnote text"/>
-    <w:lsdException w:qFormat="1" w:unhideWhenUsed="0" w:uiPriority="0" w:semiHidden="0" w:name="annotation text"/>
-    <w:lsdException w:qFormat="1" w:unhideWhenUsed="0" w:uiPriority="0" w:semiHidden="0" w:name="header"/>
-    <w:lsdException w:qFormat="1" w:unhideWhenUsed="0" w:uiPriority="0" w:semiHidden="0" w:name="footer"/>
-    <w:lsdException w:unhideWhenUsed="0" w:uiPriority="0" w:semiHidden="0" w:name="index heading"/>
-    <w:lsdException w:qFormat="1" w:uiPriority="0" w:name="caption"/>
-    <w:lsdException w:unhideWhenUsed="0" w:uiPriority="0" w:semiHidden="0" w:name="table of figures"/>
-    <w:lsdException w:unhideWhenUsed="0" w:uiPriority="0" w:semiHidden="0" w:name="envelope address"/>
-    <w:lsdException w:unhideWhenUsed="0" w:uiPriority="0" w:semiHidden="0" w:name="envelope return"/>
-    <w:lsdException w:unhideWhenUsed="0" w:uiPriority="0" w:semiHidden="0" w:name="footnote reference"/>
-    <w:lsdException w:unhideWhenUsed="0" w:uiPriority="0" w:semiHidden="0" w:name="annotation reference"/>
-    <w:lsdException w:unhideWhenUsed="0" w:uiPriority="0" w:semiHidden="0" w:name="line number"/>
-    <w:lsdException w:unhideWhenUsed="0" w:uiPriority="0" w:semiHidden="0" w:name="page number"/>
-    <w:lsdException w:unhideWhenUsed="0" w:uiPriority="0" w:semiHidden="0" w:name="endnote reference"/>
-    <w:lsdException w:unhideWhenUsed="0" w:uiPriority="0" w:semiHidden="0" w:name="endnote text"/>
-    <w:lsdException w:unhideWhenUsed="0" w:uiPriority="0" w:semiHidden="0" w:name="table of authorities"/>
-    <w:lsdException w:unhideWhenUsed="0" w:uiPriority="0" w:semiHidden="0" w:name="macro"/>
-    <w:lsdException w:unhideWhenUsed="0" w:uiPriority="0" w:semiHidden="0" w:name="toa heading"/>
-    <w:lsdException w:unhideWhenUsed="0" w:uiPriority="0" w:semiHidden="0" w:name="List"/>
-    <w:lsdException w:unhideWhenUsed="0" w:uiPriority="0" w:semiHidden="0" w:name="List Bullet"/>
-    <w:lsdException w:unhideWhenUsed="0" w:uiPriority="0" w:semiHidden="0" w:name="List Number"/>
-    <w:lsdException w:unhideWhenUsed="0" w:uiPriority="0" w:semiHidden="0" w:name="List 2"/>
-    <w:lsdException w:unhideWhenUsed="0" w:uiPriority="0" w:semiHidden="0" w:name="List 3"/>
-    <w:lsdException w:unhideWhenUsed="0" w:uiPriority="0" w:semiHidden="0" w:name="List 4"/>
-    <w:lsdException w:unhideWhenUsed="0" w:uiPriority="0" w:semiHidden="0" w:name="List 5"/>
-    <w:lsdException w:unhideWhenUsed="0" w:uiPriority="0" w:semiHidden="0" w:name="List Bullet 2"/>
-    <w:lsdException w:unhideWhenUsed="0" w:uiPriority="0" w:semiHidden="0" w:name="List Bullet 3"/>
-    <w:lsdException w:unhideWhenUsed="0" w:uiPriority="0" w:semiHidden="0" w:name="List Bullet 4"/>
-    <w:lsdException w:unhideWhenUsed="0" w:uiPriority="0" w:semiHidden="0" w:name="List Bullet 5"/>
-    <w:lsdException w:unhideWhenUsed="0" w:uiPriority="0" w:semiHidden="0" w:name="List Number 2"/>
-    <w:lsdException w:unhideWhenUsed="0" w:uiPriority="0" w:semiHidden="0" w:name="List Number 3"/>
-    <w:lsdException w:unhideWhenUsed="0" w:uiPriority="0" w:semiHidden="0" w:name="List Number 4"/>
-    <w:lsdException w:unhideWhenUsed="0" w:uiPriority="0" w:semiHidden="0" w:name="List Number 5"/>
-    <w:lsdException w:qFormat="1" w:unhideWhenUsed="0" w:uiPriority="0" w:semiHidden="0" w:name="Title"/>
-    <w:lsdException w:unhideWhenUsed="0" w:uiPriority="0" w:semiHidden="0" w:name="Closing"/>
-    <w:lsdException w:unhideWhenUsed="0" w:uiPriority="0" w:semiHidden="0" w:name="Signature"/>
-    <w:lsdException w:qFormat="1" w:unhideWhenUsed="0" w:uiPriority="0" w:name="Default Paragraph Font"/>
-    <w:lsdException w:qFormat="1" w:unhideWhenUsed="0" w:uiPriority="0" w:name="Body Text"/>
-    <w:lsdException w:unhideWhenUsed="0" w:uiPriority="0" w:semiHidden="0" w:name="Body Text Indent"/>
-    <w:lsdException w:unhideWhenUsed="0" w:uiPriority="0" w:semiHidden="0" w:name="List Continue"/>
-    <w:lsdException w:unhideWhenUsed="0" w:uiPriority="0" w:semiHidden="0" w:name="List Continue 2"/>
-    <w:lsdException w:unhideWhenUsed="0" w:uiPriority="0" w:semiHidden="0" w:name="List Continue 3"/>
-    <w:lsdException w:unhideWhenUsed="0" w:uiPriority="0" w:semiHidden="0" w:name="List Continue 4"/>
-    <w:lsdException w:unhideWhenUsed="0" w:uiPriority="0" w:semiHidden="0" w:name="List Continue 5"/>
-    <w:lsdException w:unhideWhenUsed="0" w:uiPriority="0" w:semiHidden="0" w:name="Message Header"/>
-    <w:lsdException w:qFormat="1" w:unhideWhenUsed="0" w:uiPriority="0" w:semiHidden="0" w:name="Subtitle"/>
-    <w:lsdException w:unhideWhenUsed="0" w:uiPriority="0" w:semiHidden="0" w:name="Salutation"/>
-    <w:lsdException w:unhideWhenUsed="0" w:uiPriority="0" w:semiHidden="0" w:name="Date"/>
-    <w:lsdException w:unhideWhenUsed="0" w:uiPriority="0" w:semiHidden="0" w:name="Body Text First Indent"/>
-    <w:lsdException w:unhideWhenUsed="0" w:uiPriority="0" w:semiHidden="0" w:name="Body Text First Indent 2"/>
-    <w:lsdException w:uiPriority="99" w:name="Note Heading"/>
-    <w:lsdException w:unhideWhenUsed="0" w:uiPriority="0" w:semiHidden="0" w:name="Body Text 2"/>
-    <w:lsdException w:unhideWhenUsed="0" w:uiPriority="0" w:semiHidden="0" w:name="Body Text 3"/>
-    <w:lsdException w:unhideWhenUsed="0" w:uiPriority="0" w:semiHidden="0" w:name="Body Text Indent 2"/>
-    <w:lsdException w:unhideWhenUsed="0" w:uiPriority="0" w:semiHidden="0" w:name="Body Text Indent 3"/>
-    <w:lsdException w:unhideWhenUsed="0" w:uiPriority="0" w:semiHidden="0" w:name="Block Text"/>
-    <w:lsdException w:unhideWhenUsed="0" w:uiPriority="0" w:semiHidden="0" w:name="Hyperlink"/>
-    <w:lsdException w:unhideWhenUsed="0" w:uiPriority="0" w:semiHidden="0" w:name="FollowedHyperlink"/>
-    <w:lsdException w:qFormat="1" w:unhideWhenUsed="0" w:uiPriority="0" w:semiHidden="0" w:name="Strong"/>
-    <w:lsdException w:qFormat="1" w:unhideWhenUsed="0" w:uiPriority="0" w:semiHidden="0" w:name="Emphasis"/>
-    <w:lsdException w:unhideWhenUsed="0" w:uiPriority="0" w:semiHidden="0" w:name="Document Map"/>
-    <w:lsdException w:unhideWhenUsed="0" w:uiPriority="0" w:semiHidden="0" w:name="Plain Text"/>
-    <w:lsdException w:unhideWhenUsed="0" w:uiPriority="0" w:semiHidden="0" w:name="E-mail Signature"/>
-    <w:lsdException w:qFormat="1" w:unhideWhenUsed="0" w:uiPriority="0" w:semiHidden="0" w:name="Normal (Web)"/>
-    <w:lsdException w:unhideWhenUsed="0" w:uiPriority="0" w:semiHidden="0" w:name="HTML Acronym"/>
-    <w:lsdException w:unhideWhenUsed="0" w:uiPriority="0" w:semiHidden="0" w:name="HTML Address"/>
-    <w:lsdException w:unhideWhenUsed="0" w:uiPriority="0" w:semiHidden="0" w:name="HTML Cite"/>
-    <w:lsdException w:unhideWhenUsed="0" w:uiPriority="0" w:semiHidden="0" w:name="HTML Code"/>
-    <w:lsdException w:unhideWhenUsed="0" w:uiPriority="0" w:semiHidden="0" w:name="HTML Definition"/>
-    <w:lsdException w:unhideWhenUsed="0" w:uiPriority="0" w:semiHidden="0" w:name="HTML Keyboard"/>
-    <w:lsdException w:unhideWhenUsed="0" w:uiPriority="0" w:semiHidden="0" w:name="HTML Preformatted"/>
-    <w:lsdException w:unhideWhenUsed="0" w:uiPriority="0" w:semiHidden="0" w:name="HTML Sample"/>
-    <w:lsdException w:unhideWhenUsed="0" w:uiPriority="0" w:semiHidden="0" w:name="HTML Typewriter"/>
-    <w:lsdException w:unhideWhenUsed="0" w:uiPriority="0" w:semiHidden="0" w:name="HTML Variable"/>
-    <w:lsdException w:qFormat="1" w:unhideWhenUsed="0" w:uiPriority="0" w:name="Normal Table"/>
-    <w:lsdException w:unhideWhenUsed="0" w:uiPriority="0" w:semiHidden="0" w:name="annotation subject"/>
-    <w:lsdException w:unhideWhenUsed="0" w:uiPriority="0" w:semiHidden="0" w:name="Table Simple 1"/>
-    <w:lsdException w:unhideWhenUsed="0" w:uiPriority="0" w:semiHidden="0" w:name="Table Simple 2"/>
-    <w:lsdException w:unhideWhenUsed="0" w:uiPriority="0" w:semiHidden="0" w:name="Table Simple 3"/>
-    <w:lsdException w:unhideWhenUsed="0" w:uiPriority="0" w:semiHidden="0" w:name="Table Classic 1"/>
-    <w:lsdException w:unhideWhenUsed="0" w:uiPriority="0" w:semiHidden="0" w:name="Table Classic 2"/>
-    <w:lsdException w:unhideWhenUsed="0" w:uiPriority="0" w:semiHidden="0" w:name="Table Classic 3"/>
-    <w:lsdException w:unhideWhenUsed="0" w:uiPriority="0" w:semiHidden="0" w:name="Table Classic 4"/>
-    <w:lsdException w:unhideWhenUsed="0" w:uiPriority="0" w:semiHidden="0" w:name="Table Colorful 1"/>
-    <w:lsdException w:unhideWhenUsed="0" w:uiPriority="0" w:semiHidden="0" w:name="Table Colorful 2"/>
-    <w:lsdException w:unhideWhenUsed="0" w:uiPriority="0" w:semiHidden="0" w:name="Table Colorful 3"/>
-    <w:lsdException w:unhideWhenUsed="0" w:uiPriority="0" w:semiHidden="0" w:name="Table Columns 1"/>
-    <w:lsdException w:unhideWhenUsed="0" w:uiPriority="0" w:semiHidden="0" w:name="Table Columns 2"/>
-    <w:lsdException w:unhideWhenUsed="0" w:uiPriority="0" w:semiHidden="0" w:name="Table Columns 3"/>
-    <w:lsdException w:unhideWhenUsed="0" w:uiPriority="0" w:semiHidden="0" w:name="Table Columns 4"/>
-    <w:lsdException w:unhideWhenUsed="0" w:uiPriority="0" w:semiHidden="0" w:name="Table Columns 5"/>
-    <w:lsdException w:unhideWhenUsed="0" w:uiPriority="0" w:semiHidden="0" w:name="Table Grid 1"/>
-    <w:lsdException w:unhideWhenUsed="0" w:uiPriority="0" w:semiHidden="0" w:name="Table Grid 2"/>
-    <w:lsdException w:unhideWhenUsed="0" w:uiPriority="0" w:semiHidden="0" w:name="Table Grid 3"/>
-    <w:lsdException w:unhideWhenUsed="0" w:uiPriority="0" w:semiHidden="0" w:name="Table Grid 4"/>
-    <w:lsdException w:unhideWhenUsed="0" w:uiPriority="0" w:semiHidden="0" w:name="Table Grid 5"/>
-    <w:lsdException w:unhideWhenUsed="0" w:uiPriority="0" w:semiHidden="0" w:name="Table Grid 6"/>
-    <w:lsdException w:unhideWhenUsed="0" w:uiPriority="0" w:semiHidden="0" w:name="Table Grid 7"/>
-    <w:lsdException w:unhideWhenUsed="0" w:uiPriority="0" w:semiHidden="0" w:name="Table Grid 8"/>
-    <w:lsdException w:unhideWhenUsed="0" w:uiPriority="0" w:semiHidden="0" w:name="Table List 1"/>
-    <w:lsdException w:unhideWhenUsed="0" w:uiPriority="0" w:semiHidden="0" w:name="Table List 2"/>
-    <w:lsdException w:unhideWhenUsed="0" w:uiPriority="0" w:semiHidden="0" w:name="Table List 3"/>
-    <w:lsdException w:unhideWhenUsed="0" w:uiPriority="0" w:semiHidden="0" w:name="Table List 4"/>
-    <w:lsdException w:unhideWhenUsed="0" w:uiPriority="0" w:semiHidden="0" w:name="Table List 5"/>
-    <w:lsdException w:unhideWhenUsed="0" w:uiPriority="0" w:semiHidden="0" w:name="Table List 6"/>
-    <w:lsdException w:unhideWhenUsed="0" w:uiPriority="0" w:semiHidden="0" w:name="Table List 7"/>
-    <w:lsdException w:unhideWhenUsed="0" w:uiPriority="0" w:semiHidden="0" w:name="Table List 8"/>
-    <w:lsdException w:unhideWhenUsed="0" w:uiPriority="0" w:semiHidden="0" w:name="Table 3D effects 1"/>
-    <w:lsdException w:unhideWhenUsed="0" w:uiPriority="0" w:semiHidden="0" w:name="Table 3D effects 2"/>
-    <w:lsdException w:unhideWhenUsed="0" w:uiPriority="0" w:semiHidden="0" w:name="Table 3D effects 3"/>
-    <w:lsdException w:unhideWhenUsed="0" w:uiPriority="0" w:semiHidden="0" w:name="Table Contemporary"/>
-    <w:lsdException w:unhideWhenUsed="0" w:uiPriority="0" w:semiHidden="0" w:name="Table Elegant"/>
-    <w:lsdException w:unhideWhenUsed="0" w:uiPriority="0" w:semiHidden="0" w:name="Table Professional"/>
-    <w:lsdException w:unhideWhenUsed="0" w:uiPriority="0" w:semiHidden="0" w:name="Table Subtle 1"/>
-    <w:lsdException w:unhideWhenUsed="0" w:uiPriority="0" w:semiHidden="0" w:name="Table Subtle 2"/>
-    <w:lsdException w:unhideWhenUsed="0" w:uiPriority="0" w:semiHidden="0" w:name="Table Web 1"/>
-    <w:lsdException w:unhideWhenUsed="0" w:uiPriority="0" w:semiHidden="0" w:name="Table Web 2"/>
-    <w:lsdException w:unhideWhenUsed="0" w:uiPriority="0" w:semiHidden="0" w:name="Table Web 3"/>
-    <w:lsdException w:unhideWhenUsed="0" w:uiPriority="0" w:semiHidden="0" w:name="Balloon Text"/>
-    <w:lsdException w:qFormat="1" w:unhideWhenUsed="0" w:uiPriority="0" w:semiHidden="0" w:name="Table Grid"/>
-    <w:lsdException w:unhideWhenUsed="0" w:uiPriority="0" w:semiHidden="0" w:name="Table Theme"/>
-    <w:lsdException w:unhideWhenUsed="0" w:uiPriority="60" w:semiHidden="0" w:name="Light Shading"/>
-    <w:lsdException w:unhideWhenUsed="0" w:uiPriority="61" w:semiHidden="0" w:name="Light List"/>
-    <w:lsdException w:unhideWhenUsed="0" w:uiPriority="62" w:semiHidden="0" w:name="Light Grid"/>
-    <w:lsdException w:unhideWhenUsed="0" w:uiPriority="63" w:semiHidden="0" w:name="Medium Shading 1"/>
-    <w:lsdException w:unhideWhenUsed="0" w:uiPriority="64" w:semiHidden="0" w:name="Medium Shading 2"/>
-    <w:lsdException w:unhideWhenUsed="0" w:uiPriority="65" w:semiHidden="0" w:name="Medium List 1"/>
-    <w:lsdException w:unhideWhenUsed="0" w:uiPriority="66" w:semiHidden="0" w:name="Medium List 2"/>
-    <w:lsdException w:unhideWhenUsed="0" w:uiPriority="67" w:semiHidden="0" w:name="Medium Grid 1"/>
-    <w:lsdException w:unhideWhenUsed="0" w:uiPriority="68" w:semiHidden="0" w:name="Medium Grid 2"/>
-    <w:lsdException w:unhideWhenUsed="0" w:uiPriority="69" w:semiHidden="0" w:name="Medium Grid 3"/>
-    <w:lsdException w:unhideWhenUsed="0" w:uiPriority="70" w:semiHidden="0" w:name="Dark List"/>
-    <w:lsdException w:unhideWhenUsed="0" w:uiPriority="71" w:semiHidden="0" w:name="Colorful Shading"/>
-    <w:lsdException w:unhideWhenUsed="0" w:uiPriority="72" w:semiHidden="0" w:name="Colorful List"/>
-    <w:lsdException w:unhideWhenUsed="0" w:uiPriority="73" w:semiHidden="0" w:name="Colorful Grid"/>
-    <w:lsdException w:unhideWhenUsed="0" w:uiPriority="60" w:semiHidden="0" w:name="Light Shading Accent 1"/>
-    <w:lsdException w:unhideWhenUsed="0" w:uiPriority="61" w:semiHidden="0" w:name="Light List Accent 1"/>
-    <w:lsdException w:unhideWhenUsed="0" w:uiPriority="62" w:semiHidden="0" w:name="Light Grid Accent 1"/>
-    <w:lsdException w:unhideWhenUsed="0" w:uiPriority="63" w:semiHidden="0" w:name="Medium Shading 1 Accent 1"/>
-    <w:lsdException w:unhideWhenUsed="0" w:uiPriority="64" w:semiHidden="0" w:name="Medium Shading 2 Accent 1"/>
-    <w:lsdException w:unhideWhenUsed="0" w:uiPriority="65" w:semiHidden="0" w:name="Medium List 1 Accent 1"/>
-    <w:lsdException w:unhideWhenUsed="0" w:uiPriority="66" w:semiHidden="0" w:name="Medium List 2 Accent 1"/>
-    <w:lsdException w:unhideWhenUsed="0" w:uiPriority="67" w:semiHidden="0" w:name="Medium Grid 1 Accent 1"/>
-    <w:lsdException w:unhideWhenUsed="0" w:uiPriority="68" w:semiHidden="0" w:name="Medium Grid 2 Accent 1"/>
-    <w:lsdException w:unhideWhenUsed="0" w:uiPriority="69" w:semiHidden="0" w:name="Medium Grid 3 Accent 1"/>
-    <w:lsdException w:unhideWhenUsed="0" w:uiPriority="70" w:semiHidden="0" w:name="Dark List Accent 1"/>
-    <w:lsdException w:unhideWhenUsed="0" w:uiPriority="71" w:semiHidden="0" w:name="Colorful Shading Accent 1"/>
-    <w:lsdException w:unhideWhenUsed="0" w:uiPriority="72" w:semiHidden="0" w:name="Colorful List Accent 1"/>
-    <w:lsdException w:unhideWhenUsed="0" w:uiPriority="73" w:semiHidden="0" w:name="Colorful Grid Accent 1"/>
-    <w:lsdException w:unhideWhenUsed="0" w:uiPriority="60" w:semiHidden="0" w:name="Light Shading Accent 2"/>
-    <w:lsdException w:unhideWhenUsed="0" w:uiPriority="61" w:semiHidden="0" w:name="Light List Accent 2"/>
-    <w:lsdException w:unhideWhenUsed="0" w:uiPriority="62" w:semiHidden="0" w:name="Light Grid Accent 2"/>
-    <w:lsdException w:unhideWhenUsed="0" w:uiPriority="63" w:semiHidden="0" w:name="Medium Shading 1 Accent 2"/>
-    <w:lsdException w:unhideWhenUsed="0" w:uiPriority="64" w:semiHidden="0" w:name="Medium Shading 2 Accent 2"/>
-    <w:lsdException w:unhideWhenUsed="0" w:uiPriority="65" w:semiHidden="0" w:name="Medium List 1 Accent 2"/>
-    <w:lsdException w:unhideWhenUsed="0" w:uiPriority="66" w:semiHidden="0" w:name="Medium List 2 Accent 2"/>
-    <w:lsdException w:unhideWhenUsed="0" w:uiPriority="67" w:semiHidden="0" w:name="Medium Grid 1 Accent 2"/>
-    <w:lsdException w:unhideWhenUsed="0" w:uiPriority="68" w:semiHidden="0" w:name="Medium Grid 2 Accent 2"/>
-    <w:lsdException w:unhideWhenUsed="0" w:uiPriority="69" w:semiHidden="0" w:name="Medium Grid 3 Accent 2"/>
-    <w:lsdException w:unhideWhenUsed="0" w:uiPriority="70" w:semiHidden="0" w:name="Dark List Accent 2"/>
-    <w:lsdException w:unhideWhenUsed="0" w:uiPriority="71" w:semiHidden="0" w:name="Colorful Shading Accent 2"/>
-    <w:lsdException w:unhideWhenUsed="0" w:uiPriority="72" w:semiHidden="0" w:name="Colorful List Accent 2"/>
-    <w:lsdException w:unhideWhenUsed="0" w:uiPriority="73" w:semiHidden="0" w:name="Colorful Grid Accent 2"/>
-    <w:lsdException w:unhideWhenUsed="0" w:uiPriority="60" w:semiHidden="0" w:name="Light Shading Accent 3"/>
-    <w:lsdException w:unhideWhenUsed="0" w:uiPriority="61" w:semiHidden="0" w:name="Light List Accent 3"/>
-    <w:lsdException w:unhideWhenUsed="0" w:uiPriority="62" w:semiHidden="0" w:name="Light Grid Accent 3"/>
-    <w:lsdException w:unhideWhenUsed="0" w:uiPriority="63" w:semiHidden="0" w:name="Medium Shading 1 Accent 3"/>
-    <w:lsdException w:unhideWhenUsed="0" w:uiPriority="64" w:semiHidden="0" w:name="Medium Shading 2 Accent 3"/>
-    <w:lsdException w:unhideWhenUsed="0" w:uiPriority="65" w:semiHidden="0" w:name="Medium List 1 Accent 3"/>
-    <w:lsdException w:unhideWhenUsed="0" w:uiPriority="66" w:semiHidden="0" w:name="Medium List 2 Accent 3"/>
-    <w:lsdException w:unhideWhenUsed="0" w:uiPriority="67" w:semiHidden="0" w:name="Medium Grid 1 Accent 3"/>
-    <w:lsdException w:unhideWhenUsed="0" w:uiPriority="68" w:semiHidden="0" w:name="Medium Grid 2 Accent 3"/>
-    <w:lsdException w:unhideWhenUsed="0" w:uiPriority="69" w:semiHidden="0" w:name="Medium Grid 3 Accent 3"/>
-    <w:lsdException w:unhideWhenUsed="0" w:uiPriority="70" w:semiHidden="0" w:name="Dark List Accent 3"/>
-    <w:lsdException w:unhideWhenUsed="0" w:uiPriority="71" w:semiHidden="0" w:name="Colorful Shading Accent 3"/>
-    <w:lsdException w:unhideWhenUsed="0" w:uiPriority="72" w:semiHidden="0" w:name="Colorful List Accent 3"/>
-    <w:lsdException w:unhideWhenUsed="0" w:uiPriority="73" w:semiHidden="0" w:name="Colorful Grid Accent 3"/>
-    <w:lsdException w:unhideWhenUsed="0" w:uiPriority="60" w:semiHidden="0" w:name="Light Shading Accent 4"/>
-    <w:lsdException w:unhideWhenUsed="0" w:uiPriority="61" w:semiHidden="0" w:name="Light List Accent 4"/>
-    <w:lsdException w:unhideWhenUsed="0" w:uiPriority="62" w:semiHidden="0" w:name="Light Grid Accent 4"/>
-    <w:lsdException w:unhideWhenUsed="0" w:uiPriority="63" w:semiHidden="0" w:name="Medium Shading 1 Accent 4"/>
-    <w:lsdException w:unhideWhenUsed="0" w:uiPriority="64" w:semiHidden="0" w:name="Medium Shading 2 Accent 4"/>
-    <w:lsdException w:unhideWhenUsed="0" w:uiPriority="65" w:semiHidden="0" w:name="Medium List 1 Accent 4"/>
-    <w:lsdException w:unhideWhenUsed="0" w:uiPriority="66" w:semiHidden="0" w:name="Medium List 2 Accent 4"/>
-    <w:lsdException w:unhideWhenUsed="0" w:uiPriority="67" w:semiHidden="0" w:name="Medium Grid 1 Accent 4"/>
-    <w:lsdException w:unhideWhenUsed="0" w:uiPriority="68" w:semiHidden="0" w:name="Medium Grid 2 Accent 4"/>
-    <w:lsdException w:unhideWhenUsed="0" w:uiPriority="69" w:semiHidden="0" w:name="Medium Grid 3 Accent 4"/>
-    <w:lsdException w:unhideWhenUsed="0" w:uiPriority="70" w:semiHidden="0" w:name="Dark List Accent 4"/>
-    <w:lsdException w:unhideWhenUsed="0" w:uiPriority="71" w:semiHidden="0" w:name="Colorful Shading Accent 4"/>
-    <w:lsdException w:unhideWhenUsed="0" w:uiPriority="72" w:semiHidden="0" w:name="Colorful List Accent 4"/>
-    <w:lsdException w:unhideWhenUsed="0" w:uiPriority="73" w:semiHidden="0" w:name="Colorful Grid Accent 4"/>
-    <w:lsdException w:unhideWhenUsed="0" w:uiPriority="60" w:semiHidden="0" w:name="Light Shading Accent 5"/>
-    <w:lsdException w:unhideWhenUsed="0" w:uiPriority="61" w:semiHidden="0" w:name="Light List Accent 5"/>
-    <w:lsdException w:unhideWhenUsed="0" w:uiPriority="62" w:semiHidden="0" w:name="Light Grid Accent 5"/>
-    <w:lsdException w:unhideWhenUsed="0" w:uiPriority="63" w:semiHidden="0" w:name="Medium Shading 1 Accent 5"/>
-    <w:lsdException w:unhideWhenUsed="0" w:uiPriority="64" w:semiHidden="0" w:name="Medium Shading 2 Accent 5"/>
-    <w:lsdException w:unhideWhenUsed="0" w:uiPriority="65" w:semiHidden="0" w:name="Medium List 1 Accent 5"/>
-    <w:lsdException w:unhideWhenUsed="0" w:uiPriority="66" w:semiHidden="0" w:name="Medium List 2 Accent 5"/>
-    <w:lsdException w:unhideWhenUsed="0" w:uiPriority="67" w:semiHidden="0" w:name="Medium Grid 1 Accent 5"/>
-    <w:lsdException w:unhideWhenUsed="0" w:uiPriority="68" w:semiHidden="0" w:name="Medium Grid 2 Accent 5"/>
-    <w:lsdException w:unhideWhenUsed="0" w:uiPriority="69" w:semiHidden="0" w:name="Medium Grid 3 Accent 5"/>
-    <w:lsdException w:unhideWhenUsed="0" w:uiPriority="70" w:semiHidden="0" w:name="Dark List Accent 5"/>
-    <w:lsdException w:unhideWhenUsed="0" w:uiPriority="71" w:semiHidden="0" w:name="Colorful Shading Accent 5"/>
-    <w:lsdException w:unhideWhenUsed="0" w:uiPriority="72" w:semiHidden="0" w:name="Colorful List Accent 5"/>
-    <w:lsdException w:unhideWhenUsed="0" w:uiPriority="73" w:semiHidden="0" w:name="Colorful Grid Accent 5"/>
-    <w:lsdException w:unhideWhenUsed="0" w:uiPriority="60" w:semiHidden="0" w:name="Light Shading Accent 6"/>
-    <w:lsdException w:unhideWhenUsed="0" w:uiPriority="61" w:semiHidden="0" w:name="Light List Accent 6"/>
-    <w:lsdException w:unhideWhenUsed="0" w:uiPriority="62" w:semiHidden="0" w:name="Light Grid Accent 6"/>
-    <w:lsdException w:unhideWhenUsed="0" w:uiPriority="63" w:semiHidden="0" w:name="Medium Shading 1 Accent 6"/>
-    <w:lsdException w:unhideWhenUsed="0" w:uiPriority="64" w:semiHidden="0" w:name="Medium Shading 2 Accent 6"/>
-    <w:lsdException w:unhideWhenUsed="0" w:uiPriority="65" w:semiHidden="0" w:name="Medium List 1 Accent 6"/>
-    <w:lsdException w:unhideWhenUsed="0" w:uiPriority="66" w:semiHidden="0" w:name="Medium List 2 Accent 6"/>
-    <w:lsdException w:unhideWhenUsed="0" w:uiPriority="67" w:semiHidden="0" w:name="Medium Grid 1 Accent 6"/>
-    <w:lsdException w:unhideWhenUsed="0" w:uiPriority="68" w:semiHidden="0" w:name="Medium Grid 2 Accent 6"/>
-    <w:lsdException w:unhideWhenUsed="0" w:uiPriority="69" w:semiHidden="0" w:name="Medium Grid 3 Accent 6"/>
-    <w:lsdException w:unhideWhenUsed="0" w:uiPriority="70" w:semiHidden="0" w:name="Dark List Accent 6"/>
-    <w:lsdException w:unhideWhenUsed="0" w:uiPriority="71" w:semiHidden="0" w:name="Colorful Shading Accent 6"/>
-    <w:lsdException w:unhideWhenUsed="0" w:uiPriority="72" w:semiHidden="0" w:name="Colorful List Accent 6"/>
-    <w:lsdException w:unhideWhenUsed="0" w:uiPriority="73" w:semiHidden="0" w:name="Colorful Grid Accent 6"/>
+  <w:latentStyles w:defLockedState="0" w:defUIPriority="99" w:defSemiHidden="1" w:defUnhideWhenUsed="1" w:defQFormat="0" w:count="260">
+    <w:lsdException w:name="Normal" w:semiHidden="0" w:uiPriority="0" w:unhideWhenUsed="0" w:qFormat="1"/>
+    <w:lsdException w:name="heading 1" w:semiHidden="0" w:uiPriority="0" w:unhideWhenUsed="0" w:qFormat="1"/>
+    <w:lsdException w:name="heading 2" w:semiHidden="0" w:uiPriority="0" w:qFormat="1"/>
+    <w:lsdException w:name="heading 3" w:uiPriority="0" w:qFormat="1"/>
+    <w:lsdException w:name="heading 4" w:semiHidden="0" w:uiPriority="0" w:qFormat="1"/>
+    <w:lsdException w:name="heading 5" w:uiPriority="0" w:qFormat="1"/>
+    <w:lsdException w:name="heading 6" w:uiPriority="0" w:qFormat="1"/>
+    <w:lsdException w:name="heading 7" w:uiPriority="0" w:qFormat="1"/>
+    <w:lsdException w:name="heading 8" w:uiPriority="0" w:qFormat="1"/>
+    <w:lsdException w:name="heading 9" w:uiPriority="0" w:qFormat="1"/>
+    <w:lsdException w:name="index 1" w:semiHidden="0" w:uiPriority="0" w:unhideWhenUsed="0"/>
+    <w:lsdException w:name="index 2" w:semiHidden="0" w:uiPriority="0" w:unhideWhenUsed="0"/>
+    <w:lsdException w:name="index 3" w:semiHidden="0" w:uiPriority="0" w:unhideWhenUsed="0"/>
+    <w:lsdException w:name="index 4" w:semiHidden="0" w:uiPriority="0" w:unhideWhenUsed="0"/>
+    <w:lsdException w:name="index 5" w:semiHidden="0" w:uiPriority="0" w:unhideWhenUsed="0"/>
+    <w:lsdException w:name="index 6" w:semiHidden="0" w:uiPriority="0" w:unhideWhenUsed="0"/>
+    <w:lsdException w:name="index 7" w:semiHidden="0" w:uiPriority="0" w:unhideWhenUsed="0"/>
+    <w:lsdException w:name="index 8" w:semiHidden="0" w:uiPriority="0" w:unhideWhenUsed="0"/>
+    <w:lsdException w:name="index 9" w:semiHidden="0" w:uiPriority="0" w:unhideWhenUsed="0"/>
+    <w:lsdException w:name="toc 1" w:semiHidden="0" w:uiPriority="0" w:unhideWhenUsed="0" w:qFormat="1"/>
+    <w:lsdException w:name="toc 2" w:semiHidden="0" w:uiPriority="0" w:unhideWhenUsed="0" w:qFormat="1"/>
+    <w:lsdException w:name="toc 3" w:semiHidden="0" w:uiPriority="0" w:unhideWhenUsed="0" w:qFormat="1"/>
+    <w:lsdException w:name="toc 4" w:semiHidden="0" w:uiPriority="0" w:unhideWhenUsed="0"/>
+    <w:lsdException w:name="toc 5" w:semiHidden="0" w:uiPriority="0" w:unhideWhenUsed="0"/>
+    <w:lsdException w:name="toc 6" w:semiHidden="0" w:uiPriority="0" w:unhideWhenUsed="0"/>
+    <w:lsdException w:name="toc 7" w:semiHidden="0" w:uiPriority="0" w:unhideWhenUsed="0"/>
+    <w:lsdException w:name="toc 8" w:semiHidden="0" w:uiPriority="0" w:unhideWhenUsed="0"/>
+    <w:lsdException w:name="toc 9" w:semiHidden="0" w:uiPriority="0" w:unhideWhenUsed="0"/>
+    <w:lsdException w:name="Normal Indent" w:semiHidden="0" w:uiPriority="0" w:unhideWhenUsed="0"/>
+    <w:lsdException w:name="footnote text" w:semiHidden="0" w:uiPriority="0" w:unhideWhenUsed="0"/>
+    <w:lsdException w:name="annotation text" w:semiHidden="0" w:uiPriority="0" w:unhideWhenUsed="0" w:qFormat="1"/>
+    <w:lsdException w:name="header" w:semiHidden="0" w:uiPriority="0" w:unhideWhenUsed="0" w:qFormat="1"/>
+    <w:lsdException w:name="footer" w:semiHidden="0" w:uiPriority="0" w:unhideWhenUsed="0" w:qFormat="1"/>
+    <w:lsdException w:name="index heading" w:semiHidden="0" w:uiPriority="0" w:unhideWhenUsed="0"/>
+    <w:lsdException w:name="caption" w:uiPriority="0" w:qFormat="1"/>
+    <w:lsdException w:name="table of figures" w:semiHidden="0" w:uiPriority="0" w:unhideWhenUsed="0"/>
+    <w:lsdException w:name="envelope address" w:semiHidden="0" w:uiPriority="0" w:unhideWhenUsed="0"/>
+    <w:lsdException w:name="envelope return" w:semiHidden="0" w:uiPriority="0" w:unhideWhenUsed="0"/>
+    <w:lsdException w:name="footnote reference" w:semiHidden="0" w:uiPriority="0" w:unhideWhenUsed="0"/>
+    <w:lsdException w:name="annotation reference" w:semiHidden="0" w:uiPriority="0" w:unhideWhenUsed="0"/>
+    <w:lsdException w:name="line number" w:semiHidden="0" w:uiPriority="0" w:unhideWhenUsed="0"/>
+    <w:lsdException w:name="page number" w:semiHidden="0" w:uiPriority="0" w:unhideWhenUsed="0"/>
+    <w:lsdException w:name="endnote reference" w:semiHidden="0" w:uiPriority="0" w:unhideWhenUsed="0"/>
+    <w:lsdException w:name="endnote text" w:semiHidden="0" w:uiPriority="0" w:unhideWhenUsed="0"/>
+    <w:lsdException w:name="table of authorities" w:semiHidden="0" w:uiPriority="0" w:unhideWhenUsed="0"/>
+    <w:lsdException w:name="macro" w:semiHidden="0" w:uiPriority="0" w:unhideWhenUsed="0"/>
+    <w:lsdException w:name="toa heading" w:semiHidden="0" w:uiPriority="0" w:unhideWhenUsed="0"/>
+    <w:lsdException w:name="List" w:semiHidden="0" w:uiPriority="0" w:unhideWhenUsed="0"/>
+    <w:lsdException w:name="List Bullet" w:semiHidden="0" w:uiPriority="0" w:unhideWhenUsed="0"/>
+    <w:lsdException w:name="List Number" w:semiHidden="0" w:uiPriority="0" w:unhideWhenUsed="0"/>
+    <w:lsdException w:name="List 2" w:semiHidden="0" w:uiPriority="0" w:unhideWhenUsed="0"/>
+    <w:lsdException w:name="List 3" w:semiHidden="0" w:uiPriority="0" w:unhideWhenUsed="0"/>
+    <w:lsdException w:name="List 4" w:semiHidden="0" w:uiPriority="0" w:unhideWhenUsed="0"/>
+    <w:lsdException w:name="List 5" w:semiHidden="0" w:uiPriority="0" w:unhideWhenUsed="0"/>
+    <w:lsdException w:name="List Bullet 2" w:semiHidden="0" w:uiPriority="0" w:unhideWhenUsed="0"/>
+    <w:lsdException w:name="List Bullet 3" w:semiHidden="0" w:uiPriority="0" w:unhideWhenUsed="0"/>
+    <w:lsdException w:name="List Bullet 4" w:semiHidden="0" w:uiPriority="0" w:unhideWhenUsed="0"/>
+    <w:lsdException w:name="List Bullet 5" w:semiHidden="0" w:uiPriority="0" w:unhideWhenUsed="0"/>
+    <w:lsdException w:name="List Number 2" w:semiHidden="0" w:uiPriority="0" w:unhideWhenUsed="0"/>
+    <w:lsdException w:name="List Number 3" w:semiHidden="0" w:uiPriority="0" w:unhideWhenUsed="0"/>
+    <w:lsdException w:name="List Number 4" w:semiHidden="0" w:uiPriority="0" w:unhideWhenUsed="0"/>
+    <w:lsdException w:name="List Number 5" w:semiHidden="0" w:uiPriority="0" w:unhideWhenUsed="0"/>
+    <w:lsdException w:name="Title" w:semiHidden="0" w:uiPriority="0" w:unhideWhenUsed="0" w:qFormat="1"/>
+    <w:lsdException w:name="Closing" w:semiHidden="0" w:uiPriority="0" w:unhideWhenUsed="0"/>
+    <w:lsdException w:name="Signature" w:semiHidden="0" w:uiPriority="0" w:unhideWhenUsed="0"/>
+    <w:lsdException w:name="Default Paragraph Font" w:uiPriority="0" w:unhideWhenUsed="0" w:qFormat="1"/>
+    <w:lsdException w:name="Body Text" w:uiPriority="0" w:unhideWhenUsed="0" w:qFormat="1"/>
+    <w:lsdException w:name="Body Text Indent" w:semiHidden="0" w:uiPriority="0" w:unhideWhenUsed="0"/>
+    <w:lsdException w:name="List Continue" w:semiHidden="0" w:uiPriority="0" w:unhideWhenUsed="0"/>
+    <w:lsdException w:name="List Continue 2" w:semiHidden="0" w:uiPriority="0" w:unhideWhenUsed="0"/>
+    <w:lsdException w:name="List Continue 3" w:semiHidden="0" w:uiPriority="0" w:unhideWhenUsed="0"/>
+    <w:lsdException w:name="List Continue 4" w:semiHidden="0" w:uiPriority="0" w:unhideWhenUsed="0"/>
+    <w:lsdException w:name="List Continue 5" w:semiHidden="0" w:uiPriority="0" w:unhideWhenUsed="0"/>
+    <w:lsdException w:name="Message Header" w:semiHidden="0" w:uiPriority="0" w:unhideWhenUsed="0"/>
+    <w:lsdException w:name="Subtitle" w:semiHidden="0" w:uiPriority="0" w:unhideWhenUsed="0" w:qFormat="1"/>
+    <w:lsdException w:name="Salutation" w:semiHidden="0" w:uiPriority="0" w:unhideWhenUsed="0"/>
+    <w:lsdException w:name="Date" w:semiHidden="0" w:uiPriority="0" w:unhideWhenUsed="0"/>
+    <w:lsdException w:name="Body Text First Indent" w:semiHidden="0" w:uiPriority="0" w:unhideWhenUsed="0"/>
+    <w:lsdException w:name="Body Text First Indent 2" w:semiHidden="0" w:uiPriority="0" w:unhideWhenUsed="0"/>
+    <w:lsdException w:name="Body Text 2" w:semiHidden="0" w:uiPriority="0" w:unhideWhenUsed="0"/>
+    <w:lsdException w:name="Body Text 3" w:semiHidden="0" w:uiPriority="0" w:unhideWhenUsed="0"/>
+    <w:lsdException w:name="Body Text Indent 2" w:semiHidden="0" w:uiPriority="0" w:unhideWhenUsed="0"/>
+    <w:lsdException w:name="Body Text Indent 3" w:semiHidden="0" w:uiPriority="0" w:unhideWhenUsed="0"/>
+    <w:lsdException w:name="Block Text" w:semiHidden="0" w:uiPriority="0" w:unhideWhenUsed="0"/>
+    <w:lsdException w:name="Hyperlink" w:semiHidden="0" w:uiPriority="0" w:unhideWhenUsed="0"/>
+    <w:lsdException w:name="FollowedHyperlink" w:semiHidden="0" w:uiPriority="0" w:unhideWhenUsed="0"/>
+    <w:lsdException w:name="Strong" w:semiHidden="0" w:uiPriority="0" w:unhideWhenUsed="0" w:qFormat="1"/>
+    <w:lsdException w:name="Emphasis" w:semiHidden="0" w:uiPriority="0" w:unhideWhenUsed="0" w:qFormat="1"/>
+    <w:lsdException w:name="Document Map" w:semiHidden="0" w:uiPriority="0" w:unhideWhenUsed="0"/>
+    <w:lsdException w:name="Plain Text" w:semiHidden="0" w:uiPriority="0" w:unhideWhenUsed="0"/>
+    <w:lsdException w:name="E-mail Signature" w:semiHidden="0" w:uiPriority="0" w:unhideWhenUsed="0"/>
+    <w:lsdException w:name="Normal (Web)" w:semiHidden="0" w:uiPriority="0" w:unhideWhenUsed="0" w:qFormat="1"/>
+    <w:lsdException w:name="HTML Acronym" w:semiHidden="0" w:uiPriority="0" w:unhideWhenUsed="0"/>
+    <w:lsdException w:name="HTML Address" w:semiHidden="0" w:uiPriority="0" w:unhideWhenUsed="0"/>
+    <w:lsdException w:name="HTML Cite" w:semiHidden="0" w:uiPriority="0" w:unhideWhenUsed="0"/>
+    <w:lsdException w:name="HTML Code" w:semiHidden="0" w:uiPriority="0" w:unhideWhenUsed="0"/>
+    <w:lsdException w:name="HTML Definition" w:semiHidden="0" w:uiPriority="0" w:unhideWhenUsed="0"/>
+    <w:lsdException w:name="HTML Keyboard" w:semiHidden="0" w:uiPriority="0" w:unhideWhenUsed="0"/>
+    <w:lsdException w:name="HTML Preformatted" w:semiHidden="0" w:uiPriority="0" w:unhideWhenUsed="0"/>
+    <w:lsdException w:name="HTML Sample" w:semiHidden="0" w:uiPriority="0" w:unhideWhenUsed="0"/>
+    <w:lsdException w:name="HTML Typewriter" w:semiHidden="0" w:uiPriority="0" w:unhideWhenUsed="0"/>
+    <w:lsdException w:name="HTML Variable" w:semiHidden="0" w:uiPriority="0" w:unhideWhenUsed="0"/>
+    <w:lsdException w:name="Normal Table" w:uiPriority="0" w:unhideWhenUsed="0" w:qFormat="1"/>
+    <w:lsdException w:name="annotation subject" w:semiHidden="0" w:uiPriority="0" w:unhideWhenUsed="0"/>
+    <w:lsdException w:name="Table Simple 1" w:semiHidden="0" w:uiPriority="0" w:unhideWhenUsed="0"/>
+    <w:lsdException w:name="Table Simple 2" w:semiHidden="0" w:uiPriority="0" w:unhideWhenUsed="0"/>
+    <w:lsdException w:name="Table Simple 3" w:semiHidden="0" w:uiPriority="0" w:unhideWhenUsed="0"/>
+    <w:lsdException w:name="Table Classic 1" w:semiHidden="0" w:uiPriority="0" w:unhideWhenUsed="0"/>
+    <w:lsdException w:name="Table Classic 2" w:semiHidden="0" w:uiPriority="0" w:unhideWhenUsed="0"/>
+    <w:lsdException w:name="Table Classic 3" w:semiHidden="0" w:uiPriority="0" w:unhideWhenUsed="0"/>
+    <w:lsdException w:name="Table Classic 4" w:semiHidden="0" w:uiPriority="0" w:unhideWhenUsed="0"/>
+    <w:lsdException w:name="Table Colorful 1" w:semiHidden="0" w:uiPriority="0" w:unhideWhenUsed="0"/>
+    <w:lsdException w:name="Table Colorful 2" w:semiHidden="0" w:uiPriority="0" w:unhideWhenUsed="0"/>
+    <w:lsdException w:name="Table Colorful 3" w:semiHidden="0" w:uiPriority="0" w:unhideWhenUsed="0"/>
+    <w:lsdException w:name="Table Columns 1" w:semiHidden="0" w:uiPriority="0" w:unhideWhenUsed="0"/>
+    <w:lsdException w:name="Table Columns 2" w:semiHidden="0" w:uiPriority="0" w:unhideWhenUsed="0"/>
+    <w:lsdException w:name="Table Columns 3" w:semiHidden="0" w:uiPriority="0" w:unhideWhenUsed="0"/>
+    <w:lsdException w:name="Table Columns 4" w:semiHidden="0" w:uiPriority="0" w:unhideWhenUsed="0"/>
+    <w:lsdException w:name="Table Columns 5" w:semiHidden="0" w:uiPriority="0" w:unhideWhenUsed="0"/>
+    <w:lsdException w:name="Table Grid 1" w:semiHidden="0" w:uiPriority="0" w:unhideWhenUsed="0"/>
+    <w:lsdException w:name="Table Grid 2" w:semiHidden="0" w:uiPriority="0" w:unhideWhenUsed="0"/>
+    <w:lsdException w:name="Table Grid 3" w:semiHidden="0" w:uiPriority="0" w:unhideWhenUsed="0"/>
+    <w:lsdException w:name="Table Grid 4" w:semiHidden="0" w:uiPriority="0" w:unhideWhenUsed="0"/>
+    <w:lsdException w:name="Table Grid 5" w:semiHidden="0" w:uiPriority="0" w:unhideWhenUsed="0"/>
+    <w:lsdException w:name="Table Grid 6" w:semiHidden="0" w:uiPriority="0" w:unhideWhenUsed="0"/>
+    <w:lsdException w:name="Table Grid 7" w:semiHidden="0" w:uiPriority="0" w:unhideWhenUsed="0"/>
+    <w:lsdException w:name="Table Grid 8" w:semiHidden="0" w:uiPriority="0" w:unhideWhenUsed="0"/>
+    <w:lsdException w:name="Table List 1" w:semiHidden="0" w:uiPriority="0" w:unhideWhenUsed="0"/>
+    <w:lsdException w:name="Table List 2" w:semiHidden="0" w:uiPriority="0" w:unhideWhenUsed="0"/>
+    <w:lsdException w:name="Table List 3" w:semiHidden="0" w:uiPriority="0" w:unhideWhenUsed="0"/>
+    <w:lsdException w:name="Table List 4" w:semiHidden="0" w:uiPriority="0" w:unhideWhenUsed="0"/>
+    <w:lsdException w:name="Table List 5" w:semiHidden="0" w:uiPriority="0" w:unhideWhenUsed="0"/>
+    <w:lsdException w:name="Table List 6" w:semiHidden="0" w:uiPriority="0" w:unhideWhenUsed="0"/>
+    <w:lsdException w:name="Table List 7" w:semiHidden="0" w:uiPriority="0" w:unhideWhenUsed="0"/>
+    <w:lsdException w:name="Table List 8" w:semiHidden="0" w:uiPriority="0" w:unhideWhenUsed="0"/>
+    <w:lsdException w:name="Table 3D effects 1" w:semiHidden="0" w:uiPriority="0" w:unhideWhenUsed="0"/>
+    <w:lsdException w:name="Table 3D effects 2" w:semiHidden="0" w:uiPriority="0" w:unhideWhenUsed="0"/>
+    <w:lsdException w:name="Table 3D effects 3" w:semiHidden="0" w:uiPriority="0" w:unhideWhenUsed="0"/>
+    <w:lsdException w:name="Table Contemporary" w:semiHidden="0" w:uiPriority="0" w:unhideWhenUsed="0"/>
+    <w:lsdException w:name="Table Elegant" w:semiHidden="0" w:uiPriority="0" w:unhideWhenUsed="0"/>
+    <w:lsdException w:name="Table Professional" w:semiHidden="0" w:uiPriority="0" w:unhideWhenUsed="0"/>
+    <w:lsdException w:name="Table Subtle 1" w:semiHidden="0" w:uiPriority="0" w:unhideWhenUsed="0"/>
+    <w:lsdException w:name="Table Subtle 2" w:semiHidden="0" w:uiPriority="0" w:unhideWhenUsed="0"/>
+    <w:lsdException w:name="Table Web 1" w:semiHidden="0" w:uiPriority="0" w:unhideWhenUsed="0"/>
+    <w:lsdException w:name="Table Web 2" w:semiHidden="0" w:uiPriority="0" w:unhideWhenUsed="0"/>
+    <w:lsdException w:name="Table Web 3" w:semiHidden="0" w:uiPriority="0" w:unhideWhenUsed="0"/>
+    <w:lsdException w:name="Balloon Text" w:semiHidden="0" w:uiPriority="0" w:unhideWhenUsed="0"/>
+    <w:lsdException w:name="Table Grid" w:semiHidden="0" w:uiPriority="0" w:unhideWhenUsed="0" w:qFormat="1"/>
+    <w:lsdException w:name="Table Theme" w:semiHidden="0" w:uiPriority="0" w:unhideWhenUsed="0"/>
+    <w:lsdException w:name="Light Shading" w:semiHidden="0" w:uiPriority="60" w:unhideWhenUsed="0"/>
+    <w:lsdException w:name="Light List" w:semiHidden="0" w:uiPriority="61" w:unhideWhenUsed="0"/>
+    <w:lsdException w:name="Light Grid" w:semiHidden="0" w:uiPriority="62" w:unhideWhenUsed="0"/>
+    <w:lsdException w:name="Medium Shading 1" w:semiHidden="0" w:uiPriority="63" w:unhideWhenUsed="0"/>
+    <w:lsdException w:name="Medium Shading 2" w:semiHidden="0" w:uiPriority="64" w:unhideWhenUsed="0"/>
+    <w:lsdException w:name="Medium List 1" w:semiHidden="0" w:uiPriority="65" w:unhideWhenUsed="0"/>
+    <w:lsdException w:name="Medium List 2" w:semiHidden="0" w:uiPriority="66" w:unhideWhenUsed="0"/>
+    <w:lsdException w:name="Medium Grid 1" w:semiHidden="0" w:uiPriority="67" w:unhideWhenUsed="0"/>
+    <w:lsdException w:name="Medium Grid 2" w:semiHidden="0" w:uiPriority="68" w:unhideWhenUsed="0"/>
+    <w:lsdException w:name="Medium Grid 3" w:semiHidden="0" w:uiPriority="69" w:unhideWhenUsed="0"/>
+    <w:lsdException w:name="Dark List" w:semiHidden="0" w:uiPriority="70" w:unhideWhenUsed="0"/>
+    <w:lsdException w:name="Colorful Shading" w:semiHidden="0" w:uiPriority="71" w:unhideWhenUsed="0"/>
+    <w:lsdException w:name="Colorful List" w:semiHidden="0" w:uiPriority="72" w:unhideWhenUsed="0"/>
+    <w:lsdException w:name="Colorful Grid" w:semiHidden="0" w:uiPriority="73" w:unhideWhenUsed="0"/>
+    <w:lsdException w:name="Light Shading Accent 1" w:semiHidden="0" w:uiPriority="60" w:unhideWhenUsed="0"/>
+    <w:lsdException w:name="Light List Accent 1" w:semiHidden="0" w:uiPriority="61" w:unhideWhenUsed="0"/>
+    <w:lsdException w:name="Light Grid Accent 1" w:semiHidden="0" w:uiPriority="62" w:unhideWhenUsed="0"/>
+    <w:lsdException w:name="Medium Shading 1 Accent 1" w:semiHidden="0" w:uiPriority="63" w:unhideWhenUsed="0"/>
+    <w:lsdException w:name="Medium Shading 2 Accent 1" w:semiHidden="0" w:uiPriority="64" w:unhideWhenUsed="0"/>
+    <w:lsdException w:name="Medium List 1 Accent 1" w:semiHidden="0" w:uiPriority="65" w:unhideWhenUsed="0"/>
+    <w:lsdException w:name="Medium List 2 Accent 1" w:semiHidden="0" w:uiPriority="66" w:unhideWhenUsed="0"/>
+    <w:lsdException w:name="Medium Grid 1 Accent 1" w:semiHidden="0" w:uiPriority="67" w:unhideWhenUsed="0"/>
+    <w:lsdException w:name="Medium Grid 2 Accent 1" w:semiHidden="0" w:uiPriority="68" w:unhideWhenUsed="0"/>
+    <w:lsdException w:name="Medium Grid 3 Accent 1" w:semiHidden="0" w:uiPriority="69" w:unhideWhenUsed="0"/>
+    <w:lsdException w:name="Dark List Accent 1" w:semiHidden="0" w:uiPriority="70" w:unhideWhenUsed="0"/>
+    <w:lsdException w:name="Colorful Shading Accent 1" w:semiHidden="0" w:uiPriority="71" w:unhideWhenUsed="0"/>
+    <w:lsdException w:name="Colorful List Accent 1" w:semiHidden="0" w:uiPriority="72" w:unhideWhenUsed="0"/>
+    <w:lsdException w:name="Colorful Grid Accent 1" w:semiHidden="0" w:uiPriority="73" w:unhideWhenUsed="0"/>
+    <w:lsdException w:name="Light Shading Accent 2" w:semiHidden="0" w:uiPriority="60" w:unhideWhenUsed="0"/>
+    <w:lsdException w:name="Light List Accent 2" w:semiHidden="0" w:uiPriority="61" w:unhideWhenUsed="0"/>
+    <w:lsdException w:name="Light Grid Accent 2" w:semiHidden="0" w:uiPriority="62" w:unhideWhenUsed="0"/>
+    <w:lsdException w:name="Medium Shading 1 Accent 2" w:semiHidden="0" w:uiPriority="63" w:unhideWhenUsed="0"/>
+    <w:lsdException w:name="Medium Shading 2 Accent 2" w:semiHidden="0" w:uiPriority="64" w:unhideWhenUsed="0"/>
+    <w:lsdException w:name="Medium List 1 Accent 2" w:semiHidden="0" w:uiPriority="65" w:unhideWhenUsed="0"/>
+    <w:lsdException w:name="Medium List 2 Accent 2" w:semiHidden="0" w:uiPriority="66" w:unhideWhenUsed="0"/>
+    <w:lsdException w:name="Medium Grid 1 Accent 2" w:semiHidden="0" w:uiPriority="67" w:unhideWhenUsed="0"/>
+    <w:lsdException w:name="Medium Grid 2 Accent 2" w:semiHidden="0" w:uiPriority="68" w:unhideWhenUsed="0"/>
+    <w:lsdException w:name="Medium Grid 3 Accent 2" w:semiHidden="0" w:uiPriority="69" w:unhideWhenUsed="0"/>
+    <w:lsdException w:name="Dark List Accent 2" w:semiHidden="0" w:uiPriority="70" w:unhideWhenUsed="0"/>
+    <w:lsdException w:name="Colorful Shading Accent 2" w:semiHidden="0" w:uiPriority="71" w:unhideWhenUsed="0"/>
+    <w:lsdException w:name="Colorful List Accent 2" w:semiHidden="0" w:uiPriority="72" w:unhideWhenUsed="0"/>
+    <w:lsdException w:name="Colorful Grid Accent 2" w:semiHidden="0" w:uiPriority="73" w:unhideWhenUsed="0"/>
+    <w:lsdException w:name="Light Shading Accent 3" w:semiHidden="0" w:uiPriority="60" w:unhideWhenUsed="0"/>
+    <w:lsdException w:name="Light List Accent 3" w:semiHidden="0" w:uiPriority="61" w:unhideWhenUsed="0"/>
+    <w:lsdException w:name="Light Grid Accent 3" w:semiHidden="0" w:uiPriority="62" w:unhideWhenUsed="0"/>
+    <w:lsdException w:name="Medium Shading 1 Accent 3" w:semiHidden="0" w:uiPriority="63" w:unhideWhenUsed="0"/>
+    <w:lsdException w:name="Medium Shading 2 Accent 3" w:semiHidden="0" w:uiPriority="64" w:unhideWhenUsed="0"/>
+    <w:lsdException w:name="Medium List 1 Accent 3" w:semiHidden="0" w:uiPriority="65" w:unhideWhenUsed="0"/>
+    <w:lsdException w:name="Medium List 2 Accent 3" w:semiHidden="0" w:uiPriority="66" w:unhideWhenUsed="0"/>
+    <w:lsdException w:name="Medium Grid 1 Accent 3" w:semiHidden="0" w:uiPriority="67" w:unhideWhenUsed="0"/>
+    <w:lsdException w:name="Medium Grid 2 Accent 3" w:semiHidden="0" w:uiPriority="68" w:unhideWhenUsed="0"/>
+    <w:lsdException w:name="Medium Grid 3 Accent 3" w:semiHidden="0" w:uiPriority="69" w:unhideWhenUsed="0"/>
+    <w:lsdException w:name="Dark List Accent 3" w:semiHidden="0" w:uiPriority="70" w:unhideWhenUsed="0"/>
+    <w:lsdException w:name="Colorful Shading Accent 3" w:semiHidden="0" w:uiPriority="71" w:unhideWhenUsed="0"/>
+    <w:lsdException w:name="Colorful List Accent 3" w:semiHidden="0" w:uiPriority="72" w:unhideWhenUsed="0"/>
+    <w:lsdException w:name="Colorful Grid Accent 3" w:semiHidden="0" w:uiPriority="73" w:unhideWhenUsed="0"/>
+    <w:lsdException w:name="Light Shading Accent 4" w:semiHidden="0" w:uiPriority="60" w:unhideWhenUsed="0"/>
+    <w:lsdException w:name="Light List Accent 4" w:semiHidden="0" w:uiPriority="61" w:unhideWhenUsed="0"/>
+    <w:lsdException w:name="Light Grid Accent 4" w:semiHidden="0" w:uiPriority="62" w:unhideWhenUsed="0"/>
+    <w:lsdException w:name="Medium Shading 1 Accent 4" w:semiHidden="0" w:uiPriority="63" w:unhideWhenUsed="0"/>
+    <w:lsdException w:name="Medium Shading 2 Accent 4" w:semiHidden="0" w:uiPriority="64" w:unhideWhenUsed="0"/>
+    <w:lsdException w:name="Medium List 1 Accent 4" w:semiHidden="0" w:uiPriority="65" w:unhideWhenUsed="0"/>
+    <w:lsdException w:name="Medium List 2 Accent 4" w:semiHidden="0" w:uiPriority="66" w:unhideWhenUsed="0"/>
+    <w:lsdException w:name="Medium Grid 1 Accent 4" w:semiHidden="0" w:uiPriority="67" w:unhideWhenUsed="0"/>
+    <w:lsdException w:name="Medium Grid 2 Accent 4" w:semiHidden="0" w:uiPriority="68" w:unhideWhenUsed="0"/>
+    <w:lsdException w:name="Medium Grid 3 Accent 4" w:semiHidden="0" w:uiPriority="69" w:unhideWhenUsed="0"/>
+    <w:lsdException w:name="Dark List Accent 4" w:semiHidden="0" w:uiPriority="70" w:unhideWhenUsed="0"/>
+    <w:lsdException w:name="Colorful Shading Accent 4" w:semiHidden="0" w:uiPriority="71" w:unhideWhenUsed="0"/>
+    <w:lsdException w:name="Colorful List Accent 4" w:semiHidden="0" w:uiPriority="72" w:unhideWhenUsed="0"/>
+    <w:lsdException w:name="Colorful Grid Accent 4" w:semiHidden="0" w:uiPriority="73" w:unhideWhenUsed="0"/>
+    <w:lsdException w:name="Light Shading Accent 5" w:semiHidden="0" w:uiPriority="60" w:unhideWhenUsed="0"/>
+    <w:lsdException w:name="Light List Accent 5" w:semiHidden="0" w:uiPriority="61" w:unhideWhenUsed="0"/>
+    <w:lsdException w:name="Light Grid Accent 5" w:semiHidden="0" w:uiPriority="62" w:unhideWhenUsed="0"/>
+    <w:lsdException w:name="Medium Shading 1 Accent 5" w:semiHidden="0" w:uiPriority="63" w:unhideWhenUsed="0"/>
+    <w:lsdException w:name="Medium Shading 2 Accent 5" w:semiHidden="0" w:uiPriority="64" w:unhideWhenUsed="0"/>
+    <w:lsdException w:name="Medium List 1 Accent 5" w:semiHidden="0" w:uiPriority="65" w:unhideWhenUsed="0"/>
+    <w:lsdException w:name="Medium List 2 Accent 5" w:semiHidden="0" w:uiPriority="66" w:unhideWhenUsed="0"/>
+    <w:lsdException w:name="Medium Grid 1 Accent 5" w:semiHidden="0" w:uiPriority="67" w:unhideWhenUsed="0"/>
+    <w:lsdException w:name="Medium Grid 2 Accent 5" w:semiHidden="0" w:uiPriority="68" w:unhideWhenUsed="0"/>
+    <w:lsdException w:name="Medium Grid 3 Accent 5" w:semiHidden="0" w:uiPriority="69" w:unhideWhenUsed="0"/>
+    <w:lsdException w:name="Dark List Accent 5" w:semiHidden="0" w:uiPriority="70" w:unhideWhenUsed="0"/>
+    <w:lsdException w:name="Colorful Shading Accent 5" w:semiHidden="0" w:uiPriority="71" w:unhideWhenUsed="0"/>
+    <w:lsdException w:name="Colorful List Accent 5" w:semiHidden="0" w:uiPriority="72" w:unhideWhenUsed="0"/>
+    <w:lsdException w:name="Colorful Grid Accent 5" w:semiHidden="0" w:uiPriority="73" w:unhideWhenUsed="0"/>
+    <w:lsdException w:name="Light Shading Accent 6" w:semiHidden="0" w:uiPriority="60" w:unhideWhenUsed="0"/>
+    <w:lsdException w:name="Light List Accent 6" w:semiHidden="0" w:uiPriority="61" w:unhideWhenUsed="0"/>
+    <w:lsdException w:name="Light Grid Accent 6" w:semiHidden="0" w:uiPriority="62" w:unhideWhenUsed="0"/>
+    <w:lsdException w:name="Medium Shading 1 Accent 6" w:semiHidden="0" w:uiPriority="63" w:unhideWhenUsed="0"/>
+    <w:lsdException w:name="Medium Shading 2 Accent 6" w:semiHidden="0" w:uiPriority="64" w:unhideWhenUsed="0"/>
+    <w:lsdException w:name="Medium List 1 Accent 6" w:semiHidden="0" w:uiPriority="65" w:unhideWhenUsed="0"/>
+    <w:lsdException w:name="Medium List 2 Accent 6" w:semiHidden="0" w:uiPriority="66" w:unhideWhenUsed="0"/>
+    <w:lsdException w:name="Medium Grid 1 Accent 6" w:semiHidden="0" w:uiPriority="67" w:unhideWhenUsed="0"/>
+    <w:lsdException w:name="Medium Grid 2 Accent 6" w:semiHidden="0" w:uiPriority="68" w:unhideWhenUsed="0"/>
+    <w:lsdException w:name="Medium Grid 3 Accent 6" w:semiHidden="0" w:uiPriority="69" w:unhideWhenUsed="0"/>
+    <w:lsdException w:name="Dark List Accent 6" w:semiHidden="0" w:uiPriority="70" w:unhideWhenUsed="0"/>
+    <w:lsdException w:name="Colorful Shading Accent 6" w:semiHidden="0" w:uiPriority="71" w:unhideWhenUsed="0"/>
+    <w:lsdException w:name="Colorful List Accent 6" w:semiHidden="0" w:uiPriority="72" w:unhideWhenUsed="0"/>
+    <w:lsdException w:name="Colorful Grid Accent 6" w:semiHidden="0" w:uiPriority="73" w:unhideWhenUsed="0"/>
   </w:latentStyles>
-  <w:style w:type="paragraph" w:default="1" w:styleId="1">
+  <w:style w:type="paragraph" w:default="1" w:styleId="Normal">
     <w:name w:val="Normal"/>
     <w:qFormat/>
-    <w:uiPriority w:val="0"/>
     <w:pPr>
       <w:kinsoku w:val="0"/>
       <w:autoSpaceDE w:val="0"/>
@@ -6166,7 +6066,7 @@
       <w:textAlignment w:val="baseline"/>
     </w:pPr>
     <w:rPr>
-      <w:rFonts w:ascii="Arial" w:hAnsi="Arial" w:eastAsia="宋体" w:cs="Arial"/>
+      <w:rFonts w:ascii="Arial" w:eastAsia="宋体" w:hAnsi="Arial" w:cs="Arial"/>
       <w:snapToGrid w:val="0"/>
       <w:color w:val="000000"/>
       <w:kern w:val="0"/>
@@ -6175,12 +6075,11 @@
       <w:lang w:val="en-US" w:eastAsia="en-US" w:bidi="ar-SA"/>
     </w:rPr>
   </w:style>
-  <w:style w:type="paragraph" w:styleId="2">
+  <w:style w:type="paragraph" w:styleId="Heading1">
     <w:name w:val="heading 1"/>
-    <w:basedOn w:val="1"/>
-    <w:next w:val="1"/>
+    <w:basedOn w:val="Normal"/>
+    <w:next w:val="Normal"/>
     <w:qFormat/>
-    <w:uiPriority w:val="0"/>
     <w:pPr>
       <w:keepNext/>
       <w:keepLines/>
@@ -6198,13 +6097,12 @@
       <w:sz w:val="44"/>
     </w:rPr>
   </w:style>
-  <w:style w:type="paragraph" w:styleId="3">
+  <w:style w:type="paragraph" w:styleId="Heading2">
     <w:name w:val="heading 2"/>
-    <w:basedOn w:val="1"/>
-    <w:next w:val="1"/>
+    <w:basedOn w:val="Normal"/>
+    <w:next w:val="Normal"/>
     <w:unhideWhenUsed/>
     <w:qFormat/>
-    <w:uiPriority w:val="0"/>
     <w:pPr>
       <w:keepNext/>
       <w:keepLines/>
@@ -6217,19 +6115,18 @@
       <w:outlineLvl w:val="1"/>
     </w:pPr>
     <w:rPr>
-      <w:rFonts w:ascii="Arial" w:hAnsi="Arial" w:eastAsia="黑体"/>
+      <w:rFonts w:ascii="Arial" w:eastAsia="黑体" w:hAnsi="Arial"/>
       <w:b/>
       <w:sz w:val="32"/>
     </w:rPr>
   </w:style>
-  <w:style w:type="paragraph" w:styleId="4">
+  <w:style w:type="paragraph" w:styleId="Heading3">
     <w:name w:val="heading 3"/>
-    <w:basedOn w:val="1"/>
-    <w:next w:val="1"/>
+    <w:basedOn w:val="Normal"/>
+    <w:next w:val="Normal"/>
     <w:semiHidden/>
     <w:unhideWhenUsed/>
     <w:qFormat/>
-    <w:uiPriority w:val="0"/>
     <w:pPr>
       <w:keepNext/>
       <w:keepLines/>
@@ -6246,13 +6143,12 @@
       <w:sz w:val="32"/>
     </w:rPr>
   </w:style>
-  <w:style w:type="paragraph" w:styleId="5">
+  <w:style w:type="paragraph" w:styleId="Heading4">
     <w:name w:val="heading 4"/>
-    <w:basedOn w:val="1"/>
-    <w:next w:val="1"/>
+    <w:basedOn w:val="Normal"/>
+    <w:next w:val="Normal"/>
     <w:unhideWhenUsed/>
     <w:qFormat/>
-    <w:uiPriority w:val="0"/>
     <w:pPr>
       <w:keepNext/>
       <w:keepLines/>
@@ -6265,19 +6161,18 @@
       <w:outlineLvl w:val="3"/>
     </w:pPr>
     <w:rPr>
-      <w:rFonts w:ascii="Arial" w:hAnsi="Arial" w:eastAsia="黑体"/>
+      <w:rFonts w:ascii="Arial" w:eastAsia="黑体" w:hAnsi="Arial"/>
       <w:b/>
       <w:sz w:val="28"/>
     </w:rPr>
   </w:style>
-  <w:style w:type="paragraph" w:styleId="6">
+  <w:style w:type="paragraph" w:styleId="Heading5">
     <w:name w:val="heading 5"/>
-    <w:basedOn w:val="1"/>
-    <w:next w:val="1"/>
+    <w:basedOn w:val="Normal"/>
+    <w:next w:val="Normal"/>
     <w:semiHidden/>
     <w:unhideWhenUsed/>
     <w:qFormat/>
-    <w:uiPriority w:val="0"/>
     <w:pPr>
       <w:keepNext/>
       <w:keepLines/>
@@ -6294,14 +6189,13 @@
       <w:sz w:val="28"/>
     </w:rPr>
   </w:style>
-  <w:style w:type="paragraph" w:styleId="7">
+  <w:style w:type="paragraph" w:styleId="Heading6">
     <w:name w:val="heading 6"/>
-    <w:basedOn w:val="1"/>
-    <w:next w:val="1"/>
+    <w:basedOn w:val="Normal"/>
+    <w:next w:val="Normal"/>
     <w:semiHidden/>
     <w:unhideWhenUsed/>
     <w:qFormat/>
-    <w:uiPriority w:val="0"/>
     <w:pPr>
       <w:keepNext/>
       <w:keepLines/>
@@ -6314,19 +6208,18 @@
       <w:outlineLvl w:val="5"/>
     </w:pPr>
     <w:rPr>
-      <w:rFonts w:ascii="Arial" w:hAnsi="Arial" w:eastAsia="黑体"/>
+      <w:rFonts w:ascii="Arial" w:eastAsia="黑体" w:hAnsi="Arial"/>
       <w:b/>
       <w:sz w:val="24"/>
     </w:rPr>
   </w:style>
-  <w:style w:type="paragraph" w:styleId="8">
+  <w:style w:type="paragraph" w:styleId="Heading7">
     <w:name w:val="heading 7"/>
-    <w:basedOn w:val="1"/>
-    <w:next w:val="1"/>
+    <w:basedOn w:val="Normal"/>
+    <w:next w:val="Normal"/>
     <w:semiHidden/>
     <w:unhideWhenUsed/>
     <w:qFormat/>
-    <w:uiPriority w:val="0"/>
     <w:pPr>
       <w:keepNext/>
       <w:keepLines/>
@@ -6343,14 +6236,13 @@
       <w:sz w:val="24"/>
     </w:rPr>
   </w:style>
-  <w:style w:type="paragraph" w:styleId="9">
+  <w:style w:type="paragraph" w:styleId="Heading8">
     <w:name w:val="heading 8"/>
-    <w:basedOn w:val="1"/>
-    <w:next w:val="1"/>
+    <w:basedOn w:val="Normal"/>
+    <w:next w:val="Normal"/>
     <w:semiHidden/>
     <w:unhideWhenUsed/>
     <w:qFormat/>
-    <w:uiPriority w:val="0"/>
     <w:pPr>
       <w:keepNext/>
       <w:keepLines/>
@@ -6363,18 +6255,17 @@
       <w:outlineLvl w:val="7"/>
     </w:pPr>
     <w:rPr>
-      <w:rFonts w:ascii="Arial" w:hAnsi="Arial" w:eastAsia="黑体"/>
+      <w:rFonts w:ascii="Arial" w:eastAsia="黑体" w:hAnsi="Arial"/>
       <w:sz w:val="24"/>
     </w:rPr>
   </w:style>
-  <w:style w:type="paragraph" w:styleId="10">
+  <w:style w:type="paragraph" w:styleId="Heading9">
     <w:name w:val="heading 9"/>
-    <w:basedOn w:val="1"/>
-    <w:next w:val="1"/>
+    <w:basedOn w:val="Normal"/>
+    <w:next w:val="Normal"/>
     <w:semiHidden/>
     <w:unhideWhenUsed/>
     <w:qFormat/>
-    <w:uiPriority w:val="0"/>
     <w:pPr>
       <w:keepNext/>
       <w:keepLines/>
@@ -6387,21 +6278,19 @@
       <w:outlineLvl w:val="8"/>
     </w:pPr>
     <w:rPr>
-      <w:rFonts w:ascii="Arial" w:hAnsi="Arial" w:eastAsia="黑体"/>
+      <w:rFonts w:ascii="Arial" w:eastAsia="黑体" w:hAnsi="Arial"/>
       <w:sz w:val="21"/>
     </w:rPr>
   </w:style>
-  <w:style w:type="character" w:default="1" w:styleId="22">
+  <w:style w:type="character" w:default="1" w:styleId="DefaultParagraphFont">
     <w:name w:val="Default Paragraph Font"/>
     <w:semiHidden/>
     <w:qFormat/>
-    <w:uiPriority w:val="0"/>
   </w:style>
-  <w:style w:type="table" w:default="1" w:styleId="20">
+  <w:style w:type="table" w:default="1" w:styleId="TableNormal">
     <w:name w:val="Normal Table"/>
     <w:semiHidden/>
     <w:qFormat/>
-    <w:uiPriority w:val="0"/>
     <w:tblPr>
       <w:tblCellMar>
         <w:top w:w="0" w:type="dxa"/>
@@ -6411,43 +6300,39 @@
       </w:tblCellMar>
     </w:tblPr>
   </w:style>
-  <w:style w:type="paragraph" w:styleId="11">
+  <w:style w:type="paragraph" w:styleId="CommentText">
     <w:name w:val="annotation text"/>
-    <w:basedOn w:val="1"/>
+    <w:basedOn w:val="Normal"/>
     <w:qFormat/>
-    <w:uiPriority w:val="0"/>
     <w:pPr>
       <w:jc w:val="left"/>
     </w:pPr>
   </w:style>
-  <w:style w:type="paragraph" w:styleId="12">
+  <w:style w:type="paragraph" w:styleId="BodyText">
     <w:name w:val="Body Text"/>
-    <w:basedOn w:val="1"/>
+    <w:basedOn w:val="Normal"/>
     <w:semiHidden/>
     <w:qFormat/>
-    <w:uiPriority w:val="0"/>
     <w:rPr>
-      <w:rFonts w:ascii="Arial" w:hAnsi="Arial" w:eastAsia="Arial" w:cs="Arial"/>
+      <w:rFonts w:ascii="Arial" w:eastAsia="Arial" w:hAnsi="Arial" w:cs="Arial"/>
       <w:sz w:val="21"/>
       <w:szCs w:val="21"/>
       <w:lang w:val="en-US" w:eastAsia="en-US" w:bidi="ar-SA"/>
     </w:rPr>
   </w:style>
-  <w:style w:type="paragraph" w:styleId="13">
+  <w:style w:type="paragraph" w:styleId="TOC3">
     <w:name w:val="toc 3"/>
-    <w:basedOn w:val="1"/>
-    <w:next w:val="1"/>
+    <w:basedOn w:val="Normal"/>
+    <w:next w:val="Normal"/>
     <w:qFormat/>
-    <w:uiPriority w:val="0"/>
     <w:pPr>
       <w:ind w:left="840" w:leftChars="400"/>
     </w:pPr>
   </w:style>
-  <w:style w:type="paragraph" w:styleId="14">
+  <w:style w:type="paragraph" w:styleId="Footer">
     <w:name w:val="footer"/>
-    <w:basedOn w:val="1"/>
+    <w:basedOn w:val="Normal"/>
     <w:qFormat/>
-    <w:uiPriority w:val="0"/>
     <w:pPr>
       <w:tabs>
         <w:tab w:val="center" w:pos="4153"/>
@@ -6460,17 +6345,16 @@
       <w:sz w:val="18"/>
     </w:rPr>
   </w:style>
-  <w:style w:type="paragraph" w:styleId="15">
+  <w:style w:type="paragraph" w:styleId="Header">
     <w:name w:val="header"/>
-    <w:basedOn w:val="1"/>
+    <w:basedOn w:val="Normal"/>
     <w:qFormat/>
-    <w:uiPriority w:val="0"/>
     <w:pPr>
       <w:pBdr>
-        <w:top w:val="none" w:color="auto" w:sz="0" w:space="0"/>
-        <w:left w:val="none" w:color="auto" w:sz="0" w:space="0"/>
-        <w:bottom w:val="none" w:color="auto" w:sz="0" w:space="0"/>
-        <w:right w:val="none" w:color="auto" w:sz="0" w:space="0"/>
+        <w:top w:val="nil"/>
+        <w:left w:val="nil"/>
+        <w:bottom w:val="nil"/>
+        <w:right w:val="nil"/>
       </w:pBdr>
       <w:tabs>
         <w:tab w:val="center" w:pos="4153"/>
@@ -6485,41 +6369,37 @@
       <w:sz w:val="18"/>
     </w:rPr>
   </w:style>
-  <w:style w:type="paragraph" w:styleId="16">
+  <w:style w:type="paragraph" w:styleId="TOC1">
     <w:name w:val="toc 1"/>
-    <w:basedOn w:val="1"/>
-    <w:next w:val="1"/>
+    <w:basedOn w:val="Normal"/>
+    <w:next w:val="Normal"/>
     <w:qFormat/>
-    <w:uiPriority w:val="0"/>
     <w:rPr>
-      <w:rFonts w:ascii="Arial" w:hAnsi="Arial" w:eastAsia="Microsoft JhengHei"/>
+      <w:rFonts w:ascii="Arial" w:eastAsia="Microsoft JhengHei" w:hAnsi="Arial"/>
       <w:sz w:val="24"/>
     </w:rPr>
   </w:style>
-  <w:style w:type="paragraph" w:styleId="17">
+  <w:style w:type="paragraph" w:styleId="TOC2">
     <w:name w:val="toc 2"/>
-    <w:basedOn w:val="1"/>
-    <w:next w:val="1"/>
+    <w:basedOn w:val="Normal"/>
+    <w:next w:val="Normal"/>
     <w:qFormat/>
-    <w:uiPriority w:val="0"/>
     <w:pPr>
       <w:ind w:left="420" w:leftChars="200"/>
     </w:pPr>
   </w:style>
-  <w:style w:type="paragraph" w:styleId="18">
+  <w:style w:type="paragraph" w:styleId="NormalWeb">
     <w:name w:val="Normal (Web)"/>
-    <w:basedOn w:val="1"/>
+    <w:basedOn w:val="Normal"/>
     <w:qFormat/>
-    <w:uiPriority w:val="0"/>
     <w:rPr>
       <w:sz w:val="24"/>
     </w:rPr>
   </w:style>
-  <w:style w:type="paragraph" w:styleId="19">
+  <w:style w:type="paragraph" w:styleId="Title">
     <w:name w:val="Title"/>
-    <w:basedOn w:val="1"/>
+    <w:basedOn w:val="Normal"/>
     <w:qFormat/>
-    <w:uiPriority w:val="0"/>
     <w:pPr>
       <w:spacing w:before="240" w:beforeLines="0" w:beforeAutospacing="0" w:after="60" w:afterLines="0" w:afterAutospacing="0"/>
       <w:jc w:val="center"/>
@@ -6531,41 +6411,38 @@
       <w:sz w:val="32"/>
     </w:rPr>
   </w:style>
-  <w:style w:type="table" w:styleId="21">
+  <w:style w:type="table" w:styleId="TableGrid">
     <w:name w:val="Table Grid"/>
-    <w:basedOn w:val="20"/>
+    <w:basedOn w:val="TableNormal"/>
     <w:qFormat/>
-    <w:uiPriority w:val="0"/>
     <w:pPr>
       <w:widowControl w:val="0"/>
       <w:jc w:val="both"/>
     </w:pPr>
     <w:tblPr>
       <w:tblBorders>
-        <w:top w:val="single" w:color="auto" w:sz="4" w:space="0"/>
-        <w:left w:val="single" w:color="auto" w:sz="4" w:space="0"/>
-        <w:bottom w:val="single" w:color="auto" w:sz="4" w:space="0"/>
-        <w:right w:val="single" w:color="auto" w:sz="4" w:space="0"/>
-        <w:insideH w:val="single" w:color="auto" w:sz="4" w:space="0"/>
-        <w:insideV w:val="single" w:color="auto" w:sz="4" w:space="0"/>
+        <w:top w:val="single" w:sz="4" w:space="0" w:color="auto"/>
+        <w:left w:val="single" w:sz="4" w:space="0" w:color="auto"/>
+        <w:bottom w:val="single" w:sz="4" w:space="0" w:color="auto"/>
+        <w:right w:val="single" w:sz="4" w:space="0" w:color="auto"/>
+        <w:insideH w:val="single" w:sz="4" w:space="0" w:color="auto"/>
+        <w:insideV w:val="single" w:sz="4" w:space="0" w:color="auto"/>
       </w:tblBorders>
     </w:tblPr>
   </w:style>
-  <w:style w:type="character" w:styleId="23">
+  <w:style w:type="character" w:styleId="Strong">
     <w:name w:val="Strong"/>
-    <w:basedOn w:val="22"/>
+    <w:basedOn w:val="DefaultParagraphFont"/>
     <w:qFormat/>
-    <w:uiPriority w:val="0"/>
     <w:rPr>
       <w:b/>
     </w:rPr>
   </w:style>
-  <w:style w:type="table" w:customStyle="1" w:styleId="24">
+  <w:style w:type="table" w:customStyle="1" w:styleId="TableNormal0">
     <w:name w:val="Table Normal_0"/>
     <w:semiHidden/>
     <w:unhideWhenUsed/>
     <w:qFormat/>
-    <w:uiPriority w:val="0"/>
     <w:tblPr>
       <w:tblCellMar>
         <w:top w:w="0" w:type="dxa"/>
@@ -6575,87 +6452,81 @@
       </w:tblCellMar>
     </w:tblPr>
   </w:style>
-  <w:style w:type="paragraph" w:customStyle="1" w:styleId="25">
+  <w:style w:type="paragraph" w:customStyle="1" w:styleId="TableText">
     <w:name w:val="Table Text"/>
-    <w:basedOn w:val="1"/>
+    <w:basedOn w:val="Normal"/>
     <w:semiHidden/>
     <w:qFormat/>
-    <w:uiPriority w:val="0"/>
     <w:rPr>
-      <w:rFonts w:ascii="宋体" w:hAnsi="宋体" w:eastAsia="宋体" w:cs="宋体"/>
+      <w:rFonts w:ascii="宋体" w:eastAsia="宋体" w:hAnsi="宋体" w:cs="宋体"/>
       <w:sz w:val="21"/>
       <w:szCs w:val="21"/>
       <w:lang w:val="en-US" w:eastAsia="en-US" w:bidi="ar-SA"/>
     </w:rPr>
   </w:style>
-  <w:style w:type="paragraph" w:customStyle="1" w:styleId="26">
+  <w:style w:type="paragraph" w:customStyle="1" w:styleId="1">
     <w:name w:val="柴_标题1"/>
-    <w:basedOn w:val="2"/>
-    <w:next w:val="27"/>
-    <w:link w:val="38"/>
+    <w:basedOn w:val="Heading1"/>
+    <w:next w:val="a"/>
+    <w:link w:val="1Char"/>
     <w:qFormat/>
-    <w:uiPriority w:val="0"/>
     <w:pPr>
       <w:spacing w:before="100" w:after="90" w:line="360" w:lineRule="auto"/>
     </w:pPr>
     <w:rPr>
-      <w:rFonts w:ascii="Arial" w:hAnsi="Arial" w:eastAsia="宋体"/>
+      <w:rFonts w:ascii="Arial" w:eastAsia="宋体" w:hAnsi="Arial"/>
       <w:sz w:val="32"/>
     </w:rPr>
   </w:style>
-  <w:style w:type="paragraph" w:customStyle="1" w:styleId="27">
+  <w:style w:type="paragraph" w:customStyle="1" w:styleId="a">
     <w:name w:val="柴_正文"/>
-    <w:basedOn w:val="12"/>
-    <w:link w:val="41"/>
+    <w:basedOn w:val="BodyText"/>
+    <w:link w:val="Char"/>
     <w:qFormat/>
-    <w:uiPriority w:val="0"/>
     <w:pPr>
       <w:spacing w:line="360" w:lineRule="auto"/>
       <w:ind w:firstLine="470" w:firstLineChars="200"/>
     </w:pPr>
     <w:rPr>
-      <w:rFonts w:ascii="Arial" w:hAnsi="Arial" w:eastAsia="宋体"/>
+      <w:rFonts w:ascii="Arial" w:eastAsia="宋体" w:hAnsi="Arial"/>
       <w:sz w:val="24"/>
       <w:lang w:eastAsia="zh-CN"/>
     </w:rPr>
   </w:style>
-  <w:style w:type="paragraph" w:customStyle="1" w:styleId="28">
+  <w:style w:type="paragraph" w:customStyle="1" w:styleId="2">
     <w:name w:val="柴_标题2"/>
-    <w:basedOn w:val="3"/>
-    <w:next w:val="27"/>
+    <w:basedOn w:val="Heading2"/>
+    <w:next w:val="a"/>
     <w:qFormat/>
-    <w:uiPriority w:val="0"/>
     <w:pPr>
       <w:spacing w:line="360" w:lineRule="auto"/>
     </w:pPr>
     <w:rPr>
-      <w:rFonts w:ascii="Arial" w:hAnsi="Arial" w:eastAsia="宋体"/>
+      <w:rFonts w:ascii="Arial" w:eastAsia="宋体" w:hAnsi="Arial"/>
       <w:sz w:val="28"/>
     </w:rPr>
   </w:style>
-  <w:style w:type="paragraph" w:customStyle="1" w:styleId="29">
+  <w:style w:type="paragraph" w:customStyle="1" w:styleId="3">
     <w:name w:val="柴_标题3"/>
-    <w:basedOn w:val="4"/>
-    <w:next w:val="27"/>
+    <w:basedOn w:val="Heading3"/>
+    <w:next w:val="a"/>
     <w:qFormat/>
-    <w:uiPriority w:val="0"/>
     <w:pPr>
       <w:spacing w:line="360" w:lineRule="auto"/>
       <w:ind w:left="0" w:firstLine="472" w:firstLineChars="200"/>
     </w:pPr>
     <w:rPr>
-      <w:rFonts w:ascii="宋体" w:hAnsi="宋体" w:eastAsia="宋体" w:cs="宋体"/>
+      <w:rFonts w:ascii="宋体" w:eastAsia="宋体" w:hAnsi="宋体" w:cs="宋体"/>
       <w:spacing w:val="-2"/>
       <w:sz w:val="24"/>
       <w:szCs w:val="24"/>
     </w:rPr>
   </w:style>
-  <w:style w:type="paragraph" w:customStyle="1" w:styleId="30">
+  <w:style w:type="paragraph" w:customStyle="1" w:styleId="a0">
     <w:name w:val="柴_目录"/>
-    <w:basedOn w:val="1"/>
-    <w:next w:val="12"/>
+    <w:basedOn w:val="Normal"/>
+    <w:next w:val="BodyText"/>
     <w:qFormat/>
-    <w:uiPriority w:val="0"/>
     <w:pPr>
       <w:tabs>
         <w:tab w:val="right" w:leader="dot" w:pos="8442"/>
@@ -6663,96 +6534,89 @@
       <w:ind w:left="0" w:leftChars="0"/>
     </w:pPr>
     <w:rPr>
-      <w:rFonts w:ascii="Arial" w:hAnsi="Arial" w:eastAsia="Microsoft JhengHei"/>
+      <w:rFonts w:ascii="Arial" w:eastAsia="Microsoft JhengHei" w:hAnsi="Arial"/>
       <w:sz w:val="24"/>
     </w:rPr>
   </w:style>
-  <w:style w:type="paragraph" w:customStyle="1" w:styleId="31">
+  <w:style w:type="paragraph" w:customStyle="1" w:styleId="a1">
     <w:name w:val="柴_公司名"/>
-    <w:basedOn w:val="19"/>
+    <w:basedOn w:val="Title"/>
     <w:qFormat/>
-    <w:uiPriority w:val="0"/>
     <w:pPr>
       <w:spacing w:after="600" w:afterLines="600"/>
     </w:pPr>
     <w:rPr>
-      <w:rFonts w:hint="eastAsia" w:ascii="宋体" w:hAnsi="宋体" w:eastAsia="宋体" w:cs="宋体"/>
+      <w:rFonts w:ascii="宋体" w:eastAsia="宋体" w:hAnsi="宋体" w:cs="宋体" w:hint="eastAsia"/>
       <w:bCs/>
       <w:spacing w:val="-6"/>
       <w:sz w:val="52"/>
       <w:szCs w:val="52"/>
     </w:rPr>
   </w:style>
-  <w:style w:type="paragraph" w:customStyle="1" w:styleId="32">
+  <w:style w:type="paragraph" w:customStyle="1" w:styleId="a2">
     <w:name w:val="柴_文档名"/>
-    <w:basedOn w:val="19"/>
+    <w:basedOn w:val="Title"/>
     <w:qFormat/>
-    <w:uiPriority w:val="0"/>
     <w:pPr>
       <w:spacing w:after="900" w:afterLines="900"/>
     </w:pPr>
     <w:rPr>
-      <w:rFonts w:ascii="黑体" w:hAnsi="黑体" w:eastAsia="黑体" w:cs="黑体"/>
+      <w:rFonts w:ascii="黑体" w:eastAsia="黑体" w:hAnsi="黑体" w:cs="黑体"/>
       <w:bCs/>
       <w:spacing w:val="-7"/>
       <w:sz w:val="52"/>
       <w:szCs w:val="52"/>
     </w:rPr>
   </w:style>
-  <w:style w:type="paragraph" w:customStyle="1" w:styleId="33">
+  <w:style w:type="paragraph" w:customStyle="1" w:styleId="WPSOffice1">
     <w:name w:val="WPSOffice手动目录 1"/>
     <w:qFormat/>
-    <w:uiPriority w:val="0"/>
     <w:pPr>
       <w:ind w:leftChars="0"/>
     </w:pPr>
     <w:rPr>
-      <w:rFonts w:ascii="Times New Roman" w:hAnsi="Times New Roman" w:eastAsia="宋体" w:cs="Times New Roman"/>
+      <w:rFonts w:ascii="Times New Roman" w:eastAsia="宋体" w:hAnsi="Times New Roman" w:cs="Times New Roman"/>
       <w:sz w:val="20"/>
       <w:szCs w:val="20"/>
     </w:rPr>
   </w:style>
-  <w:style w:type="paragraph" w:customStyle="1" w:styleId="34">
+  <w:style w:type="paragraph" w:customStyle="1" w:styleId="WPSOffice2">
     <w:name w:val="WPSOffice手动目录 2"/>
     <w:qFormat/>
-    <w:uiPriority w:val="0"/>
     <w:pPr>
       <w:ind w:leftChars="200"/>
     </w:pPr>
     <w:rPr>
-      <w:rFonts w:ascii="Times New Roman" w:hAnsi="Times New Roman" w:eastAsia="宋体" w:cs="Times New Roman"/>
+      <w:rFonts w:ascii="Times New Roman" w:eastAsia="宋体" w:hAnsi="Times New Roman" w:cs="Times New Roman"/>
       <w:sz w:val="20"/>
       <w:szCs w:val="20"/>
     </w:rPr>
   </w:style>
-  <w:style w:type="paragraph" w:customStyle="1" w:styleId="35">
+  <w:style w:type="paragraph" w:customStyle="1" w:styleId="WPSOffice3">
     <w:name w:val="WPSOffice手动目录 3"/>
     <w:qFormat/>
-    <w:uiPriority w:val="0"/>
     <w:pPr>
       <w:ind w:leftChars="400"/>
     </w:pPr>
     <w:rPr>
-      <w:rFonts w:ascii="Times New Roman" w:hAnsi="Times New Roman" w:eastAsia="宋体" w:cs="Times New Roman"/>
+      <w:rFonts w:ascii="Times New Roman" w:eastAsia="宋体" w:hAnsi="Times New Roman" w:cs="Times New Roman"/>
       <w:sz w:val="20"/>
       <w:szCs w:val="20"/>
     </w:rPr>
   </w:style>
-  <w:style w:type="paragraph" w:customStyle="1" w:styleId="36">
+  <w:style w:type="paragraph" w:customStyle="1" w:styleId="Compact">
     <w:name w:val="Compact"/>
-    <w:basedOn w:val="12"/>
+    <w:basedOn w:val="BodyText"/>
     <w:qFormat/>
-    <w:uiPriority w:val="0"/>
     <w:pPr>
       <w:spacing w:before="36" w:after="36"/>
     </w:pPr>
   </w:style>
-  <w:style w:type="table" w:customStyle="1" w:styleId="37">
+  <w:style w:type="table" w:customStyle="1" w:styleId="Table">
     <w:name w:val="Table"/>
     <w:semiHidden/>
     <w:unhideWhenUsed/>
     <w:qFormat/>
-    <w:uiPriority w:val="0"/>
     <w:tblPr>
       <w:tblCellMar>
         <w:top w:w="0" w:type="dxa"/>
@@ -6764,27 +6628,25 @@
     <w:tblStylePr w:type="firstRow">
       <w:tcPr>
         <w:tcBorders>
-          <w:bottom w:val="single" w:color="auto" w:sz="0" w:space="0"/>
+          <w:bottom w:val="single" w:sz="0" w:space="0" w:color="auto"/>
         </w:tcBorders>
         <w:vAlign w:val="bottom"/>
       </w:tcPr>
     </w:tblStylePr>
   </w:style>
-  <w:style w:type="character" w:customStyle="1" w:styleId="38">
+  <w:style w:type="character" w:customStyle="1" w:styleId="1Char">
     <w:name w:val="柴_标题1 Char"/>
-    <w:link w:val="26"/>
+    <w:link w:val="1"/>
     <w:qFormat/>
-    <w:uiPriority w:val="0"/>
     <w:rPr>
-      <w:rFonts w:ascii="Arial" w:hAnsi="Arial" w:eastAsia="宋体"/>
+      <w:rFonts w:ascii="Arial" w:eastAsia="宋体" w:hAnsi="Arial"/>
       <w:sz w:val="32"/>
     </w:rPr>
   </w:style>
-  <w:style w:type="paragraph" w:customStyle="1" w:styleId="39">
+  <w:style w:type="paragraph" w:customStyle="1" w:styleId="a3">
     <w:name w:val="柴_正文_无缩进"/>
-    <w:basedOn w:val="1"/>
+    <w:basedOn w:val="Normal"/>
     <w:qFormat/>
-    <w:uiPriority w:val="0"/>
     <w:pPr>
       <w:ind w:firstLine="0" w:firstLineChars="0"/>
     </w:pPr>
@@ -6794,31 +6656,29 @@
       <w:lang w:eastAsia="zh-CN"/>
     </w:rPr>
   </w:style>
-  <w:style w:type="paragraph" w:customStyle="1" w:styleId="40">
+  <w:style w:type="paragraph" w:customStyle="1" w:styleId="4">
     <w:name w:val="柴_标题4"/>
-    <w:basedOn w:val="5"/>
-    <w:next w:val="1"/>
+    <w:basedOn w:val="Heading4"/>
+    <w:next w:val="Normal"/>
     <w:qFormat/>
-    <w:uiPriority w:val="0"/>
     <w:pPr>
       <w:widowControl w:val="0"/>
       <w:spacing w:before="160" w:line="360" w:lineRule="auto"/>
-      <w:ind w:left="981" w:leftChars="300" w:hanging="862"/>
+      <w:ind w:left="981" w:hanging="862" w:leftChars="300"/>
     </w:pPr>
     <w:rPr>
-      <w:rFonts w:hint="eastAsia" w:ascii="Calibri" w:hAnsi="Calibri" w:eastAsia="宋体" w:cs="宋体"/>
+      <w:rFonts w:ascii="Calibri" w:eastAsia="宋体" w:hAnsi="Calibri" w:cs="宋体" w:hint="eastAsia"/>
       <w:sz w:val="24"/>
       <w:szCs w:val="24"/>
       <w:lang w:eastAsia="zh-CN" w:bidi="zh-CN"/>
     </w:rPr>
   </w:style>
-  <w:style w:type="character" w:customStyle="1" w:styleId="41">
+  <w:style w:type="character" w:customStyle="1" w:styleId="Char">
     <w:name w:val="柴_正文 Char"/>
-    <w:link w:val="27"/>
+    <w:link w:val="a"/>
     <w:qFormat/>
-    <w:uiPriority w:val="0"/>
     <w:rPr>
-      <w:rFonts w:ascii="Arial" w:hAnsi="Arial" w:eastAsia="宋体"/>
+      <w:rFonts w:ascii="Arial" w:eastAsia="宋体" w:hAnsi="Arial"/>
       <w:sz w:val="24"/>
       <w:lang w:eastAsia="zh-CN"/>
     </w:rPr>

--- a/4.质量管理/1.流程制度规范类文件/040105-客户投诉应对及处理管理规定.docx
+++ b/4.质量管理/1.流程制度规范类文件/040105-客户投诉应对及处理管理规定.docx
@@ -1,11 +1,10 @@
 
 <file path=word/document.xml><?xml version="1.0" encoding="utf-8"?>
-<w:document xmlns:wpc="http://schemas.microsoft.com/office/word/2010/wordprocessingCanvas" xmlns:mc="http://schemas.openxmlformats.org/markup-compatibility/2006" xmlns:o="urn:schemas-microsoft-com:office:office" xmlns:r="http://schemas.openxmlformats.org/officeDocument/2006/relationships" xmlns:m="http://schemas.openxmlformats.org/officeDocument/2006/math" xmlns:v="urn:schemas-microsoft-com:vml" xmlns:wp14="http://schemas.microsoft.com/office/word/2010/wordprocessingDrawing" xmlns:wp="http://schemas.openxmlformats.org/drawingml/2006/wordprocessingDrawing" xmlns:w10="urn:schemas-microsoft-com:office:word" xmlns:w="http://schemas.openxmlformats.org/wordprocessingml/2006/main" xmlns:w14="http://schemas.microsoft.com/office/word/2010/wordml" xmlns:w15="http://schemas.microsoft.com/office/word/2012/wordml" xmlns:wne="http://schemas.microsoft.com/office/word/2006/wordml" xmlns:wpg="http://schemas.microsoft.com/office/word/2010/wordprocessingGroup" xmlns:wpi="http://schemas.microsoft.com/office/word/2010/wordprocessingInk" xmlns:wps="http://schemas.microsoft.com/office/word/2010/wordprocessingShape" mc:Ignorable="w14 w15 wp14">
-  <!-- Generated by Aspose.Words for .NET 13.3.0.1 -->
+<w:document xmlns:wpc="http://schemas.microsoft.com/office/word/2010/wordprocessingCanvas" xmlns:mc="http://schemas.openxmlformats.org/markup-compatibility/2006" xmlns:o="urn:schemas-microsoft-com:office:office" xmlns:r="http://schemas.openxmlformats.org/officeDocument/2006/relationships" xmlns:m="http://schemas.openxmlformats.org/officeDocument/2006/math" xmlns:v="urn:schemas-microsoft-com:vml" xmlns:wp14="http://schemas.microsoft.com/office/word/2010/wordprocessingDrawing" xmlns:wp="http://schemas.openxmlformats.org/drawingml/2006/wordprocessingDrawing" xmlns:w="http://schemas.openxmlformats.org/wordprocessingml/2006/main" xmlns:w14="http://schemas.microsoft.com/office/word/2010/wordml" xmlns:w10="urn:schemas-microsoft-com:office:word" xmlns:w15="http://schemas.microsoft.com/office/word/2012/wordml" xmlns:wpg="http://schemas.microsoft.com/office/word/2010/wordprocessingGroup" xmlns:wpi="http://schemas.microsoft.com/office/word/2010/wordprocessingInk" xmlns:wne="http://schemas.microsoft.com/office/word/2006/wordml" xmlns:wps="http://schemas.microsoft.com/office/word/2010/wordprocessingShape" xmlns:wpsCustomData="http://www.wps.cn/officeDocument/2013/wpsCustomData" mc:Ignorable="w14 w15 wp14">
   <w:body>
     <w:p>
       <w:pPr>
-        <w:pStyle w:val="a1"/>
+        <w:pStyle w:val="31"/>
         <w:keepNext w:val="0"/>
         <w:keepLines w:val="0"/>
         <w:pageBreakBefore w:val="0"/>
@@ -21,13 +20,10 @@
         <w:snapToGrid w:val="0"/>
         <w:textAlignment w:val="baseline"/>
       </w:pPr>
-      <w:bookmarkStart w:id="0" w:name="_Toc22014"/>
-      <w:bookmarkStart w:id="1" w:name="_GoBack"/>
-      <w:bookmarkEnd w:id="1"/>
     </w:p>
     <w:p>
       <w:pPr>
-        <w:pStyle w:val="a1"/>
+        <w:pStyle w:val="31"/>
         <w:keepNext w:val="0"/>
         <w:keepLines w:val="0"/>
         <w:pageBreakBefore w:val="0"/>
@@ -43,6 +39,7 @@
         <w:snapToGrid w:val="0"/>
         <w:textAlignment w:val="baseline"/>
       </w:pPr>
+      <w:bookmarkStart w:id="0" w:name="_Toc28298"/>
       <w:r>
         <w:t>客户投诉应对及处理管理规定</w:t>
       </w:r>
@@ -50,7 +47,7 @@
     </w:p>
     <w:p>
       <w:pPr>
-        <w:pStyle w:val="BodyText"/>
+        <w:pStyle w:val="12"/>
         <w:keepNext w:val="0"/>
         <w:keepLines w:val="0"/>
         <w:pageBreakBefore w:val="0"/>
@@ -70,7 +67,7 @@
     </w:p>
     <w:p>
       <w:pPr>
-        <w:pStyle w:val="a2"/>
+        <w:pStyle w:val="32"/>
         <w:keepNext w:val="0"/>
         <w:keepLines w:val="0"/>
         <w:pageBreakBefore w:val="0"/>
@@ -86,11 +83,11 @@
         <w:snapToGrid w:val="0"/>
         <w:textAlignment w:val="baseline"/>
       </w:pPr>
-      <w:bookmarkStart w:id="2" w:name="_Toc30672"/>
+      <w:bookmarkStart w:id="1" w:name="_Toc31361"/>
       <w:r>
         <w:t>中达丰集团有限公司</w:t>
       </w:r>
-      <w:bookmarkEnd w:id="2"/>
+      <w:bookmarkEnd w:id="1"/>
     </w:p>
     <w:p>
       <w:pPr>
@@ -111,19 +108,19 @@
         <w:ind w:left="2925"/>
         <w:textAlignment w:val="baseline"/>
         <w:rPr>
-          <w:rFonts w:ascii="宋体" w:eastAsia="宋体" w:hAnsi="宋体" w:cs="宋体"/>
+          <w:rFonts w:ascii="宋体" w:hAnsi="宋体" w:eastAsia="宋体" w:cs="宋体"/>
           <w:sz w:val="36"/>
           <w:szCs w:val="36"/>
         </w:rPr>
       </w:pPr>
       <w:r>
         <w:rPr>
-          <w:rFonts w:ascii="宋体" w:eastAsia="宋体" w:hAnsi="宋体" w:cs="宋体"/>
+          <w:rFonts w:ascii="宋体" w:hAnsi="宋体" w:eastAsia="宋体" w:cs="宋体"/>
           <w:spacing w:val="-11"/>
           <w:sz w:val="36"/>
           <w:szCs w:val="36"/>
         </w:rPr>
-        <w:t>2025年7月4日</w:t>
+        <w:t>2025年4月4日</w:t>
       </w:r>
     </w:p>
     <w:p>
@@ -144,14 +141,14 @@
         <w:spacing w:line="220" w:lineRule="auto"/>
         <w:textAlignment w:val="baseline"/>
         <w:rPr>
-          <w:rFonts w:ascii="宋体" w:eastAsia="宋体" w:hAnsi="宋体" w:cs="宋体"/>
+          <w:rFonts w:ascii="宋体" w:hAnsi="宋体" w:eastAsia="宋体" w:cs="宋体"/>
           <w:sz w:val="36"/>
           <w:szCs w:val="36"/>
         </w:rPr>
         <w:sectPr>
           <w:pgSz w:w="11906" w:h="16839"/>
           <w:pgMar w:top="1431" w:right="1785" w:bottom="0" w:left="1785" w:header="0" w:footer="0" w:gutter="0"/>
-          <w:cols w:num="1" w:space="720"/>
+          <w:cols w:space="720" w:num="1"/>
         </w:sectPr>
       </w:pPr>
     </w:p>
@@ -175,35 +172,35 @@
         <w:textAlignment w:val="baseline"/>
         <w:outlineLvl w:val="0"/>
         <w:rPr>
-          <w:rFonts w:ascii="宋体" w:eastAsia="宋体" w:hAnsi="宋体" w:cs="宋体"/>
+          <w:rFonts w:ascii="宋体" w:hAnsi="宋体" w:eastAsia="宋体" w:cs="宋体"/>
           <w:sz w:val="28"/>
           <w:szCs w:val="28"/>
         </w:rPr>
       </w:pPr>
-      <w:bookmarkStart w:id="3" w:name="_Toc17113"/>
+      <w:bookmarkStart w:id="2" w:name="_Toc9002"/>
       <w:r>
         <w:rPr>
-          <w:rFonts w:ascii="宋体" w:eastAsia="宋体" w:hAnsi="宋体" w:cs="宋体"/>
+          <w:rFonts w:ascii="宋体" w:hAnsi="宋体" w:eastAsia="宋体" w:cs="宋体"/>
           <w:spacing w:val="-3"/>
           <w:sz w:val="28"/>
           <w:szCs w:val="28"/>
         </w:rPr>
         <w:t>文档信息</w:t>
       </w:r>
-      <w:bookmarkEnd w:id="3"/>
+      <w:bookmarkEnd w:id="2"/>
     </w:p>
     <w:tbl>
       <w:tblPr>
-        <w:tblStyle w:val="TableNormal0"/>
+        <w:tblStyle w:val="24"/>
         <w:tblW w:w="9072" w:type="dxa"/>
         <w:tblInd w:w="5" w:type="dxa"/>
         <w:tblBorders>
-          <w:top w:val="single" w:sz="4" w:space="0" w:color="000000"/>
-          <w:left w:val="single" w:sz="4" w:space="0" w:color="000000"/>
-          <w:bottom w:val="single" w:sz="4" w:space="0" w:color="000000"/>
-          <w:right w:val="single" w:sz="4" w:space="0" w:color="000000"/>
-          <w:insideH w:val="single" w:sz="4" w:space="0" w:color="000000"/>
-          <w:insideV w:val="single" w:sz="4" w:space="0" w:color="000000"/>
+          <w:top w:val="single" w:color="000000" w:sz="4" w:space="0"/>
+          <w:left w:val="single" w:color="000000" w:sz="4" w:space="0"/>
+          <w:bottom w:val="single" w:color="000000" w:sz="4" w:space="0"/>
+          <w:right w:val="single" w:color="000000" w:sz="4" w:space="0"/>
+          <w:insideH w:val="single" w:color="000000" w:sz="4" w:space="0"/>
+          <w:insideV w:val="single" w:color="000000" w:sz="4" w:space="0"/>
         </w:tblBorders>
         <w:tblLayout w:type="fixed"/>
         <w:tblCellMar>
@@ -222,17 +219,14 @@
       </w:tblGrid>
       <w:tr>
         <w:tblPrEx>
-          <w:tblW w:w="9072" w:type="dxa"/>
-          <w:tblInd w:w="5" w:type="dxa"/>
           <w:tblBorders>
-            <w:top w:val="single" w:sz="4" w:space="0" w:color="000000"/>
-            <w:left w:val="single" w:sz="4" w:space="0" w:color="000000"/>
-            <w:bottom w:val="single" w:sz="4" w:space="0" w:color="000000"/>
-            <w:right w:val="single" w:sz="4" w:space="0" w:color="000000"/>
-            <w:insideH w:val="single" w:sz="4" w:space="0" w:color="000000"/>
-            <w:insideV w:val="single" w:sz="4" w:space="0" w:color="000000"/>
+            <w:top w:val="single" w:color="000000" w:sz="4" w:space="0"/>
+            <w:left w:val="single" w:color="000000" w:sz="4" w:space="0"/>
+            <w:bottom w:val="single" w:color="000000" w:sz="4" w:space="0"/>
+            <w:right w:val="single" w:color="000000" w:sz="4" w:space="0"/>
+            <w:insideH w:val="single" w:color="000000" w:sz="4" w:space="0"/>
+            <w:insideV w:val="single" w:color="000000" w:sz="4" w:space="0"/>
           </w:tblBorders>
-          <w:tblLayout w:type="fixed"/>
           <w:tblCellMar>
             <w:top w:w="0" w:type="dxa"/>
             <w:left w:w="0" w:type="dxa"/>
@@ -241,7 +235,7 @@
           </w:tblCellMar>
         </w:tblPrEx>
         <w:trPr>
-          <w:trHeight w:val="611"/>
+          <w:trHeight w:val="611" w:hRule="atLeast"/>
         </w:trPr>
         <w:tc>
           <w:tcPr>
@@ -266,14 +260,14 @@
               <w:ind w:left="207"/>
               <w:textAlignment w:val="baseline"/>
               <w:rPr>
-                <w:rFonts w:ascii="宋体" w:eastAsia="宋体" w:hAnsi="宋体" w:cs="宋体"/>
+                <w:rFonts w:ascii="宋体" w:hAnsi="宋体" w:eastAsia="宋体" w:cs="宋体"/>
                 <w:sz w:val="24"/>
                 <w:szCs w:val="24"/>
               </w:rPr>
             </w:pPr>
             <w:r>
               <w:rPr>
-                <w:rFonts w:ascii="宋体" w:eastAsia="宋体" w:hAnsi="宋体" w:cs="宋体"/>
+                <w:rFonts w:ascii="宋体" w:hAnsi="宋体" w:eastAsia="宋体" w:cs="宋体"/>
                 <w:spacing w:val="-2"/>
                 <w:sz w:val="24"/>
                 <w:szCs w:val="24"/>
@@ -306,14 +300,14 @@
               <w:ind w:left="111"/>
               <w:textAlignment w:val="baseline"/>
               <w:rPr>
-                <w:rFonts w:ascii="宋体" w:eastAsia="宋体" w:hAnsi="宋体" w:cs="宋体"/>
+                <w:rFonts w:ascii="宋体" w:hAnsi="宋体" w:eastAsia="宋体" w:cs="宋体"/>
                 <w:sz w:val="24"/>
                 <w:szCs w:val="24"/>
               </w:rPr>
             </w:pPr>
             <w:r>
               <w:rPr>
-                <w:rFonts w:ascii="宋体" w:eastAsia="宋体" w:hAnsi="宋体" w:cs="宋体"/>
+                <w:rFonts w:ascii="宋体" w:hAnsi="宋体" w:eastAsia="宋体" w:cs="宋体"/>
                 <w:sz w:val="24"/>
                 <w:szCs w:val="24"/>
               </w:rPr>
@@ -321,7 +315,7 @@
             </w:r>
             <w:r>
               <w:rPr>
-                <w:rFonts w:ascii="宋体" w:eastAsia="宋体" w:hAnsi="宋体" w:cs="宋体"/>
+                <w:rFonts w:ascii="宋体" w:hAnsi="宋体" w:eastAsia="宋体" w:cs="宋体"/>
                 <w:spacing w:val="-1"/>
                 <w:sz w:val="24"/>
                 <w:szCs w:val="24"/>
@@ -333,9 +327,14 @@
       </w:tr>
       <w:tr>
         <w:tblPrEx>
-          <w:tblW w:w="9072" w:type="dxa"/>
-          <w:tblInd w:w="5" w:type="dxa"/>
-          <w:tblLayout w:type="fixed"/>
+          <w:tblBorders>
+            <w:top w:val="single" w:color="000000" w:sz="4" w:space="0"/>
+            <w:left w:val="single" w:color="000000" w:sz="4" w:space="0"/>
+            <w:bottom w:val="single" w:color="000000" w:sz="4" w:space="0"/>
+            <w:right w:val="single" w:color="000000" w:sz="4" w:space="0"/>
+            <w:insideH w:val="single" w:color="000000" w:sz="4" w:space="0"/>
+            <w:insideV w:val="single" w:color="000000" w:sz="4" w:space="0"/>
+          </w:tblBorders>
           <w:tblCellMar>
             <w:top w:w="0" w:type="dxa"/>
             <w:left w:w="0" w:type="dxa"/>
@@ -344,7 +343,7 @@
           </w:tblCellMar>
         </w:tblPrEx>
         <w:trPr>
-          <w:trHeight w:val="607"/>
+          <w:trHeight w:val="607" w:hRule="atLeast"/>
         </w:trPr>
         <w:tc>
           <w:tcPr>
@@ -369,14 +368,14 @@
               <w:ind w:left="447"/>
               <w:textAlignment w:val="baseline"/>
               <w:rPr>
-                <w:rFonts w:ascii="宋体" w:eastAsia="宋体" w:hAnsi="宋体" w:cs="宋体"/>
+                <w:rFonts w:ascii="宋体" w:hAnsi="宋体" w:eastAsia="宋体" w:cs="宋体"/>
                 <w:sz w:val="24"/>
                 <w:szCs w:val="24"/>
               </w:rPr>
             </w:pPr>
             <w:r>
               <w:rPr>
-                <w:rFonts w:ascii="宋体" w:eastAsia="宋体" w:hAnsi="宋体" w:cs="宋体"/>
+                <w:rFonts w:ascii="宋体" w:hAnsi="宋体" w:eastAsia="宋体" w:cs="宋体"/>
                 <w:spacing w:val="-3"/>
                 <w:sz w:val="24"/>
                 <w:szCs w:val="24"/>
@@ -409,14 +408,14 @@
               <w:ind w:left="109"/>
               <w:textAlignment w:val="baseline"/>
               <w:rPr>
-                <w:rFonts w:ascii="宋体" w:eastAsia="宋体" w:hAnsi="宋体" w:cs="宋体"/>
+                <w:rFonts w:ascii="宋体" w:hAnsi="宋体" w:eastAsia="宋体" w:cs="宋体"/>
                 <w:sz w:val="24"/>
                 <w:szCs w:val="24"/>
               </w:rPr>
             </w:pPr>
             <w:r>
               <w:rPr>
-                <w:rFonts w:ascii="宋体" w:eastAsia="宋体" w:hAnsi="宋体" w:cs="宋体"/>
+                <w:rFonts w:ascii="宋体" w:hAnsi="宋体" w:eastAsia="宋体" w:cs="宋体"/>
                 <w:spacing w:val="-1"/>
                 <w:sz w:val="24"/>
                 <w:szCs w:val="24"/>
@@ -428,9 +427,14 @@
       </w:tr>
       <w:tr>
         <w:tblPrEx>
-          <w:tblW w:w="9072" w:type="dxa"/>
-          <w:tblInd w:w="5" w:type="dxa"/>
-          <w:tblLayout w:type="fixed"/>
+          <w:tblBorders>
+            <w:top w:val="single" w:color="000000" w:sz="4" w:space="0"/>
+            <w:left w:val="single" w:color="000000" w:sz="4" w:space="0"/>
+            <w:bottom w:val="single" w:color="000000" w:sz="4" w:space="0"/>
+            <w:right w:val="single" w:color="000000" w:sz="4" w:space="0"/>
+            <w:insideH w:val="single" w:color="000000" w:sz="4" w:space="0"/>
+            <w:insideV w:val="single" w:color="000000" w:sz="4" w:space="0"/>
+          </w:tblBorders>
           <w:tblCellMar>
             <w:top w:w="0" w:type="dxa"/>
             <w:left w:w="0" w:type="dxa"/>
@@ -439,7 +443,7 @@
           </w:tblCellMar>
         </w:tblPrEx>
         <w:trPr>
-          <w:trHeight w:val="607"/>
+          <w:trHeight w:val="607" w:hRule="atLeast"/>
         </w:trPr>
         <w:tc>
           <w:tcPr>
@@ -464,14 +468,14 @@
               <w:ind w:left="447"/>
               <w:textAlignment w:val="baseline"/>
               <w:rPr>
-                <w:rFonts w:ascii="宋体" w:eastAsia="宋体" w:hAnsi="宋体" w:cs="宋体"/>
+                <w:rFonts w:ascii="宋体" w:hAnsi="宋体" w:eastAsia="宋体" w:cs="宋体"/>
                 <w:sz w:val="24"/>
                 <w:szCs w:val="24"/>
               </w:rPr>
             </w:pPr>
             <w:r>
               <w:rPr>
-                <w:rFonts w:ascii="宋体" w:eastAsia="宋体" w:hAnsi="宋体" w:cs="宋体"/>
+                <w:rFonts w:ascii="宋体" w:hAnsi="宋体" w:eastAsia="宋体" w:cs="宋体"/>
                 <w:spacing w:val="-3"/>
                 <w:sz w:val="24"/>
                 <w:szCs w:val="24"/>
@@ -503,14 +507,14 @@
               <w:ind w:left="229"/>
               <w:textAlignment w:val="baseline"/>
               <w:rPr>
-                <w:rFonts w:ascii="宋体" w:eastAsia="宋体" w:hAnsi="宋体" w:cs="宋体"/>
+                <w:rFonts w:ascii="宋体" w:hAnsi="宋体" w:eastAsia="宋体" w:cs="宋体"/>
                 <w:sz w:val="24"/>
                 <w:szCs w:val="24"/>
               </w:rPr>
             </w:pPr>
             <w:r>
               <w:rPr>
-                <w:rFonts w:ascii="宋体" w:eastAsia="宋体" w:hAnsi="宋体" w:cs="宋体"/>
+                <w:rFonts w:ascii="宋体" w:hAnsi="宋体" w:eastAsia="宋体" w:cs="宋体"/>
                 <w:spacing w:val="-2"/>
                 <w:sz w:val="24"/>
                 <w:szCs w:val="24"/>
@@ -542,14 +546,14 @@
               <w:ind w:left="676"/>
               <w:textAlignment w:val="baseline"/>
               <w:rPr>
-                <w:rFonts w:ascii="宋体" w:eastAsia="宋体" w:hAnsi="宋体" w:cs="宋体"/>
+                <w:rFonts w:ascii="宋体" w:hAnsi="宋体" w:eastAsia="宋体" w:cs="宋体"/>
                 <w:sz w:val="24"/>
                 <w:szCs w:val="24"/>
               </w:rPr>
             </w:pPr>
             <w:r>
               <w:rPr>
-                <w:rFonts w:ascii="宋体" w:eastAsia="宋体" w:hAnsi="宋体" w:cs="宋体"/>
+                <w:rFonts w:ascii="宋体" w:hAnsi="宋体" w:eastAsia="宋体" w:cs="宋体"/>
                 <w:spacing w:val="-2"/>
                 <w:sz w:val="24"/>
                 <w:szCs w:val="24"/>
@@ -581,14 +585,14 @@
               <w:ind w:left="545"/>
               <w:textAlignment w:val="baseline"/>
               <w:rPr>
-                <w:rFonts w:ascii="宋体" w:eastAsia="宋体" w:hAnsi="宋体" w:cs="宋体"/>
+                <w:rFonts w:ascii="宋体" w:hAnsi="宋体" w:eastAsia="宋体" w:cs="宋体"/>
                 <w:sz w:val="24"/>
                 <w:szCs w:val="24"/>
               </w:rPr>
             </w:pPr>
             <w:r>
               <w:rPr>
-                <w:rFonts w:ascii="宋体" w:eastAsia="宋体" w:hAnsi="宋体" w:cs="宋体"/>
+                <w:rFonts w:ascii="宋体" w:hAnsi="宋体" w:eastAsia="宋体" w:cs="宋体"/>
                 <w:spacing w:val="-3"/>
                 <w:sz w:val="24"/>
                 <w:szCs w:val="24"/>
@@ -620,14 +624,14 @@
               <w:ind w:left="754"/>
               <w:textAlignment w:val="baseline"/>
               <w:rPr>
-                <w:rFonts w:ascii="宋体" w:eastAsia="宋体" w:hAnsi="宋体" w:cs="宋体"/>
+                <w:rFonts w:ascii="宋体" w:hAnsi="宋体" w:eastAsia="宋体" w:cs="宋体"/>
                 <w:sz w:val="24"/>
                 <w:szCs w:val="24"/>
               </w:rPr>
             </w:pPr>
             <w:r>
               <w:rPr>
-                <w:rFonts w:ascii="宋体" w:eastAsia="宋体" w:hAnsi="宋体" w:cs="宋体"/>
+                <w:rFonts w:ascii="宋体" w:hAnsi="宋体" w:eastAsia="宋体" w:cs="宋体"/>
                 <w:spacing w:val="-6"/>
                 <w:sz w:val="24"/>
                 <w:szCs w:val="24"/>
@@ -639,9 +643,14 @@
       </w:tr>
       <w:tr>
         <w:tblPrEx>
-          <w:tblW w:w="9072" w:type="dxa"/>
-          <w:tblInd w:w="5" w:type="dxa"/>
-          <w:tblLayout w:type="fixed"/>
+          <w:tblBorders>
+            <w:top w:val="single" w:color="000000" w:sz="4" w:space="0"/>
+            <w:left w:val="single" w:color="000000" w:sz="4" w:space="0"/>
+            <w:bottom w:val="single" w:color="000000" w:sz="4" w:space="0"/>
+            <w:right w:val="single" w:color="000000" w:sz="4" w:space="0"/>
+            <w:insideH w:val="single" w:color="000000" w:sz="4" w:space="0"/>
+            <w:insideV w:val="single" w:color="000000" w:sz="4" w:space="0"/>
+          </w:tblBorders>
           <w:tblCellMar>
             <w:top w:w="0" w:type="dxa"/>
             <w:left w:w="0" w:type="dxa"/>
@@ -650,7 +659,7 @@
           </w:tblCellMar>
         </w:tblPrEx>
         <w:trPr>
-          <w:trHeight w:val="474"/>
+          <w:trHeight w:val="474" w:hRule="atLeast"/>
         </w:trPr>
         <w:tc>
           <w:tcPr>
@@ -675,14 +684,14 @@
               <w:ind w:left="709"/>
               <w:textAlignment w:val="baseline"/>
               <w:rPr>
-                <w:rFonts w:ascii="宋体" w:eastAsia="宋体" w:hAnsi="宋体" w:cs="宋体"/>
+                <w:rFonts w:ascii="宋体" w:hAnsi="宋体" w:eastAsia="宋体" w:cs="宋体"/>
                 <w:sz w:val="21"/>
                 <w:szCs w:val="21"/>
               </w:rPr>
             </w:pPr>
             <w:r>
               <w:rPr>
-                <w:rFonts w:ascii="宋体" w:eastAsia="宋体" w:hAnsi="宋体" w:cs="宋体"/>
+                <w:rFonts w:ascii="宋体" w:hAnsi="宋体" w:eastAsia="宋体" w:cs="宋体"/>
                 <w:spacing w:val="-1"/>
                 <w:sz w:val="21"/>
                 <w:szCs w:val="21"/>
@@ -714,19 +723,19 @@
               <w:ind w:left="290"/>
               <w:textAlignment w:val="baseline"/>
               <w:rPr>
-                <w:rFonts w:ascii="宋体" w:eastAsia="宋体" w:hAnsi="宋体" w:cs="宋体"/>
+                <w:rFonts w:ascii="宋体" w:hAnsi="宋体" w:eastAsia="宋体" w:cs="宋体"/>
                 <w:sz w:val="21"/>
                 <w:szCs w:val="21"/>
               </w:rPr>
             </w:pPr>
             <w:r>
               <w:rPr>
-                <w:rFonts w:ascii="宋体" w:eastAsia="宋体" w:hAnsi="宋体" w:cs="宋体"/>
+                <w:rFonts w:ascii="宋体" w:hAnsi="宋体" w:eastAsia="宋体" w:cs="宋体"/>
                 <w:spacing w:val="-2"/>
                 <w:sz w:val="21"/>
                 <w:szCs w:val="21"/>
               </w:rPr>
-              <w:t>2025-7-4</w:t>
+              <w:t>2025-4-4</w:t>
             </w:r>
           </w:p>
         </w:tc>
@@ -753,14 +762,14 @@
               <w:ind w:left="738"/>
               <w:textAlignment w:val="baseline"/>
               <w:rPr>
-                <w:rFonts w:ascii="宋体" w:eastAsia="宋体" w:hAnsi="宋体" w:cs="宋体"/>
+                <w:rFonts w:ascii="宋体" w:hAnsi="宋体" w:eastAsia="宋体" w:cs="宋体"/>
                 <w:sz w:val="21"/>
                 <w:szCs w:val="21"/>
               </w:rPr>
             </w:pPr>
             <w:r>
               <w:rPr>
-                <w:rFonts w:ascii="宋体" w:eastAsia="宋体" w:hAnsi="宋体" w:cs="宋体"/>
+                <w:rFonts w:ascii="宋体" w:hAnsi="宋体" w:eastAsia="宋体" w:cs="宋体"/>
                 <w:spacing w:val="-3"/>
                 <w:sz w:val="21"/>
                 <w:szCs w:val="21"/>
@@ -792,7 +801,7 @@
               <w:ind w:left="470"/>
               <w:textAlignment w:val="baseline"/>
               <w:rPr>
-                <w:rFonts w:ascii="宋体" w:eastAsia="宋体" w:hAnsi="宋体" w:cs="宋体" w:hint="eastAsia"/>
+                <w:rFonts w:hint="eastAsia" w:ascii="宋体" w:hAnsi="宋体" w:eastAsia="宋体" w:cs="宋体"/>
                 <w:sz w:val="21"/>
                 <w:szCs w:val="21"/>
                 <w:lang w:val="en-US" w:eastAsia="zh-CN"/>
@@ -800,7 +809,7 @@
             </w:pPr>
             <w:r>
               <w:rPr>
-                <w:rFonts w:ascii="宋体" w:eastAsia="宋体" w:hAnsi="宋体" w:cs="宋体" w:hint="eastAsia"/>
+                <w:rFonts w:hint="eastAsia" w:ascii="宋体" w:hAnsi="宋体" w:eastAsia="宋体" w:cs="宋体"/>
                 <w:sz w:val="21"/>
                 <w:szCs w:val="21"/>
                 <w:lang w:val="en-US" w:eastAsia="zh-CN"/>
@@ -832,7 +841,7 @@
               <w:ind w:left="676"/>
               <w:textAlignment w:val="baseline"/>
               <w:rPr>
-                <w:rFonts w:ascii="宋体" w:eastAsia="宋体" w:hAnsi="宋体" w:cs="宋体" w:hint="eastAsia"/>
+                <w:rFonts w:hint="eastAsia" w:ascii="宋体" w:hAnsi="宋体" w:eastAsia="宋体" w:cs="宋体"/>
                 <w:sz w:val="21"/>
                 <w:szCs w:val="21"/>
                 <w:lang w:val="en-US" w:eastAsia="zh-CN"/>
@@ -840,7 +849,7 @@
             </w:pPr>
             <w:r>
               <w:rPr>
-                <w:rFonts w:ascii="宋体" w:eastAsia="宋体" w:hAnsi="宋体" w:cs="宋体" w:hint="eastAsia"/>
+                <w:rFonts w:hint="eastAsia" w:ascii="宋体" w:hAnsi="宋体" w:eastAsia="宋体" w:cs="宋体"/>
                 <w:sz w:val="21"/>
                 <w:szCs w:val="21"/>
                 <w:lang w:val="en-US" w:eastAsia="zh-CN"/>
@@ -852,9 +861,14 @@
       </w:tr>
       <w:tr>
         <w:tblPrEx>
-          <w:tblW w:w="9072" w:type="dxa"/>
-          <w:tblInd w:w="5" w:type="dxa"/>
-          <w:tblLayout w:type="fixed"/>
+          <w:tblBorders>
+            <w:top w:val="single" w:color="000000" w:sz="4" w:space="0"/>
+            <w:left w:val="single" w:color="000000" w:sz="4" w:space="0"/>
+            <w:bottom w:val="single" w:color="000000" w:sz="4" w:space="0"/>
+            <w:right w:val="single" w:color="000000" w:sz="4" w:space="0"/>
+            <w:insideH w:val="single" w:color="000000" w:sz="4" w:space="0"/>
+            <w:insideV w:val="single" w:color="000000" w:sz="4" w:space="0"/>
+          </w:tblBorders>
           <w:tblCellMar>
             <w:top w:w="0" w:type="dxa"/>
             <w:left w:w="0" w:type="dxa"/>
@@ -863,7 +877,7 @@
           </w:tblCellMar>
         </w:tblPrEx>
         <w:trPr>
-          <w:trHeight w:val="474"/>
+          <w:trHeight w:val="474" w:hRule="atLeast"/>
         </w:trPr>
         <w:tc>
           <w:tcPr>
@@ -871,7 +885,7 @@
           </w:tcPr>
           <w:p>
             <w:pPr>
-              <w:pStyle w:val="TableText"/>
+              <w:pStyle w:val="25"/>
               <w:keepNext w:val="0"/>
               <w:keepLines w:val="0"/>
               <w:pageBreakBefore w:val="0"/>
@@ -895,7 +909,7 @@
           </w:tcPr>
           <w:p>
             <w:pPr>
-              <w:pStyle w:val="TableText"/>
+              <w:pStyle w:val="25"/>
               <w:keepNext w:val="0"/>
               <w:keepLines w:val="0"/>
               <w:pageBreakBefore w:val="0"/>
@@ -919,7 +933,7 @@
           </w:tcPr>
           <w:p>
             <w:pPr>
-              <w:pStyle w:val="TableText"/>
+              <w:pStyle w:val="25"/>
               <w:keepNext w:val="0"/>
               <w:keepLines w:val="0"/>
               <w:pageBreakBefore w:val="0"/>
@@ -943,7 +957,7 @@
           </w:tcPr>
           <w:p>
             <w:pPr>
-              <w:pStyle w:val="TableText"/>
+              <w:pStyle w:val="25"/>
               <w:keepNext w:val="0"/>
               <w:keepLines w:val="0"/>
               <w:pageBreakBefore w:val="0"/>
@@ -967,7 +981,7 @@
           </w:tcPr>
           <w:p>
             <w:pPr>
-              <w:pStyle w:val="TableText"/>
+              <w:pStyle w:val="25"/>
               <w:keepNext w:val="0"/>
               <w:keepLines w:val="0"/>
               <w:pageBreakBefore w:val="0"/>
@@ -988,9 +1002,14 @@
       </w:tr>
       <w:tr>
         <w:tblPrEx>
-          <w:tblW w:w="9072" w:type="dxa"/>
-          <w:tblInd w:w="5" w:type="dxa"/>
-          <w:tblLayout w:type="fixed"/>
+          <w:tblBorders>
+            <w:top w:val="single" w:color="000000" w:sz="4" w:space="0"/>
+            <w:left w:val="single" w:color="000000" w:sz="4" w:space="0"/>
+            <w:bottom w:val="single" w:color="000000" w:sz="4" w:space="0"/>
+            <w:right w:val="single" w:color="000000" w:sz="4" w:space="0"/>
+            <w:insideH w:val="single" w:color="000000" w:sz="4" w:space="0"/>
+            <w:insideV w:val="single" w:color="000000" w:sz="4" w:space="0"/>
+          </w:tblBorders>
           <w:tblCellMar>
             <w:top w:w="0" w:type="dxa"/>
             <w:left w:w="0" w:type="dxa"/>
@@ -999,7 +1018,7 @@
           </w:tblCellMar>
         </w:tblPrEx>
         <w:trPr>
-          <w:trHeight w:val="474"/>
+          <w:trHeight w:val="474" w:hRule="atLeast"/>
         </w:trPr>
         <w:tc>
           <w:tcPr>
@@ -1007,7 +1026,7 @@
           </w:tcPr>
           <w:p>
             <w:pPr>
-              <w:pStyle w:val="TableText"/>
+              <w:pStyle w:val="25"/>
               <w:keepNext w:val="0"/>
               <w:keepLines w:val="0"/>
               <w:pageBreakBefore w:val="0"/>
@@ -1031,7 +1050,7 @@
           </w:tcPr>
           <w:p>
             <w:pPr>
-              <w:pStyle w:val="TableText"/>
+              <w:pStyle w:val="25"/>
               <w:keepNext w:val="0"/>
               <w:keepLines w:val="0"/>
               <w:pageBreakBefore w:val="0"/>
@@ -1055,7 +1074,7 @@
           </w:tcPr>
           <w:p>
             <w:pPr>
-              <w:pStyle w:val="TableText"/>
+              <w:pStyle w:val="25"/>
               <w:keepNext w:val="0"/>
               <w:keepLines w:val="0"/>
               <w:pageBreakBefore w:val="0"/>
@@ -1079,7 +1098,7 @@
           </w:tcPr>
           <w:p>
             <w:pPr>
-              <w:pStyle w:val="TableText"/>
+              <w:pStyle w:val="25"/>
               <w:keepNext w:val="0"/>
               <w:keepLines w:val="0"/>
               <w:pageBreakBefore w:val="0"/>
@@ -1103,7 +1122,7 @@
           </w:tcPr>
           <w:p>
             <w:pPr>
-              <w:pStyle w:val="TableText"/>
+              <w:pStyle w:val="25"/>
               <w:keepNext w:val="0"/>
               <w:keepLines w:val="0"/>
               <w:pageBreakBefore w:val="0"/>
@@ -1124,9 +1143,14 @@
       </w:tr>
       <w:tr>
         <w:tblPrEx>
-          <w:tblW w:w="9072" w:type="dxa"/>
-          <w:tblInd w:w="5" w:type="dxa"/>
-          <w:tblLayout w:type="fixed"/>
+          <w:tblBorders>
+            <w:top w:val="single" w:color="000000" w:sz="4" w:space="0"/>
+            <w:left w:val="single" w:color="000000" w:sz="4" w:space="0"/>
+            <w:bottom w:val="single" w:color="000000" w:sz="4" w:space="0"/>
+            <w:right w:val="single" w:color="000000" w:sz="4" w:space="0"/>
+            <w:insideH w:val="single" w:color="000000" w:sz="4" w:space="0"/>
+            <w:insideV w:val="single" w:color="000000" w:sz="4" w:space="0"/>
+          </w:tblBorders>
           <w:tblCellMar>
             <w:top w:w="0" w:type="dxa"/>
             <w:left w:w="0" w:type="dxa"/>
@@ -1135,7 +1159,7 @@
           </w:tblCellMar>
         </w:tblPrEx>
         <w:trPr>
-          <w:trHeight w:val="474"/>
+          <w:trHeight w:val="474" w:hRule="atLeast"/>
         </w:trPr>
         <w:tc>
           <w:tcPr>
@@ -1143,7 +1167,7 @@
           </w:tcPr>
           <w:p>
             <w:pPr>
-              <w:pStyle w:val="TableText"/>
+              <w:pStyle w:val="25"/>
               <w:keepNext w:val="0"/>
               <w:keepLines w:val="0"/>
               <w:pageBreakBefore w:val="0"/>
@@ -1167,7 +1191,7 @@
           </w:tcPr>
           <w:p>
             <w:pPr>
-              <w:pStyle w:val="TableText"/>
+              <w:pStyle w:val="25"/>
               <w:keepNext w:val="0"/>
               <w:keepLines w:val="0"/>
               <w:pageBreakBefore w:val="0"/>
@@ -1191,7 +1215,7 @@
           </w:tcPr>
           <w:p>
             <w:pPr>
-              <w:pStyle w:val="TableText"/>
+              <w:pStyle w:val="25"/>
               <w:keepNext w:val="0"/>
               <w:keepLines w:val="0"/>
               <w:pageBreakBefore w:val="0"/>
@@ -1215,7 +1239,7 @@
           </w:tcPr>
           <w:p>
             <w:pPr>
-              <w:pStyle w:val="TableText"/>
+              <w:pStyle w:val="25"/>
               <w:keepNext w:val="0"/>
               <w:keepLines w:val="0"/>
               <w:pageBreakBefore w:val="0"/>
@@ -1239,7 +1263,7 @@
           </w:tcPr>
           <w:p>
             <w:pPr>
-              <w:pStyle w:val="TableText"/>
+              <w:pStyle w:val="25"/>
               <w:keepNext w:val="0"/>
               <w:keepLines w:val="0"/>
               <w:pageBreakBefore w:val="0"/>
@@ -1260,9 +1284,14 @@
       </w:tr>
       <w:tr>
         <w:tblPrEx>
-          <w:tblW w:w="9072" w:type="dxa"/>
-          <w:tblInd w:w="5" w:type="dxa"/>
-          <w:tblLayout w:type="fixed"/>
+          <w:tblBorders>
+            <w:top w:val="single" w:color="000000" w:sz="4" w:space="0"/>
+            <w:left w:val="single" w:color="000000" w:sz="4" w:space="0"/>
+            <w:bottom w:val="single" w:color="000000" w:sz="4" w:space="0"/>
+            <w:right w:val="single" w:color="000000" w:sz="4" w:space="0"/>
+            <w:insideH w:val="single" w:color="000000" w:sz="4" w:space="0"/>
+            <w:insideV w:val="single" w:color="000000" w:sz="4" w:space="0"/>
+          </w:tblBorders>
           <w:tblCellMar>
             <w:top w:w="0" w:type="dxa"/>
             <w:left w:w="0" w:type="dxa"/>
@@ -1271,7 +1300,7 @@
           </w:tblCellMar>
         </w:tblPrEx>
         <w:trPr>
-          <w:trHeight w:val="474"/>
+          <w:trHeight w:val="474" w:hRule="atLeast"/>
         </w:trPr>
         <w:tc>
           <w:tcPr>
@@ -1279,7 +1308,7 @@
           </w:tcPr>
           <w:p>
             <w:pPr>
-              <w:pStyle w:val="TableText"/>
+              <w:pStyle w:val="25"/>
               <w:keepNext w:val="0"/>
               <w:keepLines w:val="0"/>
               <w:pageBreakBefore w:val="0"/>
@@ -1303,7 +1332,7 @@
           </w:tcPr>
           <w:p>
             <w:pPr>
-              <w:pStyle w:val="TableText"/>
+              <w:pStyle w:val="25"/>
               <w:keepNext w:val="0"/>
               <w:keepLines w:val="0"/>
               <w:pageBreakBefore w:val="0"/>
@@ -1327,7 +1356,7 @@
           </w:tcPr>
           <w:p>
             <w:pPr>
-              <w:pStyle w:val="TableText"/>
+              <w:pStyle w:val="25"/>
               <w:keepNext w:val="0"/>
               <w:keepLines w:val="0"/>
               <w:pageBreakBefore w:val="0"/>
@@ -1351,7 +1380,7 @@
           </w:tcPr>
           <w:p>
             <w:pPr>
-              <w:pStyle w:val="TableText"/>
+              <w:pStyle w:val="25"/>
               <w:keepNext w:val="0"/>
               <w:keepLines w:val="0"/>
               <w:pageBreakBefore w:val="0"/>
@@ -1375,7 +1404,7 @@
           </w:tcPr>
           <w:p>
             <w:pPr>
-              <w:pStyle w:val="TableText"/>
+              <w:pStyle w:val="25"/>
               <w:keepNext w:val="0"/>
               <w:keepLines w:val="0"/>
               <w:pageBreakBefore w:val="0"/>
@@ -1396,9 +1425,14 @@
       </w:tr>
       <w:tr>
         <w:tblPrEx>
-          <w:tblW w:w="9072" w:type="dxa"/>
-          <w:tblInd w:w="5" w:type="dxa"/>
-          <w:tblLayout w:type="fixed"/>
+          <w:tblBorders>
+            <w:top w:val="single" w:color="000000" w:sz="4" w:space="0"/>
+            <w:left w:val="single" w:color="000000" w:sz="4" w:space="0"/>
+            <w:bottom w:val="single" w:color="000000" w:sz="4" w:space="0"/>
+            <w:right w:val="single" w:color="000000" w:sz="4" w:space="0"/>
+            <w:insideH w:val="single" w:color="000000" w:sz="4" w:space="0"/>
+            <w:insideV w:val="single" w:color="000000" w:sz="4" w:space="0"/>
+          </w:tblBorders>
           <w:tblCellMar>
             <w:top w:w="0" w:type="dxa"/>
             <w:left w:w="0" w:type="dxa"/>
@@ -1407,7 +1441,7 @@
           </w:tblCellMar>
         </w:tblPrEx>
         <w:trPr>
-          <w:trHeight w:val="589"/>
+          <w:trHeight w:val="589" w:hRule="atLeast"/>
         </w:trPr>
         <w:tc>
           <w:tcPr>
@@ -1415,7 +1449,7 @@
           </w:tcPr>
           <w:p>
             <w:pPr>
-              <w:pStyle w:val="TableText"/>
+              <w:pStyle w:val="25"/>
               <w:keepNext w:val="0"/>
               <w:keepLines w:val="0"/>
               <w:pageBreakBefore w:val="0"/>
@@ -1439,7 +1473,7 @@
           </w:tcPr>
           <w:p>
             <w:pPr>
-              <w:pStyle w:val="TableText"/>
+              <w:pStyle w:val="25"/>
               <w:keepNext w:val="0"/>
               <w:keepLines w:val="0"/>
               <w:pageBreakBefore w:val="0"/>
@@ -1463,7 +1497,7 @@
           </w:tcPr>
           <w:p>
             <w:pPr>
-              <w:pStyle w:val="TableText"/>
+              <w:pStyle w:val="25"/>
               <w:keepNext w:val="0"/>
               <w:keepLines w:val="0"/>
               <w:pageBreakBefore w:val="0"/>
@@ -1487,7 +1521,7 @@
           </w:tcPr>
           <w:p>
             <w:pPr>
-              <w:pStyle w:val="TableText"/>
+              <w:pStyle w:val="25"/>
               <w:keepNext w:val="0"/>
               <w:keepLines w:val="0"/>
               <w:pageBreakBefore w:val="0"/>
@@ -1511,7 +1545,7 @@
           </w:tcPr>
           <w:p>
             <w:pPr>
-              <w:pStyle w:val="TableText"/>
+              <w:pStyle w:val="25"/>
               <w:keepNext w:val="0"/>
               <w:keepLines w:val="0"/>
               <w:pageBreakBefore w:val="0"/>
@@ -1533,7 +1567,7 @@
     </w:tbl>
     <w:p>
       <w:pPr>
-        <w:pStyle w:val="BodyText"/>
+        <w:pStyle w:val="12"/>
         <w:keepNext w:val="0"/>
         <w:keepLines w:val="0"/>
         <w:pageBreakBefore w:val="0"/>
@@ -1569,14 +1603,14 @@
         <w:sectPr>
           <w:pgSz w:w="11906" w:h="16839"/>
           <w:pgMar w:top="1431" w:right="1127" w:bottom="0" w:left="1696" w:header="0" w:footer="0" w:gutter="0"/>
-          <w:cols w:num="1" w:space="720"/>
+          <w:cols w:space="720" w:num="1"/>
         </w:sectPr>
       </w:pPr>
     </w:p>
     <w:sdt>
       <w:sdtPr>
         <w:rPr>
-          <w:rFonts w:ascii="Microsoft JhengHei" w:eastAsia="Microsoft JhengHei" w:hAnsi="Microsoft JhengHei" w:cs="Microsoft JhengHei" w:hint="eastAsia"/>
+          <w:rFonts w:hint="eastAsia" w:ascii="Microsoft JhengHei" w:hAnsi="Microsoft JhengHei" w:eastAsia="Microsoft JhengHei" w:cs="Microsoft JhengHei"/>
           <w:snapToGrid w:val="0"/>
           <w:color w:val="000000"/>
           <w:kern w:val="0"/>
@@ -1592,7 +1626,7 @@
       </w:sdtPr>
       <w:sdtEndPr>
         <w:rPr>
-          <w:rFonts w:ascii="Microsoft JhengHei" w:eastAsia="Microsoft JhengHei" w:hAnsi="Microsoft JhengHei" w:cs="Microsoft JhengHei" w:hint="eastAsia"/>
+          <w:rFonts w:hint="eastAsia" w:ascii="Microsoft JhengHei" w:hAnsi="Microsoft JhengHei" w:eastAsia="Microsoft JhengHei" w:cs="Microsoft JhengHei"/>
           <w:snapToGrid w:val="0"/>
           <w:color w:val="000000"/>
           <w:kern w:val="0"/>
@@ -1618,18 +1652,18 @@
             <w:adjustRightInd w:val="0"/>
             <w:snapToGrid w:val="0"/>
             <w:spacing w:before="0" w:beforeLines="0" w:after="0" w:afterLines="0" w:line="240" w:lineRule="auto"/>
-            <w:ind w:left="0" w:right="0" w:firstLine="0" w:leftChars="0" w:rightChars="0" w:firstLineChars="0"/>
+            <w:ind w:left="0" w:leftChars="0" w:right="0" w:rightChars="0" w:firstLine="0" w:firstLineChars="0"/>
             <w:jc w:val="center"/>
             <w:textAlignment w:val="baseline"/>
             <w:rPr>
-              <w:rFonts w:ascii="Microsoft JhengHei" w:eastAsia="Microsoft JhengHei" w:hAnsi="Microsoft JhengHei" w:cs="Microsoft JhengHei" w:hint="eastAsia"/>
+              <w:rFonts w:hint="eastAsia" w:ascii="Microsoft JhengHei" w:hAnsi="Microsoft JhengHei" w:eastAsia="Microsoft JhengHei" w:cs="Microsoft JhengHei"/>
               <w:sz w:val="24"/>
               <w:szCs w:val="24"/>
             </w:rPr>
           </w:pPr>
           <w:r>
             <w:rPr>
-              <w:rFonts w:ascii="Microsoft JhengHei" w:eastAsia="Microsoft JhengHei" w:hAnsi="Microsoft JhengHei" w:cs="Microsoft JhengHei" w:hint="eastAsia"/>
+              <w:rFonts w:hint="eastAsia" w:ascii="Microsoft JhengHei" w:hAnsi="Microsoft JhengHei" w:eastAsia="Microsoft JhengHei" w:cs="Microsoft JhengHei"/>
               <w:sz w:val="24"/>
               <w:szCs w:val="24"/>
             </w:rPr>
@@ -1638,28 +1672,16 @@
         </w:p>
         <w:p>
           <w:pPr>
-            <w:pStyle w:val="TOC1"/>
-            <w:keepNext w:val="0"/>
-            <w:keepLines w:val="0"/>
-            <w:pageBreakBefore w:val="0"/>
-            <w:widowControl w:val="0"/>
+            <w:pStyle w:val="16"/>
             <w:tabs>
               <w:tab w:val="right" w:leader="dot" w:pos="8497"/>
             </w:tabs>
-            <w:kinsoku w:val="0"/>
-            <w:wordWrap/>
-            <w:overflowPunct/>
-            <w:topLinePunct w:val="0"/>
-            <w:autoSpaceDE w:val="0"/>
-            <w:autoSpaceDN w:val="0"/>
-            <w:bidi w:val="0"/>
-            <w:adjustRightInd w:val="0"/>
-            <w:snapToGrid w:val="0"/>
-            <w:textAlignment w:val="baseline"/>
           </w:pPr>
-          <w:r>
-            <w:rPr>
-              <w:rFonts w:ascii="Microsoft JhengHei" w:eastAsia="Microsoft JhengHei" w:hAnsi="Microsoft JhengHei" w:cs="Microsoft JhengHei" w:hint="eastAsia"/>
+          <w:bookmarkStart w:id="18" w:name="_GoBack"/>
+          <w:bookmarkEnd w:id="18"/>
+          <w:r>
+            <w:rPr>
+              <w:rFonts w:hint="eastAsia" w:ascii="Microsoft JhengHei" w:hAnsi="Microsoft JhengHei" w:eastAsia="Microsoft JhengHei" w:cs="Microsoft JhengHei"/>
               <w:sz w:val="24"/>
               <w:szCs w:val="24"/>
             </w:rPr>
@@ -1667,7 +1689,7 @@
           </w:r>
           <w:r>
             <w:rPr>
-              <w:rFonts w:ascii="Microsoft JhengHei" w:eastAsia="Microsoft JhengHei" w:hAnsi="Microsoft JhengHei" w:cs="Microsoft JhengHei" w:hint="eastAsia"/>
+              <w:rFonts w:hint="eastAsia" w:ascii="Microsoft JhengHei" w:hAnsi="Microsoft JhengHei" w:eastAsia="Microsoft JhengHei" w:cs="Microsoft JhengHei"/>
               <w:sz w:val="24"/>
               <w:szCs w:val="24"/>
             </w:rPr>
@@ -1675,7 +1697,7 @@
           </w:r>
           <w:r>
             <w:rPr>
-              <w:rFonts w:ascii="Microsoft JhengHei" w:eastAsia="Microsoft JhengHei" w:hAnsi="Microsoft JhengHei" w:cs="Microsoft JhengHei" w:hint="eastAsia"/>
+              <w:rFonts w:hint="eastAsia" w:ascii="Microsoft JhengHei" w:hAnsi="Microsoft JhengHei" w:eastAsia="Microsoft JhengHei" w:cs="Microsoft JhengHei"/>
               <w:sz w:val="24"/>
               <w:szCs w:val="24"/>
             </w:rPr>
@@ -1683,21 +1705,21 @@
           </w:r>
           <w:r>
             <w:rPr>
-              <w:rFonts w:ascii="Microsoft JhengHei" w:eastAsia="Microsoft JhengHei" w:hAnsi="Microsoft JhengHei" w:cs="Microsoft JhengHei" w:hint="eastAsia"/>
+              <w:rFonts w:hint="eastAsia" w:ascii="Microsoft JhengHei" w:hAnsi="Microsoft JhengHei" w:eastAsia="Microsoft JhengHei" w:cs="Microsoft JhengHei"/>
               <w:szCs w:val="24"/>
             </w:rPr>
             <w:fldChar w:fldCharType="begin"/>
           </w:r>
           <w:r>
             <w:rPr>
-              <w:rFonts w:ascii="Microsoft JhengHei" w:eastAsia="Microsoft JhengHei" w:hAnsi="Microsoft JhengHei" w:cs="Microsoft JhengHei" w:hint="eastAsia"/>
-              <w:szCs w:val="24"/>
-            </w:rPr>
-            <w:instrText xml:space="preserve"> HYPERLINK \l _Toc22014 </w:instrText>
-          </w:r>
-          <w:r>
-            <w:rPr>
-              <w:rFonts w:ascii="Microsoft JhengHei" w:eastAsia="Microsoft JhengHei" w:hAnsi="Microsoft JhengHei" w:cs="Microsoft JhengHei" w:hint="eastAsia"/>
+              <w:rFonts w:hint="eastAsia" w:ascii="Microsoft JhengHei" w:hAnsi="Microsoft JhengHei" w:eastAsia="Microsoft JhengHei" w:cs="Microsoft JhengHei"/>
+              <w:szCs w:val="24"/>
+            </w:rPr>
+            <w:instrText xml:space="preserve"> HYPERLINK \l _Toc28298 </w:instrText>
+          </w:r>
+          <w:r>
+            <w:rPr>
+              <w:rFonts w:hint="eastAsia" w:ascii="Microsoft JhengHei" w:hAnsi="Microsoft JhengHei" w:eastAsia="Microsoft JhengHei" w:cs="Microsoft JhengHei"/>
               <w:szCs w:val="24"/>
             </w:rPr>
             <w:fldChar w:fldCharType="separate"/>
@@ -1712,7 +1734,7 @@
             <w:fldChar w:fldCharType="begin"/>
           </w:r>
           <w:r>
-            <w:instrText xml:space="preserve"> PAGEREF _Toc22014 \h </w:instrText>
+            <w:instrText xml:space="preserve"> PAGEREF _Toc28298 \h </w:instrText>
           </w:r>
           <w:r>
             <w:fldChar w:fldCharType="separate"/>
@@ -1725,7 +1747,7 @@
           </w:r>
           <w:r>
             <w:rPr>
-              <w:rFonts w:ascii="Microsoft JhengHei" w:eastAsia="Microsoft JhengHei" w:hAnsi="Microsoft JhengHei" w:cs="Microsoft JhengHei" w:hint="eastAsia"/>
+              <w:rFonts w:hint="eastAsia" w:ascii="Microsoft JhengHei" w:hAnsi="Microsoft JhengHei" w:eastAsia="Microsoft JhengHei" w:cs="Microsoft JhengHei"/>
               <w:szCs w:val="24"/>
             </w:rPr>
             <w:fldChar w:fldCharType="end"/>
@@ -1733,42 +1755,28 @@
         </w:p>
         <w:p>
           <w:pPr>
-            <w:pStyle w:val="TOC1"/>
-            <w:keepNext w:val="0"/>
-            <w:keepLines w:val="0"/>
-            <w:pageBreakBefore w:val="0"/>
-            <w:widowControl w:val="0"/>
+            <w:pStyle w:val="16"/>
             <w:tabs>
               <w:tab w:val="right" w:leader="dot" w:pos="8497"/>
             </w:tabs>
-            <w:kinsoku w:val="0"/>
-            <w:wordWrap/>
-            <w:overflowPunct/>
-            <w:topLinePunct w:val="0"/>
-            <w:autoSpaceDE w:val="0"/>
-            <w:autoSpaceDN w:val="0"/>
-            <w:bidi w:val="0"/>
-            <w:adjustRightInd w:val="0"/>
-            <w:snapToGrid w:val="0"/>
-            <w:textAlignment w:val="baseline"/>
           </w:pPr>
           <w:r>
             <w:rPr>
-              <w:rFonts w:ascii="Microsoft JhengHei" w:eastAsia="Microsoft JhengHei" w:hAnsi="Microsoft JhengHei" w:cs="Microsoft JhengHei" w:hint="eastAsia"/>
+              <w:rFonts w:hint="eastAsia" w:ascii="Microsoft JhengHei" w:hAnsi="Microsoft JhengHei" w:eastAsia="Microsoft JhengHei" w:cs="Microsoft JhengHei"/>
               <w:szCs w:val="24"/>
             </w:rPr>
             <w:fldChar w:fldCharType="begin"/>
           </w:r>
           <w:r>
             <w:rPr>
-              <w:rFonts w:ascii="Microsoft JhengHei" w:eastAsia="Microsoft JhengHei" w:hAnsi="Microsoft JhengHei" w:cs="Microsoft JhengHei" w:hint="eastAsia"/>
-              <w:szCs w:val="24"/>
-            </w:rPr>
-            <w:instrText xml:space="preserve"> HYPERLINK \l _Toc30672 </w:instrText>
-          </w:r>
-          <w:r>
-            <w:rPr>
-              <w:rFonts w:ascii="Microsoft JhengHei" w:eastAsia="Microsoft JhengHei" w:hAnsi="Microsoft JhengHei" w:cs="Microsoft JhengHei" w:hint="eastAsia"/>
+              <w:rFonts w:hint="eastAsia" w:ascii="Microsoft JhengHei" w:hAnsi="Microsoft JhengHei" w:eastAsia="Microsoft JhengHei" w:cs="Microsoft JhengHei"/>
+              <w:szCs w:val="24"/>
+            </w:rPr>
+            <w:instrText xml:space="preserve"> HYPERLINK \l _Toc31361 </w:instrText>
+          </w:r>
+          <w:r>
+            <w:rPr>
+              <w:rFonts w:hint="eastAsia" w:ascii="Microsoft JhengHei" w:hAnsi="Microsoft JhengHei" w:eastAsia="Microsoft JhengHei" w:cs="Microsoft JhengHei"/>
               <w:szCs w:val="24"/>
             </w:rPr>
             <w:fldChar w:fldCharType="separate"/>
@@ -1783,7 +1791,7 @@
             <w:fldChar w:fldCharType="begin"/>
           </w:r>
           <w:r>
-            <w:instrText xml:space="preserve"> PAGEREF _Toc30672 \h </w:instrText>
+            <w:instrText xml:space="preserve"> PAGEREF _Toc31361 \h </w:instrText>
           </w:r>
           <w:r>
             <w:fldChar w:fldCharType="separate"/>
@@ -1796,7 +1804,7 @@
           </w:r>
           <w:r>
             <w:rPr>
-              <w:rFonts w:ascii="Microsoft JhengHei" w:eastAsia="Microsoft JhengHei" w:hAnsi="Microsoft JhengHei" w:cs="Microsoft JhengHei" w:hint="eastAsia"/>
+              <w:rFonts w:hint="eastAsia" w:ascii="Microsoft JhengHei" w:hAnsi="Microsoft JhengHei" w:eastAsia="Microsoft JhengHei" w:cs="Microsoft JhengHei"/>
               <w:szCs w:val="24"/>
             </w:rPr>
             <w:fldChar w:fldCharType="end"/>
@@ -1804,49 +1812,35 @@
         </w:p>
         <w:p>
           <w:pPr>
-            <w:pStyle w:val="TOC1"/>
-            <w:keepNext w:val="0"/>
-            <w:keepLines w:val="0"/>
-            <w:pageBreakBefore w:val="0"/>
-            <w:widowControl w:val="0"/>
+            <w:pStyle w:val="16"/>
             <w:tabs>
               <w:tab w:val="right" w:leader="dot" w:pos="8497"/>
             </w:tabs>
-            <w:kinsoku w:val="0"/>
-            <w:wordWrap/>
-            <w:overflowPunct/>
-            <w:topLinePunct w:val="0"/>
-            <w:autoSpaceDE w:val="0"/>
-            <w:autoSpaceDN w:val="0"/>
-            <w:bidi w:val="0"/>
-            <w:adjustRightInd w:val="0"/>
-            <w:snapToGrid w:val="0"/>
-            <w:textAlignment w:val="baseline"/>
           </w:pPr>
           <w:r>
             <w:rPr>
-              <w:rFonts w:ascii="Microsoft JhengHei" w:eastAsia="Microsoft JhengHei" w:hAnsi="Microsoft JhengHei" w:cs="Microsoft JhengHei" w:hint="eastAsia"/>
+              <w:rFonts w:hint="eastAsia" w:ascii="Microsoft JhengHei" w:hAnsi="Microsoft JhengHei" w:eastAsia="Microsoft JhengHei" w:cs="Microsoft JhengHei"/>
               <w:szCs w:val="24"/>
             </w:rPr>
             <w:fldChar w:fldCharType="begin"/>
           </w:r>
           <w:r>
             <w:rPr>
-              <w:rFonts w:ascii="Microsoft JhengHei" w:eastAsia="Microsoft JhengHei" w:hAnsi="Microsoft JhengHei" w:cs="Microsoft JhengHei" w:hint="eastAsia"/>
-              <w:szCs w:val="24"/>
-            </w:rPr>
-            <w:instrText xml:space="preserve"> HYPERLINK \l _Toc17113 </w:instrText>
-          </w:r>
-          <w:r>
-            <w:rPr>
-              <w:rFonts w:ascii="Microsoft JhengHei" w:eastAsia="Microsoft JhengHei" w:hAnsi="Microsoft JhengHei" w:cs="Microsoft JhengHei" w:hint="eastAsia"/>
+              <w:rFonts w:hint="eastAsia" w:ascii="Microsoft JhengHei" w:hAnsi="Microsoft JhengHei" w:eastAsia="Microsoft JhengHei" w:cs="Microsoft JhengHei"/>
+              <w:szCs w:val="24"/>
+            </w:rPr>
+            <w:instrText xml:space="preserve"> HYPERLINK \l _Toc9002 </w:instrText>
+          </w:r>
+          <w:r>
+            <w:rPr>
+              <w:rFonts w:hint="eastAsia" w:ascii="Microsoft JhengHei" w:hAnsi="Microsoft JhengHei" w:eastAsia="Microsoft JhengHei" w:cs="Microsoft JhengHei"/>
               <w:szCs w:val="24"/>
             </w:rPr>
             <w:fldChar w:fldCharType="separate"/>
           </w:r>
           <w:r>
             <w:rPr>
-              <w:rFonts w:ascii="宋体" w:eastAsia="宋体" w:hAnsi="宋体" w:cs="宋体"/>
+              <w:rFonts w:ascii="宋体" w:hAnsi="宋体" w:eastAsia="宋体" w:cs="宋体"/>
               <w:spacing w:val="-3"/>
               <w:szCs w:val="28"/>
             </w:rPr>
@@ -1859,7 +1853,7 @@
             <w:fldChar w:fldCharType="begin"/>
           </w:r>
           <w:r>
-            <w:instrText xml:space="preserve"> PAGEREF _Toc17113 \h </w:instrText>
+            <w:instrText xml:space="preserve"> PAGEREF _Toc9002 \h </w:instrText>
           </w:r>
           <w:r>
             <w:fldChar w:fldCharType="separate"/>
@@ -1872,7 +1866,7 @@
           </w:r>
           <w:r>
             <w:rPr>
-              <w:rFonts w:ascii="Microsoft JhengHei" w:eastAsia="Microsoft JhengHei" w:hAnsi="Microsoft JhengHei" w:cs="Microsoft JhengHei" w:hint="eastAsia"/>
+              <w:rFonts w:hint="eastAsia" w:ascii="Microsoft JhengHei" w:hAnsi="Microsoft JhengHei" w:eastAsia="Microsoft JhengHei" w:cs="Microsoft JhengHei"/>
               <w:szCs w:val="24"/>
             </w:rPr>
             <w:fldChar w:fldCharType="end"/>
@@ -1880,42 +1874,28 @@
         </w:p>
         <w:p>
           <w:pPr>
-            <w:pStyle w:val="TOC1"/>
-            <w:keepNext w:val="0"/>
-            <w:keepLines w:val="0"/>
-            <w:pageBreakBefore w:val="0"/>
-            <w:widowControl w:val="0"/>
+            <w:pStyle w:val="16"/>
             <w:tabs>
               <w:tab w:val="right" w:leader="dot" w:pos="8497"/>
             </w:tabs>
-            <w:kinsoku w:val="0"/>
-            <w:wordWrap/>
-            <w:overflowPunct/>
-            <w:topLinePunct w:val="0"/>
-            <w:autoSpaceDE w:val="0"/>
-            <w:autoSpaceDN w:val="0"/>
-            <w:bidi w:val="0"/>
-            <w:adjustRightInd w:val="0"/>
-            <w:snapToGrid w:val="0"/>
-            <w:textAlignment w:val="baseline"/>
           </w:pPr>
           <w:r>
             <w:rPr>
-              <w:rFonts w:ascii="Microsoft JhengHei" w:eastAsia="Microsoft JhengHei" w:hAnsi="Microsoft JhengHei" w:cs="Microsoft JhengHei" w:hint="eastAsia"/>
+              <w:rFonts w:hint="eastAsia" w:ascii="Microsoft JhengHei" w:hAnsi="Microsoft JhengHei" w:eastAsia="Microsoft JhengHei" w:cs="Microsoft JhengHei"/>
               <w:szCs w:val="24"/>
             </w:rPr>
             <w:fldChar w:fldCharType="begin"/>
           </w:r>
           <w:r>
             <w:rPr>
-              <w:rFonts w:ascii="Microsoft JhengHei" w:eastAsia="Microsoft JhengHei" w:hAnsi="Microsoft JhengHei" w:cs="Microsoft JhengHei" w:hint="eastAsia"/>
-              <w:szCs w:val="24"/>
-            </w:rPr>
-            <w:instrText xml:space="preserve"> HYPERLINK \l _Toc22516 </w:instrText>
-          </w:r>
-          <w:r>
-            <w:rPr>
-              <w:rFonts w:ascii="Microsoft JhengHei" w:eastAsia="Microsoft JhengHei" w:hAnsi="Microsoft JhengHei" w:cs="Microsoft JhengHei" w:hint="eastAsia"/>
+              <w:rFonts w:hint="eastAsia" w:ascii="Microsoft JhengHei" w:hAnsi="Microsoft JhengHei" w:eastAsia="Microsoft JhengHei" w:cs="Microsoft JhengHei"/>
+              <w:szCs w:val="24"/>
+            </w:rPr>
+            <w:instrText xml:space="preserve"> HYPERLINK \l _Toc5555 </w:instrText>
+          </w:r>
+          <w:r>
+            <w:rPr>
+              <w:rFonts w:hint="eastAsia" w:ascii="Microsoft JhengHei" w:hAnsi="Microsoft JhengHei" w:eastAsia="Microsoft JhengHei" w:cs="Microsoft JhengHei"/>
               <w:szCs w:val="24"/>
             </w:rPr>
             <w:fldChar w:fldCharType="separate"/>
@@ -1936,7 +1916,7 @@
             <w:fldChar w:fldCharType="begin"/>
           </w:r>
           <w:r>
-            <w:instrText xml:space="preserve"> PAGEREF _Toc22516 \h </w:instrText>
+            <w:instrText xml:space="preserve"> PAGEREF _Toc5555 \h </w:instrText>
           </w:r>
           <w:r>
             <w:fldChar w:fldCharType="separate"/>
@@ -1949,7 +1929,7 @@
           </w:r>
           <w:r>
             <w:rPr>
-              <w:rFonts w:ascii="Microsoft JhengHei" w:eastAsia="Microsoft JhengHei" w:hAnsi="Microsoft JhengHei" w:cs="Microsoft JhengHei" w:hint="eastAsia"/>
+              <w:rFonts w:hint="eastAsia" w:ascii="Microsoft JhengHei" w:hAnsi="Microsoft JhengHei" w:eastAsia="Microsoft JhengHei" w:cs="Microsoft JhengHei"/>
               <w:szCs w:val="24"/>
             </w:rPr>
             <w:fldChar w:fldCharType="end"/>
@@ -1957,42 +1937,28 @@
         </w:p>
         <w:p>
           <w:pPr>
-            <w:pStyle w:val="TOC1"/>
-            <w:keepNext w:val="0"/>
-            <w:keepLines w:val="0"/>
-            <w:pageBreakBefore w:val="0"/>
-            <w:widowControl w:val="0"/>
+            <w:pStyle w:val="16"/>
             <w:tabs>
               <w:tab w:val="right" w:leader="dot" w:pos="8497"/>
             </w:tabs>
-            <w:kinsoku w:val="0"/>
-            <w:wordWrap/>
-            <w:overflowPunct/>
-            <w:topLinePunct w:val="0"/>
-            <w:autoSpaceDE w:val="0"/>
-            <w:autoSpaceDN w:val="0"/>
-            <w:bidi w:val="0"/>
-            <w:adjustRightInd w:val="0"/>
-            <w:snapToGrid w:val="0"/>
-            <w:textAlignment w:val="baseline"/>
           </w:pPr>
           <w:r>
             <w:rPr>
-              <w:rFonts w:ascii="Microsoft JhengHei" w:eastAsia="Microsoft JhengHei" w:hAnsi="Microsoft JhengHei" w:cs="Microsoft JhengHei" w:hint="eastAsia"/>
+              <w:rFonts w:hint="eastAsia" w:ascii="Microsoft JhengHei" w:hAnsi="Microsoft JhengHei" w:eastAsia="Microsoft JhengHei" w:cs="Microsoft JhengHei"/>
               <w:szCs w:val="24"/>
             </w:rPr>
             <w:fldChar w:fldCharType="begin"/>
           </w:r>
           <w:r>
             <w:rPr>
-              <w:rFonts w:ascii="Microsoft JhengHei" w:eastAsia="Microsoft JhengHei" w:hAnsi="Microsoft JhengHei" w:cs="Microsoft JhengHei" w:hint="eastAsia"/>
-              <w:szCs w:val="24"/>
-            </w:rPr>
-            <w:instrText xml:space="preserve"> HYPERLINK \l _Toc24306 </w:instrText>
-          </w:r>
-          <w:r>
-            <w:rPr>
-              <w:rFonts w:ascii="Microsoft JhengHei" w:eastAsia="Microsoft JhengHei" w:hAnsi="Microsoft JhengHei" w:cs="Microsoft JhengHei" w:hint="eastAsia"/>
+              <w:rFonts w:hint="eastAsia" w:ascii="Microsoft JhengHei" w:hAnsi="Microsoft JhengHei" w:eastAsia="Microsoft JhengHei" w:cs="Microsoft JhengHei"/>
+              <w:szCs w:val="24"/>
+            </w:rPr>
+            <w:instrText xml:space="preserve"> HYPERLINK \l _Toc16892 </w:instrText>
+          </w:r>
+          <w:r>
+            <w:rPr>
+              <w:rFonts w:hint="eastAsia" w:ascii="Microsoft JhengHei" w:hAnsi="Microsoft JhengHei" w:eastAsia="Microsoft JhengHei" w:cs="Microsoft JhengHei"/>
               <w:szCs w:val="24"/>
             </w:rPr>
             <w:fldChar w:fldCharType="separate"/>
@@ -2013,7 +1979,7 @@
             <w:fldChar w:fldCharType="begin"/>
           </w:r>
           <w:r>
-            <w:instrText xml:space="preserve"> PAGEREF _Toc24306 \h </w:instrText>
+            <w:instrText xml:space="preserve"> PAGEREF _Toc16892 \h </w:instrText>
           </w:r>
           <w:r>
             <w:fldChar w:fldCharType="separate"/>
@@ -2026,7 +1992,7 @@
           </w:r>
           <w:r>
             <w:rPr>
-              <w:rFonts w:ascii="Microsoft JhengHei" w:eastAsia="Microsoft JhengHei" w:hAnsi="Microsoft JhengHei" w:cs="Microsoft JhengHei" w:hint="eastAsia"/>
+              <w:rFonts w:hint="eastAsia" w:ascii="Microsoft JhengHei" w:hAnsi="Microsoft JhengHei" w:eastAsia="Microsoft JhengHei" w:cs="Microsoft JhengHei"/>
               <w:szCs w:val="24"/>
             </w:rPr>
             <w:fldChar w:fldCharType="end"/>
@@ -2034,42 +2000,28 @@
         </w:p>
         <w:p>
           <w:pPr>
-            <w:pStyle w:val="TOC1"/>
-            <w:keepNext w:val="0"/>
-            <w:keepLines w:val="0"/>
-            <w:pageBreakBefore w:val="0"/>
-            <w:widowControl w:val="0"/>
+            <w:pStyle w:val="16"/>
             <w:tabs>
               <w:tab w:val="right" w:leader="dot" w:pos="8497"/>
             </w:tabs>
-            <w:kinsoku w:val="0"/>
-            <w:wordWrap/>
-            <w:overflowPunct/>
-            <w:topLinePunct w:val="0"/>
-            <w:autoSpaceDE w:val="0"/>
-            <w:autoSpaceDN w:val="0"/>
-            <w:bidi w:val="0"/>
-            <w:adjustRightInd w:val="0"/>
-            <w:snapToGrid w:val="0"/>
-            <w:textAlignment w:val="baseline"/>
           </w:pPr>
           <w:r>
             <w:rPr>
-              <w:rFonts w:ascii="Microsoft JhengHei" w:eastAsia="Microsoft JhengHei" w:hAnsi="Microsoft JhengHei" w:cs="Microsoft JhengHei" w:hint="eastAsia"/>
+              <w:rFonts w:hint="eastAsia" w:ascii="Microsoft JhengHei" w:hAnsi="Microsoft JhengHei" w:eastAsia="Microsoft JhengHei" w:cs="Microsoft JhengHei"/>
               <w:szCs w:val="24"/>
             </w:rPr>
             <w:fldChar w:fldCharType="begin"/>
           </w:r>
           <w:r>
             <w:rPr>
-              <w:rFonts w:ascii="Microsoft JhengHei" w:eastAsia="Microsoft JhengHei" w:hAnsi="Microsoft JhengHei" w:cs="Microsoft JhengHei" w:hint="eastAsia"/>
-              <w:szCs w:val="24"/>
-            </w:rPr>
-            <w:instrText xml:space="preserve"> HYPERLINK \l _Toc15418 </w:instrText>
-          </w:r>
-          <w:r>
-            <w:rPr>
-              <w:rFonts w:ascii="Microsoft JhengHei" w:eastAsia="Microsoft JhengHei" w:hAnsi="Microsoft JhengHei" w:cs="Microsoft JhengHei" w:hint="eastAsia"/>
+              <w:rFonts w:hint="eastAsia" w:ascii="Microsoft JhengHei" w:hAnsi="Microsoft JhengHei" w:eastAsia="Microsoft JhengHei" w:cs="Microsoft JhengHei"/>
+              <w:szCs w:val="24"/>
+            </w:rPr>
+            <w:instrText xml:space="preserve"> HYPERLINK \l _Toc5410 </w:instrText>
+          </w:r>
+          <w:r>
+            <w:rPr>
+              <w:rFonts w:hint="eastAsia" w:ascii="Microsoft JhengHei" w:hAnsi="Microsoft JhengHei" w:eastAsia="Microsoft JhengHei" w:cs="Microsoft JhengHei"/>
               <w:szCs w:val="24"/>
             </w:rPr>
             <w:fldChar w:fldCharType="separate"/>
@@ -2090,7 +2042,7 @@
             <w:fldChar w:fldCharType="begin"/>
           </w:r>
           <w:r>
-            <w:instrText xml:space="preserve"> PAGEREF _Toc15418 \h </w:instrText>
+            <w:instrText xml:space="preserve"> PAGEREF _Toc5410 \h </w:instrText>
           </w:r>
           <w:r>
             <w:fldChar w:fldCharType="separate"/>
@@ -2103,7 +2055,7 @@
           </w:r>
           <w:r>
             <w:rPr>
-              <w:rFonts w:ascii="Microsoft JhengHei" w:eastAsia="Microsoft JhengHei" w:hAnsi="Microsoft JhengHei" w:cs="Microsoft JhengHei" w:hint="eastAsia"/>
+              <w:rFonts w:hint="eastAsia" w:ascii="Microsoft JhengHei" w:hAnsi="Microsoft JhengHei" w:eastAsia="Microsoft JhengHei" w:cs="Microsoft JhengHei"/>
               <w:szCs w:val="24"/>
             </w:rPr>
             <w:fldChar w:fldCharType="end"/>
@@ -2111,42 +2063,28 @@
         </w:p>
         <w:p>
           <w:pPr>
-            <w:pStyle w:val="TOC1"/>
-            <w:keepNext w:val="0"/>
-            <w:keepLines w:val="0"/>
-            <w:pageBreakBefore w:val="0"/>
-            <w:widowControl w:val="0"/>
+            <w:pStyle w:val="16"/>
             <w:tabs>
               <w:tab w:val="right" w:leader="dot" w:pos="8497"/>
             </w:tabs>
-            <w:kinsoku w:val="0"/>
-            <w:wordWrap/>
-            <w:overflowPunct/>
-            <w:topLinePunct w:val="0"/>
-            <w:autoSpaceDE w:val="0"/>
-            <w:autoSpaceDN w:val="0"/>
-            <w:bidi w:val="0"/>
-            <w:adjustRightInd w:val="0"/>
-            <w:snapToGrid w:val="0"/>
-            <w:textAlignment w:val="baseline"/>
           </w:pPr>
           <w:r>
             <w:rPr>
-              <w:rFonts w:ascii="Microsoft JhengHei" w:eastAsia="Microsoft JhengHei" w:hAnsi="Microsoft JhengHei" w:cs="Microsoft JhengHei" w:hint="eastAsia"/>
+              <w:rFonts w:hint="eastAsia" w:ascii="Microsoft JhengHei" w:hAnsi="Microsoft JhengHei" w:eastAsia="Microsoft JhengHei" w:cs="Microsoft JhengHei"/>
               <w:szCs w:val="24"/>
             </w:rPr>
             <w:fldChar w:fldCharType="begin"/>
           </w:r>
           <w:r>
             <w:rPr>
-              <w:rFonts w:ascii="Microsoft JhengHei" w:eastAsia="Microsoft JhengHei" w:hAnsi="Microsoft JhengHei" w:cs="Microsoft JhengHei" w:hint="eastAsia"/>
-              <w:szCs w:val="24"/>
-            </w:rPr>
-            <w:instrText xml:space="preserve"> HYPERLINK \l _Toc15884 </w:instrText>
-          </w:r>
-          <w:r>
-            <w:rPr>
-              <w:rFonts w:ascii="Microsoft JhengHei" w:eastAsia="Microsoft JhengHei" w:hAnsi="Microsoft JhengHei" w:cs="Microsoft JhengHei" w:hint="eastAsia"/>
+              <w:rFonts w:hint="eastAsia" w:ascii="Microsoft JhengHei" w:hAnsi="Microsoft JhengHei" w:eastAsia="Microsoft JhengHei" w:cs="Microsoft JhengHei"/>
+              <w:szCs w:val="24"/>
+            </w:rPr>
+            <w:instrText xml:space="preserve"> HYPERLINK \l _Toc10398 </w:instrText>
+          </w:r>
+          <w:r>
+            <w:rPr>
+              <w:rFonts w:hint="eastAsia" w:ascii="Microsoft JhengHei" w:hAnsi="Microsoft JhengHei" w:eastAsia="Microsoft JhengHei" w:cs="Microsoft JhengHei"/>
               <w:szCs w:val="24"/>
             </w:rPr>
             <w:fldChar w:fldCharType="separate"/>
@@ -2167,7 +2105,7 @@
             <w:fldChar w:fldCharType="begin"/>
           </w:r>
           <w:r>
-            <w:instrText xml:space="preserve"> PAGEREF _Toc15884 \h </w:instrText>
+            <w:instrText xml:space="preserve"> PAGEREF _Toc10398 \h </w:instrText>
           </w:r>
           <w:r>
             <w:fldChar w:fldCharType="separate"/>
@@ -2180,7 +2118,7 @@
           </w:r>
           <w:r>
             <w:rPr>
-              <w:rFonts w:ascii="Microsoft JhengHei" w:eastAsia="Microsoft JhengHei" w:hAnsi="Microsoft JhengHei" w:cs="Microsoft JhengHei" w:hint="eastAsia"/>
+              <w:rFonts w:hint="eastAsia" w:ascii="Microsoft JhengHei" w:hAnsi="Microsoft JhengHei" w:eastAsia="Microsoft JhengHei" w:cs="Microsoft JhengHei"/>
               <w:szCs w:val="24"/>
             </w:rPr>
             <w:fldChar w:fldCharType="end"/>
@@ -2188,42 +2126,28 @@
         </w:p>
         <w:p>
           <w:pPr>
-            <w:pStyle w:val="TOC1"/>
-            <w:keepNext w:val="0"/>
-            <w:keepLines w:val="0"/>
-            <w:pageBreakBefore w:val="0"/>
-            <w:widowControl w:val="0"/>
+            <w:pStyle w:val="16"/>
             <w:tabs>
               <w:tab w:val="right" w:leader="dot" w:pos="8497"/>
             </w:tabs>
-            <w:kinsoku w:val="0"/>
-            <w:wordWrap/>
-            <w:overflowPunct/>
-            <w:topLinePunct w:val="0"/>
-            <w:autoSpaceDE w:val="0"/>
-            <w:autoSpaceDN w:val="0"/>
-            <w:bidi w:val="0"/>
-            <w:adjustRightInd w:val="0"/>
-            <w:snapToGrid w:val="0"/>
-            <w:textAlignment w:val="baseline"/>
           </w:pPr>
           <w:r>
             <w:rPr>
-              <w:rFonts w:ascii="Microsoft JhengHei" w:eastAsia="Microsoft JhengHei" w:hAnsi="Microsoft JhengHei" w:cs="Microsoft JhengHei" w:hint="eastAsia"/>
+              <w:rFonts w:hint="eastAsia" w:ascii="Microsoft JhengHei" w:hAnsi="Microsoft JhengHei" w:eastAsia="Microsoft JhengHei" w:cs="Microsoft JhengHei"/>
               <w:szCs w:val="24"/>
             </w:rPr>
             <w:fldChar w:fldCharType="begin"/>
           </w:r>
           <w:r>
             <w:rPr>
-              <w:rFonts w:ascii="Microsoft JhengHei" w:eastAsia="Microsoft JhengHei" w:hAnsi="Microsoft JhengHei" w:cs="Microsoft JhengHei" w:hint="eastAsia"/>
-              <w:szCs w:val="24"/>
-            </w:rPr>
-            <w:instrText xml:space="preserve"> HYPERLINK \l _Toc23107 </w:instrText>
-          </w:r>
-          <w:r>
-            <w:rPr>
-              <w:rFonts w:ascii="Microsoft JhengHei" w:eastAsia="Microsoft JhengHei" w:hAnsi="Microsoft JhengHei" w:cs="Microsoft JhengHei" w:hint="eastAsia"/>
+              <w:rFonts w:hint="eastAsia" w:ascii="Microsoft JhengHei" w:hAnsi="Microsoft JhengHei" w:eastAsia="Microsoft JhengHei" w:cs="Microsoft JhengHei"/>
+              <w:szCs w:val="24"/>
+            </w:rPr>
+            <w:instrText xml:space="preserve"> HYPERLINK \l _Toc18576 </w:instrText>
+          </w:r>
+          <w:r>
+            <w:rPr>
+              <w:rFonts w:hint="eastAsia" w:ascii="Microsoft JhengHei" w:hAnsi="Microsoft JhengHei" w:eastAsia="Microsoft JhengHei" w:cs="Microsoft JhengHei"/>
               <w:szCs w:val="24"/>
             </w:rPr>
             <w:fldChar w:fldCharType="separate"/>
@@ -2244,7 +2168,7 @@
             <w:fldChar w:fldCharType="begin"/>
           </w:r>
           <w:r>
-            <w:instrText xml:space="preserve"> PAGEREF _Toc23107 \h </w:instrText>
+            <w:instrText xml:space="preserve"> PAGEREF _Toc18576 \h </w:instrText>
           </w:r>
           <w:r>
             <w:fldChar w:fldCharType="separate"/>
@@ -2257,7 +2181,7 @@
           </w:r>
           <w:r>
             <w:rPr>
-              <w:rFonts w:ascii="Microsoft JhengHei" w:eastAsia="Microsoft JhengHei" w:hAnsi="Microsoft JhengHei" w:cs="Microsoft JhengHei" w:hint="eastAsia"/>
+              <w:rFonts w:hint="eastAsia" w:ascii="Microsoft JhengHei" w:hAnsi="Microsoft JhengHei" w:eastAsia="Microsoft JhengHei" w:cs="Microsoft JhengHei"/>
               <w:szCs w:val="24"/>
             </w:rPr>
             <w:fldChar w:fldCharType="end"/>
@@ -2265,42 +2189,28 @@
         </w:p>
         <w:p>
           <w:pPr>
-            <w:pStyle w:val="TOC1"/>
-            <w:keepNext w:val="0"/>
-            <w:keepLines w:val="0"/>
-            <w:pageBreakBefore w:val="0"/>
-            <w:widowControl w:val="0"/>
+            <w:pStyle w:val="16"/>
             <w:tabs>
               <w:tab w:val="right" w:leader="dot" w:pos="8497"/>
             </w:tabs>
-            <w:kinsoku w:val="0"/>
-            <w:wordWrap/>
-            <w:overflowPunct/>
-            <w:topLinePunct w:val="0"/>
-            <w:autoSpaceDE w:val="0"/>
-            <w:autoSpaceDN w:val="0"/>
-            <w:bidi w:val="0"/>
-            <w:adjustRightInd w:val="0"/>
-            <w:snapToGrid w:val="0"/>
-            <w:textAlignment w:val="baseline"/>
           </w:pPr>
           <w:r>
             <w:rPr>
-              <w:rFonts w:ascii="Microsoft JhengHei" w:eastAsia="Microsoft JhengHei" w:hAnsi="Microsoft JhengHei" w:cs="Microsoft JhengHei" w:hint="eastAsia"/>
+              <w:rFonts w:hint="eastAsia" w:ascii="Microsoft JhengHei" w:hAnsi="Microsoft JhengHei" w:eastAsia="Microsoft JhengHei" w:cs="Microsoft JhengHei"/>
               <w:szCs w:val="24"/>
             </w:rPr>
             <w:fldChar w:fldCharType="begin"/>
           </w:r>
           <w:r>
             <w:rPr>
-              <w:rFonts w:ascii="Microsoft JhengHei" w:eastAsia="Microsoft JhengHei" w:hAnsi="Microsoft JhengHei" w:cs="Microsoft JhengHei" w:hint="eastAsia"/>
-              <w:szCs w:val="24"/>
-            </w:rPr>
-            <w:instrText xml:space="preserve"> HYPERLINK \l _Toc5257 </w:instrText>
-          </w:r>
-          <w:r>
-            <w:rPr>
-              <w:rFonts w:ascii="Microsoft JhengHei" w:eastAsia="Microsoft JhengHei" w:hAnsi="Microsoft JhengHei" w:cs="Microsoft JhengHei" w:hint="eastAsia"/>
+              <w:rFonts w:hint="eastAsia" w:ascii="Microsoft JhengHei" w:hAnsi="Microsoft JhengHei" w:eastAsia="Microsoft JhengHei" w:cs="Microsoft JhengHei"/>
+              <w:szCs w:val="24"/>
+            </w:rPr>
+            <w:instrText xml:space="preserve"> HYPERLINK \l _Toc5627 </w:instrText>
+          </w:r>
+          <w:r>
+            <w:rPr>
+              <w:rFonts w:hint="eastAsia" w:ascii="Microsoft JhengHei" w:hAnsi="Microsoft JhengHei" w:eastAsia="Microsoft JhengHei" w:cs="Microsoft JhengHei"/>
               <w:szCs w:val="24"/>
             </w:rPr>
             <w:fldChar w:fldCharType="separate"/>
@@ -2321,7 +2231,7 @@
             <w:fldChar w:fldCharType="begin"/>
           </w:r>
           <w:r>
-            <w:instrText xml:space="preserve"> PAGEREF _Toc5257 \h </w:instrText>
+            <w:instrText xml:space="preserve"> PAGEREF _Toc5627 \h </w:instrText>
           </w:r>
           <w:r>
             <w:fldChar w:fldCharType="separate"/>
@@ -2334,7 +2244,7 @@
           </w:r>
           <w:r>
             <w:rPr>
-              <w:rFonts w:ascii="Microsoft JhengHei" w:eastAsia="Microsoft JhengHei" w:hAnsi="Microsoft JhengHei" w:cs="Microsoft JhengHei" w:hint="eastAsia"/>
+              <w:rFonts w:hint="eastAsia" w:ascii="Microsoft JhengHei" w:hAnsi="Microsoft JhengHei" w:eastAsia="Microsoft JhengHei" w:cs="Microsoft JhengHei"/>
               <w:szCs w:val="24"/>
             </w:rPr>
             <w:fldChar w:fldCharType="end"/>
@@ -2342,42 +2252,28 @@
         </w:p>
         <w:p>
           <w:pPr>
-            <w:pStyle w:val="TOC1"/>
-            <w:keepNext w:val="0"/>
-            <w:keepLines w:val="0"/>
-            <w:pageBreakBefore w:val="0"/>
-            <w:widowControl w:val="0"/>
+            <w:pStyle w:val="16"/>
             <w:tabs>
               <w:tab w:val="right" w:leader="dot" w:pos="8497"/>
             </w:tabs>
-            <w:kinsoku w:val="0"/>
-            <w:wordWrap/>
-            <w:overflowPunct/>
-            <w:topLinePunct w:val="0"/>
-            <w:autoSpaceDE w:val="0"/>
-            <w:autoSpaceDN w:val="0"/>
-            <w:bidi w:val="0"/>
-            <w:adjustRightInd w:val="0"/>
-            <w:snapToGrid w:val="0"/>
-            <w:textAlignment w:val="baseline"/>
           </w:pPr>
           <w:r>
             <w:rPr>
-              <w:rFonts w:ascii="Microsoft JhengHei" w:eastAsia="Microsoft JhengHei" w:hAnsi="Microsoft JhengHei" w:cs="Microsoft JhengHei" w:hint="eastAsia"/>
+              <w:rFonts w:hint="eastAsia" w:ascii="Microsoft JhengHei" w:hAnsi="Microsoft JhengHei" w:eastAsia="Microsoft JhengHei" w:cs="Microsoft JhengHei"/>
               <w:szCs w:val="24"/>
             </w:rPr>
             <w:fldChar w:fldCharType="begin"/>
           </w:r>
           <w:r>
             <w:rPr>
-              <w:rFonts w:ascii="Microsoft JhengHei" w:eastAsia="Microsoft JhengHei" w:hAnsi="Microsoft JhengHei" w:cs="Microsoft JhengHei" w:hint="eastAsia"/>
-              <w:szCs w:val="24"/>
-            </w:rPr>
-            <w:instrText xml:space="preserve"> HYPERLINK \l _Toc7462 </w:instrText>
-          </w:r>
-          <w:r>
-            <w:rPr>
-              <w:rFonts w:ascii="Microsoft JhengHei" w:eastAsia="Microsoft JhengHei" w:hAnsi="Microsoft JhengHei" w:cs="Microsoft JhengHei" w:hint="eastAsia"/>
+              <w:rFonts w:hint="eastAsia" w:ascii="Microsoft JhengHei" w:hAnsi="Microsoft JhengHei" w:eastAsia="Microsoft JhengHei" w:cs="Microsoft JhengHei"/>
+              <w:szCs w:val="24"/>
+            </w:rPr>
+            <w:instrText xml:space="preserve"> HYPERLINK \l _Toc12450 </w:instrText>
+          </w:r>
+          <w:r>
+            <w:rPr>
+              <w:rFonts w:hint="eastAsia" w:ascii="Microsoft JhengHei" w:hAnsi="Microsoft JhengHei" w:eastAsia="Microsoft JhengHei" w:cs="Microsoft JhengHei"/>
               <w:szCs w:val="24"/>
             </w:rPr>
             <w:fldChar w:fldCharType="separate"/>
@@ -2398,7 +2294,7 @@
             <w:fldChar w:fldCharType="begin"/>
           </w:r>
           <w:r>
-            <w:instrText xml:space="preserve"> PAGEREF _Toc7462 \h </w:instrText>
+            <w:instrText xml:space="preserve"> PAGEREF _Toc12450 \h </w:instrText>
           </w:r>
           <w:r>
             <w:fldChar w:fldCharType="separate"/>
@@ -2411,7 +2307,7 @@
           </w:r>
           <w:r>
             <w:rPr>
-              <w:rFonts w:ascii="Microsoft JhengHei" w:eastAsia="Microsoft JhengHei" w:hAnsi="Microsoft JhengHei" w:cs="Microsoft JhengHei" w:hint="eastAsia"/>
+              <w:rFonts w:hint="eastAsia" w:ascii="Microsoft JhengHei" w:hAnsi="Microsoft JhengHei" w:eastAsia="Microsoft JhengHei" w:cs="Microsoft JhengHei"/>
               <w:szCs w:val="24"/>
             </w:rPr>
             <w:fldChar w:fldCharType="end"/>
@@ -2419,42 +2315,28 @@
         </w:p>
         <w:p>
           <w:pPr>
-            <w:pStyle w:val="TOC1"/>
-            <w:keepNext w:val="0"/>
-            <w:keepLines w:val="0"/>
-            <w:pageBreakBefore w:val="0"/>
-            <w:widowControl w:val="0"/>
+            <w:pStyle w:val="16"/>
             <w:tabs>
               <w:tab w:val="right" w:leader="dot" w:pos="8497"/>
             </w:tabs>
-            <w:kinsoku w:val="0"/>
-            <w:wordWrap/>
-            <w:overflowPunct/>
-            <w:topLinePunct w:val="0"/>
-            <w:autoSpaceDE w:val="0"/>
-            <w:autoSpaceDN w:val="0"/>
-            <w:bidi w:val="0"/>
-            <w:adjustRightInd w:val="0"/>
-            <w:snapToGrid w:val="0"/>
-            <w:textAlignment w:val="baseline"/>
           </w:pPr>
           <w:r>
             <w:rPr>
-              <w:rFonts w:ascii="Microsoft JhengHei" w:eastAsia="Microsoft JhengHei" w:hAnsi="Microsoft JhengHei" w:cs="Microsoft JhengHei" w:hint="eastAsia"/>
+              <w:rFonts w:hint="eastAsia" w:ascii="Microsoft JhengHei" w:hAnsi="Microsoft JhengHei" w:eastAsia="Microsoft JhengHei" w:cs="Microsoft JhengHei"/>
               <w:szCs w:val="24"/>
             </w:rPr>
             <w:fldChar w:fldCharType="begin"/>
           </w:r>
           <w:r>
             <w:rPr>
-              <w:rFonts w:ascii="Microsoft JhengHei" w:eastAsia="Microsoft JhengHei" w:hAnsi="Microsoft JhengHei" w:cs="Microsoft JhengHei" w:hint="eastAsia"/>
-              <w:szCs w:val="24"/>
-            </w:rPr>
-            <w:instrText xml:space="preserve"> HYPERLINK \l _Toc28787 </w:instrText>
-          </w:r>
-          <w:r>
-            <w:rPr>
-              <w:rFonts w:ascii="Microsoft JhengHei" w:eastAsia="Microsoft JhengHei" w:hAnsi="Microsoft JhengHei" w:cs="Microsoft JhengHei" w:hint="eastAsia"/>
+              <w:rFonts w:hint="eastAsia" w:ascii="Microsoft JhengHei" w:hAnsi="Microsoft JhengHei" w:eastAsia="Microsoft JhengHei" w:cs="Microsoft JhengHei"/>
+              <w:szCs w:val="24"/>
+            </w:rPr>
+            <w:instrText xml:space="preserve"> HYPERLINK \l _Toc30695 </w:instrText>
+          </w:r>
+          <w:r>
+            <w:rPr>
+              <w:rFonts w:hint="eastAsia" w:ascii="Microsoft JhengHei" w:hAnsi="Microsoft JhengHei" w:eastAsia="Microsoft JhengHei" w:cs="Microsoft JhengHei"/>
               <w:szCs w:val="24"/>
             </w:rPr>
             <w:fldChar w:fldCharType="separate"/>
@@ -2475,7 +2357,7 @@
             <w:fldChar w:fldCharType="begin"/>
           </w:r>
           <w:r>
-            <w:instrText xml:space="preserve"> PAGEREF _Toc28787 \h </w:instrText>
+            <w:instrText xml:space="preserve"> PAGEREF _Toc30695 \h </w:instrText>
           </w:r>
           <w:r>
             <w:fldChar w:fldCharType="separate"/>
@@ -2488,7 +2370,7 @@
           </w:r>
           <w:r>
             <w:rPr>
-              <w:rFonts w:ascii="Microsoft JhengHei" w:eastAsia="Microsoft JhengHei" w:hAnsi="Microsoft JhengHei" w:cs="Microsoft JhengHei" w:hint="eastAsia"/>
+              <w:rFonts w:hint="eastAsia" w:ascii="Microsoft JhengHei" w:hAnsi="Microsoft JhengHei" w:eastAsia="Microsoft JhengHei" w:cs="Microsoft JhengHei"/>
               <w:szCs w:val="24"/>
             </w:rPr>
             <w:fldChar w:fldCharType="end"/>
@@ -2496,42 +2378,28 @@
         </w:p>
         <w:p>
           <w:pPr>
-            <w:pStyle w:val="TOC1"/>
-            <w:keepNext w:val="0"/>
-            <w:keepLines w:val="0"/>
-            <w:pageBreakBefore w:val="0"/>
-            <w:widowControl w:val="0"/>
+            <w:pStyle w:val="16"/>
             <w:tabs>
               <w:tab w:val="right" w:leader="dot" w:pos="8497"/>
             </w:tabs>
-            <w:kinsoku w:val="0"/>
-            <w:wordWrap/>
-            <w:overflowPunct/>
-            <w:topLinePunct w:val="0"/>
-            <w:autoSpaceDE w:val="0"/>
-            <w:autoSpaceDN w:val="0"/>
-            <w:bidi w:val="0"/>
-            <w:adjustRightInd w:val="0"/>
-            <w:snapToGrid w:val="0"/>
-            <w:textAlignment w:val="baseline"/>
           </w:pPr>
           <w:r>
             <w:rPr>
-              <w:rFonts w:ascii="Microsoft JhengHei" w:eastAsia="Microsoft JhengHei" w:hAnsi="Microsoft JhengHei" w:cs="Microsoft JhengHei" w:hint="eastAsia"/>
+              <w:rFonts w:hint="eastAsia" w:ascii="Microsoft JhengHei" w:hAnsi="Microsoft JhengHei" w:eastAsia="Microsoft JhengHei" w:cs="Microsoft JhengHei"/>
               <w:szCs w:val="24"/>
             </w:rPr>
             <w:fldChar w:fldCharType="begin"/>
           </w:r>
           <w:r>
             <w:rPr>
-              <w:rFonts w:ascii="Microsoft JhengHei" w:eastAsia="Microsoft JhengHei" w:hAnsi="Microsoft JhengHei" w:cs="Microsoft JhengHei" w:hint="eastAsia"/>
-              <w:szCs w:val="24"/>
-            </w:rPr>
-            <w:instrText xml:space="preserve"> HYPERLINK \l _Toc13517 </w:instrText>
-          </w:r>
-          <w:r>
-            <w:rPr>
-              <w:rFonts w:ascii="Microsoft JhengHei" w:eastAsia="Microsoft JhengHei" w:hAnsi="Microsoft JhengHei" w:cs="Microsoft JhengHei" w:hint="eastAsia"/>
+              <w:rFonts w:hint="eastAsia" w:ascii="Microsoft JhengHei" w:hAnsi="Microsoft JhengHei" w:eastAsia="Microsoft JhengHei" w:cs="Microsoft JhengHei"/>
+              <w:szCs w:val="24"/>
+            </w:rPr>
+            <w:instrText xml:space="preserve"> HYPERLINK \l _Toc15513 </w:instrText>
+          </w:r>
+          <w:r>
+            <w:rPr>
+              <w:rFonts w:hint="eastAsia" w:ascii="Microsoft JhengHei" w:hAnsi="Microsoft JhengHei" w:eastAsia="Microsoft JhengHei" w:cs="Microsoft JhengHei"/>
               <w:szCs w:val="24"/>
             </w:rPr>
             <w:fldChar w:fldCharType="separate"/>
@@ -2552,7 +2420,7 @@
             <w:fldChar w:fldCharType="begin"/>
           </w:r>
           <w:r>
-            <w:instrText xml:space="preserve"> PAGEREF _Toc13517 \h </w:instrText>
+            <w:instrText xml:space="preserve"> PAGEREF _Toc15513 \h </w:instrText>
           </w:r>
           <w:r>
             <w:fldChar w:fldCharType="separate"/>
@@ -2565,7 +2433,7 @@
           </w:r>
           <w:r>
             <w:rPr>
-              <w:rFonts w:ascii="Microsoft JhengHei" w:eastAsia="Microsoft JhengHei" w:hAnsi="Microsoft JhengHei" w:cs="Microsoft JhengHei" w:hint="eastAsia"/>
+              <w:rFonts w:hint="eastAsia" w:ascii="Microsoft JhengHei" w:hAnsi="Microsoft JhengHei" w:eastAsia="Microsoft JhengHei" w:cs="Microsoft JhengHei"/>
               <w:szCs w:val="24"/>
             </w:rPr>
             <w:fldChar w:fldCharType="end"/>
@@ -2573,42 +2441,28 @@
         </w:p>
         <w:p>
           <w:pPr>
-            <w:pStyle w:val="TOC1"/>
-            <w:keepNext w:val="0"/>
-            <w:keepLines w:val="0"/>
-            <w:pageBreakBefore w:val="0"/>
-            <w:widowControl w:val="0"/>
+            <w:pStyle w:val="16"/>
             <w:tabs>
               <w:tab w:val="right" w:leader="dot" w:pos="8497"/>
             </w:tabs>
-            <w:kinsoku w:val="0"/>
-            <w:wordWrap/>
-            <w:overflowPunct/>
-            <w:topLinePunct w:val="0"/>
-            <w:autoSpaceDE w:val="0"/>
-            <w:autoSpaceDN w:val="0"/>
-            <w:bidi w:val="0"/>
-            <w:adjustRightInd w:val="0"/>
-            <w:snapToGrid w:val="0"/>
-            <w:textAlignment w:val="baseline"/>
           </w:pPr>
           <w:r>
             <w:rPr>
-              <w:rFonts w:ascii="Microsoft JhengHei" w:eastAsia="Microsoft JhengHei" w:hAnsi="Microsoft JhengHei" w:cs="Microsoft JhengHei" w:hint="eastAsia"/>
+              <w:rFonts w:hint="eastAsia" w:ascii="Microsoft JhengHei" w:hAnsi="Microsoft JhengHei" w:eastAsia="Microsoft JhengHei" w:cs="Microsoft JhengHei"/>
               <w:szCs w:val="24"/>
             </w:rPr>
             <w:fldChar w:fldCharType="begin"/>
           </w:r>
           <w:r>
             <w:rPr>
-              <w:rFonts w:ascii="Microsoft JhengHei" w:eastAsia="Microsoft JhengHei" w:hAnsi="Microsoft JhengHei" w:cs="Microsoft JhengHei" w:hint="eastAsia"/>
-              <w:szCs w:val="24"/>
-            </w:rPr>
-            <w:instrText xml:space="preserve"> HYPERLINK \l _Toc23537 </w:instrText>
-          </w:r>
-          <w:r>
-            <w:rPr>
-              <w:rFonts w:ascii="Microsoft JhengHei" w:eastAsia="Microsoft JhengHei" w:hAnsi="Microsoft JhengHei" w:cs="Microsoft JhengHei" w:hint="eastAsia"/>
+              <w:rFonts w:hint="eastAsia" w:ascii="Microsoft JhengHei" w:hAnsi="Microsoft JhengHei" w:eastAsia="Microsoft JhengHei" w:cs="Microsoft JhengHei"/>
+              <w:szCs w:val="24"/>
+            </w:rPr>
+            <w:instrText xml:space="preserve"> HYPERLINK \l _Toc15984 </w:instrText>
+          </w:r>
+          <w:r>
+            <w:rPr>
+              <w:rFonts w:hint="eastAsia" w:ascii="Microsoft JhengHei" w:hAnsi="Microsoft JhengHei" w:eastAsia="Microsoft JhengHei" w:cs="Microsoft JhengHei"/>
               <w:szCs w:val="24"/>
             </w:rPr>
             <w:fldChar w:fldCharType="separate"/>
@@ -2629,7 +2483,7 @@
             <w:fldChar w:fldCharType="begin"/>
           </w:r>
           <w:r>
-            <w:instrText xml:space="preserve"> PAGEREF _Toc23537 \h </w:instrText>
+            <w:instrText xml:space="preserve"> PAGEREF _Toc15984 \h </w:instrText>
           </w:r>
           <w:r>
             <w:fldChar w:fldCharType="separate"/>
@@ -2642,7 +2496,7 @@
           </w:r>
           <w:r>
             <w:rPr>
-              <w:rFonts w:ascii="Microsoft JhengHei" w:eastAsia="Microsoft JhengHei" w:hAnsi="Microsoft JhengHei" w:cs="Microsoft JhengHei" w:hint="eastAsia"/>
+              <w:rFonts w:hint="eastAsia" w:ascii="Microsoft JhengHei" w:hAnsi="Microsoft JhengHei" w:eastAsia="Microsoft JhengHei" w:cs="Microsoft JhengHei"/>
               <w:szCs w:val="24"/>
             </w:rPr>
             <w:fldChar w:fldCharType="end"/>
@@ -2650,42 +2504,28 @@
         </w:p>
         <w:p>
           <w:pPr>
-            <w:pStyle w:val="TOC1"/>
-            <w:keepNext w:val="0"/>
-            <w:keepLines w:val="0"/>
-            <w:pageBreakBefore w:val="0"/>
-            <w:widowControl w:val="0"/>
+            <w:pStyle w:val="16"/>
             <w:tabs>
               <w:tab w:val="right" w:leader="dot" w:pos="8497"/>
             </w:tabs>
-            <w:kinsoku w:val="0"/>
-            <w:wordWrap/>
-            <w:overflowPunct/>
-            <w:topLinePunct w:val="0"/>
-            <w:autoSpaceDE w:val="0"/>
-            <w:autoSpaceDN w:val="0"/>
-            <w:bidi w:val="0"/>
-            <w:adjustRightInd w:val="0"/>
-            <w:snapToGrid w:val="0"/>
-            <w:textAlignment w:val="baseline"/>
           </w:pPr>
           <w:r>
             <w:rPr>
-              <w:rFonts w:ascii="Microsoft JhengHei" w:eastAsia="Microsoft JhengHei" w:hAnsi="Microsoft JhengHei" w:cs="Microsoft JhengHei" w:hint="eastAsia"/>
+              <w:rFonts w:hint="eastAsia" w:ascii="Microsoft JhengHei" w:hAnsi="Microsoft JhengHei" w:eastAsia="Microsoft JhengHei" w:cs="Microsoft JhengHei"/>
               <w:szCs w:val="24"/>
             </w:rPr>
             <w:fldChar w:fldCharType="begin"/>
           </w:r>
           <w:r>
             <w:rPr>
-              <w:rFonts w:ascii="Microsoft JhengHei" w:eastAsia="Microsoft JhengHei" w:hAnsi="Microsoft JhengHei" w:cs="Microsoft JhengHei" w:hint="eastAsia"/>
-              <w:szCs w:val="24"/>
-            </w:rPr>
-            <w:instrText xml:space="preserve"> HYPERLINK \l _Toc15645 </w:instrText>
-          </w:r>
-          <w:r>
-            <w:rPr>
-              <w:rFonts w:ascii="Microsoft JhengHei" w:eastAsia="Microsoft JhengHei" w:hAnsi="Microsoft JhengHei" w:cs="Microsoft JhengHei" w:hint="eastAsia"/>
+              <w:rFonts w:hint="eastAsia" w:ascii="Microsoft JhengHei" w:hAnsi="Microsoft JhengHei" w:eastAsia="Microsoft JhengHei" w:cs="Microsoft JhengHei"/>
+              <w:szCs w:val="24"/>
+            </w:rPr>
+            <w:instrText xml:space="preserve"> HYPERLINK \l _Toc10965 </w:instrText>
+          </w:r>
+          <w:r>
+            <w:rPr>
+              <w:rFonts w:hint="eastAsia" w:ascii="Microsoft JhengHei" w:hAnsi="Microsoft JhengHei" w:eastAsia="Microsoft JhengHei" w:cs="Microsoft JhengHei"/>
               <w:szCs w:val="24"/>
             </w:rPr>
             <w:fldChar w:fldCharType="separate"/>
@@ -2706,7 +2546,7 @@
             <w:fldChar w:fldCharType="begin"/>
           </w:r>
           <w:r>
-            <w:instrText xml:space="preserve"> PAGEREF _Toc15645 \h </w:instrText>
+            <w:instrText xml:space="preserve"> PAGEREF _Toc10965 \h </w:instrText>
           </w:r>
           <w:r>
             <w:fldChar w:fldCharType="separate"/>
@@ -2719,7 +2559,7 @@
           </w:r>
           <w:r>
             <w:rPr>
-              <w:rFonts w:ascii="Microsoft JhengHei" w:eastAsia="Microsoft JhengHei" w:hAnsi="Microsoft JhengHei" w:cs="Microsoft JhengHei" w:hint="eastAsia"/>
+              <w:rFonts w:hint="eastAsia" w:ascii="Microsoft JhengHei" w:hAnsi="Microsoft JhengHei" w:eastAsia="Microsoft JhengHei" w:cs="Microsoft JhengHei"/>
               <w:szCs w:val="24"/>
             </w:rPr>
             <w:fldChar w:fldCharType="end"/>
@@ -2727,42 +2567,28 @@
         </w:p>
         <w:p>
           <w:pPr>
-            <w:pStyle w:val="TOC1"/>
-            <w:keepNext w:val="0"/>
-            <w:keepLines w:val="0"/>
-            <w:pageBreakBefore w:val="0"/>
-            <w:widowControl w:val="0"/>
+            <w:pStyle w:val="16"/>
             <w:tabs>
               <w:tab w:val="right" w:leader="dot" w:pos="8497"/>
             </w:tabs>
-            <w:kinsoku w:val="0"/>
-            <w:wordWrap/>
-            <w:overflowPunct/>
-            <w:topLinePunct w:val="0"/>
-            <w:autoSpaceDE w:val="0"/>
-            <w:autoSpaceDN w:val="0"/>
-            <w:bidi w:val="0"/>
-            <w:adjustRightInd w:val="0"/>
-            <w:snapToGrid w:val="0"/>
-            <w:textAlignment w:val="baseline"/>
           </w:pPr>
           <w:r>
             <w:rPr>
-              <w:rFonts w:ascii="Microsoft JhengHei" w:eastAsia="Microsoft JhengHei" w:hAnsi="Microsoft JhengHei" w:cs="Microsoft JhengHei" w:hint="eastAsia"/>
+              <w:rFonts w:hint="eastAsia" w:ascii="Microsoft JhengHei" w:hAnsi="Microsoft JhengHei" w:eastAsia="Microsoft JhengHei" w:cs="Microsoft JhengHei"/>
               <w:szCs w:val="24"/>
             </w:rPr>
             <w:fldChar w:fldCharType="begin"/>
           </w:r>
           <w:r>
             <w:rPr>
-              <w:rFonts w:ascii="Microsoft JhengHei" w:eastAsia="Microsoft JhengHei" w:hAnsi="Microsoft JhengHei" w:cs="Microsoft JhengHei" w:hint="eastAsia"/>
-              <w:szCs w:val="24"/>
-            </w:rPr>
-            <w:instrText xml:space="preserve"> HYPERLINK \l _Toc15428 </w:instrText>
-          </w:r>
-          <w:r>
-            <w:rPr>
-              <w:rFonts w:ascii="Microsoft JhengHei" w:eastAsia="Microsoft JhengHei" w:hAnsi="Microsoft JhengHei" w:cs="Microsoft JhengHei" w:hint="eastAsia"/>
+              <w:rFonts w:hint="eastAsia" w:ascii="Microsoft JhengHei" w:hAnsi="Microsoft JhengHei" w:eastAsia="Microsoft JhengHei" w:cs="Microsoft JhengHei"/>
+              <w:szCs w:val="24"/>
+            </w:rPr>
+            <w:instrText xml:space="preserve"> HYPERLINK \l _Toc10969 </w:instrText>
+          </w:r>
+          <w:r>
+            <w:rPr>
+              <w:rFonts w:hint="eastAsia" w:ascii="Microsoft JhengHei" w:hAnsi="Microsoft JhengHei" w:eastAsia="Microsoft JhengHei" w:cs="Microsoft JhengHei"/>
               <w:szCs w:val="24"/>
             </w:rPr>
             <w:fldChar w:fldCharType="separate"/>
@@ -2783,7 +2609,7 @@
             <w:fldChar w:fldCharType="begin"/>
           </w:r>
           <w:r>
-            <w:instrText xml:space="preserve"> PAGEREF _Toc15428 \h </w:instrText>
+            <w:instrText xml:space="preserve"> PAGEREF _Toc10969 \h </w:instrText>
           </w:r>
           <w:r>
             <w:fldChar w:fldCharType="separate"/>
@@ -2796,7 +2622,7 @@
           </w:r>
           <w:r>
             <w:rPr>
-              <w:rFonts w:ascii="Microsoft JhengHei" w:eastAsia="Microsoft JhengHei" w:hAnsi="Microsoft JhengHei" w:cs="Microsoft JhengHei" w:hint="eastAsia"/>
+              <w:rFonts w:hint="eastAsia" w:ascii="Microsoft JhengHei" w:hAnsi="Microsoft JhengHei" w:eastAsia="Microsoft JhengHei" w:cs="Microsoft JhengHei"/>
               <w:szCs w:val="24"/>
             </w:rPr>
             <w:fldChar w:fldCharType="end"/>
@@ -2804,42 +2630,28 @@
         </w:p>
         <w:p>
           <w:pPr>
-            <w:pStyle w:val="TOC1"/>
-            <w:keepNext w:val="0"/>
-            <w:keepLines w:val="0"/>
-            <w:pageBreakBefore w:val="0"/>
-            <w:widowControl w:val="0"/>
+            <w:pStyle w:val="16"/>
             <w:tabs>
               <w:tab w:val="right" w:leader="dot" w:pos="8497"/>
             </w:tabs>
-            <w:kinsoku w:val="0"/>
-            <w:wordWrap/>
-            <w:overflowPunct/>
-            <w:topLinePunct w:val="0"/>
-            <w:autoSpaceDE w:val="0"/>
-            <w:autoSpaceDN w:val="0"/>
-            <w:bidi w:val="0"/>
-            <w:adjustRightInd w:val="0"/>
-            <w:snapToGrid w:val="0"/>
-            <w:textAlignment w:val="baseline"/>
           </w:pPr>
           <w:r>
             <w:rPr>
-              <w:rFonts w:ascii="Microsoft JhengHei" w:eastAsia="Microsoft JhengHei" w:hAnsi="Microsoft JhengHei" w:cs="Microsoft JhengHei" w:hint="eastAsia"/>
+              <w:rFonts w:hint="eastAsia" w:ascii="Microsoft JhengHei" w:hAnsi="Microsoft JhengHei" w:eastAsia="Microsoft JhengHei" w:cs="Microsoft JhengHei"/>
               <w:szCs w:val="24"/>
             </w:rPr>
             <w:fldChar w:fldCharType="begin"/>
           </w:r>
           <w:r>
             <w:rPr>
-              <w:rFonts w:ascii="Microsoft JhengHei" w:eastAsia="Microsoft JhengHei" w:hAnsi="Microsoft JhengHei" w:cs="Microsoft JhengHei" w:hint="eastAsia"/>
-              <w:szCs w:val="24"/>
-            </w:rPr>
-            <w:instrText xml:space="preserve"> HYPERLINK \l _Toc9084 </w:instrText>
-          </w:r>
-          <w:r>
-            <w:rPr>
-              <w:rFonts w:ascii="Microsoft JhengHei" w:eastAsia="Microsoft JhengHei" w:hAnsi="Microsoft JhengHei" w:cs="Microsoft JhengHei" w:hint="eastAsia"/>
+              <w:rFonts w:hint="eastAsia" w:ascii="Microsoft JhengHei" w:hAnsi="Microsoft JhengHei" w:eastAsia="Microsoft JhengHei" w:cs="Microsoft JhengHei"/>
+              <w:szCs w:val="24"/>
+            </w:rPr>
+            <w:instrText xml:space="preserve"> HYPERLINK \l _Toc19047 </w:instrText>
+          </w:r>
+          <w:r>
+            <w:rPr>
+              <w:rFonts w:hint="eastAsia" w:ascii="Microsoft JhengHei" w:hAnsi="Microsoft JhengHei" w:eastAsia="Microsoft JhengHei" w:cs="Microsoft JhengHei"/>
               <w:szCs w:val="24"/>
             </w:rPr>
             <w:fldChar w:fldCharType="separate"/>
@@ -2860,7 +2672,7 @@
             <w:fldChar w:fldCharType="begin"/>
           </w:r>
           <w:r>
-            <w:instrText xml:space="preserve"> PAGEREF _Toc9084 \h </w:instrText>
+            <w:instrText xml:space="preserve"> PAGEREF _Toc19047 \h </w:instrText>
           </w:r>
           <w:r>
             <w:fldChar w:fldCharType="separate"/>
@@ -2873,7 +2685,7 @@
           </w:r>
           <w:r>
             <w:rPr>
-              <w:rFonts w:ascii="Microsoft JhengHei" w:eastAsia="Microsoft JhengHei" w:hAnsi="Microsoft JhengHei" w:cs="Microsoft JhengHei" w:hint="eastAsia"/>
+              <w:rFonts w:hint="eastAsia" w:ascii="Microsoft JhengHei" w:hAnsi="Microsoft JhengHei" w:eastAsia="Microsoft JhengHei" w:cs="Microsoft JhengHei"/>
               <w:szCs w:val="24"/>
             </w:rPr>
             <w:fldChar w:fldCharType="end"/>
@@ -2881,42 +2693,28 @@
         </w:p>
         <w:p>
           <w:pPr>
-            <w:pStyle w:val="TOC1"/>
-            <w:keepNext w:val="0"/>
-            <w:keepLines w:val="0"/>
-            <w:pageBreakBefore w:val="0"/>
-            <w:widowControl w:val="0"/>
+            <w:pStyle w:val="16"/>
             <w:tabs>
               <w:tab w:val="right" w:leader="dot" w:pos="8497"/>
             </w:tabs>
-            <w:kinsoku w:val="0"/>
-            <w:wordWrap/>
-            <w:overflowPunct/>
-            <w:topLinePunct w:val="0"/>
-            <w:autoSpaceDE w:val="0"/>
-            <w:autoSpaceDN w:val="0"/>
-            <w:bidi w:val="0"/>
-            <w:adjustRightInd w:val="0"/>
-            <w:snapToGrid w:val="0"/>
-            <w:textAlignment w:val="baseline"/>
           </w:pPr>
           <w:r>
             <w:rPr>
-              <w:rFonts w:ascii="Microsoft JhengHei" w:eastAsia="Microsoft JhengHei" w:hAnsi="Microsoft JhengHei" w:cs="Microsoft JhengHei" w:hint="eastAsia"/>
+              <w:rFonts w:hint="eastAsia" w:ascii="Microsoft JhengHei" w:hAnsi="Microsoft JhengHei" w:eastAsia="Microsoft JhengHei" w:cs="Microsoft JhengHei"/>
               <w:szCs w:val="24"/>
             </w:rPr>
             <w:fldChar w:fldCharType="begin"/>
           </w:r>
           <w:r>
             <w:rPr>
-              <w:rFonts w:ascii="Microsoft JhengHei" w:eastAsia="Microsoft JhengHei" w:hAnsi="Microsoft JhengHei" w:cs="Microsoft JhengHei" w:hint="eastAsia"/>
-              <w:szCs w:val="24"/>
-            </w:rPr>
-            <w:instrText xml:space="preserve"> HYPERLINK \l _Toc6588 </w:instrText>
-          </w:r>
-          <w:r>
-            <w:rPr>
-              <w:rFonts w:ascii="Microsoft JhengHei" w:eastAsia="Microsoft JhengHei" w:hAnsi="Microsoft JhengHei" w:cs="Microsoft JhengHei" w:hint="eastAsia"/>
+              <w:rFonts w:hint="eastAsia" w:ascii="Microsoft JhengHei" w:hAnsi="Microsoft JhengHei" w:eastAsia="Microsoft JhengHei" w:cs="Microsoft JhengHei"/>
+              <w:szCs w:val="24"/>
+            </w:rPr>
+            <w:instrText xml:space="preserve"> HYPERLINK \l _Toc32608 </w:instrText>
+          </w:r>
+          <w:r>
+            <w:rPr>
+              <w:rFonts w:hint="eastAsia" w:ascii="Microsoft JhengHei" w:hAnsi="Microsoft JhengHei" w:eastAsia="Microsoft JhengHei" w:cs="Microsoft JhengHei"/>
               <w:szCs w:val="24"/>
             </w:rPr>
             <w:fldChar w:fldCharType="separate"/>
@@ -2937,7 +2735,7 @@
             <w:fldChar w:fldCharType="begin"/>
           </w:r>
           <w:r>
-            <w:instrText xml:space="preserve"> PAGEREF _Toc6588 \h </w:instrText>
+            <w:instrText xml:space="preserve"> PAGEREF _Toc32608 \h </w:instrText>
           </w:r>
           <w:r>
             <w:fldChar w:fldCharType="separate"/>
@@ -2950,7 +2748,7 @@
           </w:r>
           <w:r>
             <w:rPr>
-              <w:rFonts w:ascii="Microsoft JhengHei" w:eastAsia="Microsoft JhengHei" w:hAnsi="Microsoft JhengHei" w:cs="Microsoft JhengHei" w:hint="eastAsia"/>
+              <w:rFonts w:hint="eastAsia" w:ascii="Microsoft JhengHei" w:hAnsi="Microsoft JhengHei" w:eastAsia="Microsoft JhengHei" w:cs="Microsoft JhengHei"/>
               <w:szCs w:val="24"/>
             </w:rPr>
             <w:fldChar w:fldCharType="end"/>
@@ -2974,7 +2772,7 @@
             <w:spacing w:line="219" w:lineRule="auto"/>
             <w:textAlignment w:val="baseline"/>
             <w:rPr>
-              <w:rFonts w:ascii="Microsoft JhengHei" w:eastAsia="Microsoft JhengHei" w:hAnsi="Microsoft JhengHei" w:cs="Microsoft JhengHei" w:hint="eastAsia"/>
+              <w:rFonts w:hint="eastAsia" w:ascii="Microsoft JhengHei" w:hAnsi="Microsoft JhengHei" w:eastAsia="Microsoft JhengHei" w:cs="Microsoft JhengHei"/>
               <w:snapToGrid w:val="0"/>
               <w:color w:val="000000"/>
               <w:kern w:val="0"/>
@@ -2985,7 +2783,7 @@
           </w:pPr>
           <w:r>
             <w:rPr>
-              <w:rFonts w:ascii="Microsoft JhengHei" w:eastAsia="Microsoft JhengHei" w:hAnsi="Microsoft JhengHei" w:cs="Microsoft JhengHei" w:hint="eastAsia"/>
+              <w:rFonts w:hint="eastAsia" w:ascii="Microsoft JhengHei" w:hAnsi="Microsoft JhengHei" w:eastAsia="Microsoft JhengHei" w:cs="Microsoft JhengHei"/>
               <w:szCs w:val="24"/>
             </w:rPr>
             <w:fldChar w:fldCharType="end"/>
@@ -3011,7 +2809,7 @@
         <w:spacing w:line="219" w:lineRule="auto"/>
         <w:textAlignment w:val="baseline"/>
         <w:rPr>
-          <w:rFonts w:ascii="Times New Roman" w:eastAsia="Times New Roman" w:hAnsi="Times New Roman" w:cs="Times New Roman"/>
+          <w:rFonts w:ascii="Times New Roman" w:hAnsi="Times New Roman" w:eastAsia="Times New Roman" w:cs="Times New Roman"/>
           <w:snapToGrid w:val="0"/>
           <w:color w:val="000000"/>
           <w:kern w:val="0"/>
@@ -3022,13 +2820,13 @@
         <w:sectPr>
           <w:pgSz w:w="11906" w:h="16839"/>
           <w:pgMar w:top="1431" w:right="1700" w:bottom="0" w:left="1709" w:header="0" w:footer="0" w:gutter="0"/>
-          <w:cols w:num="1" w:space="720"/>
+          <w:cols w:space="720" w:num="1"/>
         </w:sectPr>
       </w:pPr>
     </w:p>
     <w:p>
       <w:pPr>
-        <w:pStyle w:val="1"/>
+        <w:pStyle w:val="26"/>
         <w:keepNext w:val="0"/>
         <w:keepLines w:val="0"/>
         <w:pageBreakBefore w:val="0"/>
@@ -3044,11 +2842,11 @@
         <w:snapToGrid w:val="0"/>
         <w:textAlignment w:val="baseline"/>
       </w:pPr>
-      <w:bookmarkStart w:id="4" w:name="_Toc22516"/>
+      <w:bookmarkStart w:id="3" w:name="_Toc5555"/>
       <w:r>
         <w:t>目的</w:t>
       </w:r>
-      <w:bookmarkEnd w:id="4"/>
+      <w:bookmarkEnd w:id="3"/>
     </w:p>
     <w:p>
       <w:pPr>
@@ -3066,17 +2864,17 @@
         <w:adjustRightInd w:val="0"/>
         <w:snapToGrid w:val="0"/>
         <w:spacing w:line="360" w:lineRule="auto"/>
-        <w:ind w:right="0" w:firstLine="420" w:firstLineChars="200"/>
+        <w:ind w:right="0" w:firstLine="476" w:firstLineChars="200"/>
         <w:textAlignment w:val="baseline"/>
         <w:rPr>
-          <w:rFonts w:ascii="宋体" w:eastAsia="宋体" w:hAnsi="宋体" w:cs="宋体"/>
+          <w:rFonts w:ascii="宋体" w:hAnsi="宋体" w:eastAsia="宋体" w:cs="宋体"/>
           <w:sz w:val="24"/>
           <w:szCs w:val="24"/>
         </w:rPr>
       </w:pPr>
       <w:r>
         <w:rPr>
-          <w:rFonts w:ascii="宋体" w:eastAsia="宋体" w:hAnsi="宋体" w:cs="宋体"/>
+          <w:rFonts w:ascii="宋体" w:hAnsi="宋体" w:eastAsia="宋体" w:cs="宋体"/>
           <w:spacing w:val="-1"/>
           <w:sz w:val="24"/>
           <w:szCs w:val="24"/>
@@ -3085,7 +2883,7 @@
       </w:r>
       <w:r>
         <w:rPr>
-          <w:rFonts w:ascii="宋体" w:eastAsia="宋体" w:hAnsi="宋体" w:cs="宋体"/>
+          <w:rFonts w:ascii="宋体" w:hAnsi="宋体" w:eastAsia="宋体" w:cs="宋体"/>
           <w:spacing w:val="-5"/>
           <w:sz w:val="24"/>
           <w:szCs w:val="24"/>
@@ -3095,7 +2893,7 @@
     </w:p>
     <w:p>
       <w:pPr>
-        <w:pStyle w:val="1"/>
+        <w:pStyle w:val="26"/>
         <w:keepNext w:val="0"/>
         <w:keepLines w:val="0"/>
         <w:pageBreakBefore w:val="0"/>
@@ -3111,11 +2909,11 @@
         <w:snapToGrid w:val="0"/>
         <w:textAlignment w:val="baseline"/>
       </w:pPr>
-      <w:bookmarkStart w:id="5" w:name="_Toc24306"/>
+      <w:bookmarkStart w:id="4" w:name="_Toc16892"/>
       <w:r>
         <w:t>适用范围</w:t>
       </w:r>
-      <w:bookmarkEnd w:id="5"/>
+      <w:bookmarkEnd w:id="4"/>
     </w:p>
     <w:p>
       <w:pPr>
@@ -3133,10 +2931,10 @@
         <w:adjustRightInd w:val="0"/>
         <w:snapToGrid w:val="0"/>
         <w:spacing w:line="360" w:lineRule="auto"/>
-        <w:ind w:right="0" w:firstLine="420" w:firstLineChars="200"/>
+        <w:ind w:right="0" w:firstLine="460" w:firstLineChars="200"/>
         <w:textAlignment w:val="baseline"/>
         <w:rPr>
-          <w:rFonts w:ascii="宋体" w:eastAsia="宋体" w:hAnsi="宋体" w:cs="宋体"/>
+          <w:rFonts w:ascii="宋体" w:hAnsi="宋体" w:eastAsia="宋体" w:cs="宋体"/>
           <w:spacing w:val="-5"/>
           <w:sz w:val="24"/>
           <w:szCs w:val="24"/>
@@ -3144,7 +2942,7 @@
       </w:pPr>
       <w:r>
         <w:rPr>
-          <w:rFonts w:ascii="宋体" w:eastAsia="宋体" w:hAnsi="宋体" w:cs="宋体"/>
+          <w:rFonts w:ascii="宋体" w:hAnsi="宋体" w:eastAsia="宋体" w:cs="宋体"/>
           <w:spacing w:val="-5"/>
           <w:sz w:val="24"/>
           <w:szCs w:val="24"/>
@@ -3154,7 +2952,7 @@
     </w:p>
     <w:p>
       <w:pPr>
-        <w:pStyle w:val="1"/>
+        <w:pStyle w:val="26"/>
         <w:keepNext w:val="0"/>
         <w:keepLines w:val="0"/>
         <w:pageBreakBefore w:val="0"/>
@@ -3170,11 +2968,11 @@
         <w:snapToGrid w:val="0"/>
         <w:textAlignment w:val="baseline"/>
       </w:pPr>
-      <w:bookmarkStart w:id="6" w:name="_Toc15418"/>
+      <w:bookmarkStart w:id="5" w:name="_Toc5410"/>
       <w:r>
         <w:t>引用文件</w:t>
       </w:r>
-      <w:bookmarkEnd w:id="6"/>
+      <w:bookmarkEnd w:id="5"/>
     </w:p>
     <w:p>
       <w:pPr>
@@ -3196,17 +2994,17 @@
         <w:adjustRightInd w:val="0"/>
         <w:snapToGrid w:val="0"/>
         <w:spacing w:line="360" w:lineRule="auto"/>
-        <w:ind w:left="425" w:hanging="425" w:leftChars="0" w:firstLineChars="0"/>
+        <w:ind w:left="425" w:leftChars="0" w:hanging="425" w:firstLineChars="0"/>
         <w:textAlignment w:val="baseline"/>
         <w:rPr>
-          <w:rFonts w:ascii="宋体" w:eastAsia="宋体" w:hAnsi="宋体" w:cs="宋体"/>
+          <w:rFonts w:ascii="宋体" w:hAnsi="宋体" w:eastAsia="宋体" w:cs="宋体"/>
           <w:sz w:val="24"/>
           <w:szCs w:val="24"/>
         </w:rPr>
       </w:pPr>
       <w:r>
         <w:rPr>
-          <w:rFonts w:ascii="宋体" w:eastAsia="宋体" w:hAnsi="宋体" w:cs="宋体" w:hint="eastAsia"/>
+          <w:rFonts w:hint="eastAsia" w:ascii="宋体" w:hAnsi="宋体" w:eastAsia="宋体" w:cs="宋体"/>
           <w:spacing w:val="-2"/>
           <w:sz w:val="24"/>
           <w:szCs w:val="24"/>
@@ -3215,7 +3013,7 @@
       </w:r>
       <w:r>
         <w:rPr>
-          <w:rFonts w:ascii="宋体" w:eastAsia="宋体" w:hAnsi="宋体" w:cs="宋体"/>
+          <w:rFonts w:ascii="宋体" w:hAnsi="宋体" w:eastAsia="宋体" w:cs="宋体"/>
           <w:spacing w:val="-2"/>
           <w:sz w:val="24"/>
           <w:szCs w:val="24"/>
@@ -3243,17 +3041,17 @@
         <w:adjustRightInd w:val="0"/>
         <w:snapToGrid w:val="0"/>
         <w:spacing w:line="360" w:lineRule="auto"/>
-        <w:ind w:left="425" w:hanging="425" w:leftChars="0" w:firstLineChars="0"/>
+        <w:ind w:left="425" w:leftChars="0" w:hanging="425" w:firstLineChars="0"/>
         <w:textAlignment w:val="baseline"/>
         <w:rPr>
-          <w:rFonts w:ascii="宋体" w:eastAsia="宋体" w:hAnsi="宋体" w:cs="宋体"/>
+          <w:rFonts w:ascii="宋体" w:hAnsi="宋体" w:eastAsia="宋体" w:cs="宋体"/>
           <w:sz w:val="24"/>
           <w:szCs w:val="24"/>
         </w:rPr>
       </w:pPr>
       <w:r>
         <w:rPr>
-          <w:rFonts w:ascii="宋体" w:eastAsia="宋体" w:hAnsi="宋体" w:cs="宋体"/>
+          <w:rFonts w:ascii="宋体" w:hAnsi="宋体" w:eastAsia="宋体" w:cs="宋体"/>
           <w:spacing w:val="-1"/>
           <w:sz w:val="24"/>
           <w:szCs w:val="24"/>
@@ -3262,7 +3060,7 @@
       </w:r>
       <w:r>
         <w:rPr>
-          <w:rFonts w:ascii="宋体" w:eastAsia="宋体" w:hAnsi="宋体" w:cs="宋体"/>
+          <w:rFonts w:ascii="宋体" w:hAnsi="宋体" w:eastAsia="宋体" w:cs="宋体"/>
           <w:spacing w:val="-2"/>
           <w:sz w:val="24"/>
           <w:szCs w:val="24"/>
@@ -3271,7 +3069,7 @@
       </w:r>
       <w:r>
         <w:rPr>
-          <w:rFonts w:ascii="宋体" w:eastAsia="宋体" w:hAnsi="宋体" w:cs="宋体"/>
+          <w:rFonts w:ascii="宋体" w:hAnsi="宋体" w:eastAsia="宋体" w:cs="宋体"/>
           <w:spacing w:val="-33"/>
           <w:sz w:val="24"/>
           <w:szCs w:val="24"/>
@@ -3280,7 +3078,7 @@
       </w:r>
       <w:r>
         <w:rPr>
-          <w:rFonts w:ascii="宋体" w:eastAsia="宋体" w:hAnsi="宋体" w:cs="宋体"/>
+          <w:rFonts w:ascii="宋体" w:hAnsi="宋体" w:eastAsia="宋体" w:cs="宋体"/>
           <w:spacing w:val="-2"/>
           <w:sz w:val="24"/>
           <w:szCs w:val="24"/>
@@ -3289,7 +3087,7 @@
       </w:r>
       <w:r>
         <w:rPr>
-          <w:rFonts w:ascii="宋体" w:eastAsia="宋体" w:hAnsi="宋体" w:cs="宋体"/>
+          <w:rFonts w:ascii="宋体" w:hAnsi="宋体" w:eastAsia="宋体" w:cs="宋体"/>
           <w:spacing w:val="-47"/>
           <w:sz w:val="24"/>
           <w:szCs w:val="24"/>
@@ -3298,7 +3096,7 @@
       </w:r>
       <w:r>
         <w:rPr>
-          <w:rFonts w:ascii="宋体" w:eastAsia="宋体" w:hAnsi="宋体" w:cs="宋体"/>
+          <w:rFonts w:ascii="宋体" w:hAnsi="宋体" w:eastAsia="宋体" w:cs="宋体"/>
           <w:spacing w:val="-2"/>
           <w:sz w:val="24"/>
           <w:szCs w:val="24"/>
@@ -3326,17 +3124,17 @@
         <w:adjustRightInd w:val="0"/>
         <w:snapToGrid w:val="0"/>
         <w:spacing w:line="360" w:lineRule="auto"/>
-        <w:ind w:left="425" w:hanging="425" w:leftChars="0" w:firstLineChars="0"/>
+        <w:ind w:left="425" w:leftChars="0" w:hanging="425" w:firstLineChars="0"/>
         <w:textAlignment w:val="baseline"/>
         <w:rPr>
-          <w:rFonts w:ascii="宋体" w:eastAsia="宋体" w:hAnsi="宋体" w:cs="宋体"/>
+          <w:rFonts w:ascii="宋体" w:hAnsi="宋体" w:eastAsia="宋体" w:cs="宋体"/>
           <w:sz w:val="24"/>
           <w:szCs w:val="24"/>
         </w:rPr>
       </w:pPr>
       <w:r>
         <w:rPr>
-          <w:rFonts w:ascii="宋体" w:eastAsia="宋体" w:hAnsi="宋体" w:cs="宋体"/>
+          <w:rFonts w:ascii="宋体" w:hAnsi="宋体" w:eastAsia="宋体" w:cs="宋体"/>
           <w:spacing w:val="-1"/>
           <w:sz w:val="24"/>
           <w:szCs w:val="24"/>
@@ -3364,17 +3162,17 @@
         <w:adjustRightInd w:val="0"/>
         <w:snapToGrid w:val="0"/>
         <w:spacing w:line="360" w:lineRule="auto"/>
-        <w:ind w:left="425" w:hanging="425" w:leftChars="0" w:firstLineChars="0"/>
+        <w:ind w:left="425" w:leftChars="0" w:hanging="425" w:firstLineChars="0"/>
         <w:textAlignment w:val="baseline"/>
         <w:rPr>
-          <w:rFonts w:ascii="宋体" w:eastAsia="宋体" w:hAnsi="宋体" w:cs="宋体"/>
+          <w:rFonts w:ascii="宋体" w:hAnsi="宋体" w:eastAsia="宋体" w:cs="宋体"/>
           <w:sz w:val="24"/>
           <w:szCs w:val="24"/>
         </w:rPr>
       </w:pPr>
       <w:r>
         <w:rPr>
-          <w:rFonts w:ascii="宋体" w:eastAsia="宋体" w:hAnsi="宋体" w:cs="宋体"/>
+          <w:rFonts w:ascii="宋体" w:hAnsi="宋体" w:eastAsia="宋体" w:cs="宋体"/>
           <w:spacing w:val="-3"/>
           <w:sz w:val="24"/>
           <w:szCs w:val="24"/>
@@ -3384,7 +3182,7 @@
     </w:p>
     <w:p>
       <w:pPr>
-        <w:pStyle w:val="1"/>
+        <w:pStyle w:val="26"/>
         <w:keepNext w:val="0"/>
         <w:keepLines w:val="0"/>
         <w:pageBreakBefore w:val="0"/>
@@ -3403,11 +3201,11 @@
       <w:r>
         <w:t xml:space="preserve"> </w:t>
       </w:r>
-      <w:bookmarkStart w:id="7" w:name="_Toc15884"/>
+      <w:bookmarkStart w:id="6" w:name="_Toc10398"/>
       <w:r>
         <w:t>术语与定义</w:t>
       </w:r>
-      <w:bookmarkEnd w:id="7"/>
+      <w:bookmarkEnd w:id="6"/>
     </w:p>
     <w:p>
       <w:pPr>
@@ -3428,14 +3226,14 @@
         <w:ind w:left="724"/>
         <w:textAlignment w:val="baseline"/>
         <w:rPr>
-          <w:rFonts w:ascii="宋体" w:eastAsia="宋体" w:hAnsi="宋体" w:cs="宋体"/>
+          <w:rFonts w:ascii="宋体" w:hAnsi="宋体" w:eastAsia="宋体" w:cs="宋体"/>
           <w:sz w:val="24"/>
           <w:szCs w:val="24"/>
         </w:rPr>
       </w:pPr>
       <w:r>
         <w:rPr>
-          <w:rFonts w:ascii="宋体" w:eastAsia="宋体" w:hAnsi="宋体" w:cs="宋体"/>
+          <w:rFonts w:ascii="宋体" w:hAnsi="宋体" w:eastAsia="宋体" w:cs="宋体"/>
           <w:sz w:val="24"/>
           <w:szCs w:val="24"/>
         </w:rPr>
@@ -3444,7 +3242,7 @@
     </w:p>
     <w:p>
       <w:pPr>
-        <w:pStyle w:val="1"/>
+        <w:pStyle w:val="26"/>
         <w:keepNext w:val="0"/>
         <w:keepLines w:val="0"/>
         <w:pageBreakBefore w:val="0"/>
@@ -3460,11 +3258,11 @@
         <w:snapToGrid w:val="0"/>
         <w:textAlignment w:val="baseline"/>
       </w:pPr>
-      <w:bookmarkStart w:id="8" w:name="_Toc23107"/>
+      <w:bookmarkStart w:id="7" w:name="_Toc18576"/>
       <w:r>
         <w:t>角色与职责</w:t>
       </w:r>
-      <w:bookmarkEnd w:id="8"/>
+      <w:bookmarkEnd w:id="7"/>
     </w:p>
     <w:p>
       <w:pPr>
@@ -3487,16 +3285,16 @@
     </w:p>
     <w:tbl>
       <w:tblPr>
-        <w:tblStyle w:val="TableNormal0"/>
+        <w:tblStyle w:val="24"/>
         <w:tblW w:w="8521" w:type="dxa"/>
         <w:tblInd w:w="5" w:type="dxa"/>
         <w:tblBorders>
-          <w:top w:val="single" w:sz="4" w:space="0" w:color="000000"/>
-          <w:left w:val="single" w:sz="4" w:space="0" w:color="000000"/>
-          <w:bottom w:val="single" w:sz="4" w:space="0" w:color="000000"/>
-          <w:right w:val="single" w:sz="4" w:space="0" w:color="000000"/>
-          <w:insideH w:val="single" w:sz="4" w:space="0" w:color="000000"/>
-          <w:insideV w:val="single" w:sz="4" w:space="0" w:color="000000"/>
+          <w:top w:val="single" w:color="000000" w:sz="4" w:space="0"/>
+          <w:left w:val="single" w:color="000000" w:sz="4" w:space="0"/>
+          <w:bottom w:val="single" w:color="000000" w:sz="4" w:space="0"/>
+          <w:right w:val="single" w:color="000000" w:sz="4" w:space="0"/>
+          <w:insideH w:val="single" w:color="000000" w:sz="4" w:space="0"/>
+          <w:insideV w:val="single" w:color="000000" w:sz="4" w:space="0"/>
         </w:tblBorders>
         <w:tblLayout w:type="fixed"/>
         <w:tblCellMar>
@@ -3513,17 +3311,14 @@
       </w:tblGrid>
       <w:tr>
         <w:tblPrEx>
-          <w:tblW w:w="8521" w:type="dxa"/>
-          <w:tblInd w:w="5" w:type="dxa"/>
           <w:tblBorders>
-            <w:top w:val="single" w:sz="4" w:space="0" w:color="000000"/>
-            <w:left w:val="single" w:sz="4" w:space="0" w:color="000000"/>
-            <w:bottom w:val="single" w:sz="4" w:space="0" w:color="000000"/>
-            <w:right w:val="single" w:sz="4" w:space="0" w:color="000000"/>
-            <w:insideH w:val="single" w:sz="4" w:space="0" w:color="000000"/>
-            <w:insideV w:val="single" w:sz="4" w:space="0" w:color="000000"/>
+            <w:top w:val="single" w:color="000000" w:sz="4" w:space="0"/>
+            <w:left w:val="single" w:color="000000" w:sz="4" w:space="0"/>
+            <w:bottom w:val="single" w:color="000000" w:sz="4" w:space="0"/>
+            <w:right w:val="single" w:color="000000" w:sz="4" w:space="0"/>
+            <w:insideH w:val="single" w:color="000000" w:sz="4" w:space="0"/>
+            <w:insideV w:val="single" w:color="000000" w:sz="4" w:space="0"/>
           </w:tblBorders>
-          <w:tblLayout w:type="fixed"/>
           <w:tblCellMar>
             <w:top w:w="0" w:type="dxa"/>
             <w:left w:w="0" w:type="dxa"/>
@@ -3532,7 +3327,7 @@
           </w:tblCellMar>
         </w:tblPrEx>
         <w:trPr>
-          <w:trHeight w:val="625"/>
+          <w:trHeight w:val="625" w:hRule="atLeast"/>
         </w:trPr>
         <w:tc>
           <w:tcPr>
@@ -3558,14 +3353,14 @@
               <w:ind w:left="1217"/>
               <w:textAlignment w:val="baseline"/>
               <w:rPr>
-                <w:rFonts w:ascii="宋体" w:eastAsia="宋体" w:hAnsi="宋体" w:cs="宋体"/>
+                <w:rFonts w:ascii="宋体" w:hAnsi="宋体" w:eastAsia="宋体" w:cs="宋体"/>
                 <w:sz w:val="21"/>
                 <w:szCs w:val="21"/>
               </w:rPr>
             </w:pPr>
             <w:r>
               <w:rPr>
-                <w:rFonts w:ascii="宋体" w:eastAsia="宋体" w:hAnsi="宋体" w:cs="宋体"/>
+                <w:rFonts w:ascii="宋体" w:hAnsi="宋体" w:eastAsia="宋体" w:cs="宋体"/>
                 <w:spacing w:val="-3"/>
                 <w:sz w:val="21"/>
                 <w:szCs w:val="21"/>
@@ -3598,14 +3393,14 @@
               <w:ind w:left="1005"/>
               <w:textAlignment w:val="baseline"/>
               <w:rPr>
-                <w:rFonts w:ascii="宋体" w:eastAsia="宋体" w:hAnsi="宋体" w:cs="宋体"/>
+                <w:rFonts w:ascii="宋体" w:hAnsi="宋体" w:eastAsia="宋体" w:cs="宋体"/>
                 <w:sz w:val="21"/>
                 <w:szCs w:val="21"/>
               </w:rPr>
             </w:pPr>
             <w:r>
               <w:rPr>
-                <w:rFonts w:ascii="宋体" w:eastAsia="宋体" w:hAnsi="宋体" w:cs="宋体"/>
+                <w:rFonts w:ascii="宋体" w:hAnsi="宋体" w:eastAsia="宋体" w:cs="宋体"/>
                 <w:spacing w:val="-3"/>
                 <w:sz w:val="21"/>
                 <w:szCs w:val="21"/>
@@ -3639,14 +3434,14 @@
               <w:jc w:val="right"/>
               <w:textAlignment w:val="baseline"/>
               <w:rPr>
-                <w:rFonts w:ascii="宋体" w:eastAsia="宋体" w:hAnsi="宋体" w:cs="宋体"/>
+                <w:rFonts w:ascii="宋体" w:hAnsi="宋体" w:eastAsia="宋体" w:cs="宋体"/>
                 <w:sz w:val="21"/>
                 <w:szCs w:val="21"/>
               </w:rPr>
             </w:pPr>
             <w:r>
               <w:rPr>
-                <w:rFonts w:ascii="宋体" w:eastAsia="宋体" w:hAnsi="宋体" w:cs="宋体"/>
+                <w:rFonts w:ascii="宋体" w:hAnsi="宋体" w:eastAsia="宋体" w:cs="宋体"/>
                 <w:spacing w:val="-3"/>
                 <w:sz w:val="21"/>
                 <w:szCs w:val="21"/>
@@ -3658,9 +3453,14 @@
       </w:tr>
       <w:tr>
         <w:tblPrEx>
-          <w:tblW w:w="8521" w:type="dxa"/>
-          <w:tblInd w:w="5" w:type="dxa"/>
-          <w:tblLayout w:type="fixed"/>
+          <w:tblBorders>
+            <w:top w:val="single" w:color="000000" w:sz="4" w:space="0"/>
+            <w:left w:val="single" w:color="000000" w:sz="4" w:space="0"/>
+            <w:bottom w:val="single" w:color="000000" w:sz="4" w:space="0"/>
+            <w:right w:val="single" w:color="000000" w:sz="4" w:space="0"/>
+            <w:insideH w:val="single" w:color="000000" w:sz="4" w:space="0"/>
+            <w:insideV w:val="single" w:color="000000" w:sz="4" w:space="0"/>
+          </w:tblBorders>
           <w:tblCellMar>
             <w:top w:w="0" w:type="dxa"/>
             <w:left w:w="0" w:type="dxa"/>
@@ -3669,7 +3469,7 @@
           </w:tblCellMar>
         </w:tblPrEx>
         <w:trPr>
-          <w:trHeight w:val="310"/>
+          <w:trHeight w:val="310" w:hRule="atLeast"/>
         </w:trPr>
         <w:tc>
           <w:tcPr>
@@ -3694,14 +3494,14 @@
               <w:ind w:left="897"/>
               <w:textAlignment w:val="baseline"/>
               <w:rPr>
-                <w:rFonts w:ascii="宋体" w:eastAsia="宋体" w:hAnsi="宋体" w:cs="宋体"/>
+                <w:rFonts w:ascii="宋体" w:hAnsi="宋体" w:eastAsia="宋体" w:cs="宋体"/>
                 <w:sz w:val="21"/>
                 <w:szCs w:val="21"/>
               </w:rPr>
             </w:pPr>
             <w:r>
               <w:rPr>
-                <w:rFonts w:ascii="宋体" w:eastAsia="宋体" w:hAnsi="宋体" w:cs="宋体"/>
+                <w:rFonts w:ascii="宋体" w:hAnsi="宋体" w:eastAsia="宋体" w:cs="宋体"/>
                 <w:spacing w:val="-2"/>
                 <w:sz w:val="21"/>
                 <w:szCs w:val="21"/>
@@ -3733,14 +3533,14 @@
               <w:ind w:left="172"/>
               <w:textAlignment w:val="baseline"/>
               <w:rPr>
-                <w:rFonts w:ascii="宋体" w:eastAsia="宋体" w:hAnsi="宋体" w:cs="宋体"/>
+                <w:rFonts w:ascii="宋体" w:hAnsi="宋体" w:eastAsia="宋体" w:cs="宋体"/>
                 <w:sz w:val="21"/>
                 <w:szCs w:val="21"/>
               </w:rPr>
             </w:pPr>
             <w:r>
               <w:rPr>
-                <w:rFonts w:ascii="宋体" w:eastAsia="宋体" w:hAnsi="宋体" w:cs="宋体"/>
+                <w:rFonts w:ascii="宋体" w:hAnsi="宋体" w:eastAsia="宋体" w:cs="宋体"/>
                 <w:spacing w:val="-2"/>
                 <w:sz w:val="21"/>
                 <w:szCs w:val="21"/>
@@ -3772,7 +3572,7 @@
               <w:ind w:left="1004"/>
               <w:textAlignment w:val="baseline"/>
               <w:rPr>
-                <w:rFonts w:ascii="宋体" w:eastAsia="宋体" w:hAnsi="宋体" w:cs="宋体" w:hint="default"/>
+                <w:rFonts w:hint="default" w:ascii="宋体" w:hAnsi="宋体" w:eastAsia="宋体" w:cs="宋体"/>
                 <w:sz w:val="21"/>
                 <w:szCs w:val="21"/>
                 <w:lang w:val="en-US" w:eastAsia="zh-CN"/>
@@ -3780,7 +3580,7 @@
             </w:pPr>
             <w:r>
               <w:rPr>
-                <w:rFonts w:ascii="宋体" w:eastAsia="宋体" w:hAnsi="宋体" w:cs="宋体"/>
+                <w:rFonts w:ascii="宋体" w:hAnsi="宋体" w:eastAsia="宋体" w:cs="宋体"/>
                 <w:spacing w:val="-2"/>
                 <w:sz w:val="21"/>
                 <w:szCs w:val="21"/>
@@ -3789,7 +3589,7 @@
             </w:r>
             <w:r>
               <w:rPr>
-                <w:rFonts w:ascii="宋体" w:eastAsia="宋体" w:hAnsi="宋体" w:cs="宋体" w:hint="eastAsia"/>
+                <w:rFonts w:hint="eastAsia" w:ascii="宋体" w:hAnsi="宋体" w:eastAsia="宋体" w:cs="宋体"/>
                 <w:spacing w:val="-2"/>
                 <w:sz w:val="21"/>
                 <w:szCs w:val="21"/>
@@ -3802,9 +3602,14 @@
       </w:tr>
       <w:tr>
         <w:tblPrEx>
-          <w:tblW w:w="8521" w:type="dxa"/>
-          <w:tblInd w:w="5" w:type="dxa"/>
-          <w:tblLayout w:type="fixed"/>
+          <w:tblBorders>
+            <w:top w:val="single" w:color="000000" w:sz="4" w:space="0"/>
+            <w:left w:val="single" w:color="000000" w:sz="4" w:space="0"/>
+            <w:bottom w:val="single" w:color="000000" w:sz="4" w:space="0"/>
+            <w:right w:val="single" w:color="000000" w:sz="4" w:space="0"/>
+            <w:insideH w:val="single" w:color="000000" w:sz="4" w:space="0"/>
+            <w:insideV w:val="single" w:color="000000" w:sz="4" w:space="0"/>
+          </w:tblBorders>
           <w:tblCellMar>
             <w:top w:w="0" w:type="dxa"/>
             <w:left w:w="0" w:type="dxa"/>
@@ -3813,7 +3618,7 @@
           </w:tblCellMar>
         </w:tblPrEx>
         <w:trPr>
-          <w:trHeight w:val="310"/>
+          <w:trHeight w:val="310" w:hRule="atLeast"/>
         </w:trPr>
         <w:tc>
           <w:tcPr>
@@ -3838,14 +3643,14 @@
               <w:ind w:left="897"/>
               <w:textAlignment w:val="baseline"/>
               <w:rPr>
-                <w:rFonts w:ascii="宋体" w:eastAsia="宋体" w:hAnsi="宋体" w:cs="宋体"/>
+                <w:rFonts w:ascii="宋体" w:hAnsi="宋体" w:eastAsia="宋体" w:cs="宋体"/>
                 <w:sz w:val="21"/>
                 <w:szCs w:val="21"/>
               </w:rPr>
             </w:pPr>
             <w:r>
               <w:rPr>
-                <w:rFonts w:ascii="宋体" w:eastAsia="宋体" w:hAnsi="宋体" w:cs="宋体"/>
+                <w:rFonts w:ascii="宋体" w:hAnsi="宋体" w:eastAsia="宋体" w:cs="宋体"/>
                 <w:spacing w:val="-2"/>
                 <w:sz w:val="21"/>
                 <w:szCs w:val="21"/>
@@ -3877,14 +3682,14 @@
               <w:ind w:left="690"/>
               <w:textAlignment w:val="baseline"/>
               <w:rPr>
-                <w:rFonts w:ascii="宋体" w:eastAsia="宋体" w:hAnsi="宋体" w:cs="宋体"/>
+                <w:rFonts w:ascii="宋体" w:hAnsi="宋体" w:eastAsia="宋体" w:cs="宋体"/>
                 <w:sz w:val="21"/>
                 <w:szCs w:val="21"/>
               </w:rPr>
             </w:pPr>
             <w:r>
               <w:rPr>
-                <w:rFonts w:ascii="宋体" w:eastAsia="宋体" w:hAnsi="宋体" w:cs="宋体"/>
+                <w:rFonts w:ascii="宋体" w:hAnsi="宋体" w:eastAsia="宋体" w:cs="宋体"/>
                 <w:spacing w:val="-2"/>
                 <w:sz w:val="21"/>
                 <w:szCs w:val="21"/>
@@ -3916,14 +3721,14 @@
               <w:ind w:left="1217"/>
               <w:textAlignment w:val="baseline"/>
               <w:rPr>
-                <w:rFonts w:ascii="宋体" w:eastAsia="宋体" w:hAnsi="宋体" w:cs="宋体"/>
+                <w:rFonts w:ascii="宋体" w:hAnsi="宋体" w:eastAsia="宋体" w:cs="宋体"/>
                 <w:sz w:val="21"/>
                 <w:szCs w:val="21"/>
               </w:rPr>
             </w:pPr>
             <w:r>
               <w:rPr>
-                <w:rFonts w:ascii="宋体" w:eastAsia="宋体" w:hAnsi="宋体" w:cs="宋体"/>
+                <w:rFonts w:ascii="宋体" w:hAnsi="宋体" w:eastAsia="宋体" w:cs="宋体"/>
                 <w:spacing w:val="-3"/>
                 <w:sz w:val="21"/>
                 <w:szCs w:val="21"/>
@@ -3935,9 +3740,14 @@
       </w:tr>
       <w:tr>
         <w:tblPrEx>
-          <w:tblW w:w="8521" w:type="dxa"/>
-          <w:tblInd w:w="5" w:type="dxa"/>
-          <w:tblLayout w:type="fixed"/>
+          <w:tblBorders>
+            <w:top w:val="single" w:color="000000" w:sz="4" w:space="0"/>
+            <w:left w:val="single" w:color="000000" w:sz="4" w:space="0"/>
+            <w:bottom w:val="single" w:color="000000" w:sz="4" w:space="0"/>
+            <w:right w:val="single" w:color="000000" w:sz="4" w:space="0"/>
+            <w:insideH w:val="single" w:color="000000" w:sz="4" w:space="0"/>
+            <w:insideV w:val="single" w:color="000000" w:sz="4" w:space="0"/>
+          </w:tblBorders>
           <w:tblCellMar>
             <w:top w:w="0" w:type="dxa"/>
             <w:left w:w="0" w:type="dxa"/>
@@ -3946,7 +3756,7 @@
           </w:tblCellMar>
         </w:tblPrEx>
         <w:trPr>
-          <w:trHeight w:val="314"/>
+          <w:trHeight w:val="314" w:hRule="atLeast"/>
         </w:trPr>
         <w:tc>
           <w:tcPr>
@@ -3971,14 +3781,14 @@
               <w:ind w:left="1119"/>
               <w:textAlignment w:val="baseline"/>
               <w:rPr>
-                <w:rFonts w:ascii="宋体" w:eastAsia="宋体" w:hAnsi="宋体" w:cs="宋体"/>
+                <w:rFonts w:ascii="宋体" w:hAnsi="宋体" w:eastAsia="宋体" w:cs="宋体"/>
                 <w:sz w:val="21"/>
                 <w:szCs w:val="21"/>
               </w:rPr>
             </w:pPr>
             <w:r>
               <w:rPr>
-                <w:rFonts w:ascii="宋体" w:eastAsia="宋体" w:hAnsi="宋体" w:cs="宋体"/>
+                <w:rFonts w:ascii="宋体" w:hAnsi="宋体" w:eastAsia="宋体" w:cs="宋体"/>
                 <w:spacing w:val="-5"/>
                 <w:sz w:val="21"/>
                 <w:szCs w:val="21"/>
@@ -4010,14 +3820,14 @@
               <w:ind w:left="690"/>
               <w:textAlignment w:val="baseline"/>
               <w:rPr>
-                <w:rFonts w:ascii="宋体" w:eastAsia="宋体" w:hAnsi="宋体" w:cs="宋体"/>
+                <w:rFonts w:ascii="宋体" w:hAnsi="宋体" w:eastAsia="宋体" w:cs="宋体"/>
                 <w:sz w:val="21"/>
                 <w:szCs w:val="21"/>
               </w:rPr>
             </w:pPr>
             <w:r>
               <w:rPr>
-                <w:rFonts w:ascii="宋体" w:eastAsia="宋体" w:hAnsi="宋体" w:cs="宋体"/>
+                <w:rFonts w:ascii="宋体" w:hAnsi="宋体" w:eastAsia="宋体" w:cs="宋体"/>
                 <w:spacing w:val="-2"/>
                 <w:sz w:val="21"/>
                 <w:szCs w:val="21"/>
@@ -4049,14 +3859,14 @@
               <w:ind w:left="1323"/>
               <w:textAlignment w:val="baseline"/>
               <w:rPr>
-                <w:rFonts w:ascii="宋体" w:eastAsia="宋体" w:hAnsi="宋体" w:cs="宋体"/>
+                <w:rFonts w:ascii="宋体" w:hAnsi="宋体" w:eastAsia="宋体" w:cs="宋体"/>
                 <w:sz w:val="21"/>
                 <w:szCs w:val="21"/>
               </w:rPr>
             </w:pPr>
             <w:r>
               <w:rPr>
-                <w:rFonts w:ascii="宋体" w:eastAsia="宋体" w:hAnsi="宋体" w:cs="宋体"/>
+                <w:rFonts w:ascii="宋体" w:hAnsi="宋体" w:eastAsia="宋体" w:cs="宋体"/>
                 <w:spacing w:val="-4"/>
                 <w:sz w:val="21"/>
                 <w:szCs w:val="21"/>
@@ -4069,7 +3879,7 @@
     </w:tbl>
     <w:p>
       <w:pPr>
-        <w:pStyle w:val="BodyText"/>
+        <w:pStyle w:val="12"/>
         <w:keepNext w:val="0"/>
         <w:keepLines w:val="0"/>
         <w:pageBreakBefore w:val="0"/>
@@ -4089,7 +3899,7 @@
     </w:p>
     <w:p>
       <w:pPr>
-        <w:pStyle w:val="1"/>
+        <w:pStyle w:val="26"/>
         <w:keepNext w:val="0"/>
         <w:keepLines w:val="0"/>
         <w:pageBreakBefore w:val="0"/>
@@ -4105,11 +3915,11 @@
         <w:snapToGrid w:val="0"/>
         <w:textAlignment w:val="baseline"/>
       </w:pPr>
-      <w:bookmarkStart w:id="9" w:name="_Toc5257"/>
+      <w:bookmarkStart w:id="8" w:name="_Toc5627"/>
       <w:r>
         <w:t>投诉的定义</w:t>
       </w:r>
-      <w:bookmarkEnd w:id="9"/>
+      <w:bookmarkEnd w:id="8"/>
     </w:p>
     <w:p>
       <w:pPr>
@@ -4131,10 +3941,10 @@
         <w:adjustRightInd w:val="0"/>
         <w:snapToGrid w:val="0"/>
         <w:spacing w:line="360" w:lineRule="auto"/>
-        <w:ind w:left="425" w:hanging="425" w:leftChars="0" w:firstLineChars="0"/>
+        <w:ind w:left="425" w:leftChars="0" w:hanging="425" w:firstLineChars="0"/>
         <w:textAlignment w:val="baseline"/>
         <w:rPr>
-          <w:rFonts w:ascii="宋体" w:eastAsia="宋体" w:hAnsi="宋体" w:cs="宋体" w:hint="eastAsia"/>
+          <w:rFonts w:hint="eastAsia" w:ascii="宋体" w:hAnsi="宋体" w:eastAsia="宋体" w:cs="宋体"/>
           <w:spacing w:val="-1"/>
           <w:sz w:val="24"/>
           <w:szCs w:val="24"/>
@@ -4142,7 +3952,7 @@
       </w:pPr>
       <w:r>
         <w:rPr>
-          <w:rFonts w:ascii="宋体" w:eastAsia="宋体" w:hAnsi="宋体" w:cs="宋体" w:hint="eastAsia"/>
+          <w:rFonts w:hint="eastAsia" w:ascii="宋体" w:hAnsi="宋体" w:eastAsia="宋体" w:cs="宋体"/>
           <w:spacing w:val="-1"/>
           <w:sz w:val="24"/>
           <w:szCs w:val="24"/>
@@ -4170,10 +3980,10 @@
         <w:adjustRightInd w:val="0"/>
         <w:snapToGrid w:val="0"/>
         <w:spacing w:line="360" w:lineRule="auto"/>
-        <w:ind w:left="425" w:hanging="425" w:leftChars="0" w:firstLineChars="0"/>
+        <w:ind w:left="425" w:leftChars="0" w:hanging="425" w:firstLineChars="0"/>
         <w:textAlignment w:val="baseline"/>
         <w:rPr>
-          <w:rFonts w:ascii="宋体" w:eastAsia="宋体" w:hAnsi="宋体" w:cs="宋体" w:hint="eastAsia"/>
+          <w:rFonts w:hint="eastAsia" w:ascii="宋体" w:hAnsi="宋体" w:eastAsia="宋体" w:cs="宋体"/>
           <w:spacing w:val="-1"/>
           <w:sz w:val="24"/>
           <w:szCs w:val="24"/>
@@ -4181,7 +3991,7 @@
       </w:pPr>
       <w:r>
         <w:rPr>
-          <w:rFonts w:ascii="宋体" w:eastAsia="宋体" w:hAnsi="宋体" w:cs="宋体" w:hint="eastAsia"/>
+          <w:rFonts w:hint="eastAsia" w:ascii="宋体" w:hAnsi="宋体" w:eastAsia="宋体" w:cs="宋体"/>
           <w:spacing w:val="-1"/>
           <w:sz w:val="24"/>
           <w:szCs w:val="24"/>
@@ -4191,7 +4001,7 @@
     </w:p>
     <w:p>
       <w:pPr>
-        <w:pStyle w:val="1"/>
+        <w:pStyle w:val="26"/>
         <w:keepNext w:val="0"/>
         <w:keepLines w:val="0"/>
         <w:pageBreakBefore w:val="0"/>
@@ -4207,11 +4017,11 @@
         <w:snapToGrid w:val="0"/>
         <w:textAlignment w:val="baseline"/>
       </w:pPr>
-      <w:bookmarkStart w:id="10" w:name="_Toc7462"/>
+      <w:bookmarkStart w:id="9" w:name="_Toc12450"/>
       <w:r>
         <w:t>产生投诉的因素</w:t>
       </w:r>
-      <w:bookmarkEnd w:id="10"/>
+      <w:bookmarkEnd w:id="9"/>
     </w:p>
     <w:p>
       <w:pPr>
@@ -4233,10 +4043,10 @@
         <w:adjustRightInd w:val="0"/>
         <w:snapToGrid w:val="0"/>
         <w:spacing w:line="360" w:lineRule="auto"/>
-        <w:ind w:left="425" w:hanging="425" w:leftChars="0" w:firstLineChars="0"/>
+        <w:ind w:left="425" w:leftChars="0" w:hanging="425" w:firstLineChars="0"/>
         <w:textAlignment w:val="baseline"/>
         <w:rPr>
-          <w:rFonts w:ascii="宋体" w:eastAsia="宋体" w:hAnsi="宋体" w:cs="宋体" w:hint="eastAsia"/>
+          <w:rFonts w:hint="eastAsia" w:ascii="宋体" w:hAnsi="宋体" w:eastAsia="宋体" w:cs="宋体"/>
           <w:spacing w:val="-1"/>
           <w:sz w:val="24"/>
           <w:szCs w:val="24"/>
@@ -4244,7 +4054,7 @@
       </w:pPr>
       <w:r>
         <w:rPr>
-          <w:rFonts w:ascii="宋体" w:eastAsia="宋体" w:hAnsi="宋体" w:cs="宋体" w:hint="eastAsia"/>
+          <w:rFonts w:hint="eastAsia" w:ascii="宋体" w:hAnsi="宋体" w:eastAsia="宋体" w:cs="宋体"/>
           <w:spacing w:val="-1"/>
           <w:sz w:val="24"/>
           <w:szCs w:val="24"/>
@@ -4272,10 +4082,10 @@
         <w:adjustRightInd w:val="0"/>
         <w:snapToGrid w:val="0"/>
         <w:spacing w:line="360" w:lineRule="auto"/>
-        <w:ind w:left="425" w:hanging="425" w:leftChars="0" w:firstLineChars="0"/>
+        <w:ind w:left="425" w:leftChars="0" w:hanging="425" w:firstLineChars="0"/>
         <w:textAlignment w:val="baseline"/>
         <w:rPr>
-          <w:rFonts w:ascii="宋体" w:eastAsia="宋体" w:hAnsi="宋体" w:cs="宋体" w:hint="eastAsia"/>
+          <w:rFonts w:hint="eastAsia" w:ascii="宋体" w:hAnsi="宋体" w:eastAsia="宋体" w:cs="宋体"/>
           <w:spacing w:val="-1"/>
           <w:sz w:val="24"/>
           <w:szCs w:val="24"/>
@@ -4283,7 +4093,7 @@
       </w:pPr>
       <w:r>
         <w:rPr>
-          <w:rFonts w:ascii="宋体" w:eastAsia="宋体" w:hAnsi="宋体" w:cs="宋体" w:hint="eastAsia"/>
+          <w:rFonts w:hint="eastAsia" w:ascii="宋体" w:hAnsi="宋体" w:eastAsia="宋体" w:cs="宋体"/>
           <w:spacing w:val="-1"/>
           <w:sz w:val="24"/>
           <w:szCs w:val="24"/>
@@ -4293,7 +4103,7 @@
     </w:p>
     <w:p>
       <w:pPr>
-        <w:pStyle w:val="1"/>
+        <w:pStyle w:val="26"/>
         <w:keepNext w:val="0"/>
         <w:keepLines w:val="0"/>
         <w:pageBreakBefore w:val="0"/>
@@ -4309,11 +4119,11 @@
         <w:snapToGrid w:val="0"/>
         <w:textAlignment w:val="baseline"/>
       </w:pPr>
-      <w:bookmarkStart w:id="11" w:name="_Toc28787"/>
+      <w:bookmarkStart w:id="10" w:name="_Toc30695"/>
       <w:r>
         <w:t>投诉的影响</w:t>
       </w:r>
-      <w:bookmarkEnd w:id="11"/>
+      <w:bookmarkEnd w:id="10"/>
     </w:p>
     <w:p>
       <w:pPr>
@@ -4335,10 +4145,10 @@
         <w:adjustRightInd w:val="0"/>
         <w:snapToGrid w:val="0"/>
         <w:spacing w:line="360" w:lineRule="auto"/>
-        <w:ind w:left="425" w:hanging="425" w:leftChars="0" w:firstLineChars="0"/>
+        <w:ind w:left="425" w:leftChars="0" w:hanging="425" w:firstLineChars="0"/>
         <w:textAlignment w:val="baseline"/>
         <w:rPr>
-          <w:rFonts w:ascii="宋体" w:eastAsia="宋体" w:hAnsi="宋体" w:cs="宋体" w:hint="eastAsia"/>
+          <w:rFonts w:hint="eastAsia" w:ascii="宋体" w:hAnsi="宋体" w:eastAsia="宋体" w:cs="宋体"/>
           <w:spacing w:val="-1"/>
           <w:sz w:val="24"/>
           <w:szCs w:val="24"/>
@@ -4346,7 +4156,7 @@
       </w:pPr>
       <w:r>
         <w:rPr>
-          <w:rFonts w:ascii="宋体" w:eastAsia="宋体" w:hAnsi="宋体" w:cs="宋体" w:hint="eastAsia"/>
+          <w:rFonts w:hint="eastAsia" w:ascii="宋体" w:hAnsi="宋体" w:eastAsia="宋体" w:cs="宋体"/>
           <w:spacing w:val="-1"/>
           <w:sz w:val="24"/>
           <w:szCs w:val="24"/>
@@ -4374,10 +4184,10 @@
         <w:adjustRightInd w:val="0"/>
         <w:snapToGrid w:val="0"/>
         <w:spacing w:line="360" w:lineRule="auto"/>
-        <w:ind w:left="425" w:hanging="425" w:leftChars="0" w:firstLineChars="0"/>
+        <w:ind w:left="425" w:leftChars="0" w:hanging="425" w:firstLineChars="0"/>
         <w:textAlignment w:val="baseline"/>
         <w:rPr>
-          <w:rFonts w:ascii="宋体" w:eastAsia="宋体" w:hAnsi="宋体" w:cs="宋体" w:hint="eastAsia"/>
+          <w:rFonts w:hint="eastAsia" w:ascii="宋体" w:hAnsi="宋体" w:eastAsia="宋体" w:cs="宋体"/>
           <w:spacing w:val="-1"/>
           <w:sz w:val="24"/>
           <w:szCs w:val="24"/>
@@ -4385,7 +4195,7 @@
       </w:pPr>
       <w:r>
         <w:rPr>
-          <w:rFonts w:ascii="宋体" w:eastAsia="宋体" w:hAnsi="宋体" w:cs="宋体" w:hint="eastAsia"/>
+          <w:rFonts w:hint="eastAsia" w:ascii="宋体" w:hAnsi="宋体" w:eastAsia="宋体" w:cs="宋体"/>
           <w:spacing w:val="-1"/>
           <w:sz w:val="24"/>
           <w:szCs w:val="24"/>
@@ -4395,7 +4205,7 @@
     </w:p>
     <w:p>
       <w:pPr>
-        <w:pStyle w:val="1"/>
+        <w:pStyle w:val="26"/>
         <w:keepNext w:val="0"/>
         <w:keepLines w:val="0"/>
         <w:pageBreakBefore w:val="0"/>
@@ -4411,11 +4221,11 @@
         <w:snapToGrid w:val="0"/>
         <w:textAlignment w:val="baseline"/>
       </w:pPr>
-      <w:bookmarkStart w:id="12" w:name="_Toc13517"/>
+      <w:bookmarkStart w:id="11" w:name="_Toc15513"/>
       <w:r>
         <w:t>客户投诉应对目的</w:t>
       </w:r>
-      <w:bookmarkEnd w:id="12"/>
+      <w:bookmarkEnd w:id="11"/>
     </w:p>
     <w:p>
       <w:pPr>
@@ -4437,10 +4247,10 @@
         <w:adjustRightInd w:val="0"/>
         <w:snapToGrid w:val="0"/>
         <w:spacing w:line="360" w:lineRule="auto"/>
-        <w:ind w:left="425" w:hanging="425" w:leftChars="0" w:firstLineChars="0"/>
+        <w:ind w:left="425" w:leftChars="0" w:hanging="425" w:firstLineChars="0"/>
         <w:textAlignment w:val="baseline"/>
         <w:rPr>
-          <w:rFonts w:ascii="宋体" w:eastAsia="宋体" w:hAnsi="宋体" w:cs="宋体" w:hint="eastAsia"/>
+          <w:rFonts w:hint="eastAsia" w:ascii="宋体" w:hAnsi="宋体" w:eastAsia="宋体" w:cs="宋体"/>
           <w:spacing w:val="-1"/>
           <w:sz w:val="24"/>
           <w:szCs w:val="24"/>
@@ -4448,7 +4258,7 @@
       </w:pPr>
       <w:r>
         <w:rPr>
-          <w:rFonts w:ascii="宋体" w:eastAsia="宋体" w:hAnsi="宋体" w:cs="宋体" w:hint="eastAsia"/>
+          <w:rFonts w:hint="eastAsia" w:ascii="宋体" w:hAnsi="宋体" w:eastAsia="宋体" w:cs="宋体"/>
           <w:spacing w:val="-1"/>
           <w:sz w:val="24"/>
           <w:szCs w:val="24"/>
@@ -4476,10 +4286,10 @@
         <w:adjustRightInd w:val="0"/>
         <w:snapToGrid w:val="0"/>
         <w:spacing w:line="360" w:lineRule="auto"/>
-        <w:ind w:left="425" w:hanging="425" w:leftChars="0" w:firstLineChars="0"/>
+        <w:ind w:left="425" w:leftChars="0" w:hanging="425" w:firstLineChars="0"/>
         <w:textAlignment w:val="baseline"/>
         <w:rPr>
-          <w:rFonts w:ascii="宋体" w:eastAsia="宋体" w:hAnsi="宋体" w:cs="宋体" w:hint="eastAsia"/>
+          <w:rFonts w:hint="eastAsia" w:ascii="宋体" w:hAnsi="宋体" w:eastAsia="宋体" w:cs="宋体"/>
           <w:spacing w:val="-1"/>
           <w:sz w:val="24"/>
           <w:szCs w:val="24"/>
@@ -4487,7 +4297,7 @@
       </w:pPr>
       <w:r>
         <w:rPr>
-          <w:rFonts w:ascii="宋体" w:eastAsia="宋体" w:hAnsi="宋体" w:cs="宋体" w:hint="eastAsia"/>
+          <w:rFonts w:hint="eastAsia" w:ascii="宋体" w:hAnsi="宋体" w:eastAsia="宋体" w:cs="宋体"/>
           <w:spacing w:val="-1"/>
           <w:sz w:val="24"/>
           <w:szCs w:val="24"/>
@@ -4515,10 +4325,10 @@
         <w:adjustRightInd w:val="0"/>
         <w:snapToGrid w:val="0"/>
         <w:spacing w:line="360" w:lineRule="auto"/>
-        <w:ind w:left="425" w:hanging="425" w:leftChars="0" w:firstLineChars="0"/>
+        <w:ind w:left="425" w:leftChars="0" w:hanging="425" w:firstLineChars="0"/>
         <w:textAlignment w:val="baseline"/>
         <w:rPr>
-          <w:rFonts w:ascii="宋体" w:eastAsia="宋体" w:hAnsi="宋体" w:cs="宋体" w:hint="eastAsia"/>
+          <w:rFonts w:hint="eastAsia" w:ascii="宋体" w:hAnsi="宋体" w:eastAsia="宋体" w:cs="宋体"/>
           <w:spacing w:val="-1"/>
           <w:sz w:val="24"/>
           <w:szCs w:val="24"/>
@@ -4526,7 +4336,7 @@
       </w:pPr>
       <w:r>
         <w:rPr>
-          <w:rFonts w:ascii="宋体" w:eastAsia="宋体" w:hAnsi="宋体" w:cs="宋体" w:hint="eastAsia"/>
+          <w:rFonts w:hint="eastAsia" w:ascii="宋体" w:hAnsi="宋体" w:eastAsia="宋体" w:cs="宋体"/>
           <w:spacing w:val="-1"/>
           <w:sz w:val="24"/>
           <w:szCs w:val="24"/>
@@ -4554,10 +4364,10 @@
         <w:adjustRightInd w:val="0"/>
         <w:snapToGrid w:val="0"/>
         <w:spacing w:line="360" w:lineRule="auto"/>
-        <w:ind w:left="425" w:hanging="425" w:leftChars="0" w:firstLineChars="0"/>
+        <w:ind w:left="425" w:leftChars="0" w:hanging="425" w:firstLineChars="0"/>
         <w:textAlignment w:val="baseline"/>
         <w:rPr>
-          <w:rFonts w:ascii="宋体" w:eastAsia="宋体" w:hAnsi="宋体" w:cs="宋体" w:hint="eastAsia"/>
+          <w:rFonts w:hint="eastAsia" w:ascii="宋体" w:hAnsi="宋体" w:eastAsia="宋体" w:cs="宋体"/>
           <w:spacing w:val="-1"/>
           <w:sz w:val="24"/>
           <w:szCs w:val="24"/>
@@ -4565,7 +4375,7 @@
       </w:pPr>
       <w:r>
         <w:rPr>
-          <w:rFonts w:ascii="宋体" w:eastAsia="宋体" w:hAnsi="宋体" w:cs="宋体" w:hint="eastAsia"/>
+          <w:rFonts w:hint="eastAsia" w:ascii="宋体" w:hAnsi="宋体" w:eastAsia="宋体" w:cs="宋体"/>
           <w:spacing w:val="-1"/>
           <w:sz w:val="24"/>
           <w:szCs w:val="24"/>
@@ -4593,10 +4403,10 @@
         <w:adjustRightInd w:val="0"/>
         <w:snapToGrid w:val="0"/>
         <w:spacing w:line="360" w:lineRule="auto"/>
-        <w:ind w:left="425" w:hanging="425" w:leftChars="0" w:firstLineChars="0"/>
+        <w:ind w:left="425" w:leftChars="0" w:hanging="425" w:firstLineChars="0"/>
         <w:textAlignment w:val="baseline"/>
         <w:rPr>
-          <w:rFonts w:ascii="宋体" w:eastAsia="宋体" w:hAnsi="宋体" w:cs="宋体" w:hint="eastAsia"/>
+          <w:rFonts w:hint="eastAsia" w:ascii="宋体" w:hAnsi="宋体" w:eastAsia="宋体" w:cs="宋体"/>
           <w:spacing w:val="-1"/>
           <w:sz w:val="24"/>
           <w:szCs w:val="24"/>
@@ -4604,7 +4414,7 @@
       </w:pPr>
       <w:r>
         <w:rPr>
-          <w:rFonts w:ascii="宋体" w:eastAsia="宋体" w:hAnsi="宋体" w:cs="宋体" w:hint="eastAsia"/>
+          <w:rFonts w:hint="eastAsia" w:ascii="宋体" w:hAnsi="宋体" w:eastAsia="宋体" w:cs="宋体"/>
           <w:spacing w:val="-1"/>
           <w:sz w:val="24"/>
           <w:szCs w:val="24"/>
@@ -4632,10 +4442,10 @@
         <w:adjustRightInd w:val="0"/>
         <w:snapToGrid w:val="0"/>
         <w:spacing w:line="360" w:lineRule="auto"/>
-        <w:ind w:left="425" w:hanging="425" w:leftChars="0" w:firstLineChars="0"/>
+        <w:ind w:left="425" w:leftChars="0" w:hanging="425" w:firstLineChars="0"/>
         <w:textAlignment w:val="baseline"/>
         <w:rPr>
-          <w:rFonts w:ascii="宋体" w:eastAsia="宋体" w:hAnsi="宋体" w:cs="宋体" w:hint="eastAsia"/>
+          <w:rFonts w:hint="eastAsia" w:ascii="宋体" w:hAnsi="宋体" w:eastAsia="宋体" w:cs="宋体"/>
           <w:spacing w:val="-1"/>
           <w:sz w:val="24"/>
           <w:szCs w:val="24"/>
@@ -4643,7 +4453,7 @@
       </w:pPr>
       <w:r>
         <w:rPr>
-          <w:rFonts w:ascii="宋体" w:eastAsia="宋体" w:hAnsi="宋体" w:cs="宋体" w:hint="eastAsia"/>
+          <w:rFonts w:hint="eastAsia" w:ascii="宋体" w:hAnsi="宋体" w:eastAsia="宋体" w:cs="宋体"/>
           <w:spacing w:val="-1"/>
           <w:sz w:val="24"/>
           <w:szCs w:val="24"/>
@@ -4653,7 +4463,7 @@
     </w:p>
     <w:p>
       <w:pPr>
-        <w:pStyle w:val="1"/>
+        <w:pStyle w:val="26"/>
         <w:keepNext w:val="0"/>
         <w:keepLines w:val="0"/>
         <w:pageBreakBefore w:val="0"/>
@@ -4669,11 +4479,11 @@
         <w:snapToGrid w:val="0"/>
         <w:textAlignment w:val="baseline"/>
       </w:pPr>
-      <w:bookmarkStart w:id="13" w:name="_Toc23537"/>
+      <w:bookmarkStart w:id="12" w:name="_Toc15984"/>
       <w:r>
         <w:t>投诉级别</w:t>
       </w:r>
-      <w:bookmarkEnd w:id="13"/>
+      <w:bookmarkEnd w:id="12"/>
     </w:p>
     <w:p>
       <w:pPr>
@@ -4695,10 +4505,10 @@
         <w:adjustRightInd w:val="0"/>
         <w:snapToGrid w:val="0"/>
         <w:spacing w:line="360" w:lineRule="auto"/>
-        <w:ind w:left="425" w:hanging="425" w:leftChars="0" w:firstLineChars="0"/>
+        <w:ind w:left="425" w:leftChars="0" w:hanging="425" w:firstLineChars="0"/>
         <w:textAlignment w:val="baseline"/>
         <w:rPr>
-          <w:rFonts w:ascii="宋体" w:eastAsia="宋体" w:hAnsi="宋体" w:cs="宋体" w:hint="eastAsia"/>
+          <w:rFonts w:hint="eastAsia" w:ascii="宋体" w:hAnsi="宋体" w:eastAsia="宋体" w:cs="宋体"/>
           <w:spacing w:val="-1"/>
           <w:sz w:val="24"/>
           <w:szCs w:val="24"/>
@@ -4706,7 +4516,7 @@
       </w:pPr>
       <w:r>
         <w:rPr>
-          <w:rFonts w:ascii="宋体" w:eastAsia="宋体" w:hAnsi="宋体" w:cs="宋体" w:hint="eastAsia"/>
+          <w:rFonts w:hint="eastAsia" w:ascii="宋体" w:hAnsi="宋体" w:eastAsia="宋体" w:cs="宋体"/>
           <w:spacing w:val="-1"/>
           <w:sz w:val="24"/>
           <w:szCs w:val="24"/>
@@ -4734,10 +4544,10 @@
         <w:adjustRightInd w:val="0"/>
         <w:snapToGrid w:val="0"/>
         <w:spacing w:line="360" w:lineRule="auto"/>
-        <w:ind w:left="425" w:hanging="425" w:leftChars="0" w:firstLineChars="0"/>
+        <w:ind w:left="425" w:leftChars="0" w:hanging="425" w:firstLineChars="0"/>
         <w:textAlignment w:val="baseline"/>
         <w:rPr>
-          <w:rFonts w:ascii="宋体" w:eastAsia="宋体" w:hAnsi="宋体" w:cs="宋体" w:hint="eastAsia"/>
+          <w:rFonts w:hint="eastAsia" w:ascii="宋体" w:hAnsi="宋体" w:eastAsia="宋体" w:cs="宋体"/>
           <w:spacing w:val="-1"/>
           <w:sz w:val="24"/>
           <w:szCs w:val="24"/>
@@ -4745,7 +4555,7 @@
       </w:pPr>
       <w:r>
         <w:rPr>
-          <w:rFonts w:ascii="宋体" w:eastAsia="宋体" w:hAnsi="宋体" w:cs="宋体" w:hint="eastAsia"/>
+          <w:rFonts w:hint="eastAsia" w:ascii="宋体" w:hAnsi="宋体" w:eastAsia="宋体" w:cs="宋体"/>
           <w:spacing w:val="-1"/>
           <w:sz w:val="24"/>
           <w:szCs w:val="24"/>
@@ -4773,10 +4583,10 @@
         <w:adjustRightInd w:val="0"/>
         <w:snapToGrid w:val="0"/>
         <w:spacing w:line="360" w:lineRule="auto"/>
-        <w:ind w:left="425" w:hanging="425" w:leftChars="0" w:firstLineChars="0"/>
+        <w:ind w:left="425" w:leftChars="0" w:hanging="425" w:firstLineChars="0"/>
         <w:textAlignment w:val="baseline"/>
         <w:rPr>
-          <w:rFonts w:ascii="宋体" w:eastAsia="宋体" w:hAnsi="宋体" w:cs="宋体" w:hint="eastAsia"/>
+          <w:rFonts w:hint="eastAsia" w:ascii="宋体" w:hAnsi="宋体" w:eastAsia="宋体" w:cs="宋体"/>
           <w:spacing w:val="-1"/>
           <w:sz w:val="24"/>
           <w:szCs w:val="24"/>
@@ -4784,7 +4594,7 @@
       </w:pPr>
       <w:r>
         <w:rPr>
-          <w:rFonts w:ascii="宋体" w:eastAsia="宋体" w:hAnsi="宋体" w:cs="宋体" w:hint="eastAsia"/>
+          <w:rFonts w:hint="eastAsia" w:ascii="宋体" w:hAnsi="宋体" w:eastAsia="宋体" w:cs="宋体"/>
           <w:spacing w:val="-1"/>
           <w:sz w:val="24"/>
           <w:szCs w:val="24"/>
@@ -4794,7 +4604,7 @@
     </w:p>
     <w:p>
       <w:pPr>
-        <w:pStyle w:val="1"/>
+        <w:pStyle w:val="26"/>
         <w:keepNext w:val="0"/>
         <w:keepLines w:val="0"/>
         <w:pageBreakBefore w:val="0"/>
@@ -4810,11 +4620,11 @@
         <w:snapToGrid w:val="0"/>
         <w:textAlignment w:val="baseline"/>
       </w:pPr>
-      <w:bookmarkStart w:id="14" w:name="_Toc15645"/>
+      <w:bookmarkStart w:id="13" w:name="_Toc10965"/>
       <w:r>
         <w:t>客户投诉应对及处理的注意事项</w:t>
       </w:r>
-      <w:bookmarkEnd w:id="14"/>
+      <w:bookmarkEnd w:id="13"/>
     </w:p>
     <w:p>
       <w:pPr>
@@ -4836,10 +4646,10 @@
         <w:adjustRightInd w:val="0"/>
         <w:snapToGrid w:val="0"/>
         <w:spacing w:line="360" w:lineRule="auto"/>
-        <w:ind w:left="425" w:hanging="425" w:leftChars="0" w:firstLineChars="0"/>
+        <w:ind w:left="425" w:leftChars="0" w:hanging="425" w:firstLineChars="0"/>
         <w:textAlignment w:val="baseline"/>
         <w:rPr>
-          <w:rFonts w:ascii="宋体" w:eastAsia="宋体" w:hAnsi="宋体" w:cs="宋体" w:hint="eastAsia"/>
+          <w:rFonts w:hint="eastAsia" w:ascii="宋体" w:hAnsi="宋体" w:eastAsia="宋体" w:cs="宋体"/>
           <w:spacing w:val="-1"/>
           <w:sz w:val="24"/>
           <w:szCs w:val="24"/>
@@ -4847,7 +4657,7 @@
       </w:pPr>
       <w:r>
         <w:rPr>
-          <w:rFonts w:ascii="宋体" w:eastAsia="宋体" w:hAnsi="宋体" w:cs="宋体" w:hint="eastAsia"/>
+          <w:rFonts w:hint="eastAsia" w:ascii="宋体" w:hAnsi="宋体" w:eastAsia="宋体" w:cs="宋体"/>
           <w:spacing w:val="-1"/>
           <w:sz w:val="24"/>
           <w:szCs w:val="24"/>
@@ -4875,10 +4685,10 @@
         <w:adjustRightInd w:val="0"/>
         <w:snapToGrid w:val="0"/>
         <w:spacing w:line="360" w:lineRule="auto"/>
-        <w:ind w:left="425" w:hanging="425" w:leftChars="0" w:firstLineChars="0"/>
+        <w:ind w:left="425" w:leftChars="0" w:hanging="425" w:firstLineChars="0"/>
         <w:textAlignment w:val="baseline"/>
         <w:rPr>
-          <w:rFonts w:ascii="宋体" w:eastAsia="宋体" w:hAnsi="宋体" w:cs="宋体" w:hint="eastAsia"/>
+          <w:rFonts w:hint="eastAsia" w:ascii="宋体" w:hAnsi="宋体" w:eastAsia="宋体" w:cs="宋体"/>
           <w:spacing w:val="-1"/>
           <w:sz w:val="24"/>
           <w:szCs w:val="24"/>
@@ -4886,7 +4696,7 @@
       </w:pPr>
       <w:r>
         <w:rPr>
-          <w:rFonts w:ascii="宋体" w:eastAsia="宋体" w:hAnsi="宋体" w:cs="宋体" w:hint="eastAsia"/>
+          <w:rFonts w:hint="eastAsia" w:ascii="宋体" w:hAnsi="宋体" w:eastAsia="宋体" w:cs="宋体"/>
           <w:spacing w:val="-1"/>
           <w:sz w:val="24"/>
           <w:szCs w:val="24"/>
@@ -4914,10 +4724,10 @@
         <w:adjustRightInd w:val="0"/>
         <w:snapToGrid w:val="0"/>
         <w:spacing w:line="360" w:lineRule="auto"/>
-        <w:ind w:left="425" w:hanging="425" w:leftChars="0" w:firstLineChars="0"/>
+        <w:ind w:left="425" w:leftChars="0" w:hanging="425" w:firstLineChars="0"/>
         <w:textAlignment w:val="baseline"/>
         <w:rPr>
-          <w:rFonts w:ascii="宋体" w:eastAsia="宋体" w:hAnsi="宋体" w:cs="宋体" w:hint="eastAsia"/>
+          <w:rFonts w:hint="eastAsia" w:ascii="宋体" w:hAnsi="宋体" w:eastAsia="宋体" w:cs="宋体"/>
           <w:spacing w:val="-1"/>
           <w:sz w:val="24"/>
           <w:szCs w:val="24"/>
@@ -4925,7 +4735,7 @@
       </w:pPr>
       <w:r>
         <w:rPr>
-          <w:rFonts w:ascii="宋体" w:eastAsia="宋体" w:hAnsi="宋体" w:cs="宋体" w:hint="eastAsia"/>
+          <w:rFonts w:hint="eastAsia" w:ascii="宋体" w:hAnsi="宋体" w:eastAsia="宋体" w:cs="宋体"/>
           <w:spacing w:val="-1"/>
           <w:sz w:val="24"/>
           <w:szCs w:val="24"/>
@@ -4953,10 +4763,10 @@
         <w:adjustRightInd w:val="0"/>
         <w:snapToGrid w:val="0"/>
         <w:spacing w:line="360" w:lineRule="auto"/>
-        <w:ind w:left="425" w:hanging="425" w:leftChars="0" w:firstLineChars="0"/>
+        <w:ind w:left="425" w:leftChars="0" w:hanging="425" w:firstLineChars="0"/>
         <w:textAlignment w:val="baseline"/>
         <w:rPr>
-          <w:rFonts w:ascii="宋体" w:eastAsia="宋体" w:hAnsi="宋体" w:cs="宋体" w:hint="eastAsia"/>
+          <w:rFonts w:hint="eastAsia" w:ascii="宋体" w:hAnsi="宋体" w:eastAsia="宋体" w:cs="宋体"/>
           <w:spacing w:val="-1"/>
           <w:sz w:val="24"/>
           <w:szCs w:val="24"/>
@@ -4964,7 +4774,7 @@
       </w:pPr>
       <w:r>
         <w:rPr>
-          <w:rFonts w:ascii="宋体" w:eastAsia="宋体" w:hAnsi="宋体" w:cs="宋体" w:hint="eastAsia"/>
+          <w:rFonts w:hint="eastAsia" w:ascii="宋体" w:hAnsi="宋体" w:eastAsia="宋体" w:cs="宋体"/>
           <w:spacing w:val="-1"/>
           <w:sz w:val="24"/>
           <w:szCs w:val="24"/>
@@ -4992,10 +4802,10 @@
         <w:adjustRightInd w:val="0"/>
         <w:snapToGrid w:val="0"/>
         <w:spacing w:line="360" w:lineRule="auto"/>
-        <w:ind w:left="425" w:hanging="425" w:leftChars="0" w:firstLineChars="0"/>
+        <w:ind w:left="425" w:leftChars="0" w:hanging="425" w:firstLineChars="0"/>
         <w:textAlignment w:val="baseline"/>
         <w:rPr>
-          <w:rFonts w:ascii="宋体" w:eastAsia="宋体" w:hAnsi="宋体" w:cs="宋体" w:hint="eastAsia"/>
+          <w:rFonts w:hint="eastAsia" w:ascii="宋体" w:hAnsi="宋体" w:eastAsia="宋体" w:cs="宋体"/>
           <w:spacing w:val="-1"/>
           <w:sz w:val="24"/>
           <w:szCs w:val="24"/>
@@ -5003,7 +4813,7 @@
       </w:pPr>
       <w:r>
         <w:rPr>
-          <w:rFonts w:ascii="宋体" w:eastAsia="宋体" w:hAnsi="宋体" w:cs="宋体" w:hint="eastAsia"/>
+          <w:rFonts w:hint="eastAsia" w:ascii="宋体" w:hAnsi="宋体" w:eastAsia="宋体" w:cs="宋体"/>
           <w:spacing w:val="-1"/>
           <w:sz w:val="24"/>
           <w:szCs w:val="24"/>
@@ -5031,10 +4841,10 @@
         <w:adjustRightInd w:val="0"/>
         <w:snapToGrid w:val="0"/>
         <w:spacing w:line="360" w:lineRule="auto"/>
-        <w:ind w:left="425" w:hanging="425" w:leftChars="0" w:firstLineChars="0"/>
+        <w:ind w:left="425" w:leftChars="0" w:hanging="425" w:firstLineChars="0"/>
         <w:textAlignment w:val="baseline"/>
         <w:rPr>
-          <w:rFonts w:ascii="宋体" w:eastAsia="宋体" w:hAnsi="宋体" w:cs="宋体" w:hint="eastAsia"/>
+          <w:rFonts w:hint="eastAsia" w:ascii="宋体" w:hAnsi="宋体" w:eastAsia="宋体" w:cs="宋体"/>
           <w:spacing w:val="-1"/>
           <w:sz w:val="24"/>
           <w:szCs w:val="24"/>
@@ -5042,7 +4852,7 @@
       </w:pPr>
       <w:r>
         <w:rPr>
-          <w:rFonts w:ascii="宋体" w:eastAsia="宋体" w:hAnsi="宋体" w:cs="宋体" w:hint="eastAsia"/>
+          <w:rFonts w:hint="eastAsia" w:ascii="宋体" w:hAnsi="宋体" w:eastAsia="宋体" w:cs="宋体"/>
           <w:spacing w:val="-1"/>
           <w:sz w:val="24"/>
           <w:szCs w:val="24"/>
@@ -5070,10 +4880,10 @@
         <w:adjustRightInd w:val="0"/>
         <w:snapToGrid w:val="0"/>
         <w:spacing w:line="360" w:lineRule="auto"/>
-        <w:ind w:left="425" w:hanging="425" w:leftChars="0" w:firstLineChars="0"/>
+        <w:ind w:left="425" w:leftChars="0" w:hanging="425" w:firstLineChars="0"/>
         <w:textAlignment w:val="baseline"/>
         <w:rPr>
-          <w:rFonts w:ascii="宋体" w:eastAsia="宋体" w:hAnsi="宋体" w:cs="宋体" w:hint="eastAsia"/>
+          <w:rFonts w:hint="eastAsia" w:ascii="宋体" w:hAnsi="宋体" w:eastAsia="宋体" w:cs="宋体"/>
           <w:spacing w:val="-1"/>
           <w:sz w:val="24"/>
           <w:szCs w:val="24"/>
@@ -5081,7 +4891,7 @@
       </w:pPr>
       <w:r>
         <w:rPr>
-          <w:rFonts w:ascii="宋体" w:eastAsia="宋体" w:hAnsi="宋体" w:cs="宋体" w:hint="eastAsia"/>
+          <w:rFonts w:hint="eastAsia" w:ascii="宋体" w:hAnsi="宋体" w:eastAsia="宋体" w:cs="宋体"/>
           <w:spacing w:val="-1"/>
           <w:sz w:val="24"/>
           <w:szCs w:val="24"/>
@@ -5109,10 +4919,10 @@
         <w:adjustRightInd w:val="0"/>
         <w:snapToGrid w:val="0"/>
         <w:spacing w:line="360" w:lineRule="auto"/>
-        <w:ind w:left="425" w:hanging="425" w:leftChars="0" w:firstLineChars="0"/>
+        <w:ind w:left="425" w:leftChars="0" w:hanging="425" w:firstLineChars="0"/>
         <w:textAlignment w:val="baseline"/>
         <w:rPr>
-          <w:rFonts w:ascii="宋体" w:eastAsia="宋体" w:hAnsi="宋体" w:cs="宋体" w:hint="eastAsia"/>
+          <w:rFonts w:hint="eastAsia" w:ascii="宋体" w:hAnsi="宋体" w:eastAsia="宋体" w:cs="宋体"/>
           <w:spacing w:val="-1"/>
           <w:sz w:val="24"/>
           <w:szCs w:val="24"/>
@@ -5120,7 +4930,7 @@
       </w:pPr>
       <w:r>
         <w:rPr>
-          <w:rFonts w:ascii="宋体" w:eastAsia="宋体" w:hAnsi="宋体" w:cs="宋体" w:hint="eastAsia"/>
+          <w:rFonts w:hint="eastAsia" w:ascii="宋体" w:hAnsi="宋体" w:eastAsia="宋体" w:cs="宋体"/>
           <w:spacing w:val="-1"/>
           <w:sz w:val="24"/>
           <w:szCs w:val="24"/>
@@ -5148,10 +4958,10 @@
         <w:adjustRightInd w:val="0"/>
         <w:snapToGrid w:val="0"/>
         <w:spacing w:line="360" w:lineRule="auto"/>
-        <w:ind w:left="425" w:hanging="425" w:leftChars="0" w:firstLineChars="0"/>
+        <w:ind w:left="425" w:leftChars="0" w:hanging="425" w:firstLineChars="0"/>
         <w:textAlignment w:val="baseline"/>
         <w:rPr>
-          <w:rFonts w:ascii="宋体" w:eastAsia="宋体" w:hAnsi="宋体" w:cs="宋体" w:hint="eastAsia"/>
+          <w:rFonts w:hint="eastAsia" w:ascii="宋体" w:hAnsi="宋体" w:eastAsia="宋体" w:cs="宋体"/>
           <w:spacing w:val="-1"/>
           <w:sz w:val="24"/>
           <w:szCs w:val="24"/>
@@ -5159,7 +4969,7 @@
       </w:pPr>
       <w:r>
         <w:rPr>
-          <w:rFonts w:ascii="宋体" w:eastAsia="宋体" w:hAnsi="宋体" w:cs="宋体" w:hint="eastAsia"/>
+          <w:rFonts w:hint="eastAsia" w:ascii="宋体" w:hAnsi="宋体" w:eastAsia="宋体" w:cs="宋体"/>
           <w:spacing w:val="-1"/>
           <w:sz w:val="24"/>
           <w:szCs w:val="24"/>
@@ -5187,10 +4997,10 @@
         <w:adjustRightInd w:val="0"/>
         <w:snapToGrid w:val="0"/>
         <w:spacing w:line="360" w:lineRule="auto"/>
-        <w:ind w:left="425" w:hanging="425" w:leftChars="0" w:firstLineChars="0"/>
+        <w:ind w:left="425" w:leftChars="0" w:hanging="425" w:firstLineChars="0"/>
         <w:textAlignment w:val="baseline"/>
         <w:rPr>
-          <w:rFonts w:ascii="宋体" w:eastAsia="宋体" w:hAnsi="宋体" w:cs="宋体" w:hint="eastAsia"/>
+          <w:rFonts w:hint="eastAsia" w:ascii="宋体" w:hAnsi="宋体" w:eastAsia="宋体" w:cs="宋体"/>
           <w:spacing w:val="-1"/>
           <w:sz w:val="24"/>
           <w:szCs w:val="24"/>
@@ -5198,7 +5008,7 @@
       </w:pPr>
       <w:r>
         <w:rPr>
-          <w:rFonts w:ascii="宋体" w:eastAsia="宋体" w:hAnsi="宋体" w:cs="宋体" w:hint="eastAsia"/>
+          <w:rFonts w:hint="eastAsia" w:ascii="宋体" w:hAnsi="宋体" w:eastAsia="宋体" w:cs="宋体"/>
           <w:spacing w:val="-1"/>
           <w:sz w:val="24"/>
           <w:szCs w:val="24"/>
@@ -5208,7 +5018,7 @@
     </w:p>
     <w:p>
       <w:pPr>
-        <w:pStyle w:val="1"/>
+        <w:pStyle w:val="26"/>
         <w:keepNext w:val="0"/>
         <w:keepLines w:val="0"/>
         <w:pageBreakBefore w:val="0"/>
@@ -5224,13 +5034,13 @@
         <w:snapToGrid w:val="0"/>
         <w:textAlignment w:val="baseline"/>
       </w:pPr>
-      <w:bookmarkStart w:id="15" w:name="bookmark1"/>
-      <w:bookmarkEnd w:id="15"/>
-      <w:bookmarkStart w:id="16" w:name="_Toc15428"/>
+      <w:bookmarkStart w:id="14" w:name="bookmark1"/>
+      <w:bookmarkEnd w:id="14"/>
+      <w:bookmarkStart w:id="15" w:name="_Toc10969"/>
       <w:r>
         <w:t>客户投诉处罚规定</w:t>
       </w:r>
-      <w:bookmarkEnd w:id="16"/>
+      <w:bookmarkEnd w:id="15"/>
     </w:p>
     <w:p>
       <w:pPr>
@@ -5252,10 +5062,10 @@
         <w:adjustRightInd w:val="0"/>
         <w:snapToGrid w:val="0"/>
         <w:spacing w:line="360" w:lineRule="auto"/>
-        <w:ind w:left="425" w:hanging="425" w:leftChars="0" w:firstLineChars="0"/>
+        <w:ind w:left="425" w:leftChars="0" w:hanging="425" w:firstLineChars="0"/>
         <w:textAlignment w:val="baseline"/>
         <w:rPr>
-          <w:rFonts w:ascii="宋体" w:eastAsia="宋体" w:hAnsi="宋体" w:cs="宋体" w:hint="eastAsia"/>
+          <w:rFonts w:hint="eastAsia" w:ascii="宋体" w:hAnsi="宋体" w:eastAsia="宋体" w:cs="宋体"/>
           <w:spacing w:val="-1"/>
           <w:sz w:val="24"/>
           <w:szCs w:val="24"/>
@@ -5263,7 +5073,7 @@
       </w:pPr>
       <w:r>
         <w:rPr>
-          <w:rFonts w:ascii="宋体" w:eastAsia="宋体" w:hAnsi="宋体" w:cs="宋体" w:hint="eastAsia"/>
+          <w:rFonts w:hint="eastAsia" w:ascii="宋体" w:hAnsi="宋体" w:eastAsia="宋体" w:cs="宋体"/>
           <w:spacing w:val="-1"/>
           <w:sz w:val="24"/>
           <w:szCs w:val="24"/>
@@ -5291,10 +5101,10 @@
         <w:adjustRightInd w:val="0"/>
         <w:snapToGrid w:val="0"/>
         <w:spacing w:line="360" w:lineRule="auto"/>
-        <w:ind w:left="425" w:hanging="425" w:leftChars="0" w:firstLineChars="0"/>
+        <w:ind w:left="425" w:leftChars="0" w:hanging="425" w:firstLineChars="0"/>
         <w:textAlignment w:val="baseline"/>
         <w:rPr>
-          <w:rFonts w:ascii="宋体" w:eastAsia="宋体" w:hAnsi="宋体" w:cs="宋体" w:hint="eastAsia"/>
+          <w:rFonts w:hint="eastAsia" w:ascii="宋体" w:hAnsi="宋体" w:eastAsia="宋体" w:cs="宋体"/>
           <w:spacing w:val="-1"/>
           <w:sz w:val="24"/>
           <w:szCs w:val="24"/>
@@ -5302,7 +5112,7 @@
       </w:pPr>
       <w:r>
         <w:rPr>
-          <w:rFonts w:ascii="宋体" w:eastAsia="宋体" w:hAnsi="宋体" w:cs="宋体" w:hint="eastAsia"/>
+          <w:rFonts w:hint="eastAsia" w:ascii="宋体" w:hAnsi="宋体" w:eastAsia="宋体" w:cs="宋体"/>
           <w:spacing w:val="-1"/>
           <w:sz w:val="24"/>
           <w:szCs w:val="24"/>
@@ -5330,10 +5140,10 @@
         <w:adjustRightInd w:val="0"/>
         <w:snapToGrid w:val="0"/>
         <w:spacing w:line="360" w:lineRule="auto"/>
-        <w:ind w:left="425" w:hanging="425" w:leftChars="0" w:firstLineChars="0"/>
+        <w:ind w:left="425" w:leftChars="0" w:hanging="425" w:firstLineChars="0"/>
         <w:textAlignment w:val="baseline"/>
         <w:rPr>
-          <w:rFonts w:ascii="宋体" w:eastAsia="宋体" w:hAnsi="宋体" w:cs="宋体" w:hint="eastAsia"/>
+          <w:rFonts w:hint="eastAsia" w:ascii="宋体" w:hAnsi="宋体" w:eastAsia="宋体" w:cs="宋体"/>
           <w:spacing w:val="-1"/>
           <w:sz w:val="24"/>
           <w:szCs w:val="24"/>
@@ -5341,7 +5151,7 @@
       </w:pPr>
       <w:r>
         <w:rPr>
-          <w:rFonts w:ascii="宋体" w:eastAsia="宋体" w:hAnsi="宋体" w:cs="宋体" w:hint="eastAsia"/>
+          <w:rFonts w:hint="eastAsia" w:ascii="宋体" w:hAnsi="宋体" w:eastAsia="宋体" w:cs="宋体"/>
           <w:spacing w:val="-1"/>
           <w:sz w:val="24"/>
           <w:szCs w:val="24"/>
@@ -5351,7 +5161,7 @@
     </w:p>
     <w:p>
       <w:pPr>
-        <w:pStyle w:val="1"/>
+        <w:pStyle w:val="26"/>
         <w:keepNext w:val="0"/>
         <w:keepLines w:val="0"/>
         <w:pageBreakBefore w:val="0"/>
@@ -5367,11 +5177,11 @@
         <w:snapToGrid w:val="0"/>
         <w:textAlignment w:val="baseline"/>
       </w:pPr>
-      <w:bookmarkStart w:id="17" w:name="_Toc9084"/>
+      <w:bookmarkStart w:id="16" w:name="_Toc19047"/>
       <w:r>
         <w:t>相关文档</w:t>
       </w:r>
-      <w:bookmarkEnd w:id="17"/>
+      <w:bookmarkEnd w:id="16"/>
     </w:p>
     <w:p>
       <w:pPr>
@@ -5389,10 +5199,10 @@
         <w:adjustRightInd w:val="0"/>
         <w:snapToGrid w:val="0"/>
         <w:spacing w:line="360" w:lineRule="auto"/>
-        <w:ind w:left="0" w:right="0" w:firstLine="420" w:firstLineChars="200"/>
+        <w:ind w:left="0" w:right="0" w:firstLine="476" w:firstLineChars="200"/>
         <w:textAlignment w:val="baseline"/>
         <w:rPr>
-          <w:rFonts w:ascii="宋体" w:eastAsia="宋体" w:hAnsi="宋体" w:cs="宋体" w:hint="eastAsia"/>
+          <w:rFonts w:hint="eastAsia" w:ascii="宋体" w:hAnsi="宋体" w:eastAsia="宋体" w:cs="宋体"/>
           <w:spacing w:val="-1"/>
           <w:sz w:val="24"/>
           <w:szCs w:val="24"/>
@@ -5401,7 +5211,7 @@
       </w:pPr>
       <w:r>
         <w:rPr>
-          <w:rFonts w:ascii="宋体" w:eastAsia="宋体" w:hAnsi="宋体" w:cs="宋体" w:hint="eastAsia"/>
+          <w:rFonts w:hint="eastAsia" w:ascii="宋体" w:hAnsi="宋体" w:eastAsia="宋体" w:cs="宋体"/>
           <w:spacing w:val="-1"/>
           <w:sz w:val="24"/>
           <w:szCs w:val="24"/>
@@ -5412,7 +5222,7 @@
     </w:p>
     <w:p>
       <w:pPr>
-        <w:pStyle w:val="1"/>
+        <w:pStyle w:val="26"/>
         <w:keepNext w:val="0"/>
         <w:keepLines w:val="0"/>
         <w:pageBreakBefore w:val="0"/>
@@ -5428,11 +5238,11 @@
         <w:snapToGrid w:val="0"/>
         <w:textAlignment w:val="baseline"/>
       </w:pPr>
-      <w:bookmarkStart w:id="18" w:name="_Toc6588"/>
+      <w:bookmarkStart w:id="17" w:name="_Toc32608"/>
       <w:r>
         <w:t>附则</w:t>
       </w:r>
-      <w:bookmarkEnd w:id="18"/>
+      <w:bookmarkEnd w:id="17"/>
     </w:p>
     <w:p>
       <w:pPr>
@@ -5450,10 +5260,10 @@
         <w:adjustRightInd w:val="0"/>
         <w:snapToGrid w:val="0"/>
         <w:spacing w:line="360" w:lineRule="auto"/>
-        <w:ind w:left="0" w:right="0" w:firstLine="420" w:firstLineChars="200"/>
+        <w:ind w:left="0" w:right="0" w:firstLine="476" w:firstLineChars="200"/>
         <w:textAlignment w:val="baseline"/>
         <w:rPr>
-          <w:rFonts w:ascii="宋体" w:eastAsia="宋体" w:hAnsi="宋体" w:cs="宋体" w:hint="eastAsia"/>
+          <w:rFonts w:hint="eastAsia" w:ascii="宋体" w:hAnsi="宋体" w:eastAsia="宋体" w:cs="宋体"/>
           <w:spacing w:val="-1"/>
           <w:sz w:val="24"/>
           <w:szCs w:val="24"/>
@@ -5461,7 +5271,7 @@
       </w:pPr>
       <w:r>
         <w:rPr>
-          <w:rFonts w:ascii="宋体" w:eastAsia="宋体" w:hAnsi="宋体" w:cs="宋体" w:hint="eastAsia"/>
+          <w:rFonts w:hint="eastAsia" w:ascii="宋体" w:hAnsi="宋体" w:eastAsia="宋体" w:cs="宋体"/>
           <w:spacing w:val="-1"/>
           <w:sz w:val="24"/>
           <w:szCs w:val="24"/>
@@ -5470,30 +5280,55 @@
       </w:r>
     </w:p>
     <w:sectPr>
-      <w:footerReference w:type="default" r:id="rId4"/>
+      <w:footerReference r:id="rId5" w:type="default"/>
       <w:pgSz w:w="11906" w:h="16839"/>
       <w:pgMar w:top="1431" w:right="1639" w:bottom="1375" w:left="1785" w:header="0" w:footer="1211" w:gutter="0"/>
-      <w:cols w:num="1" w:space="720"/>
+      <w:cols w:space="720" w:num="1"/>
     </w:sectPr>
   </w:body>
 </w:document>
 </file>
 
+<file path=word/endnotes.xml><?xml version="1.0" encoding="utf-8"?>
+<w:endnotes xmlns:wpc="http://schemas.microsoft.com/office/word/2010/wordprocessingCanvas" xmlns:mc="http://schemas.openxmlformats.org/markup-compatibility/2006" xmlns:o="urn:schemas-microsoft-com:office:office" xmlns:r="http://schemas.openxmlformats.org/officeDocument/2006/relationships" xmlns:m="http://schemas.openxmlformats.org/officeDocument/2006/math" xmlns:v="urn:schemas-microsoft-com:vml" xmlns:wp14="http://schemas.microsoft.com/office/word/2010/wordprocessingDrawing" xmlns:wp="http://schemas.openxmlformats.org/drawingml/2006/wordprocessingDrawing" xmlns:w="http://schemas.openxmlformats.org/wordprocessingml/2006/main" xmlns:w14="http://schemas.microsoft.com/office/word/2010/wordml" xmlns:w15="http://schemas.microsoft.com/office/word/2012/wordml" xmlns:w10="urn:schemas-microsoft-com:office:word" xmlns:wpg="http://schemas.microsoft.com/office/word/2010/wordprocessingGroup" xmlns:wpi="http://schemas.microsoft.com/office/word/2010/wordprocessingInk" xmlns:wne="http://schemas.microsoft.com/office/word/2006/wordml" xmlns:wps="http://schemas.microsoft.com/office/word/2010/wordprocessingShape" xmlns:wpsCustomData="http://www.wps.cn/officeDocument/2013/wpsCustomData" mc:Ignorable="w14 w15 wp14">
+  <w:endnote w:type="separator" w:id="0">
+    <w:p>
+      <w:pPr>
+        <w:spacing w:line="240" w:lineRule="auto"/>
+      </w:pPr>
+      <w:r>
+        <w:separator/>
+      </w:r>
+    </w:p>
+  </w:endnote>
+  <w:endnote w:type="continuationSeparator" w:id="1">
+    <w:p>
+      <w:pPr>
+        <w:spacing w:line="240" w:lineRule="auto"/>
+      </w:pPr>
+      <w:r>
+        <w:continuationSeparator/>
+      </w:r>
+    </w:p>
+  </w:endnote>
+</w:endnotes>
+</file>
+
 <file path=word/footer1.xml><?xml version="1.0" encoding="utf-8"?>
-<w:ftr xmlns:wpc="http://schemas.microsoft.com/office/word/2010/wordprocessingCanvas" xmlns:mc="http://schemas.openxmlformats.org/markup-compatibility/2006" xmlns:o="urn:schemas-microsoft-com:office:office" xmlns:r="http://schemas.openxmlformats.org/officeDocument/2006/relationships" xmlns:m="http://schemas.openxmlformats.org/officeDocument/2006/math" xmlns:v="urn:schemas-microsoft-com:vml" xmlns:wp14="http://schemas.microsoft.com/office/word/2010/wordprocessingDrawing" xmlns:wp="http://schemas.openxmlformats.org/drawingml/2006/wordprocessingDrawing" xmlns:w10="urn:schemas-microsoft-com:office:word" xmlns:w="http://schemas.openxmlformats.org/wordprocessingml/2006/main" xmlns:w14="http://schemas.microsoft.com/office/word/2010/wordml" xmlns:w15="http://schemas.microsoft.com/office/word/2012/wordml" xmlns:wne="http://schemas.microsoft.com/office/word/2006/wordml" xmlns:wpg="http://schemas.microsoft.com/office/word/2010/wordprocessingGroup" xmlns:wpi="http://schemas.microsoft.com/office/word/2010/wordprocessingInk" xmlns:wps="http://schemas.microsoft.com/office/word/2010/wordprocessingShape" mc:Ignorable="w14 w15 wp14">
+<w:ftr xmlns:wpc="http://schemas.microsoft.com/office/word/2010/wordprocessingCanvas" xmlns:mc="http://schemas.openxmlformats.org/markup-compatibility/2006" xmlns:o="urn:schemas-microsoft-com:office:office" xmlns:r="http://schemas.openxmlformats.org/officeDocument/2006/relationships" xmlns:m="http://schemas.openxmlformats.org/officeDocument/2006/math" xmlns:v="urn:schemas-microsoft-com:vml" xmlns:wp14="http://schemas.microsoft.com/office/word/2010/wordprocessingDrawing" xmlns:wp="http://schemas.openxmlformats.org/drawingml/2006/wordprocessingDrawing" xmlns:w10="urn:schemas-microsoft-com:office:word" xmlns:w="http://schemas.openxmlformats.org/wordprocessingml/2006/main" xmlns:w14="http://schemas.microsoft.com/office/word/2010/wordml" xmlns:w15="http://schemas.microsoft.com/office/word/2012/wordml" xmlns:wpg="http://schemas.microsoft.com/office/word/2010/wordprocessingGroup" xmlns:wpi="http://schemas.microsoft.com/office/word/2010/wordprocessingInk" xmlns:wne="http://schemas.microsoft.com/office/word/2006/wordml" xmlns:wps="http://schemas.microsoft.com/office/word/2010/wordprocessingShape" xmlns:wpsCustomData="http://www.wps.cn/officeDocument/2013/wpsCustomData" mc:Ignorable="w14 w15 wp14">
   <w:p>
     <w:pPr>
       <w:spacing w:line="167" w:lineRule="auto"/>
       <w:ind w:left="4130"/>
       <w:rPr>
-        <w:rFonts w:ascii="Calibri" w:eastAsia="Calibri" w:hAnsi="Calibri" w:cs="Calibri"/>
+        <w:rFonts w:ascii="Calibri" w:hAnsi="Calibri" w:eastAsia="Calibri" w:cs="Calibri"/>
         <w:sz w:val="18"/>
         <w:szCs w:val="18"/>
       </w:rPr>
     </w:pPr>
     <w:r>
       <w:rPr>
-        <w:rFonts w:ascii="Calibri" w:eastAsia="Calibri" w:hAnsi="Calibri" w:cs="Calibri"/>
+        <w:rFonts w:ascii="Calibri" w:hAnsi="Calibri" w:eastAsia="Calibri" w:cs="Calibri"/>
         <w:sz w:val="18"/>
         <w:szCs w:val="18"/>
       </w:rPr>
@@ -5503,16 +5338,41 @@
 </w:ftr>
 </file>
 
+<file path=word/footnotes.xml><?xml version="1.0" encoding="utf-8"?>
+<w:footnotes xmlns:wpc="http://schemas.microsoft.com/office/word/2010/wordprocessingCanvas" xmlns:mc="http://schemas.openxmlformats.org/markup-compatibility/2006" xmlns:o="urn:schemas-microsoft-com:office:office" xmlns:r="http://schemas.openxmlformats.org/officeDocument/2006/relationships" xmlns:m="http://schemas.openxmlformats.org/officeDocument/2006/math" xmlns:v="urn:schemas-microsoft-com:vml" xmlns:wp14="http://schemas.microsoft.com/office/word/2010/wordprocessingDrawing" xmlns:wp="http://schemas.openxmlformats.org/drawingml/2006/wordprocessingDrawing" xmlns:w="http://schemas.openxmlformats.org/wordprocessingml/2006/main" xmlns:w14="http://schemas.microsoft.com/office/word/2010/wordml" xmlns:w15="http://schemas.microsoft.com/office/word/2012/wordml" xmlns:w10="urn:schemas-microsoft-com:office:word" xmlns:wpg="http://schemas.microsoft.com/office/word/2010/wordprocessingGroup" xmlns:wpi="http://schemas.microsoft.com/office/word/2010/wordprocessingInk" xmlns:wne="http://schemas.microsoft.com/office/word/2006/wordml" xmlns:wps="http://schemas.microsoft.com/office/word/2010/wordprocessingShape" xmlns:wpsCustomData="http://www.wps.cn/officeDocument/2013/wpsCustomData" mc:Ignorable="w14 w15 wp14">
+  <w:footnote w:type="separator" w:id="0">
+    <w:p>
+      <w:pPr>
+        <w:spacing w:line="360" w:lineRule="auto"/>
+      </w:pPr>
+      <w:r>
+        <w:separator/>
+      </w:r>
+    </w:p>
+  </w:footnote>
+  <w:footnote w:type="continuationSeparator" w:id="1">
+    <w:p>
+      <w:pPr>
+        <w:spacing w:line="360" w:lineRule="auto"/>
+      </w:pPr>
+      <w:r>
+        <w:continuationSeparator/>
+      </w:r>
+    </w:p>
+  </w:footnote>
+</w:footnotes>
+</file>
+
 <file path=word/numbering.xml><?xml version="1.0" encoding="utf-8"?>
-<w:numbering xmlns:wpc="http://schemas.microsoft.com/office/word/2010/wordprocessingCanvas" xmlns:mc="http://schemas.openxmlformats.org/markup-compatibility/2006" xmlns:o="urn:schemas-microsoft-com:office:office" xmlns:r="http://schemas.openxmlformats.org/officeDocument/2006/relationships" xmlns:m="http://schemas.openxmlformats.org/officeDocument/2006/math" xmlns:v="urn:schemas-microsoft-com:vml" xmlns:wp14="http://schemas.microsoft.com/office/word/2010/wordprocessingDrawing" xmlns:wp="http://schemas.openxmlformats.org/drawingml/2006/wordprocessingDrawing" xmlns:w10="urn:schemas-microsoft-com:office:word" xmlns:w="http://schemas.openxmlformats.org/wordprocessingml/2006/main" xmlns:w14="http://schemas.microsoft.com/office/word/2010/wordml" xmlns:w15="http://schemas.microsoft.com/office/word/2012/wordml" xmlns:wne="http://schemas.microsoft.com/office/word/2006/wordml" xmlns:wpg="http://schemas.microsoft.com/office/word/2010/wordprocessingGroup" xmlns:wpi="http://schemas.microsoft.com/office/word/2010/wordprocessingInk" xmlns:wps="http://schemas.microsoft.com/office/word/2010/wordprocessingShape" mc:Ignorable="w14 w15 wp14">
+<w:numbering xmlns:wpc="http://schemas.microsoft.com/office/word/2010/wordprocessingCanvas" xmlns:mc="http://schemas.openxmlformats.org/markup-compatibility/2006" xmlns:o="urn:schemas-microsoft-com:office:office" xmlns:r="http://schemas.openxmlformats.org/officeDocument/2006/relationships" xmlns:m="http://schemas.openxmlformats.org/officeDocument/2006/math" xmlns:v="urn:schemas-microsoft-com:vml" xmlns:wp14="http://schemas.microsoft.com/office/word/2010/wordprocessingDrawing" xmlns:wp="http://schemas.openxmlformats.org/drawingml/2006/wordprocessingDrawing" xmlns:w10="urn:schemas-microsoft-com:office:word" xmlns:w="http://schemas.openxmlformats.org/wordprocessingml/2006/main" xmlns:w14="http://schemas.microsoft.com/office/word/2010/wordml" xmlns:wpg="http://schemas.microsoft.com/office/word/2010/wordprocessingGroup" xmlns:wpi="http://schemas.microsoft.com/office/word/2010/wordprocessingInk" xmlns:wne="http://schemas.microsoft.com/office/word/2006/wordml" xmlns:wps="http://schemas.microsoft.com/office/word/2010/wordprocessingShape" xmlns:wpsCustomData="http://www.wps.cn/officeDocument/2013/wpsCustomData" mc:Ignorable="w14 wp14">
   <w:abstractNum w:abstractNumId="0">
     <w:nsid w:val="8E964DCE"/>
     <w:multiLevelType w:val="multilevel"/>
     <w:tmpl w:val="8E964DCE"/>
-    <w:lvl w:ilvl="0">
+    <w:lvl w:ilvl="0" w:tentative="0">
       <w:start w:val="1"/>
       <w:numFmt w:val="decimal"/>
-      <w:pStyle w:val="Heading1"/>
+      <w:pStyle w:val="2"/>
       <w:lvlText w:val="%1."/>
       <w:lvlJc w:val="left"/>
       <w:pPr>
@@ -5522,10 +5382,10 @@
         <w:rFonts w:hint="default"/>
       </w:rPr>
     </w:lvl>
-    <w:lvl w:ilvl="1">
+    <w:lvl w:ilvl="1" w:tentative="0">
       <w:start w:val="1"/>
       <w:numFmt w:val="decimal"/>
-      <w:pStyle w:val="Heading2"/>
+      <w:pStyle w:val="3"/>
       <w:lvlText w:val="%1.%2."/>
       <w:lvlJc w:val="left"/>
       <w:pPr>
@@ -5535,10 +5395,10 @@
         <w:rFonts w:hint="default"/>
       </w:rPr>
     </w:lvl>
-    <w:lvl w:ilvl="2">
+    <w:lvl w:ilvl="2" w:tentative="0">
       <w:start w:val="1"/>
       <w:numFmt w:val="decimal"/>
-      <w:pStyle w:val="Heading3"/>
+      <w:pStyle w:val="4"/>
       <w:lvlText w:val="%1.%2.%3."/>
       <w:lvlJc w:val="left"/>
       <w:pPr>
@@ -5548,10 +5408,10 @@
         <w:rFonts w:hint="default"/>
       </w:rPr>
     </w:lvl>
-    <w:lvl w:ilvl="3">
+    <w:lvl w:ilvl="3" w:tentative="0">
       <w:start w:val="1"/>
       <w:numFmt w:val="decimal"/>
-      <w:pStyle w:val="Heading4"/>
+      <w:pStyle w:val="5"/>
       <w:lvlText w:val="%1.%2.%3.%4."/>
       <w:lvlJc w:val="left"/>
       <w:pPr>
@@ -5561,10 +5421,10 @@
         <w:rFonts w:hint="default"/>
       </w:rPr>
     </w:lvl>
-    <w:lvl w:ilvl="4">
+    <w:lvl w:ilvl="4" w:tentative="0">
       <w:start w:val="1"/>
       <w:numFmt w:val="decimal"/>
-      <w:pStyle w:val="Heading5"/>
+      <w:pStyle w:val="6"/>
       <w:lvlText w:val="%1.%2.%3.%4.%5."/>
       <w:lvlJc w:val="left"/>
       <w:pPr>
@@ -5574,10 +5434,10 @@
         <w:rFonts w:hint="default"/>
       </w:rPr>
     </w:lvl>
-    <w:lvl w:ilvl="5">
+    <w:lvl w:ilvl="5" w:tentative="0">
       <w:start w:val="1"/>
       <w:numFmt w:val="decimal"/>
-      <w:pStyle w:val="Heading6"/>
+      <w:pStyle w:val="7"/>
       <w:lvlText w:val="%1.%2.%3.%4.%5.%6."/>
       <w:lvlJc w:val="left"/>
       <w:pPr>
@@ -5587,10 +5447,10 @@
         <w:rFonts w:hint="default"/>
       </w:rPr>
     </w:lvl>
-    <w:lvl w:ilvl="6">
+    <w:lvl w:ilvl="6" w:tentative="0">
       <w:start w:val="1"/>
       <w:numFmt w:val="decimal"/>
-      <w:pStyle w:val="Heading7"/>
+      <w:pStyle w:val="8"/>
       <w:lvlText w:val="%1.%2.%3.%4.%5.%6.%7."/>
       <w:lvlJc w:val="left"/>
       <w:pPr>
@@ -5600,10 +5460,10 @@
         <w:rFonts w:hint="default"/>
       </w:rPr>
     </w:lvl>
-    <w:lvl w:ilvl="7">
+    <w:lvl w:ilvl="7" w:tentative="0">
       <w:start w:val="1"/>
       <w:numFmt w:val="decimal"/>
-      <w:pStyle w:val="Heading8"/>
+      <w:pStyle w:val="9"/>
       <w:lvlText w:val="%1.%2.%3.%4.%5.%6.%7.%8."/>
       <w:lvlJc w:val="left"/>
       <w:pPr>
@@ -5613,10 +5473,10 @@
         <w:rFonts w:hint="default"/>
       </w:rPr>
     </w:lvl>
-    <w:lvl w:ilvl="8">
+    <w:lvl w:ilvl="8" w:tentative="0">
       <w:start w:val="1"/>
       <w:numFmt w:val="decimal"/>
-      <w:pStyle w:val="Heading9"/>
+      <w:pStyle w:val="10"/>
       <w:lvlText w:val="%1.%2.%3.%4.%5.%6.%7.%8.%9."/>
       <w:lvlJc w:val="left"/>
       <w:pPr>
@@ -5631,7 +5491,7 @@
     <w:nsid w:val="9BE06D78"/>
     <w:multiLevelType w:val="singleLevel"/>
     <w:tmpl w:val="9BE06D78"/>
-    <w:lvl w:ilvl="0">
+    <w:lvl w:ilvl="0" w:tentative="0">
       <w:start w:val="1"/>
       <w:numFmt w:val="decimal"/>
       <w:lvlText w:val="(%1)"/>
@@ -5648,7 +5508,7 @@
     <w:nsid w:val="9CE810F1"/>
     <w:multiLevelType w:val="singleLevel"/>
     <w:tmpl w:val="9CE810F1"/>
-    <w:lvl w:ilvl="0">
+    <w:lvl w:ilvl="0" w:tentative="0">
       <w:start w:val="1"/>
       <w:numFmt w:val="decimal"/>
       <w:lvlText w:val="(%1)"/>
@@ -5665,7 +5525,7 @@
     <w:nsid w:val="ACA3EF55"/>
     <w:multiLevelType w:val="singleLevel"/>
     <w:tmpl w:val="ACA3EF55"/>
-    <w:lvl w:ilvl="0">
+    <w:lvl w:ilvl="0" w:tentative="0">
       <w:start w:val="1"/>
       <w:numFmt w:val="decimal"/>
       <w:lvlText w:val="(%1)"/>
@@ -5682,7 +5542,7 @@
     <w:nsid w:val="ADADE8EA"/>
     <w:multiLevelType w:val="singleLevel"/>
     <w:tmpl w:val="ADADE8EA"/>
-    <w:lvl w:ilvl="0">
+    <w:lvl w:ilvl="0" w:tentative="0">
       <w:start w:val="1"/>
       <w:numFmt w:val="decimal"/>
       <w:lvlText w:val="(%1)"/>
@@ -5699,7 +5559,7 @@
     <w:nsid w:val="01D3CBF1"/>
     <w:multiLevelType w:val="singleLevel"/>
     <w:tmpl w:val="01D3CBF1"/>
-    <w:lvl w:ilvl="0">
+    <w:lvl w:ilvl="0" w:tentative="0">
       <w:start w:val="1"/>
       <w:numFmt w:val="decimal"/>
       <w:lvlText w:val="(%1)"/>
@@ -5716,7 +5576,7 @@
     <w:nsid w:val="1BD786F8"/>
     <w:multiLevelType w:val="singleLevel"/>
     <w:tmpl w:val="1BD786F8"/>
-    <w:lvl w:ilvl="0">
+    <w:lvl w:ilvl="0" w:tentative="0">
       <w:start w:val="1"/>
       <w:numFmt w:val="decimal"/>
       <w:lvlText w:val="(%1)"/>
@@ -5733,7 +5593,7 @@
     <w:nsid w:val="2E9ECED5"/>
     <w:multiLevelType w:val="singleLevel"/>
     <w:tmpl w:val="2E9ECED5"/>
-    <w:lvl w:ilvl="0">
+    <w:lvl w:ilvl="0" w:tentative="0">
       <w:start w:val="1"/>
       <w:numFmt w:val="decimal"/>
       <w:lvlText w:val="(%1)"/>
@@ -5750,7 +5610,7 @@
     <w:nsid w:val="4CF9BA25"/>
     <w:multiLevelType w:val="singleLevel"/>
     <w:tmpl w:val="4CF9BA25"/>
-    <w:lvl w:ilvl="0">
+    <w:lvl w:ilvl="0" w:tentative="0">
       <w:start w:val="1"/>
       <w:numFmt w:val="decimal"/>
       <w:lvlText w:val="(%1)"/>
@@ -5794,267 +5654,269 @@
 </file>
 
 <file path=word/styles.xml><?xml version="1.0" encoding="utf-8"?>
-<w:styles xmlns:mc="http://schemas.openxmlformats.org/markup-compatibility/2006" xmlns:r="http://schemas.openxmlformats.org/officeDocument/2006/relationships" xmlns:w="http://schemas.openxmlformats.org/wordprocessingml/2006/main" xmlns:w14="http://schemas.microsoft.com/office/word/2010/wordml" xmlns:w15="http://schemas.microsoft.com/office/word/2012/wordml" mc:Ignorable="w14 w15">
+<w:styles xmlns:mc="http://schemas.openxmlformats.org/markup-compatibility/2006" xmlns:o="urn:schemas-microsoft-com:office:office" xmlns:r="http://schemas.openxmlformats.org/officeDocument/2006/relationships" xmlns:m="http://schemas.openxmlformats.org/officeDocument/2006/math" xmlns:v="urn:schemas-microsoft-com:vml" xmlns:w="http://schemas.openxmlformats.org/wordprocessingml/2006/main" xmlns:w14="http://schemas.microsoft.com/office/word/2010/wordml" xmlns:w10="urn:schemas-microsoft-com:office:word" xmlns:sl="http://schemas.openxmlformats.org/schemaLibrary/2006/main" xmlns:wpsCustomData="http://www.wps.cn/officeDocument/2013/wpsCustomData" mc:Ignorable="w14">
   <w:docDefaults>
     <w:rPrDefault>
       <w:rPr>
-        <w:rFonts w:ascii="Arial" w:eastAsia="Arial" w:hAnsi="Arial" w:cs="Arial"/>
+        <w:rFonts w:ascii="Arial" w:hAnsi="Arial" w:eastAsia="Arial" w:cs="Arial"/>
       </w:rPr>
     </w:rPrDefault>
     <w:pPrDefault/>
   </w:docDefaults>
-  <w:latentStyles w:defLockedState="0" w:defUIPriority="99" w:defSemiHidden="1" w:defUnhideWhenUsed="1" w:defQFormat="0" w:count="260">
-    <w:lsdException w:name="Normal" w:semiHidden="0" w:uiPriority="0" w:unhideWhenUsed="0" w:qFormat="1"/>
-    <w:lsdException w:name="heading 1" w:semiHidden="0" w:uiPriority="0" w:unhideWhenUsed="0" w:qFormat="1"/>
-    <w:lsdException w:name="heading 2" w:semiHidden="0" w:uiPriority="0" w:qFormat="1"/>
-    <w:lsdException w:name="heading 3" w:uiPriority="0" w:qFormat="1"/>
-    <w:lsdException w:name="heading 4" w:semiHidden="0" w:uiPriority="0" w:qFormat="1"/>
-    <w:lsdException w:name="heading 5" w:uiPriority="0" w:qFormat="1"/>
-    <w:lsdException w:name="heading 6" w:uiPriority="0" w:qFormat="1"/>
-    <w:lsdException w:name="heading 7" w:uiPriority="0" w:qFormat="1"/>
-    <w:lsdException w:name="heading 8" w:uiPriority="0" w:qFormat="1"/>
-    <w:lsdException w:name="heading 9" w:uiPriority="0" w:qFormat="1"/>
-    <w:lsdException w:name="index 1" w:semiHidden="0" w:uiPriority="0" w:unhideWhenUsed="0"/>
-    <w:lsdException w:name="index 2" w:semiHidden="0" w:uiPriority="0" w:unhideWhenUsed="0"/>
-    <w:lsdException w:name="index 3" w:semiHidden="0" w:uiPriority="0" w:unhideWhenUsed="0"/>
-    <w:lsdException w:name="index 4" w:semiHidden="0" w:uiPriority="0" w:unhideWhenUsed="0"/>
-    <w:lsdException w:name="index 5" w:semiHidden="0" w:uiPriority="0" w:unhideWhenUsed="0"/>
-    <w:lsdException w:name="index 6" w:semiHidden="0" w:uiPriority="0" w:unhideWhenUsed="0"/>
-    <w:lsdException w:name="index 7" w:semiHidden="0" w:uiPriority="0" w:unhideWhenUsed="0"/>
-    <w:lsdException w:name="index 8" w:semiHidden="0" w:uiPriority="0" w:unhideWhenUsed="0"/>
-    <w:lsdException w:name="index 9" w:semiHidden="0" w:uiPriority="0" w:unhideWhenUsed="0"/>
-    <w:lsdException w:name="toc 1" w:semiHidden="0" w:uiPriority="0" w:unhideWhenUsed="0" w:qFormat="1"/>
-    <w:lsdException w:name="toc 2" w:semiHidden="0" w:uiPriority="0" w:unhideWhenUsed="0" w:qFormat="1"/>
-    <w:lsdException w:name="toc 3" w:semiHidden="0" w:uiPriority="0" w:unhideWhenUsed="0" w:qFormat="1"/>
-    <w:lsdException w:name="toc 4" w:semiHidden="0" w:uiPriority="0" w:unhideWhenUsed="0"/>
-    <w:lsdException w:name="toc 5" w:semiHidden="0" w:uiPriority="0" w:unhideWhenUsed="0"/>
-    <w:lsdException w:name="toc 6" w:semiHidden="0" w:uiPriority="0" w:unhideWhenUsed="0"/>
-    <w:lsdException w:name="toc 7" w:semiHidden="0" w:uiPriority="0" w:unhideWhenUsed="0"/>
-    <w:lsdException w:name="toc 8" w:semiHidden="0" w:uiPriority="0" w:unhideWhenUsed="0"/>
-    <w:lsdException w:name="toc 9" w:semiHidden="0" w:uiPriority="0" w:unhideWhenUsed="0"/>
-    <w:lsdException w:name="Normal Indent" w:semiHidden="0" w:uiPriority="0" w:unhideWhenUsed="0"/>
-    <w:lsdException w:name="footnote text" w:semiHidden="0" w:uiPriority="0" w:unhideWhenUsed="0"/>
-    <w:lsdException w:name="annotation text" w:semiHidden="0" w:uiPriority="0" w:unhideWhenUsed="0" w:qFormat="1"/>
-    <w:lsdException w:name="header" w:semiHidden="0" w:uiPriority="0" w:unhideWhenUsed="0" w:qFormat="1"/>
-    <w:lsdException w:name="footer" w:semiHidden="0" w:uiPriority="0" w:unhideWhenUsed="0" w:qFormat="1"/>
-    <w:lsdException w:name="index heading" w:semiHidden="0" w:uiPriority="0" w:unhideWhenUsed="0"/>
-    <w:lsdException w:name="caption" w:uiPriority="0" w:qFormat="1"/>
-    <w:lsdException w:name="table of figures" w:semiHidden="0" w:uiPriority="0" w:unhideWhenUsed="0"/>
-    <w:lsdException w:name="envelope address" w:semiHidden="0" w:uiPriority="0" w:unhideWhenUsed="0"/>
-    <w:lsdException w:name="envelope return" w:semiHidden="0" w:uiPriority="0" w:unhideWhenUsed="0"/>
-    <w:lsdException w:name="footnote reference" w:semiHidden="0" w:uiPriority="0" w:unhideWhenUsed="0"/>
-    <w:lsdException w:name="annotation reference" w:semiHidden="0" w:uiPriority="0" w:unhideWhenUsed="0"/>
-    <w:lsdException w:name="line number" w:semiHidden="0" w:uiPriority="0" w:unhideWhenUsed="0"/>
-    <w:lsdException w:name="page number" w:semiHidden="0" w:uiPriority="0" w:unhideWhenUsed="0"/>
-    <w:lsdException w:name="endnote reference" w:semiHidden="0" w:uiPriority="0" w:unhideWhenUsed="0"/>
-    <w:lsdException w:name="endnote text" w:semiHidden="0" w:uiPriority="0" w:unhideWhenUsed="0"/>
-    <w:lsdException w:name="table of authorities" w:semiHidden="0" w:uiPriority="0" w:unhideWhenUsed="0"/>
-    <w:lsdException w:name="macro" w:semiHidden="0" w:uiPriority="0" w:unhideWhenUsed="0"/>
-    <w:lsdException w:name="toa heading" w:semiHidden="0" w:uiPriority="0" w:unhideWhenUsed="0"/>
-    <w:lsdException w:name="List" w:semiHidden="0" w:uiPriority="0" w:unhideWhenUsed="0"/>
-    <w:lsdException w:name="List Bullet" w:semiHidden="0" w:uiPriority="0" w:unhideWhenUsed="0"/>
-    <w:lsdException w:name="List Number" w:semiHidden="0" w:uiPriority="0" w:unhideWhenUsed="0"/>
-    <w:lsdException w:name="List 2" w:semiHidden="0" w:uiPriority="0" w:unhideWhenUsed="0"/>
-    <w:lsdException w:name="List 3" w:semiHidden="0" w:uiPriority="0" w:unhideWhenUsed="0"/>
-    <w:lsdException w:name="List 4" w:semiHidden="0" w:uiPriority="0" w:unhideWhenUsed="0"/>
-    <w:lsdException w:name="List 5" w:semiHidden="0" w:uiPriority="0" w:unhideWhenUsed="0"/>
-    <w:lsdException w:name="List Bullet 2" w:semiHidden="0" w:uiPriority="0" w:unhideWhenUsed="0"/>
-    <w:lsdException w:name="List Bullet 3" w:semiHidden="0" w:uiPriority="0" w:unhideWhenUsed="0"/>
-    <w:lsdException w:name="List Bullet 4" w:semiHidden="0" w:uiPriority="0" w:unhideWhenUsed="0"/>
-    <w:lsdException w:name="List Bullet 5" w:semiHidden="0" w:uiPriority="0" w:unhideWhenUsed="0"/>
-    <w:lsdException w:name="List Number 2" w:semiHidden="0" w:uiPriority="0" w:unhideWhenUsed="0"/>
-    <w:lsdException w:name="List Number 3" w:semiHidden="0" w:uiPriority="0" w:unhideWhenUsed="0"/>
-    <w:lsdException w:name="List Number 4" w:semiHidden="0" w:uiPriority="0" w:unhideWhenUsed="0"/>
-    <w:lsdException w:name="List Number 5" w:semiHidden="0" w:uiPriority="0" w:unhideWhenUsed="0"/>
-    <w:lsdException w:name="Title" w:semiHidden="0" w:uiPriority="0" w:unhideWhenUsed="0" w:qFormat="1"/>
-    <w:lsdException w:name="Closing" w:semiHidden="0" w:uiPriority="0" w:unhideWhenUsed="0"/>
-    <w:lsdException w:name="Signature" w:semiHidden="0" w:uiPriority="0" w:unhideWhenUsed="0"/>
-    <w:lsdException w:name="Default Paragraph Font" w:uiPriority="0" w:unhideWhenUsed="0" w:qFormat="1"/>
-    <w:lsdException w:name="Body Text" w:uiPriority="0" w:unhideWhenUsed="0" w:qFormat="1"/>
-    <w:lsdException w:name="Body Text Indent" w:semiHidden="0" w:uiPriority="0" w:unhideWhenUsed="0"/>
-    <w:lsdException w:name="List Continue" w:semiHidden="0" w:uiPriority="0" w:unhideWhenUsed="0"/>
-    <w:lsdException w:name="List Continue 2" w:semiHidden="0" w:uiPriority="0" w:unhideWhenUsed="0"/>
-    <w:lsdException w:name="List Continue 3" w:semiHidden="0" w:uiPriority="0" w:unhideWhenUsed="0"/>
-    <w:lsdException w:name="List Continue 4" w:semiHidden="0" w:uiPriority="0" w:unhideWhenUsed="0"/>
-    <w:lsdException w:name="List Continue 5" w:semiHidden="0" w:uiPriority="0" w:unhideWhenUsed="0"/>
-    <w:lsdException w:name="Message Header" w:semiHidden="0" w:uiPriority="0" w:unhideWhenUsed="0"/>
-    <w:lsdException w:name="Subtitle" w:semiHidden="0" w:uiPriority="0" w:unhideWhenUsed="0" w:qFormat="1"/>
-    <w:lsdException w:name="Salutation" w:semiHidden="0" w:uiPriority="0" w:unhideWhenUsed="0"/>
-    <w:lsdException w:name="Date" w:semiHidden="0" w:uiPriority="0" w:unhideWhenUsed="0"/>
-    <w:lsdException w:name="Body Text First Indent" w:semiHidden="0" w:uiPriority="0" w:unhideWhenUsed="0"/>
-    <w:lsdException w:name="Body Text First Indent 2" w:semiHidden="0" w:uiPriority="0" w:unhideWhenUsed="0"/>
-    <w:lsdException w:name="Body Text 2" w:semiHidden="0" w:uiPriority="0" w:unhideWhenUsed="0"/>
-    <w:lsdException w:name="Body Text 3" w:semiHidden="0" w:uiPriority="0" w:unhideWhenUsed="0"/>
-    <w:lsdException w:name="Body Text Indent 2" w:semiHidden="0" w:uiPriority="0" w:unhideWhenUsed="0"/>
-    <w:lsdException w:name="Body Text Indent 3" w:semiHidden="0" w:uiPriority="0" w:unhideWhenUsed="0"/>
-    <w:lsdException w:name="Block Text" w:semiHidden="0" w:uiPriority="0" w:unhideWhenUsed="0"/>
-    <w:lsdException w:name="Hyperlink" w:semiHidden="0" w:uiPriority="0" w:unhideWhenUsed="0"/>
-    <w:lsdException w:name="FollowedHyperlink" w:semiHidden="0" w:uiPriority="0" w:unhideWhenUsed="0"/>
-    <w:lsdException w:name="Strong" w:semiHidden="0" w:uiPriority="0" w:unhideWhenUsed="0" w:qFormat="1"/>
-    <w:lsdException w:name="Emphasis" w:semiHidden="0" w:uiPriority="0" w:unhideWhenUsed="0" w:qFormat="1"/>
-    <w:lsdException w:name="Document Map" w:semiHidden="0" w:uiPriority="0" w:unhideWhenUsed="0"/>
-    <w:lsdException w:name="Plain Text" w:semiHidden="0" w:uiPriority="0" w:unhideWhenUsed="0"/>
-    <w:lsdException w:name="E-mail Signature" w:semiHidden="0" w:uiPriority="0" w:unhideWhenUsed="0"/>
-    <w:lsdException w:name="Normal (Web)" w:semiHidden="0" w:uiPriority="0" w:unhideWhenUsed="0" w:qFormat="1"/>
-    <w:lsdException w:name="HTML Acronym" w:semiHidden="0" w:uiPriority="0" w:unhideWhenUsed="0"/>
-    <w:lsdException w:name="HTML Address" w:semiHidden="0" w:uiPriority="0" w:unhideWhenUsed="0"/>
-    <w:lsdException w:name="HTML Cite" w:semiHidden="0" w:uiPriority="0" w:unhideWhenUsed="0"/>
-    <w:lsdException w:name="HTML Code" w:semiHidden="0" w:uiPriority="0" w:unhideWhenUsed="0"/>
-    <w:lsdException w:name="HTML Definition" w:semiHidden="0" w:uiPriority="0" w:unhideWhenUsed="0"/>
-    <w:lsdException w:name="HTML Keyboard" w:semiHidden="0" w:uiPriority="0" w:unhideWhenUsed="0"/>
-    <w:lsdException w:name="HTML Preformatted" w:semiHidden="0" w:uiPriority="0" w:unhideWhenUsed="0"/>
-    <w:lsdException w:name="HTML Sample" w:semiHidden="0" w:uiPriority="0" w:unhideWhenUsed="0"/>
-    <w:lsdException w:name="HTML Typewriter" w:semiHidden="0" w:uiPriority="0" w:unhideWhenUsed="0"/>
-    <w:lsdException w:name="HTML Variable" w:semiHidden="0" w:uiPriority="0" w:unhideWhenUsed="0"/>
-    <w:lsdException w:name="Normal Table" w:uiPriority="0" w:unhideWhenUsed="0" w:qFormat="1"/>
-    <w:lsdException w:name="annotation subject" w:semiHidden="0" w:uiPriority="0" w:unhideWhenUsed="0"/>
-    <w:lsdException w:name="Table Simple 1" w:semiHidden="0" w:uiPriority="0" w:unhideWhenUsed="0"/>
-    <w:lsdException w:name="Table Simple 2" w:semiHidden="0" w:uiPriority="0" w:unhideWhenUsed="0"/>
-    <w:lsdException w:name="Table Simple 3" w:semiHidden="0" w:uiPriority="0" w:unhideWhenUsed="0"/>
-    <w:lsdException w:name="Table Classic 1" w:semiHidden="0" w:uiPriority="0" w:unhideWhenUsed="0"/>
-    <w:lsdException w:name="Table Classic 2" w:semiHidden="0" w:uiPriority="0" w:unhideWhenUsed="0"/>
-    <w:lsdException w:name="Table Classic 3" w:semiHidden="0" w:uiPriority="0" w:unhideWhenUsed="0"/>
-    <w:lsdException w:name="Table Classic 4" w:semiHidden="0" w:uiPriority="0" w:unhideWhenUsed="0"/>
-    <w:lsdException w:name="Table Colorful 1" w:semiHidden="0" w:uiPriority="0" w:unhideWhenUsed="0"/>
-    <w:lsdException w:name="Table Colorful 2" w:semiHidden="0" w:uiPriority="0" w:unhideWhenUsed="0"/>
-    <w:lsdException w:name="Table Colorful 3" w:semiHidden="0" w:uiPriority="0" w:unhideWhenUsed="0"/>
-    <w:lsdException w:name="Table Columns 1" w:semiHidden="0" w:uiPriority="0" w:unhideWhenUsed="0"/>
-    <w:lsdException w:name="Table Columns 2" w:semiHidden="0" w:uiPriority="0" w:unhideWhenUsed="0"/>
-    <w:lsdException w:name="Table Columns 3" w:semiHidden="0" w:uiPriority="0" w:unhideWhenUsed="0"/>
-    <w:lsdException w:name="Table Columns 4" w:semiHidden="0" w:uiPriority="0" w:unhideWhenUsed="0"/>
-    <w:lsdException w:name="Table Columns 5" w:semiHidden="0" w:uiPriority="0" w:unhideWhenUsed="0"/>
-    <w:lsdException w:name="Table Grid 1" w:semiHidden="0" w:uiPriority="0" w:unhideWhenUsed="0"/>
-    <w:lsdException w:name="Table Grid 2" w:semiHidden="0" w:uiPriority="0" w:unhideWhenUsed="0"/>
-    <w:lsdException w:name="Table Grid 3" w:semiHidden="0" w:uiPriority="0" w:unhideWhenUsed="0"/>
-    <w:lsdException w:name="Table Grid 4" w:semiHidden="0" w:uiPriority="0" w:unhideWhenUsed="0"/>
-    <w:lsdException w:name="Table Grid 5" w:semiHidden="0" w:uiPriority="0" w:unhideWhenUsed="0"/>
-    <w:lsdException w:name="Table Grid 6" w:semiHidden="0" w:uiPriority="0" w:unhideWhenUsed="0"/>
-    <w:lsdException w:name="Table Grid 7" w:semiHidden="0" w:uiPriority="0" w:unhideWhenUsed="0"/>
-    <w:lsdException w:name="Table Grid 8" w:semiHidden="0" w:uiPriority="0" w:unhideWhenUsed="0"/>
-    <w:lsdException w:name="Table List 1" w:semiHidden="0" w:uiPriority="0" w:unhideWhenUsed="0"/>
-    <w:lsdException w:name="Table List 2" w:semiHidden="0" w:uiPriority="0" w:unhideWhenUsed="0"/>
-    <w:lsdException w:name="Table List 3" w:semiHidden="0" w:uiPriority="0" w:unhideWhenUsed="0"/>
-    <w:lsdException w:name="Table List 4" w:semiHidden="0" w:uiPriority="0" w:unhideWhenUsed="0"/>
-    <w:lsdException w:name="Table List 5" w:semiHidden="0" w:uiPriority="0" w:unhideWhenUsed="0"/>
-    <w:lsdException w:name="Table List 6" w:semiHidden="0" w:uiPriority="0" w:unhideWhenUsed="0"/>
-    <w:lsdException w:name="Table List 7" w:semiHidden="0" w:uiPriority="0" w:unhideWhenUsed="0"/>
-    <w:lsdException w:name="Table List 8" w:semiHidden="0" w:uiPriority="0" w:unhideWhenUsed="0"/>
-    <w:lsdException w:name="Table 3D effects 1" w:semiHidden="0" w:uiPriority="0" w:unhideWhenUsed="0"/>
-    <w:lsdException w:name="Table 3D effects 2" w:semiHidden="0" w:uiPriority="0" w:unhideWhenUsed="0"/>
-    <w:lsdException w:name="Table 3D effects 3" w:semiHidden="0" w:uiPriority="0" w:unhideWhenUsed="0"/>
-    <w:lsdException w:name="Table Contemporary" w:semiHidden="0" w:uiPriority="0" w:unhideWhenUsed="0"/>
-    <w:lsdException w:name="Table Elegant" w:semiHidden="0" w:uiPriority="0" w:unhideWhenUsed="0"/>
-    <w:lsdException w:name="Table Professional" w:semiHidden="0" w:uiPriority="0" w:unhideWhenUsed="0"/>
-    <w:lsdException w:name="Table Subtle 1" w:semiHidden="0" w:uiPriority="0" w:unhideWhenUsed="0"/>
-    <w:lsdException w:name="Table Subtle 2" w:semiHidden="0" w:uiPriority="0" w:unhideWhenUsed="0"/>
-    <w:lsdException w:name="Table Web 1" w:semiHidden="0" w:uiPriority="0" w:unhideWhenUsed="0"/>
-    <w:lsdException w:name="Table Web 2" w:semiHidden="0" w:uiPriority="0" w:unhideWhenUsed="0"/>
-    <w:lsdException w:name="Table Web 3" w:semiHidden="0" w:uiPriority="0" w:unhideWhenUsed="0"/>
-    <w:lsdException w:name="Balloon Text" w:semiHidden="0" w:uiPriority="0" w:unhideWhenUsed="0"/>
-    <w:lsdException w:name="Table Grid" w:semiHidden="0" w:uiPriority="0" w:unhideWhenUsed="0" w:qFormat="1"/>
-    <w:lsdException w:name="Table Theme" w:semiHidden="0" w:uiPriority="0" w:unhideWhenUsed="0"/>
-    <w:lsdException w:name="Light Shading" w:semiHidden="0" w:uiPriority="60" w:unhideWhenUsed="0"/>
-    <w:lsdException w:name="Light List" w:semiHidden="0" w:uiPriority="61" w:unhideWhenUsed="0"/>
-    <w:lsdException w:name="Light Grid" w:semiHidden="0" w:uiPriority="62" w:unhideWhenUsed="0"/>
-    <w:lsdException w:name="Medium Shading 1" w:semiHidden="0" w:uiPriority="63" w:unhideWhenUsed="0"/>
-    <w:lsdException w:name="Medium Shading 2" w:semiHidden="0" w:uiPriority="64" w:unhideWhenUsed="0"/>
-    <w:lsdException w:name="Medium List 1" w:semiHidden="0" w:uiPriority="65" w:unhideWhenUsed="0"/>
-    <w:lsdException w:name="Medium List 2" w:semiHidden="0" w:uiPriority="66" w:unhideWhenUsed="0"/>
-    <w:lsdException w:name="Medium Grid 1" w:semiHidden="0" w:uiPriority="67" w:unhideWhenUsed="0"/>
-    <w:lsdException w:name="Medium Grid 2" w:semiHidden="0" w:uiPriority="68" w:unhideWhenUsed="0"/>
-    <w:lsdException w:name="Medium Grid 3" w:semiHidden="0" w:uiPriority="69" w:unhideWhenUsed="0"/>
-    <w:lsdException w:name="Dark List" w:semiHidden="0" w:uiPriority="70" w:unhideWhenUsed="0"/>
-    <w:lsdException w:name="Colorful Shading" w:semiHidden="0" w:uiPriority="71" w:unhideWhenUsed="0"/>
-    <w:lsdException w:name="Colorful List" w:semiHidden="0" w:uiPriority="72" w:unhideWhenUsed="0"/>
-    <w:lsdException w:name="Colorful Grid" w:semiHidden="0" w:uiPriority="73" w:unhideWhenUsed="0"/>
-    <w:lsdException w:name="Light Shading Accent 1" w:semiHidden="0" w:uiPriority="60" w:unhideWhenUsed="0"/>
-    <w:lsdException w:name="Light List Accent 1" w:semiHidden="0" w:uiPriority="61" w:unhideWhenUsed="0"/>
-    <w:lsdException w:name="Light Grid Accent 1" w:semiHidden="0" w:uiPriority="62" w:unhideWhenUsed="0"/>
-    <w:lsdException w:name="Medium Shading 1 Accent 1" w:semiHidden="0" w:uiPriority="63" w:unhideWhenUsed="0"/>
-    <w:lsdException w:name="Medium Shading 2 Accent 1" w:semiHidden="0" w:uiPriority="64" w:unhideWhenUsed="0"/>
-    <w:lsdException w:name="Medium List 1 Accent 1" w:semiHidden="0" w:uiPriority="65" w:unhideWhenUsed="0"/>
-    <w:lsdException w:name="Medium List 2 Accent 1" w:semiHidden="0" w:uiPriority="66" w:unhideWhenUsed="0"/>
-    <w:lsdException w:name="Medium Grid 1 Accent 1" w:semiHidden="0" w:uiPriority="67" w:unhideWhenUsed="0"/>
-    <w:lsdException w:name="Medium Grid 2 Accent 1" w:semiHidden="0" w:uiPriority="68" w:unhideWhenUsed="0"/>
-    <w:lsdException w:name="Medium Grid 3 Accent 1" w:semiHidden="0" w:uiPriority="69" w:unhideWhenUsed="0"/>
-    <w:lsdException w:name="Dark List Accent 1" w:semiHidden="0" w:uiPriority="70" w:unhideWhenUsed="0"/>
-    <w:lsdException w:name="Colorful Shading Accent 1" w:semiHidden="0" w:uiPriority="71" w:unhideWhenUsed="0"/>
-    <w:lsdException w:name="Colorful List Accent 1" w:semiHidden="0" w:uiPriority="72" w:unhideWhenUsed="0"/>
-    <w:lsdException w:name="Colorful Grid Accent 1" w:semiHidden="0" w:uiPriority="73" w:unhideWhenUsed="0"/>
-    <w:lsdException w:name="Light Shading Accent 2" w:semiHidden="0" w:uiPriority="60" w:unhideWhenUsed="0"/>
-    <w:lsdException w:name="Light List Accent 2" w:semiHidden="0" w:uiPriority="61" w:unhideWhenUsed="0"/>
-    <w:lsdException w:name="Light Grid Accent 2" w:semiHidden="0" w:uiPriority="62" w:unhideWhenUsed="0"/>
-    <w:lsdException w:name="Medium Shading 1 Accent 2" w:semiHidden="0" w:uiPriority="63" w:unhideWhenUsed="0"/>
-    <w:lsdException w:name="Medium Shading 2 Accent 2" w:semiHidden="0" w:uiPriority="64" w:unhideWhenUsed="0"/>
-    <w:lsdException w:name="Medium List 1 Accent 2" w:semiHidden="0" w:uiPriority="65" w:unhideWhenUsed="0"/>
-    <w:lsdException w:name="Medium List 2 Accent 2" w:semiHidden="0" w:uiPriority="66" w:unhideWhenUsed="0"/>
-    <w:lsdException w:name="Medium Grid 1 Accent 2" w:semiHidden="0" w:uiPriority="67" w:unhideWhenUsed="0"/>
-    <w:lsdException w:name="Medium Grid 2 Accent 2" w:semiHidden="0" w:uiPriority="68" w:unhideWhenUsed="0"/>
-    <w:lsdException w:name="Medium Grid 3 Accent 2" w:semiHidden="0" w:uiPriority="69" w:unhideWhenUsed="0"/>
-    <w:lsdException w:name="Dark List Accent 2" w:semiHidden="0" w:uiPriority="70" w:unhideWhenUsed="0"/>
-    <w:lsdException w:name="Colorful Shading Accent 2" w:semiHidden="0" w:uiPriority="71" w:unhideWhenUsed="0"/>
-    <w:lsdException w:name="Colorful List Accent 2" w:semiHidden="0" w:uiPriority="72" w:unhideWhenUsed="0"/>
-    <w:lsdException w:name="Colorful Grid Accent 2" w:semiHidden="0" w:uiPriority="73" w:unhideWhenUsed="0"/>
-    <w:lsdException w:name="Light Shading Accent 3" w:semiHidden="0" w:uiPriority="60" w:unhideWhenUsed="0"/>
-    <w:lsdException w:name="Light List Accent 3" w:semiHidden="0" w:uiPriority="61" w:unhideWhenUsed="0"/>
-    <w:lsdException w:name="Light Grid Accent 3" w:semiHidden="0" w:uiPriority="62" w:unhideWhenUsed="0"/>
-    <w:lsdException w:name="Medium Shading 1 Accent 3" w:semiHidden="0" w:uiPriority="63" w:unhideWhenUsed="0"/>
-    <w:lsdException w:name="Medium Shading 2 Accent 3" w:semiHidden="0" w:uiPriority="64" w:unhideWhenUsed="0"/>
-    <w:lsdException w:name="Medium List 1 Accent 3" w:semiHidden="0" w:uiPriority="65" w:unhideWhenUsed="0"/>
-    <w:lsdException w:name="Medium List 2 Accent 3" w:semiHidden="0" w:uiPriority="66" w:unhideWhenUsed="0"/>
-    <w:lsdException w:name="Medium Grid 1 Accent 3" w:semiHidden="0" w:uiPriority="67" w:unhideWhenUsed="0"/>
-    <w:lsdException w:name="Medium Grid 2 Accent 3" w:semiHidden="0" w:uiPriority="68" w:unhideWhenUsed="0"/>
-    <w:lsdException w:name="Medium Grid 3 Accent 3" w:semiHidden="0" w:uiPriority="69" w:unhideWhenUsed="0"/>
-    <w:lsdException w:name="Dark List Accent 3" w:semiHidden="0" w:uiPriority="70" w:unhideWhenUsed="0"/>
-    <w:lsdException w:name="Colorful Shading Accent 3" w:semiHidden="0" w:uiPriority="71" w:unhideWhenUsed="0"/>
-    <w:lsdException w:name="Colorful List Accent 3" w:semiHidden="0" w:uiPriority="72" w:unhideWhenUsed="0"/>
-    <w:lsdException w:name="Colorful Grid Accent 3" w:semiHidden="0" w:uiPriority="73" w:unhideWhenUsed="0"/>
-    <w:lsdException w:name="Light Shading Accent 4" w:semiHidden="0" w:uiPriority="60" w:unhideWhenUsed="0"/>
-    <w:lsdException w:name="Light List Accent 4" w:semiHidden="0" w:uiPriority="61" w:unhideWhenUsed="0"/>
-    <w:lsdException w:name="Light Grid Accent 4" w:semiHidden="0" w:uiPriority="62" w:unhideWhenUsed="0"/>
-    <w:lsdException w:name="Medium Shading 1 Accent 4" w:semiHidden="0" w:uiPriority="63" w:unhideWhenUsed="0"/>
-    <w:lsdException w:name="Medium Shading 2 Accent 4" w:semiHidden="0" w:uiPriority="64" w:unhideWhenUsed="0"/>
-    <w:lsdException w:name="Medium List 1 Accent 4" w:semiHidden="0" w:uiPriority="65" w:unhideWhenUsed="0"/>
-    <w:lsdException w:name="Medium List 2 Accent 4" w:semiHidden="0" w:uiPriority="66" w:unhideWhenUsed="0"/>
-    <w:lsdException w:name="Medium Grid 1 Accent 4" w:semiHidden="0" w:uiPriority="67" w:unhideWhenUsed="0"/>
-    <w:lsdException w:name="Medium Grid 2 Accent 4" w:semiHidden="0" w:uiPriority="68" w:unhideWhenUsed="0"/>
-    <w:lsdException w:name="Medium Grid 3 Accent 4" w:semiHidden="0" w:uiPriority="69" w:unhideWhenUsed="0"/>
-    <w:lsdException w:name="Dark List Accent 4" w:semiHidden="0" w:uiPriority="70" w:unhideWhenUsed="0"/>
-    <w:lsdException w:name="Colorful Shading Accent 4" w:semiHidden="0" w:uiPriority="71" w:unhideWhenUsed="0"/>
-    <w:lsdException w:name="Colorful List Accent 4" w:semiHidden="0" w:uiPriority="72" w:unhideWhenUsed="0"/>
-    <w:lsdException w:name="Colorful Grid Accent 4" w:semiHidden="0" w:uiPriority="73" w:unhideWhenUsed="0"/>
-    <w:lsdException w:name="Light Shading Accent 5" w:semiHidden="0" w:uiPriority="60" w:unhideWhenUsed="0"/>
-    <w:lsdException w:name="Light List Accent 5" w:semiHidden="0" w:uiPriority="61" w:unhideWhenUsed="0"/>
-    <w:lsdException w:name="Light Grid Accent 5" w:semiHidden="0" w:uiPriority="62" w:unhideWhenUsed="0"/>
-    <w:lsdException w:name="Medium Shading 1 Accent 5" w:semiHidden="0" w:uiPriority="63" w:unhideWhenUsed="0"/>
-    <w:lsdException w:name="Medium Shading 2 Accent 5" w:semiHidden="0" w:uiPriority="64" w:unhideWhenUsed="0"/>
-    <w:lsdException w:name="Medium List 1 Accent 5" w:semiHidden="0" w:uiPriority="65" w:unhideWhenUsed="0"/>
-    <w:lsdException w:name="Medium List 2 Accent 5" w:semiHidden="0" w:uiPriority="66" w:unhideWhenUsed="0"/>
-    <w:lsdException w:name="Medium Grid 1 Accent 5" w:semiHidden="0" w:uiPriority="67" w:unhideWhenUsed="0"/>
-    <w:lsdException w:name="Medium Grid 2 Accent 5" w:semiHidden="0" w:uiPriority="68" w:unhideWhenUsed="0"/>
-    <w:lsdException w:name="Medium Grid 3 Accent 5" w:semiHidden="0" w:uiPriority="69" w:unhideWhenUsed="0"/>
-    <w:lsdException w:name="Dark List Accent 5" w:semiHidden="0" w:uiPriority="70" w:unhideWhenUsed="0"/>
-    <w:lsdException w:name="Colorful Shading Accent 5" w:semiHidden="0" w:uiPriority="71" w:unhideWhenUsed="0"/>
-    <w:lsdException w:name="Colorful List Accent 5" w:semiHidden="0" w:uiPriority="72" w:unhideWhenUsed="0"/>
-    <w:lsdException w:name="Colorful Grid Accent 5" w:semiHidden="0" w:uiPriority="73" w:unhideWhenUsed="0"/>
-    <w:lsdException w:name="Light Shading Accent 6" w:semiHidden="0" w:uiPriority="60" w:unhideWhenUsed="0"/>
-    <w:lsdException w:name="Light List Accent 6" w:semiHidden="0" w:uiPriority="61" w:unhideWhenUsed="0"/>
-    <w:lsdException w:name="Light Grid Accent 6" w:semiHidden="0" w:uiPriority="62" w:unhideWhenUsed="0"/>
-    <w:lsdException w:name="Medium Shading 1 Accent 6" w:semiHidden="0" w:uiPriority="63" w:unhideWhenUsed="0"/>
-    <w:lsdException w:name="Medium Shading 2 Accent 6" w:semiHidden="0" w:uiPriority="64" w:unhideWhenUsed="0"/>
-    <w:lsdException w:name="Medium List 1 Accent 6" w:semiHidden="0" w:uiPriority="65" w:unhideWhenUsed="0"/>
-    <w:lsdException w:name="Medium List 2 Accent 6" w:semiHidden="0" w:uiPriority="66" w:unhideWhenUsed="0"/>
-    <w:lsdException w:name="Medium Grid 1 Accent 6" w:semiHidden="0" w:uiPriority="67" w:unhideWhenUsed="0"/>
-    <w:lsdException w:name="Medium Grid 2 Accent 6" w:semiHidden="0" w:uiPriority="68" w:unhideWhenUsed="0"/>
-    <w:lsdException w:name="Medium Grid 3 Accent 6" w:semiHidden="0" w:uiPriority="69" w:unhideWhenUsed="0"/>
-    <w:lsdException w:name="Dark List Accent 6" w:semiHidden="0" w:uiPriority="70" w:unhideWhenUsed="0"/>
-    <w:lsdException w:name="Colorful Shading Accent 6" w:semiHidden="0" w:uiPriority="71" w:unhideWhenUsed="0"/>
-    <w:lsdException w:name="Colorful List Accent 6" w:semiHidden="0" w:uiPriority="72" w:unhideWhenUsed="0"/>
-    <w:lsdException w:name="Colorful Grid Accent 6" w:semiHidden="0" w:uiPriority="73" w:unhideWhenUsed="0"/>
+  <w:latentStyles w:count="260" w:defQFormat="0" w:defUnhideWhenUsed="1" w:defSemiHidden="1" w:defUIPriority="99" w:defLockedState="0">
+    <w:lsdException w:qFormat="1" w:unhideWhenUsed="0" w:uiPriority="0" w:semiHidden="0" w:name="Normal"/>
+    <w:lsdException w:qFormat="1" w:unhideWhenUsed="0" w:uiPriority="0" w:semiHidden="0" w:name="heading 1"/>
+    <w:lsdException w:qFormat="1" w:uiPriority="0" w:semiHidden="0" w:name="heading 2"/>
+    <w:lsdException w:qFormat="1" w:uiPriority="0" w:name="heading 3"/>
+    <w:lsdException w:qFormat="1" w:uiPriority="0" w:semiHidden="0" w:name="heading 4"/>
+    <w:lsdException w:qFormat="1" w:uiPriority="0" w:name="heading 5"/>
+    <w:lsdException w:qFormat="1" w:uiPriority="0" w:name="heading 6"/>
+    <w:lsdException w:qFormat="1" w:uiPriority="0" w:name="heading 7"/>
+    <w:lsdException w:qFormat="1" w:uiPriority="0" w:name="heading 8"/>
+    <w:lsdException w:qFormat="1" w:uiPriority="0" w:name="heading 9"/>
+    <w:lsdException w:unhideWhenUsed="0" w:uiPriority="0" w:semiHidden="0" w:name="index 1"/>
+    <w:lsdException w:unhideWhenUsed="0" w:uiPriority="0" w:semiHidden="0" w:name="index 2"/>
+    <w:lsdException w:unhideWhenUsed="0" w:uiPriority="0" w:semiHidden="0" w:name="index 3"/>
+    <w:lsdException w:unhideWhenUsed="0" w:uiPriority="0" w:semiHidden="0" w:name="index 4"/>
+    <w:lsdException w:unhideWhenUsed="0" w:uiPriority="0" w:semiHidden="0" w:name="index 5"/>
+    <w:lsdException w:unhideWhenUsed="0" w:uiPriority="0" w:semiHidden="0" w:name="index 6"/>
+    <w:lsdException w:unhideWhenUsed="0" w:uiPriority="0" w:semiHidden="0" w:name="index 7"/>
+    <w:lsdException w:unhideWhenUsed="0" w:uiPriority="0" w:semiHidden="0" w:name="index 8"/>
+    <w:lsdException w:unhideWhenUsed="0" w:uiPriority="0" w:semiHidden="0" w:name="index 9"/>
+    <w:lsdException w:qFormat="1" w:unhideWhenUsed="0" w:uiPriority="0" w:semiHidden="0" w:name="toc 1"/>
+    <w:lsdException w:qFormat="1" w:unhideWhenUsed="0" w:uiPriority="0" w:semiHidden="0" w:name="toc 2"/>
+    <w:lsdException w:qFormat="1" w:unhideWhenUsed="0" w:uiPriority="0" w:semiHidden="0" w:name="toc 3"/>
+    <w:lsdException w:unhideWhenUsed="0" w:uiPriority="0" w:semiHidden="0" w:name="toc 4"/>
+    <w:lsdException w:unhideWhenUsed="0" w:uiPriority="0" w:semiHidden="0" w:name="toc 5"/>
+    <w:lsdException w:unhideWhenUsed="0" w:uiPriority="0" w:semiHidden="0" w:name="toc 6"/>
+    <w:lsdException w:unhideWhenUsed="0" w:uiPriority="0" w:semiHidden="0" w:name="toc 7"/>
+    <w:lsdException w:unhideWhenUsed="0" w:uiPriority="0" w:semiHidden="0" w:name="toc 8"/>
+    <w:lsdException w:unhideWhenUsed="0" w:uiPriority="0" w:semiHidden="0" w:name="toc 9"/>
+    <w:lsdException w:unhideWhenUsed="0" w:uiPriority="0" w:semiHidden="0" w:name="Normal Indent"/>
+    <w:lsdException w:unhideWhenUsed="0" w:uiPriority="0" w:semiHidden="0" w:name="footnote text"/>
+    <w:lsdException w:qFormat="1" w:unhideWhenUsed="0" w:uiPriority="0" w:semiHidden="0" w:name="annotation text"/>
+    <w:lsdException w:qFormat="1" w:unhideWhenUsed="0" w:uiPriority="0" w:semiHidden="0" w:name="header"/>
+    <w:lsdException w:qFormat="1" w:unhideWhenUsed="0" w:uiPriority="0" w:semiHidden="0" w:name="footer"/>
+    <w:lsdException w:unhideWhenUsed="0" w:uiPriority="0" w:semiHidden="0" w:name="index heading"/>
+    <w:lsdException w:qFormat="1" w:uiPriority="0" w:name="caption"/>
+    <w:lsdException w:unhideWhenUsed="0" w:uiPriority="0" w:semiHidden="0" w:name="table of figures"/>
+    <w:lsdException w:unhideWhenUsed="0" w:uiPriority="0" w:semiHidden="0" w:name="envelope address"/>
+    <w:lsdException w:unhideWhenUsed="0" w:uiPriority="0" w:semiHidden="0" w:name="envelope return"/>
+    <w:lsdException w:unhideWhenUsed="0" w:uiPriority="0" w:semiHidden="0" w:name="footnote reference"/>
+    <w:lsdException w:unhideWhenUsed="0" w:uiPriority="0" w:semiHidden="0" w:name="annotation reference"/>
+    <w:lsdException w:unhideWhenUsed="0" w:uiPriority="0" w:semiHidden="0" w:name="line number"/>
+    <w:lsdException w:unhideWhenUsed="0" w:uiPriority="0" w:semiHidden="0" w:name="page number"/>
+    <w:lsdException w:unhideWhenUsed="0" w:uiPriority="0" w:semiHidden="0" w:name="endnote reference"/>
+    <w:lsdException w:unhideWhenUsed="0" w:uiPriority="0" w:semiHidden="0" w:name="endnote text"/>
+    <w:lsdException w:unhideWhenUsed="0" w:uiPriority="0" w:semiHidden="0" w:name="table of authorities"/>
+    <w:lsdException w:unhideWhenUsed="0" w:uiPriority="0" w:semiHidden="0" w:name="macro"/>
+    <w:lsdException w:unhideWhenUsed="0" w:uiPriority="0" w:semiHidden="0" w:name="toa heading"/>
+    <w:lsdException w:unhideWhenUsed="0" w:uiPriority="0" w:semiHidden="0" w:name="List"/>
+    <w:lsdException w:unhideWhenUsed="0" w:uiPriority="0" w:semiHidden="0" w:name="List Bullet"/>
+    <w:lsdException w:unhideWhenUsed="0" w:uiPriority="0" w:semiHidden="0" w:name="List Number"/>
+    <w:lsdException w:unhideWhenUsed="0" w:uiPriority="0" w:semiHidden="0" w:name="List 2"/>
+    <w:lsdException w:unhideWhenUsed="0" w:uiPriority="0" w:semiHidden="0" w:name="List 3"/>
+    <w:lsdException w:unhideWhenUsed="0" w:uiPriority="0" w:semiHidden="0" w:name="List 4"/>
+    <w:lsdException w:unhideWhenUsed="0" w:uiPriority="0" w:semiHidden="0" w:name="List 5"/>
+    <w:lsdException w:unhideWhenUsed="0" w:uiPriority="0" w:semiHidden="0" w:name="List Bullet 2"/>
+    <w:lsdException w:unhideWhenUsed="0" w:uiPriority="0" w:semiHidden="0" w:name="List Bullet 3"/>
+    <w:lsdException w:unhideWhenUsed="0" w:uiPriority="0" w:semiHidden="0" w:name="List Bullet 4"/>
+    <w:lsdException w:unhideWhenUsed="0" w:uiPriority="0" w:semiHidden="0" w:name="List Bullet 5"/>
+    <w:lsdException w:unhideWhenUsed="0" w:uiPriority="0" w:semiHidden="0" w:name="List Number 2"/>
+    <w:lsdException w:unhideWhenUsed="0" w:uiPriority="0" w:semiHidden="0" w:name="List Number 3"/>
+    <w:lsdException w:unhideWhenUsed="0" w:uiPriority="0" w:semiHidden="0" w:name="List Number 4"/>
+    <w:lsdException w:unhideWhenUsed="0" w:uiPriority="0" w:semiHidden="0" w:name="List Number 5"/>
+    <w:lsdException w:qFormat="1" w:unhideWhenUsed="0" w:uiPriority="0" w:semiHidden="0" w:name="Title"/>
+    <w:lsdException w:unhideWhenUsed="0" w:uiPriority="0" w:semiHidden="0" w:name="Closing"/>
+    <w:lsdException w:unhideWhenUsed="0" w:uiPriority="0" w:semiHidden="0" w:name="Signature"/>
+    <w:lsdException w:qFormat="1" w:unhideWhenUsed="0" w:uiPriority="0" w:name="Default Paragraph Font"/>
+    <w:lsdException w:qFormat="1" w:unhideWhenUsed="0" w:uiPriority="0" w:name="Body Text"/>
+    <w:lsdException w:unhideWhenUsed="0" w:uiPriority="0" w:semiHidden="0" w:name="Body Text Indent"/>
+    <w:lsdException w:unhideWhenUsed="0" w:uiPriority="0" w:semiHidden="0" w:name="List Continue"/>
+    <w:lsdException w:unhideWhenUsed="0" w:uiPriority="0" w:semiHidden="0" w:name="List Continue 2"/>
+    <w:lsdException w:unhideWhenUsed="0" w:uiPriority="0" w:semiHidden="0" w:name="List Continue 3"/>
+    <w:lsdException w:unhideWhenUsed="0" w:uiPriority="0" w:semiHidden="0" w:name="List Continue 4"/>
+    <w:lsdException w:unhideWhenUsed="0" w:uiPriority="0" w:semiHidden="0" w:name="List Continue 5"/>
+    <w:lsdException w:unhideWhenUsed="0" w:uiPriority="0" w:semiHidden="0" w:name="Message Header"/>
+    <w:lsdException w:qFormat="1" w:unhideWhenUsed="0" w:uiPriority="0" w:semiHidden="0" w:name="Subtitle"/>
+    <w:lsdException w:unhideWhenUsed="0" w:uiPriority="0" w:semiHidden="0" w:name="Salutation"/>
+    <w:lsdException w:unhideWhenUsed="0" w:uiPriority="0" w:semiHidden="0" w:name="Date"/>
+    <w:lsdException w:unhideWhenUsed="0" w:uiPriority="0" w:semiHidden="0" w:name="Body Text First Indent"/>
+    <w:lsdException w:unhideWhenUsed="0" w:uiPriority="0" w:semiHidden="0" w:name="Body Text First Indent 2"/>
+    <w:lsdException w:uiPriority="99" w:name="Note Heading"/>
+    <w:lsdException w:unhideWhenUsed="0" w:uiPriority="0" w:semiHidden="0" w:name="Body Text 2"/>
+    <w:lsdException w:unhideWhenUsed="0" w:uiPriority="0" w:semiHidden="0" w:name="Body Text 3"/>
+    <w:lsdException w:unhideWhenUsed="0" w:uiPriority="0" w:semiHidden="0" w:name="Body Text Indent 2"/>
+    <w:lsdException w:unhideWhenUsed="0" w:uiPriority="0" w:semiHidden="0" w:name="Body Text Indent 3"/>
+    <w:lsdException w:unhideWhenUsed="0" w:uiPriority="0" w:semiHidden="0" w:name="Block Text"/>
+    <w:lsdException w:unhideWhenUsed="0" w:uiPriority="0" w:semiHidden="0" w:name="Hyperlink"/>
+    <w:lsdException w:unhideWhenUsed="0" w:uiPriority="0" w:semiHidden="0" w:name="FollowedHyperlink"/>
+    <w:lsdException w:qFormat="1" w:unhideWhenUsed="0" w:uiPriority="0" w:semiHidden="0" w:name="Strong"/>
+    <w:lsdException w:qFormat="1" w:unhideWhenUsed="0" w:uiPriority="0" w:semiHidden="0" w:name="Emphasis"/>
+    <w:lsdException w:unhideWhenUsed="0" w:uiPriority="0" w:semiHidden="0" w:name="Document Map"/>
+    <w:lsdException w:unhideWhenUsed="0" w:uiPriority="0" w:semiHidden="0" w:name="Plain Text"/>
+    <w:lsdException w:unhideWhenUsed="0" w:uiPriority="0" w:semiHidden="0" w:name="E-mail Signature"/>
+    <w:lsdException w:qFormat="1" w:unhideWhenUsed="0" w:uiPriority="0" w:semiHidden="0" w:name="Normal (Web)"/>
+    <w:lsdException w:unhideWhenUsed="0" w:uiPriority="0" w:semiHidden="0" w:name="HTML Acronym"/>
+    <w:lsdException w:unhideWhenUsed="0" w:uiPriority="0" w:semiHidden="0" w:name="HTML Address"/>
+    <w:lsdException w:unhideWhenUsed="0" w:uiPriority="0" w:semiHidden="0" w:name="HTML Cite"/>
+    <w:lsdException w:unhideWhenUsed="0" w:uiPriority="0" w:semiHidden="0" w:name="HTML Code"/>
+    <w:lsdException w:unhideWhenUsed="0" w:uiPriority="0" w:semiHidden="0" w:name="HTML Definition"/>
+    <w:lsdException w:unhideWhenUsed="0" w:uiPriority="0" w:semiHidden="0" w:name="HTML Keyboard"/>
+    <w:lsdException w:unhideWhenUsed="0" w:uiPriority="0" w:semiHidden="0" w:name="HTML Preformatted"/>
+    <w:lsdException w:unhideWhenUsed="0" w:uiPriority="0" w:semiHidden="0" w:name="HTML Sample"/>
+    <w:lsdException w:unhideWhenUsed="0" w:uiPriority="0" w:semiHidden="0" w:name="HTML Typewriter"/>
+    <w:lsdException w:unhideWhenUsed="0" w:uiPriority="0" w:semiHidden="0" w:name="HTML Variable"/>
+    <w:lsdException w:qFormat="1" w:unhideWhenUsed="0" w:uiPriority="0" w:name="Normal Table"/>
+    <w:lsdException w:unhideWhenUsed="0" w:uiPriority="0" w:semiHidden="0" w:name="annotation subject"/>
+    <w:lsdException w:unhideWhenUsed="0" w:uiPriority="0" w:semiHidden="0" w:name="Table Simple 1"/>
+    <w:lsdException w:unhideWhenUsed="0" w:uiPriority="0" w:semiHidden="0" w:name="Table Simple 2"/>
+    <w:lsdException w:unhideWhenUsed="0" w:uiPriority="0" w:semiHidden="0" w:name="Table Simple 3"/>
+    <w:lsdException w:unhideWhenUsed="0" w:uiPriority="0" w:semiHidden="0" w:name="Table Classic 1"/>
+    <w:lsdException w:unhideWhenUsed="0" w:uiPriority="0" w:semiHidden="0" w:name="Table Classic 2"/>
+    <w:lsdException w:unhideWhenUsed="0" w:uiPriority="0" w:semiHidden="0" w:name="Table Classic 3"/>
+    <w:lsdException w:unhideWhenUsed="0" w:uiPriority="0" w:semiHidden="0" w:name="Table Classic 4"/>
+    <w:lsdException w:unhideWhenUsed="0" w:uiPriority="0" w:semiHidden="0" w:name="Table Colorful 1"/>
+    <w:lsdException w:unhideWhenUsed="0" w:uiPriority="0" w:semiHidden="0" w:name="Table Colorful 2"/>
+    <w:lsdException w:unhideWhenUsed="0" w:uiPriority="0" w:semiHidden="0" w:name="Table Colorful 3"/>
+    <w:lsdException w:unhideWhenUsed="0" w:uiPriority="0" w:semiHidden="0" w:name="Table Columns 1"/>
+    <w:lsdException w:unhideWhenUsed="0" w:uiPriority="0" w:semiHidden="0" w:name="Table Columns 2"/>
+    <w:lsdException w:unhideWhenUsed="0" w:uiPriority="0" w:semiHidden="0" w:name="Table Columns 3"/>
+    <w:lsdException w:unhideWhenUsed="0" w:uiPriority="0" w:semiHidden="0" w:name="Table Columns 4"/>
+    <w:lsdException w:unhideWhenUsed="0" w:uiPriority="0" w:semiHidden="0" w:name="Table Columns 5"/>
+    <w:lsdException w:unhideWhenUsed="0" w:uiPriority="0" w:semiHidden="0" w:name="Table Grid 1"/>
+    <w:lsdException w:unhideWhenUsed="0" w:uiPriority="0" w:semiHidden="0" w:name="Table Grid 2"/>
+    <w:lsdException w:unhideWhenUsed="0" w:uiPriority="0" w:semiHidden="0" w:name="Table Grid 3"/>
+    <w:lsdException w:unhideWhenUsed="0" w:uiPriority="0" w:semiHidden="0" w:name="Table Grid 4"/>
+    <w:lsdException w:unhideWhenUsed="0" w:uiPriority="0" w:semiHidden="0" w:name="Table Grid 5"/>
+    <w:lsdException w:unhideWhenUsed="0" w:uiPriority="0" w:semiHidden="0" w:name="Table Grid 6"/>
+    <w:lsdException w:unhideWhenUsed="0" w:uiPriority="0" w:semiHidden="0" w:name="Table Grid 7"/>
+    <w:lsdException w:unhideWhenUsed="0" w:uiPriority="0" w:semiHidden="0" w:name="Table Grid 8"/>
+    <w:lsdException w:unhideWhenUsed="0" w:uiPriority="0" w:semiHidden="0" w:name="Table List 1"/>
+    <w:lsdException w:unhideWhenUsed="0" w:uiPriority="0" w:semiHidden="0" w:name="Table List 2"/>
+    <w:lsdException w:unhideWhenUsed="0" w:uiPriority="0" w:semiHidden="0" w:name="Table List 3"/>
+    <w:lsdException w:unhideWhenUsed="0" w:uiPriority="0" w:semiHidden="0" w:name="Table List 4"/>
+    <w:lsdException w:unhideWhenUsed="0" w:uiPriority="0" w:semiHidden="0" w:name="Table List 5"/>
+    <w:lsdException w:unhideWhenUsed="0" w:uiPriority="0" w:semiHidden="0" w:name="Table List 6"/>
+    <w:lsdException w:unhideWhenUsed="0" w:uiPriority="0" w:semiHidden="0" w:name="Table List 7"/>
+    <w:lsdException w:unhideWhenUsed="0" w:uiPriority="0" w:semiHidden="0" w:name="Table List 8"/>
+    <w:lsdException w:unhideWhenUsed="0" w:uiPriority="0" w:semiHidden="0" w:name="Table 3D effects 1"/>
+    <w:lsdException w:unhideWhenUsed="0" w:uiPriority="0" w:semiHidden="0" w:name="Table 3D effects 2"/>
+    <w:lsdException w:unhideWhenUsed="0" w:uiPriority="0" w:semiHidden="0" w:name="Table 3D effects 3"/>
+    <w:lsdException w:unhideWhenUsed="0" w:uiPriority="0" w:semiHidden="0" w:name="Table Contemporary"/>
+    <w:lsdException w:unhideWhenUsed="0" w:uiPriority="0" w:semiHidden="0" w:name="Table Elegant"/>
+    <w:lsdException w:unhideWhenUsed="0" w:uiPriority="0" w:semiHidden="0" w:name="Table Professional"/>
+    <w:lsdException w:unhideWhenUsed="0" w:uiPriority="0" w:semiHidden="0" w:name="Table Subtle 1"/>
+    <w:lsdException w:unhideWhenUsed="0" w:uiPriority="0" w:semiHidden="0" w:name="Table Subtle 2"/>
+    <w:lsdException w:unhideWhenUsed="0" w:uiPriority="0" w:semiHidden="0" w:name="Table Web 1"/>
+    <w:lsdException w:unhideWhenUsed="0" w:uiPriority="0" w:semiHidden="0" w:name="Table Web 2"/>
+    <w:lsdException w:unhideWhenUsed="0" w:uiPriority="0" w:semiHidden="0" w:name="Table Web 3"/>
+    <w:lsdException w:unhideWhenUsed="0" w:uiPriority="0" w:semiHidden="0" w:name="Balloon Text"/>
+    <w:lsdException w:qFormat="1" w:unhideWhenUsed="0" w:uiPriority="0" w:semiHidden="0" w:name="Table Grid"/>
+    <w:lsdException w:unhideWhenUsed="0" w:uiPriority="0" w:semiHidden="0" w:name="Table Theme"/>
+    <w:lsdException w:unhideWhenUsed="0" w:uiPriority="60" w:semiHidden="0" w:name="Light Shading"/>
+    <w:lsdException w:unhideWhenUsed="0" w:uiPriority="61" w:semiHidden="0" w:name="Light List"/>
+    <w:lsdException w:unhideWhenUsed="0" w:uiPriority="62" w:semiHidden="0" w:name="Light Grid"/>
+    <w:lsdException w:unhideWhenUsed="0" w:uiPriority="63" w:semiHidden="0" w:name="Medium Shading 1"/>
+    <w:lsdException w:unhideWhenUsed="0" w:uiPriority="64" w:semiHidden="0" w:name="Medium Shading 2"/>
+    <w:lsdException w:unhideWhenUsed="0" w:uiPriority="65" w:semiHidden="0" w:name="Medium List 1"/>
+    <w:lsdException w:unhideWhenUsed="0" w:uiPriority="66" w:semiHidden="0" w:name="Medium List 2"/>
+    <w:lsdException w:unhideWhenUsed="0" w:uiPriority="67" w:semiHidden="0" w:name="Medium Grid 1"/>
+    <w:lsdException w:unhideWhenUsed="0" w:uiPriority="68" w:semiHidden="0" w:name="Medium Grid 2"/>
+    <w:lsdException w:unhideWhenUsed="0" w:uiPriority="69" w:semiHidden="0" w:name="Medium Grid 3"/>
+    <w:lsdException w:unhideWhenUsed="0" w:uiPriority="70" w:semiHidden="0" w:name="Dark List"/>
+    <w:lsdException w:unhideWhenUsed="0" w:uiPriority="71" w:semiHidden="0" w:name="Colorful Shading"/>
+    <w:lsdException w:unhideWhenUsed="0" w:uiPriority="72" w:semiHidden="0" w:name="Colorful List"/>
+    <w:lsdException w:unhideWhenUsed="0" w:uiPriority="73" w:semiHidden="0" w:name="Colorful Grid"/>
+    <w:lsdException w:unhideWhenUsed="0" w:uiPriority="60" w:semiHidden="0" w:name="Light Shading Accent 1"/>
+    <w:lsdException w:unhideWhenUsed="0" w:uiPriority="61" w:semiHidden="0" w:name="Light List Accent 1"/>
+    <w:lsdException w:unhideWhenUsed="0" w:uiPriority="62" w:semiHidden="0" w:name="Light Grid Accent 1"/>
+    <w:lsdException w:unhideWhenUsed="0" w:uiPriority="63" w:semiHidden="0" w:name="Medium Shading 1 Accent 1"/>
+    <w:lsdException w:unhideWhenUsed="0" w:uiPriority="64" w:semiHidden="0" w:name="Medium Shading 2 Accent 1"/>
+    <w:lsdException w:unhideWhenUsed="0" w:uiPriority="65" w:semiHidden="0" w:name="Medium List 1 Accent 1"/>
+    <w:lsdException w:unhideWhenUsed="0" w:uiPriority="66" w:semiHidden="0" w:name="Medium List 2 Accent 1"/>
+    <w:lsdException w:unhideWhenUsed="0" w:uiPriority="67" w:semiHidden="0" w:name="Medium Grid 1 Accent 1"/>
+    <w:lsdException w:unhideWhenUsed="0" w:uiPriority="68" w:semiHidden="0" w:name="Medium Grid 2 Accent 1"/>
+    <w:lsdException w:unhideWhenUsed="0" w:uiPriority="69" w:semiHidden="0" w:name="Medium Grid 3 Accent 1"/>
+    <w:lsdException w:unhideWhenUsed="0" w:uiPriority="70" w:semiHidden="0" w:name="Dark List Accent 1"/>
+    <w:lsdException w:unhideWhenUsed="0" w:uiPriority="71" w:semiHidden="0" w:name="Colorful Shading Accent 1"/>
+    <w:lsdException w:unhideWhenUsed="0" w:uiPriority="72" w:semiHidden="0" w:name="Colorful List Accent 1"/>
+    <w:lsdException w:unhideWhenUsed="0" w:uiPriority="73" w:semiHidden="0" w:name="Colorful Grid Accent 1"/>
+    <w:lsdException w:unhideWhenUsed="0" w:uiPriority="60" w:semiHidden="0" w:name="Light Shading Accent 2"/>
+    <w:lsdException w:unhideWhenUsed="0" w:uiPriority="61" w:semiHidden="0" w:name="Light List Accent 2"/>
+    <w:lsdException w:unhideWhenUsed="0" w:uiPriority="62" w:semiHidden="0" w:name="Light Grid Accent 2"/>
+    <w:lsdException w:unhideWhenUsed="0" w:uiPriority="63" w:semiHidden="0" w:name="Medium Shading 1 Accent 2"/>
+    <w:lsdException w:unhideWhenUsed="0" w:uiPriority="64" w:semiHidden="0" w:name="Medium Shading 2 Accent 2"/>
+    <w:lsdException w:unhideWhenUsed="0" w:uiPriority="65" w:semiHidden="0" w:name="Medium List 1 Accent 2"/>
+    <w:lsdException w:unhideWhenUsed="0" w:uiPriority="66" w:semiHidden="0" w:name="Medium List 2 Accent 2"/>
+    <w:lsdException w:unhideWhenUsed="0" w:uiPriority="67" w:semiHidden="0" w:name="Medium Grid 1 Accent 2"/>
+    <w:lsdException w:unhideWhenUsed="0" w:uiPriority="68" w:semiHidden="0" w:name="Medium Grid 2 Accent 2"/>
+    <w:lsdException w:unhideWhenUsed="0" w:uiPriority="69" w:semiHidden="0" w:name="Medium Grid 3 Accent 2"/>
+    <w:lsdException w:unhideWhenUsed="0" w:uiPriority="70" w:semiHidden="0" w:name="Dark List Accent 2"/>
+    <w:lsdException w:unhideWhenUsed="0" w:uiPriority="71" w:semiHidden="0" w:name="Colorful Shading Accent 2"/>
+    <w:lsdException w:unhideWhenUsed="0" w:uiPriority="72" w:semiHidden="0" w:name="Colorful List Accent 2"/>
+    <w:lsdException w:unhideWhenUsed="0" w:uiPriority="73" w:semiHidden="0" w:name="Colorful Grid Accent 2"/>
+    <w:lsdException w:unhideWhenUsed="0" w:uiPriority="60" w:semiHidden="0" w:name="Light Shading Accent 3"/>
+    <w:lsdException w:unhideWhenUsed="0" w:uiPriority="61" w:semiHidden="0" w:name="Light List Accent 3"/>
+    <w:lsdException w:unhideWhenUsed="0" w:uiPriority="62" w:semiHidden="0" w:name="Light Grid Accent 3"/>
+    <w:lsdException w:unhideWhenUsed="0" w:uiPriority="63" w:semiHidden="0" w:name="Medium Shading 1 Accent 3"/>
+    <w:lsdException w:unhideWhenUsed="0" w:uiPriority="64" w:semiHidden="0" w:name="Medium Shading 2 Accent 3"/>
+    <w:lsdException w:unhideWhenUsed="0" w:uiPriority="65" w:semiHidden="0" w:name="Medium List 1 Accent 3"/>
+    <w:lsdException w:unhideWhenUsed="0" w:uiPriority="66" w:semiHidden="0" w:name="Medium List 2 Accent 3"/>
+    <w:lsdException w:unhideWhenUsed="0" w:uiPriority="67" w:semiHidden="0" w:name="Medium Grid 1 Accent 3"/>
+    <w:lsdException w:unhideWhenUsed="0" w:uiPriority="68" w:semiHidden="0" w:name="Medium Grid 2 Accent 3"/>
+    <w:lsdException w:unhideWhenUsed="0" w:uiPriority="69" w:semiHidden="0" w:name="Medium Grid 3 Accent 3"/>
+    <w:lsdException w:unhideWhenUsed="0" w:uiPriority="70" w:semiHidden="0" w:name="Dark List Accent 3"/>
+    <w:lsdException w:unhideWhenUsed="0" w:uiPriority="71" w:semiHidden="0" w:name="Colorful Shading Accent 3"/>
+    <w:lsdException w:unhideWhenUsed="0" w:uiPriority="72" w:semiHidden="0" w:name="Colorful List Accent 3"/>
+    <w:lsdException w:unhideWhenUsed="0" w:uiPriority="73" w:semiHidden="0" w:name="Colorful Grid Accent 3"/>
+    <w:lsdException w:unhideWhenUsed="0" w:uiPriority="60" w:semiHidden="0" w:name="Light Shading Accent 4"/>
+    <w:lsdException w:unhideWhenUsed="0" w:uiPriority="61" w:semiHidden="0" w:name="Light List Accent 4"/>
+    <w:lsdException w:unhideWhenUsed="0" w:uiPriority="62" w:semiHidden="0" w:name="Light Grid Accent 4"/>
+    <w:lsdException w:unhideWhenUsed="0" w:uiPriority="63" w:semiHidden="0" w:name="Medium Shading 1 Accent 4"/>
+    <w:lsdException w:unhideWhenUsed="0" w:uiPriority="64" w:semiHidden="0" w:name="Medium Shading 2 Accent 4"/>
+    <w:lsdException w:unhideWhenUsed="0" w:uiPriority="65" w:semiHidden="0" w:name="Medium List 1 Accent 4"/>
+    <w:lsdException w:unhideWhenUsed="0" w:uiPriority="66" w:semiHidden="0" w:name="Medium List 2 Accent 4"/>
+    <w:lsdException w:unhideWhenUsed="0" w:uiPriority="67" w:semiHidden="0" w:name="Medium Grid 1 Accent 4"/>
+    <w:lsdException w:unhideWhenUsed="0" w:uiPriority="68" w:semiHidden="0" w:name="Medium Grid 2 Accent 4"/>
+    <w:lsdException w:unhideWhenUsed="0" w:uiPriority="69" w:semiHidden="0" w:name="Medium Grid 3 Accent 4"/>
+    <w:lsdException w:unhideWhenUsed="0" w:uiPriority="70" w:semiHidden="0" w:name="Dark List Accent 4"/>
+    <w:lsdException w:unhideWhenUsed="0" w:uiPriority="71" w:semiHidden="0" w:name="Colorful Shading Accent 4"/>
+    <w:lsdException w:unhideWhenUsed="0" w:uiPriority="72" w:semiHidden="0" w:name="Colorful List Accent 4"/>
+    <w:lsdException w:unhideWhenUsed="0" w:uiPriority="73" w:semiHidden="0" w:name="Colorful Grid Accent 4"/>
+    <w:lsdException w:unhideWhenUsed="0" w:uiPriority="60" w:semiHidden="0" w:name="Light Shading Accent 5"/>
+    <w:lsdException w:unhideWhenUsed="0" w:uiPriority="61" w:semiHidden="0" w:name="Light List Accent 5"/>
+    <w:lsdException w:unhideWhenUsed="0" w:uiPriority="62" w:semiHidden="0" w:name="Light Grid Accent 5"/>
+    <w:lsdException w:unhideWhenUsed="0" w:uiPriority="63" w:semiHidden="0" w:name="Medium Shading 1 Accent 5"/>
+    <w:lsdException w:unhideWhenUsed="0" w:uiPriority="64" w:semiHidden="0" w:name="Medium Shading 2 Accent 5"/>
+    <w:lsdException w:unhideWhenUsed="0" w:uiPriority="65" w:semiHidden="0" w:name="Medium List 1 Accent 5"/>
+    <w:lsdException w:unhideWhenUsed="0" w:uiPriority="66" w:semiHidden="0" w:name="Medium List 2 Accent 5"/>
+    <w:lsdException w:unhideWhenUsed="0" w:uiPriority="67" w:semiHidden="0" w:name="Medium Grid 1 Accent 5"/>
+    <w:lsdException w:unhideWhenUsed="0" w:uiPriority="68" w:semiHidden="0" w:name="Medium Grid 2 Accent 5"/>
+    <w:lsdException w:unhideWhenUsed="0" w:uiPriority="69" w:semiHidden="0" w:name="Medium Grid 3 Accent 5"/>
+    <w:lsdException w:unhideWhenUsed="0" w:uiPriority="70" w:semiHidden="0" w:name="Dark List Accent 5"/>
+    <w:lsdException w:unhideWhenUsed="0" w:uiPriority="71" w:semiHidden="0" w:name="Colorful Shading Accent 5"/>
+    <w:lsdException w:unhideWhenUsed="0" w:uiPriority="72" w:semiHidden="0" w:name="Colorful List Accent 5"/>
+    <w:lsdException w:unhideWhenUsed="0" w:uiPriority="73" w:semiHidden="0" w:name="Colorful Grid Accent 5"/>
+    <w:lsdException w:unhideWhenUsed="0" w:uiPriority="60" w:semiHidden="0" w:name="Light Shading Accent 6"/>
+    <w:lsdException w:unhideWhenUsed="0" w:uiPriority="61" w:semiHidden="0" w:name="Light List Accent 6"/>
+    <w:lsdException w:unhideWhenUsed="0" w:uiPriority="62" w:semiHidden="0" w:name="Light Grid Accent 6"/>
+    <w:lsdException w:unhideWhenUsed="0" w:uiPriority="63" w:semiHidden="0" w:name="Medium Shading 1 Accent 6"/>
+    <w:lsdException w:unhideWhenUsed="0" w:uiPriority="64" w:semiHidden="0" w:name="Medium Shading 2 Accent 6"/>
+    <w:lsdException w:unhideWhenUsed="0" w:uiPriority="65" w:semiHidden="0" w:name="Medium List 1 Accent 6"/>
+    <w:lsdException w:unhideWhenUsed="0" w:uiPriority="66" w:semiHidden="0" w:name="Medium List 2 Accent 6"/>
+    <w:lsdException w:unhideWhenUsed="0" w:uiPriority="67" w:semiHidden="0" w:name="Medium Grid 1 Accent 6"/>
+    <w:lsdException w:unhideWhenUsed="0" w:uiPriority="68" w:semiHidden="0" w:name="Medium Grid 2 Accent 6"/>
+    <w:lsdException w:unhideWhenUsed="0" w:uiPriority="69" w:semiHidden="0" w:name="Medium Grid 3 Accent 6"/>
+    <w:lsdException w:unhideWhenUsed="0" w:uiPriority="70" w:semiHidden="0" w:name="Dark List Accent 6"/>
+    <w:lsdException w:unhideWhenUsed="0" w:uiPriority="71" w:semiHidden="0" w:name="Colorful Shading Accent 6"/>
+    <w:lsdException w:unhideWhenUsed="0" w:uiPriority="72" w:semiHidden="0" w:name="Colorful List Accent 6"/>
+    <w:lsdException w:unhideWhenUsed="0" w:uiPriority="73" w:semiHidden="0" w:name="Colorful Grid Accent 6"/>
   </w:latentStyles>
-  <w:style w:type="paragraph" w:default="1" w:styleId="Normal">
+  <w:style w:type="paragraph" w:default="1" w:styleId="1">
     <w:name w:val="Normal"/>
     <w:qFormat/>
+    <w:uiPriority w:val="0"/>
     <w:pPr>
       <w:kinsoku w:val="0"/>
       <w:autoSpaceDE w:val="0"/>
@@ -6066,7 +5928,7 @@
       <w:textAlignment w:val="baseline"/>
     </w:pPr>
     <w:rPr>
-      <w:rFonts w:ascii="Arial" w:eastAsia="宋体" w:hAnsi="Arial" w:cs="Arial"/>
+      <w:rFonts w:ascii="Arial" w:hAnsi="Arial" w:eastAsia="宋体" w:cs="Arial"/>
       <w:snapToGrid w:val="0"/>
       <w:color w:val="000000"/>
       <w:kern w:val="0"/>
@@ -6075,11 +5937,12 @@
       <w:lang w:val="en-US" w:eastAsia="en-US" w:bidi="ar-SA"/>
     </w:rPr>
   </w:style>
-  <w:style w:type="paragraph" w:styleId="Heading1">
+  <w:style w:type="paragraph" w:styleId="2">
     <w:name w:val="heading 1"/>
-    <w:basedOn w:val="Normal"/>
-    <w:next w:val="Normal"/>
+    <w:basedOn w:val="1"/>
+    <w:next w:val="1"/>
     <w:qFormat/>
+    <w:uiPriority w:val="0"/>
     <w:pPr>
       <w:keepNext/>
       <w:keepLines/>
@@ -6097,12 +5960,13 @@
       <w:sz w:val="44"/>
     </w:rPr>
   </w:style>
-  <w:style w:type="paragraph" w:styleId="Heading2">
+  <w:style w:type="paragraph" w:styleId="3">
     <w:name w:val="heading 2"/>
-    <w:basedOn w:val="Normal"/>
-    <w:next w:val="Normal"/>
+    <w:basedOn w:val="1"/>
+    <w:next w:val="1"/>
     <w:unhideWhenUsed/>
     <w:qFormat/>
+    <w:uiPriority w:val="0"/>
     <w:pPr>
       <w:keepNext/>
       <w:keepLines/>
@@ -6115,18 +5979,19 @@
       <w:outlineLvl w:val="1"/>
     </w:pPr>
     <w:rPr>
-      <w:rFonts w:ascii="Arial" w:eastAsia="黑体" w:hAnsi="Arial"/>
+      <w:rFonts w:ascii="Arial" w:hAnsi="Arial" w:eastAsia="黑体"/>
       <w:b/>
       <w:sz w:val="32"/>
     </w:rPr>
   </w:style>
-  <w:style w:type="paragraph" w:styleId="Heading3">
+  <w:style w:type="paragraph" w:styleId="4">
     <w:name w:val="heading 3"/>
-    <w:basedOn w:val="Normal"/>
-    <w:next w:val="Normal"/>
+    <w:basedOn w:val="1"/>
+    <w:next w:val="1"/>
     <w:semiHidden/>
     <w:unhideWhenUsed/>
     <w:qFormat/>
+    <w:uiPriority w:val="0"/>
     <w:pPr>
       <w:keepNext/>
       <w:keepLines/>
@@ -6143,12 +6008,13 @@
       <w:sz w:val="32"/>
     </w:rPr>
   </w:style>
-  <w:style w:type="paragraph" w:styleId="Heading4">
+  <w:style w:type="paragraph" w:styleId="5">
     <w:name w:val="heading 4"/>
-    <w:basedOn w:val="Normal"/>
-    <w:next w:val="Normal"/>
+    <w:basedOn w:val="1"/>
+    <w:next w:val="1"/>
     <w:unhideWhenUsed/>
     <w:qFormat/>
+    <w:uiPriority w:val="0"/>
     <w:pPr>
       <w:keepNext/>
       <w:keepLines/>
@@ -6161,18 +6027,19 @@
       <w:outlineLvl w:val="3"/>
     </w:pPr>
     <w:rPr>
-      <w:rFonts w:ascii="Arial" w:eastAsia="黑体" w:hAnsi="Arial"/>
+      <w:rFonts w:ascii="Arial" w:hAnsi="Arial" w:eastAsia="黑体"/>
       <w:b/>
       <w:sz w:val="28"/>
     </w:rPr>
   </w:style>
-  <w:style w:type="paragraph" w:styleId="Heading5">
+  <w:style w:type="paragraph" w:styleId="6">
     <w:name w:val="heading 5"/>
-    <w:basedOn w:val="Normal"/>
-    <w:next w:val="Normal"/>
+    <w:basedOn w:val="1"/>
+    <w:next w:val="1"/>
     <w:semiHidden/>
     <w:unhideWhenUsed/>
     <w:qFormat/>
+    <w:uiPriority w:val="0"/>
     <w:pPr>
       <w:keepNext/>
       <w:keepLines/>
@@ -6189,13 +6056,14 @@
       <w:sz w:val="28"/>
     </w:rPr>
   </w:style>
-  <w:style w:type="paragraph" w:styleId="Heading6">
+  <w:style w:type="paragraph" w:styleId="7">
     <w:name w:val="heading 6"/>
-    <w:basedOn w:val="Normal"/>
-    <w:next w:val="Normal"/>
+    <w:basedOn w:val="1"/>
+    <w:next w:val="1"/>
     <w:semiHidden/>
     <w:unhideWhenUsed/>
     <w:qFormat/>
+    <w:uiPriority w:val="0"/>
     <w:pPr>
       <w:keepNext/>
       <w:keepLines/>
@@ -6208,18 +6076,19 @@
       <w:outlineLvl w:val="5"/>
     </w:pPr>
     <w:rPr>
-      <w:rFonts w:ascii="Arial" w:eastAsia="黑体" w:hAnsi="Arial"/>
+      <w:rFonts w:ascii="Arial" w:hAnsi="Arial" w:eastAsia="黑体"/>
       <w:b/>
       <w:sz w:val="24"/>
     </w:rPr>
   </w:style>
-  <w:style w:type="paragraph" w:styleId="Heading7">
+  <w:style w:type="paragraph" w:styleId="8">
     <w:name w:val="heading 7"/>
-    <w:basedOn w:val="Normal"/>
-    <w:next w:val="Normal"/>
+    <w:basedOn w:val="1"/>
+    <w:next w:val="1"/>
     <w:semiHidden/>
     <w:unhideWhenUsed/>
     <w:qFormat/>
+    <w:uiPriority w:val="0"/>
     <w:pPr>
       <w:keepNext/>
       <w:keepLines/>
@@ -6236,13 +6105,14 @@
       <w:sz w:val="24"/>
     </w:rPr>
   </w:style>
-  <w:style w:type="paragraph" w:styleId="Heading8">
+  <w:style w:type="paragraph" w:styleId="9">
     <w:name w:val="heading 8"/>
-    <w:basedOn w:val="Normal"/>
-    <w:next w:val="Normal"/>
+    <w:basedOn w:val="1"/>
+    <w:next w:val="1"/>
     <w:semiHidden/>
     <w:unhideWhenUsed/>
     <w:qFormat/>
+    <w:uiPriority w:val="0"/>
     <w:pPr>
       <w:keepNext/>
       <w:keepLines/>
@@ -6255,17 +6125,18 @@
       <w:outlineLvl w:val="7"/>
     </w:pPr>
     <w:rPr>
-      <w:rFonts w:ascii="Arial" w:eastAsia="黑体" w:hAnsi="Arial"/>
+      <w:rFonts w:ascii="Arial" w:hAnsi="Arial" w:eastAsia="黑体"/>
       <w:sz w:val="24"/>
     </w:rPr>
   </w:style>
-  <w:style w:type="paragraph" w:styleId="Heading9">
+  <w:style w:type="paragraph" w:styleId="10">
     <w:name w:val="heading 9"/>
-    <w:basedOn w:val="Normal"/>
-    <w:next w:val="Normal"/>
+    <w:basedOn w:val="1"/>
+    <w:next w:val="1"/>
     <w:semiHidden/>
     <w:unhideWhenUsed/>
     <w:qFormat/>
+    <w:uiPriority w:val="0"/>
     <w:pPr>
       <w:keepNext/>
       <w:keepLines/>
@@ -6278,19 +6149,21 @@
       <w:outlineLvl w:val="8"/>
     </w:pPr>
     <w:rPr>
-      <w:rFonts w:ascii="Arial" w:eastAsia="黑体" w:hAnsi="Arial"/>
+      <w:rFonts w:ascii="Arial" w:hAnsi="Arial" w:eastAsia="黑体"/>
       <w:sz w:val="21"/>
     </w:rPr>
   </w:style>
-  <w:style w:type="character" w:default="1" w:styleId="DefaultParagraphFont">
+  <w:style w:type="character" w:default="1" w:styleId="22">
     <w:name w:val="Default Paragraph Font"/>
     <w:semiHidden/>
     <w:qFormat/>
+    <w:uiPriority w:val="0"/>
   </w:style>
-  <w:style w:type="table" w:default="1" w:styleId="TableNormal">
+  <w:style w:type="table" w:default="1" w:styleId="20">
     <w:name w:val="Normal Table"/>
     <w:semiHidden/>
     <w:qFormat/>
+    <w:uiPriority w:val="0"/>
     <w:tblPr>
       <w:tblCellMar>
         <w:top w:w="0" w:type="dxa"/>
@@ -6300,39 +6173,43 @@
       </w:tblCellMar>
     </w:tblPr>
   </w:style>
-  <w:style w:type="paragraph" w:styleId="CommentText">
+  <w:style w:type="paragraph" w:styleId="11">
     <w:name w:val="annotation text"/>
-    <w:basedOn w:val="Normal"/>
+    <w:basedOn w:val="1"/>
     <w:qFormat/>
+    <w:uiPriority w:val="0"/>
     <w:pPr>
       <w:jc w:val="left"/>
     </w:pPr>
   </w:style>
-  <w:style w:type="paragraph" w:styleId="BodyText">
+  <w:style w:type="paragraph" w:styleId="12">
     <w:name w:val="Body Text"/>
-    <w:basedOn w:val="Normal"/>
+    <w:basedOn w:val="1"/>
     <w:semiHidden/>
     <w:qFormat/>
+    <w:uiPriority w:val="0"/>
     <w:rPr>
-      <w:rFonts w:ascii="Arial" w:eastAsia="Arial" w:hAnsi="Arial" w:cs="Arial"/>
+      <w:rFonts w:ascii="Arial" w:hAnsi="Arial" w:eastAsia="Arial" w:cs="Arial"/>
       <w:sz w:val="21"/>
       <w:szCs w:val="21"/>
       <w:lang w:val="en-US" w:eastAsia="en-US" w:bidi="ar-SA"/>
     </w:rPr>
   </w:style>
-  <w:style w:type="paragraph" w:styleId="TOC3">
+  <w:style w:type="paragraph" w:styleId="13">
     <w:name w:val="toc 3"/>
-    <w:basedOn w:val="Normal"/>
-    <w:next w:val="Normal"/>
+    <w:basedOn w:val="1"/>
+    <w:next w:val="1"/>
     <w:qFormat/>
+    <w:uiPriority w:val="0"/>
     <w:pPr>
       <w:ind w:left="840" w:leftChars="400"/>
     </w:pPr>
   </w:style>
-  <w:style w:type="paragraph" w:styleId="Footer">
+  <w:style w:type="paragraph" w:styleId="14">
     <w:name w:val="footer"/>
-    <w:basedOn w:val="Normal"/>
+    <w:basedOn w:val="1"/>
     <w:qFormat/>
+    <w:uiPriority w:val="0"/>
     <w:pPr>
       <w:tabs>
         <w:tab w:val="center" w:pos="4153"/>
@@ -6345,16 +6222,17 @@
       <w:sz w:val="18"/>
     </w:rPr>
   </w:style>
-  <w:style w:type="paragraph" w:styleId="Header">
+  <w:style w:type="paragraph" w:styleId="15">
     <w:name w:val="header"/>
-    <w:basedOn w:val="Normal"/>
+    <w:basedOn w:val="1"/>
     <w:qFormat/>
+    <w:uiPriority w:val="0"/>
     <w:pPr>
       <w:pBdr>
-        <w:top w:val="nil"/>
-        <w:left w:val="nil"/>
-        <w:bottom w:val="nil"/>
-        <w:right w:val="nil"/>
+        <w:top w:val="none" w:color="auto" w:sz="0" w:space="0"/>
+        <w:left w:val="none" w:color="auto" w:sz="0" w:space="0"/>
+        <w:bottom w:val="none" w:color="auto" w:sz="0" w:space="0"/>
+        <w:right w:val="none" w:color="auto" w:sz="0" w:space="0"/>
       </w:pBdr>
       <w:tabs>
         <w:tab w:val="center" w:pos="4153"/>
@@ -6369,37 +6247,41 @@
       <w:sz w:val="18"/>
     </w:rPr>
   </w:style>
-  <w:style w:type="paragraph" w:styleId="TOC1">
+  <w:style w:type="paragraph" w:styleId="16">
     <w:name w:val="toc 1"/>
-    <w:basedOn w:val="Normal"/>
-    <w:next w:val="Normal"/>
+    <w:basedOn w:val="1"/>
+    <w:next w:val="1"/>
     <w:qFormat/>
+    <w:uiPriority w:val="0"/>
     <w:rPr>
-      <w:rFonts w:ascii="Arial" w:eastAsia="Microsoft JhengHei" w:hAnsi="Arial"/>
+      <w:rFonts w:ascii="Arial" w:hAnsi="Arial" w:eastAsia="Microsoft JhengHei"/>
       <w:sz w:val="24"/>
     </w:rPr>
   </w:style>
-  <w:style w:type="paragraph" w:styleId="TOC2">
+  <w:style w:type="paragraph" w:styleId="17">
     <w:name w:val="toc 2"/>
-    <w:basedOn w:val="Normal"/>
-    <w:next w:val="Normal"/>
+    <w:basedOn w:val="1"/>
+    <w:next w:val="1"/>
     <w:qFormat/>
+    <w:uiPriority w:val="0"/>
     <w:pPr>
       <w:ind w:left="420" w:leftChars="200"/>
     </w:pPr>
   </w:style>
-  <w:style w:type="paragraph" w:styleId="NormalWeb">
+  <w:style w:type="paragraph" w:styleId="18">
     <w:name w:val="Normal (Web)"/>
-    <w:basedOn w:val="Normal"/>
+    <w:basedOn w:val="1"/>
     <w:qFormat/>
+    <w:uiPriority w:val="0"/>
     <w:rPr>
       <w:sz w:val="24"/>
     </w:rPr>
   </w:style>
-  <w:style w:type="paragraph" w:styleId="Title">
+  <w:style w:type="paragraph" w:styleId="19">
     <w:name w:val="Title"/>
-    <w:basedOn w:val="Normal"/>
+    <w:basedOn w:val="1"/>
     <w:qFormat/>
+    <w:uiPriority w:val="0"/>
     <w:pPr>
       <w:spacing w:before="240" w:beforeLines="0" w:beforeAutospacing="0" w:after="60" w:afterLines="0" w:afterAutospacing="0"/>
       <w:jc w:val="center"/>
@@ -6411,38 +6293,41 @@
       <w:sz w:val="32"/>
     </w:rPr>
   </w:style>
-  <w:style w:type="table" w:styleId="TableGrid">
+  <w:style w:type="table" w:styleId="21">
     <w:name w:val="Table Grid"/>
-    <w:basedOn w:val="TableNormal"/>
+    <w:basedOn w:val="20"/>
     <w:qFormat/>
+    <w:uiPriority w:val="0"/>
     <w:pPr>
       <w:widowControl w:val="0"/>
       <w:jc w:val="both"/>
     </w:pPr>
     <w:tblPr>
       <w:tblBorders>
-        <w:top w:val="single" w:sz="4" w:space="0" w:color="auto"/>
-        <w:left w:val="single" w:sz="4" w:space="0" w:color="auto"/>
-        <w:bottom w:val="single" w:sz="4" w:space="0" w:color="auto"/>
-        <w:right w:val="single" w:sz="4" w:space="0" w:color="auto"/>
-        <w:insideH w:val="single" w:sz="4" w:space="0" w:color="auto"/>
-        <w:insideV w:val="single" w:sz="4" w:space="0" w:color="auto"/>
+        <w:top w:val="single" w:color="auto" w:sz="4" w:space="0"/>
+        <w:left w:val="single" w:color="auto" w:sz="4" w:space="0"/>
+        <w:bottom w:val="single" w:color="auto" w:sz="4" w:space="0"/>
+        <w:right w:val="single" w:color="auto" w:sz="4" w:space="0"/>
+        <w:insideH w:val="single" w:color="auto" w:sz="4" w:space="0"/>
+        <w:insideV w:val="single" w:color="auto" w:sz="4" w:space="0"/>
       </w:tblBorders>
     </w:tblPr>
   </w:style>
-  <w:style w:type="character" w:styleId="Strong">
+  <w:style w:type="character" w:styleId="23">
     <w:name w:val="Strong"/>
-    <w:basedOn w:val="DefaultParagraphFont"/>
+    <w:basedOn w:val="22"/>
     <w:qFormat/>
+    <w:uiPriority w:val="0"/>
     <w:rPr>
       <w:b/>
     </w:rPr>
   </w:style>
-  <w:style w:type="table" w:customStyle="1" w:styleId="TableNormal0">
+  <w:style w:type="table" w:customStyle="1" w:styleId="24">
     <w:name w:val="Table Normal_0"/>
     <w:semiHidden/>
     <w:unhideWhenUsed/>
     <w:qFormat/>
+    <w:uiPriority w:val="0"/>
     <w:tblPr>
       <w:tblCellMar>
         <w:top w:w="0" w:type="dxa"/>
@@ -6452,81 +6337,87 @@
       </w:tblCellMar>
     </w:tblPr>
   </w:style>
-  <w:style w:type="paragraph" w:customStyle="1" w:styleId="TableText">
+  <w:style w:type="paragraph" w:customStyle="1" w:styleId="25">
     <w:name w:val="Table Text"/>
-    <w:basedOn w:val="Normal"/>
+    <w:basedOn w:val="1"/>
     <w:semiHidden/>
     <w:qFormat/>
+    <w:uiPriority w:val="0"/>
     <w:rPr>
-      <w:rFonts w:ascii="宋体" w:eastAsia="宋体" w:hAnsi="宋体" w:cs="宋体"/>
+      <w:rFonts w:ascii="宋体" w:hAnsi="宋体" w:eastAsia="宋体" w:cs="宋体"/>
       <w:sz w:val="21"/>
       <w:szCs w:val="21"/>
       <w:lang w:val="en-US" w:eastAsia="en-US" w:bidi="ar-SA"/>
     </w:rPr>
   </w:style>
-  <w:style w:type="paragraph" w:customStyle="1" w:styleId="1">
+  <w:style w:type="paragraph" w:customStyle="1" w:styleId="26">
     <w:name w:val="柴_标题1"/>
-    <w:basedOn w:val="Heading1"/>
-    <w:next w:val="a"/>
-    <w:link w:val="1Char"/>
+    <w:basedOn w:val="2"/>
+    <w:next w:val="27"/>
+    <w:link w:val="38"/>
     <w:qFormat/>
+    <w:uiPriority w:val="0"/>
     <w:pPr>
       <w:spacing w:before="100" w:after="90" w:line="360" w:lineRule="auto"/>
     </w:pPr>
     <w:rPr>
-      <w:rFonts w:ascii="Arial" w:eastAsia="宋体" w:hAnsi="Arial"/>
+      <w:rFonts w:ascii="Arial" w:hAnsi="Arial" w:eastAsia="宋体"/>
       <w:sz w:val="32"/>
     </w:rPr>
   </w:style>
-  <w:style w:type="paragraph" w:customStyle="1" w:styleId="a">
+  <w:style w:type="paragraph" w:customStyle="1" w:styleId="27">
     <w:name w:val="柴_正文"/>
-    <w:basedOn w:val="BodyText"/>
-    <w:link w:val="Char"/>
+    <w:basedOn w:val="12"/>
+    <w:link w:val="41"/>
     <w:qFormat/>
+    <w:uiPriority w:val="0"/>
     <w:pPr>
       <w:spacing w:line="360" w:lineRule="auto"/>
       <w:ind w:firstLine="470" w:firstLineChars="200"/>
     </w:pPr>
     <w:rPr>
-      <w:rFonts w:ascii="Arial" w:eastAsia="宋体" w:hAnsi="Arial"/>
+      <w:rFonts w:ascii="Arial" w:hAnsi="Arial" w:eastAsia="宋体"/>
       <w:sz w:val="24"/>
       <w:lang w:eastAsia="zh-CN"/>
     </w:rPr>
   </w:style>
-  <w:style w:type="paragraph" w:customStyle="1" w:styleId="2">
+  <w:style w:type="paragraph" w:customStyle="1" w:styleId="28">
     <w:name w:val="柴_标题2"/>
-    <w:basedOn w:val="Heading2"/>
-    <w:next w:val="a"/>
+    <w:basedOn w:val="3"/>
+    <w:next w:val="27"/>
     <w:qFormat/>
+    <w:uiPriority w:val="0"/>
     <w:pPr>
       <w:spacing w:line="360" w:lineRule="auto"/>
     </w:pPr>
     <w:rPr>
-      <w:rFonts w:ascii="Arial" w:eastAsia="宋体" w:hAnsi="Arial"/>
+      <w:rFonts w:ascii="Arial" w:hAnsi="Arial" w:eastAsia="宋体"/>
       <w:sz w:val="28"/>
     </w:rPr>
   </w:style>
-  <w:style w:type="paragraph" w:customStyle="1" w:styleId="3">
+  <w:style w:type="paragraph" w:customStyle="1" w:styleId="29">
     <w:name w:val="柴_标题3"/>
-    <w:basedOn w:val="Heading3"/>
-    <w:next w:val="a"/>
+    <w:basedOn w:val="4"/>
+    <w:next w:val="27"/>
     <w:qFormat/>
+    <w:uiPriority w:val="0"/>
     <w:pPr>
       <w:spacing w:line="360" w:lineRule="auto"/>
       <w:ind w:left="0" w:firstLine="472" w:firstLineChars="200"/>
     </w:pPr>
     <w:rPr>
-      <w:rFonts w:ascii="宋体" w:eastAsia="宋体" w:hAnsi="宋体" w:cs="宋体"/>
+      <w:rFonts w:ascii="宋体" w:hAnsi="宋体" w:eastAsia="宋体" w:cs="宋体"/>
       <w:spacing w:val="-2"/>
       <w:sz w:val="24"/>
       <w:szCs w:val="24"/>
     </w:rPr>
   </w:style>
-  <w:style w:type="paragraph" w:customStyle="1" w:styleId="a0">
+  <w:style w:type="paragraph" w:customStyle="1" w:styleId="30">
     <w:name w:val="柴_目录"/>
-    <w:basedOn w:val="Normal"/>
-    <w:next w:val="BodyText"/>
+    <w:basedOn w:val="1"/>
+    <w:next w:val="12"/>
     <w:qFormat/>
+    <w:uiPriority w:val="0"/>
     <w:pPr>
       <w:tabs>
         <w:tab w:val="right" w:leader="dot" w:pos="8442"/>
@@ -6534,89 +6425,96 @@
       <w:ind w:left="0" w:leftChars="0"/>
     </w:pPr>
     <w:rPr>
-      <w:rFonts w:ascii="Arial" w:eastAsia="Microsoft JhengHei" w:hAnsi="Arial"/>
+      <w:rFonts w:ascii="Arial" w:hAnsi="Arial" w:eastAsia="Microsoft JhengHei"/>
       <w:sz w:val="24"/>
     </w:rPr>
   </w:style>
-  <w:style w:type="paragraph" w:customStyle="1" w:styleId="a1">
+  <w:style w:type="paragraph" w:customStyle="1" w:styleId="31">
     <w:name w:val="柴_公司名"/>
-    <w:basedOn w:val="Title"/>
+    <w:basedOn w:val="19"/>
     <w:qFormat/>
+    <w:uiPriority w:val="0"/>
     <w:pPr>
       <w:spacing w:after="600" w:afterLines="600"/>
     </w:pPr>
     <w:rPr>
-      <w:rFonts w:ascii="宋体" w:eastAsia="宋体" w:hAnsi="宋体" w:cs="宋体" w:hint="eastAsia"/>
+      <w:rFonts w:hint="eastAsia" w:ascii="宋体" w:hAnsi="宋体" w:eastAsia="宋体" w:cs="宋体"/>
       <w:bCs/>
       <w:spacing w:val="-6"/>
       <w:sz w:val="52"/>
       <w:szCs w:val="52"/>
     </w:rPr>
   </w:style>
-  <w:style w:type="paragraph" w:customStyle="1" w:styleId="a2">
+  <w:style w:type="paragraph" w:customStyle="1" w:styleId="32">
     <w:name w:val="柴_文档名"/>
-    <w:basedOn w:val="Title"/>
+    <w:basedOn w:val="19"/>
     <w:qFormat/>
+    <w:uiPriority w:val="0"/>
     <w:pPr>
       <w:spacing w:after="900" w:afterLines="900"/>
     </w:pPr>
     <w:rPr>
-      <w:rFonts w:ascii="黑体" w:eastAsia="黑体" w:hAnsi="黑体" w:cs="黑体"/>
+      <w:rFonts w:ascii="黑体" w:hAnsi="黑体" w:eastAsia="黑体" w:cs="黑体"/>
       <w:bCs/>
       <w:spacing w:val="-7"/>
       <w:sz w:val="52"/>
       <w:szCs w:val="52"/>
     </w:rPr>
   </w:style>
-  <w:style w:type="paragraph" w:customStyle="1" w:styleId="WPSOffice1">
+  <w:style w:type="paragraph" w:customStyle="1" w:styleId="33">
     <w:name w:val="WPSOffice手动目录 1"/>
     <w:qFormat/>
+    <w:uiPriority w:val="0"/>
     <w:pPr>
       <w:ind w:leftChars="0"/>
     </w:pPr>
     <w:rPr>
-      <w:rFonts w:ascii="Times New Roman" w:eastAsia="宋体" w:hAnsi="Times New Roman" w:cs="Times New Roman"/>
+      <w:rFonts w:ascii="Times New Roman" w:hAnsi="Times New Roman" w:eastAsia="宋体" w:cs="Times New Roman"/>
       <w:sz w:val="20"/>
       <w:szCs w:val="20"/>
     </w:rPr>
   </w:style>
-  <w:style w:type="paragraph" w:customStyle="1" w:styleId="WPSOffice2">
+  <w:style w:type="paragraph" w:customStyle="1" w:styleId="34">
     <w:name w:val="WPSOffice手动目录 2"/>
     <w:qFormat/>
+    <w:uiPriority w:val="0"/>
     <w:pPr>
       <w:ind w:leftChars="200"/>
     </w:pPr>
     <w:rPr>
-      <w:rFonts w:ascii="Times New Roman" w:eastAsia="宋体" w:hAnsi="Times New Roman" w:cs="Times New Roman"/>
+      <w:rFonts w:ascii="Times New Roman" w:hAnsi="Times New Roman" w:eastAsia="宋体" w:cs="Times New Roman"/>
       <w:sz w:val="20"/>
       <w:szCs w:val="20"/>
     </w:rPr>
   </w:style>
-  <w:style w:type="paragraph" w:customStyle="1" w:styleId="WPSOffice3">
+  <w:style w:type="paragraph" w:customStyle="1" w:styleId="35">
     <w:name w:val="WPSOffice手动目录 3"/>
     <w:qFormat/>
+    <w:uiPriority w:val="0"/>
     <w:pPr>
       <w:ind w:leftChars="400"/>
     </w:pPr>
     <w:rPr>
-      <w:rFonts w:ascii="Times New Roman" w:eastAsia="宋体" w:hAnsi="Times New Roman" w:cs="Times New Roman"/>
+      <w:rFonts w:ascii="Times New Roman" w:hAnsi="Times New Roman" w:eastAsia="宋体" w:cs="Times New Roman"/>
       <w:sz w:val="20"/>
       <w:szCs w:val="20"/>
     </w:rPr>
   </w:style>
-  <w:style w:type="paragraph" w:customStyle="1" w:styleId="Compact">
+  <w:style w:type="paragraph" w:customStyle="1" w:styleId="36">
     <w:name w:val="Compact"/>
-    <w:basedOn w:val="BodyText"/>
+    <w:basedOn w:val="12"/>
     <w:qFormat/>
+    <w:uiPriority w:val="0"/>
     <w:pPr>
       <w:spacing w:before="36" w:after="36"/>
     </w:pPr>
   </w:style>
-  <w:style w:type="table" w:customStyle="1" w:styleId="Table">
+  <w:style w:type="table" w:customStyle="1" w:styleId="37">
     <w:name w:val="Table"/>
     <w:semiHidden/>
     <w:unhideWhenUsed/>
     <w:qFormat/>
+    <w:uiPriority w:val="0"/>
     <w:tblPr>
       <w:tblCellMar>
         <w:top w:w="0" w:type="dxa"/>
@@ -6628,25 +6526,27 @@
     <w:tblStylePr w:type="firstRow">
       <w:tcPr>
         <w:tcBorders>
-          <w:bottom w:val="single" w:sz="0" w:space="0" w:color="auto"/>
+          <w:bottom w:val="single" w:color="auto" w:sz="0" w:space="0"/>
         </w:tcBorders>
         <w:vAlign w:val="bottom"/>
       </w:tcPr>
     </w:tblStylePr>
   </w:style>
-  <w:style w:type="character" w:customStyle="1" w:styleId="1Char">
+  <w:style w:type="character" w:customStyle="1" w:styleId="38">
     <w:name w:val="柴_标题1 Char"/>
-    <w:link w:val="1"/>
+    <w:link w:val="26"/>
     <w:qFormat/>
+    <w:uiPriority w:val="0"/>
     <w:rPr>
-      <w:rFonts w:ascii="Arial" w:eastAsia="宋体" w:hAnsi="Arial"/>
+      <w:rFonts w:ascii="Arial" w:hAnsi="Arial" w:eastAsia="宋体"/>
       <w:sz w:val="32"/>
     </w:rPr>
   </w:style>
-  <w:style w:type="paragraph" w:customStyle="1" w:styleId="a3">
+  <w:style w:type="paragraph" w:customStyle="1" w:styleId="39">
     <w:name w:val="柴_正文_无缩进"/>
-    <w:basedOn w:val="Normal"/>
+    <w:basedOn w:val="1"/>
     <w:qFormat/>
+    <w:uiPriority w:val="0"/>
     <w:pPr>
       <w:ind w:firstLine="0" w:firstLineChars="0"/>
     </w:pPr>
@@ -6656,29 +6556,31 @@
       <w:lang w:eastAsia="zh-CN"/>
     </w:rPr>
   </w:style>
-  <w:style w:type="paragraph" w:customStyle="1" w:styleId="4">
+  <w:style w:type="paragraph" w:customStyle="1" w:styleId="40">
     <w:name w:val="柴_标题4"/>
-    <w:basedOn w:val="Heading4"/>
-    <w:next w:val="Normal"/>
+    <w:basedOn w:val="5"/>
+    <w:next w:val="1"/>
     <w:qFormat/>
+    <w:uiPriority w:val="0"/>
     <w:pPr>
       <w:widowControl w:val="0"/>
       <w:spacing w:before="160" w:line="360" w:lineRule="auto"/>
-      <w:ind w:left="981" w:hanging="862" w:leftChars="300"/>
+      <w:ind w:left="981" w:leftChars="300" w:hanging="862"/>
     </w:pPr>
     <w:rPr>
-      <w:rFonts w:ascii="Calibri" w:eastAsia="宋体" w:hAnsi="Calibri" w:cs="宋体" w:hint="eastAsia"/>
+      <w:rFonts w:hint="eastAsia" w:ascii="Calibri" w:hAnsi="Calibri" w:eastAsia="宋体" w:cs="宋体"/>
       <w:sz w:val="24"/>
       <w:szCs w:val="24"/>
       <w:lang w:eastAsia="zh-CN" w:bidi="zh-CN"/>
     </w:rPr>
   </w:style>
-  <w:style w:type="character" w:customStyle="1" w:styleId="Char">
+  <w:style w:type="character" w:customStyle="1" w:styleId="41">
     <w:name w:val="柴_正文 Char"/>
-    <w:link w:val="a"/>
+    <w:link w:val="27"/>
     <w:qFormat/>
+    <w:uiPriority w:val="0"/>
     <w:rPr>
-      <w:rFonts w:ascii="Arial" w:eastAsia="宋体" w:hAnsi="Arial"/>
+      <w:rFonts w:ascii="Arial" w:hAnsi="Arial" w:eastAsia="宋体"/>
       <w:sz w:val="24"/>
       <w:lang w:eastAsia="zh-CN"/>
     </w:rPr>

--- a/4.质量管理/1.流程制度规范类文件/040105-客户投诉应对及处理管理规定.docx
+++ b/4.质量管理/1.流程制度规范类文件/040105-客户投诉应对及处理管理规定.docx
@@ -39,7 +39,7 @@
         <w:snapToGrid w:val="0"/>
         <w:textAlignment w:val="baseline"/>
       </w:pPr>
-      <w:bookmarkStart w:id="0" w:name="_Toc28298"/>
+      <w:bookmarkStart w:id="0" w:name="_Toc28354"/>
       <w:r>
         <w:t>客户投诉应对及处理管理规定</w:t>
       </w:r>
@@ -83,7 +83,7 @@
         <w:snapToGrid w:val="0"/>
         <w:textAlignment w:val="baseline"/>
       </w:pPr>
-      <w:bookmarkStart w:id="1" w:name="_Toc31361"/>
+      <w:bookmarkStart w:id="1" w:name="_Toc16901"/>
       <w:r>
         <w:t>中达丰集团有限公司</w:t>
       </w:r>
@@ -177,7 +177,7 @@
           <w:szCs w:val="28"/>
         </w:rPr>
       </w:pPr>
-      <w:bookmarkStart w:id="2" w:name="_Toc9002"/>
+      <w:bookmarkStart w:id="2" w:name="_Toc9928"/>
       <w:r>
         <w:rPr>
           <w:rFonts w:ascii="宋体" w:hAnsi="宋体" w:eastAsia="宋体" w:cs="宋体"/>
@@ -1677,8 +1677,6 @@
               <w:tab w:val="right" w:leader="dot" w:pos="8497"/>
             </w:tabs>
           </w:pPr>
-          <w:bookmarkStart w:id="18" w:name="_GoBack"/>
-          <w:bookmarkEnd w:id="18"/>
           <w:r>
             <w:rPr>
               <w:rFonts w:hint="eastAsia" w:ascii="Microsoft JhengHei" w:hAnsi="Microsoft JhengHei" w:eastAsia="Microsoft JhengHei" w:cs="Microsoft JhengHei"/>
@@ -1715,7 +1713,7 @@
               <w:rFonts w:hint="eastAsia" w:ascii="Microsoft JhengHei" w:hAnsi="Microsoft JhengHei" w:eastAsia="Microsoft JhengHei" w:cs="Microsoft JhengHei"/>
               <w:szCs w:val="24"/>
             </w:rPr>
-            <w:instrText xml:space="preserve"> HYPERLINK \l _Toc28298 </w:instrText>
+            <w:instrText xml:space="preserve"> HYPERLINK \l _Toc28354 </w:instrText>
           </w:r>
           <w:r>
             <w:rPr>
@@ -1734,7 +1732,7 @@
             <w:fldChar w:fldCharType="begin"/>
           </w:r>
           <w:r>
-            <w:instrText xml:space="preserve"> PAGEREF _Toc28298 \h </w:instrText>
+            <w:instrText xml:space="preserve"> PAGEREF _Toc28354 \h </w:instrText>
           </w:r>
           <w:r>
             <w:fldChar w:fldCharType="separate"/>
@@ -1772,7 +1770,7 @@
               <w:rFonts w:hint="eastAsia" w:ascii="Microsoft JhengHei" w:hAnsi="Microsoft JhengHei" w:eastAsia="Microsoft JhengHei" w:cs="Microsoft JhengHei"/>
               <w:szCs w:val="24"/>
             </w:rPr>
-            <w:instrText xml:space="preserve"> HYPERLINK \l _Toc31361 </w:instrText>
+            <w:instrText xml:space="preserve"> HYPERLINK \l _Toc16901 </w:instrText>
           </w:r>
           <w:r>
             <w:rPr>
@@ -1791,7 +1789,7 @@
             <w:fldChar w:fldCharType="begin"/>
           </w:r>
           <w:r>
-            <w:instrText xml:space="preserve"> PAGEREF _Toc31361 \h </w:instrText>
+            <w:instrText xml:space="preserve"> PAGEREF _Toc16901 \h </w:instrText>
           </w:r>
           <w:r>
             <w:fldChar w:fldCharType="separate"/>
@@ -1829,7 +1827,7 @@
               <w:rFonts w:hint="eastAsia" w:ascii="Microsoft JhengHei" w:hAnsi="Microsoft JhengHei" w:eastAsia="Microsoft JhengHei" w:cs="Microsoft JhengHei"/>
               <w:szCs w:val="24"/>
             </w:rPr>
-            <w:instrText xml:space="preserve"> HYPERLINK \l _Toc9002 </w:instrText>
+            <w:instrText xml:space="preserve"> HYPERLINK \l _Toc9928 </w:instrText>
           </w:r>
           <w:r>
             <w:rPr>
@@ -1853,7 +1851,7 @@
             <w:fldChar w:fldCharType="begin"/>
           </w:r>
           <w:r>
-            <w:instrText xml:space="preserve"> PAGEREF _Toc9002 \h </w:instrText>
+            <w:instrText xml:space="preserve"> PAGEREF _Toc9928 \h </w:instrText>
           </w:r>
           <w:r>
             <w:fldChar w:fldCharType="separate"/>
@@ -1891,7 +1889,7 @@
               <w:rFonts w:hint="eastAsia" w:ascii="Microsoft JhengHei" w:hAnsi="Microsoft JhengHei" w:eastAsia="Microsoft JhengHei" w:cs="Microsoft JhengHei"/>
               <w:szCs w:val="24"/>
             </w:rPr>
-            <w:instrText xml:space="preserve"> HYPERLINK \l _Toc5555 </w:instrText>
+            <w:instrText xml:space="preserve"> HYPERLINK \l _Toc9293 </w:instrText>
           </w:r>
           <w:r>
             <w:rPr>
@@ -1916,7 +1914,7 @@
             <w:fldChar w:fldCharType="begin"/>
           </w:r>
           <w:r>
-            <w:instrText xml:space="preserve"> PAGEREF _Toc5555 \h </w:instrText>
+            <w:instrText xml:space="preserve"> PAGEREF _Toc9293 \h </w:instrText>
           </w:r>
           <w:r>
             <w:fldChar w:fldCharType="separate"/>
@@ -1954,7 +1952,7 @@
               <w:rFonts w:hint="eastAsia" w:ascii="Microsoft JhengHei" w:hAnsi="Microsoft JhengHei" w:eastAsia="Microsoft JhengHei" w:cs="Microsoft JhengHei"/>
               <w:szCs w:val="24"/>
             </w:rPr>
-            <w:instrText xml:space="preserve"> HYPERLINK \l _Toc16892 </w:instrText>
+            <w:instrText xml:space="preserve"> HYPERLINK \l _Toc4611 </w:instrText>
           </w:r>
           <w:r>
             <w:rPr>
@@ -1979,7 +1977,7 @@
             <w:fldChar w:fldCharType="begin"/>
           </w:r>
           <w:r>
-            <w:instrText xml:space="preserve"> PAGEREF _Toc16892 \h </w:instrText>
+            <w:instrText xml:space="preserve"> PAGEREF _Toc4611 \h </w:instrText>
           </w:r>
           <w:r>
             <w:fldChar w:fldCharType="separate"/>
@@ -2017,7 +2015,7 @@
               <w:rFonts w:hint="eastAsia" w:ascii="Microsoft JhengHei" w:hAnsi="Microsoft JhengHei" w:eastAsia="Microsoft JhengHei" w:cs="Microsoft JhengHei"/>
               <w:szCs w:val="24"/>
             </w:rPr>
-            <w:instrText xml:space="preserve"> HYPERLINK \l _Toc5410 </w:instrText>
+            <w:instrText xml:space="preserve"> HYPERLINK \l _Toc6403 </w:instrText>
           </w:r>
           <w:r>
             <w:rPr>
@@ -2042,7 +2040,7 @@
             <w:fldChar w:fldCharType="begin"/>
           </w:r>
           <w:r>
-            <w:instrText xml:space="preserve"> PAGEREF _Toc5410 \h </w:instrText>
+            <w:instrText xml:space="preserve"> PAGEREF _Toc6403 \h </w:instrText>
           </w:r>
           <w:r>
             <w:fldChar w:fldCharType="separate"/>
@@ -2080,7 +2078,7 @@
               <w:rFonts w:hint="eastAsia" w:ascii="Microsoft JhengHei" w:hAnsi="Microsoft JhengHei" w:eastAsia="Microsoft JhengHei" w:cs="Microsoft JhengHei"/>
               <w:szCs w:val="24"/>
             </w:rPr>
-            <w:instrText xml:space="preserve"> HYPERLINK \l _Toc10398 </w:instrText>
+            <w:instrText xml:space="preserve"> HYPERLINK \l _Toc19144 </w:instrText>
           </w:r>
           <w:r>
             <w:rPr>
@@ -2105,7 +2103,7 @@
             <w:fldChar w:fldCharType="begin"/>
           </w:r>
           <w:r>
-            <w:instrText xml:space="preserve"> PAGEREF _Toc10398 \h </w:instrText>
+            <w:instrText xml:space="preserve"> PAGEREF _Toc19144 \h </w:instrText>
           </w:r>
           <w:r>
             <w:fldChar w:fldCharType="separate"/>
@@ -2143,7 +2141,7 @@
               <w:rFonts w:hint="eastAsia" w:ascii="Microsoft JhengHei" w:hAnsi="Microsoft JhengHei" w:eastAsia="Microsoft JhengHei" w:cs="Microsoft JhengHei"/>
               <w:szCs w:val="24"/>
             </w:rPr>
-            <w:instrText xml:space="preserve"> HYPERLINK \l _Toc18576 </w:instrText>
+            <w:instrText xml:space="preserve"> HYPERLINK \l _Toc31646 </w:instrText>
           </w:r>
           <w:r>
             <w:rPr>
@@ -2168,7 +2166,7 @@
             <w:fldChar w:fldCharType="begin"/>
           </w:r>
           <w:r>
-            <w:instrText xml:space="preserve"> PAGEREF _Toc18576 \h </w:instrText>
+            <w:instrText xml:space="preserve"> PAGEREF _Toc31646 \h </w:instrText>
           </w:r>
           <w:r>
             <w:fldChar w:fldCharType="separate"/>
@@ -2206,7 +2204,7 @@
               <w:rFonts w:hint="eastAsia" w:ascii="Microsoft JhengHei" w:hAnsi="Microsoft JhengHei" w:eastAsia="Microsoft JhengHei" w:cs="Microsoft JhengHei"/>
               <w:szCs w:val="24"/>
             </w:rPr>
-            <w:instrText xml:space="preserve"> HYPERLINK \l _Toc5627 </w:instrText>
+            <w:instrText xml:space="preserve"> HYPERLINK \l _Toc1885 </w:instrText>
           </w:r>
           <w:r>
             <w:rPr>
@@ -2231,7 +2229,7 @@
             <w:fldChar w:fldCharType="begin"/>
           </w:r>
           <w:r>
-            <w:instrText xml:space="preserve"> PAGEREF _Toc5627 \h </w:instrText>
+            <w:instrText xml:space="preserve"> PAGEREF _Toc1885 \h </w:instrText>
           </w:r>
           <w:r>
             <w:fldChar w:fldCharType="separate"/>
@@ -2269,7 +2267,7 @@
               <w:rFonts w:hint="eastAsia" w:ascii="Microsoft JhengHei" w:hAnsi="Microsoft JhengHei" w:eastAsia="Microsoft JhengHei" w:cs="Microsoft JhengHei"/>
               <w:szCs w:val="24"/>
             </w:rPr>
-            <w:instrText xml:space="preserve"> HYPERLINK \l _Toc12450 </w:instrText>
+            <w:instrText xml:space="preserve"> HYPERLINK \l _Toc30538 </w:instrText>
           </w:r>
           <w:r>
             <w:rPr>
@@ -2294,7 +2292,7 @@
             <w:fldChar w:fldCharType="begin"/>
           </w:r>
           <w:r>
-            <w:instrText xml:space="preserve"> PAGEREF _Toc12450 \h </w:instrText>
+            <w:instrText xml:space="preserve"> PAGEREF _Toc30538 \h </w:instrText>
           </w:r>
           <w:r>
             <w:fldChar w:fldCharType="separate"/>
@@ -2332,7 +2330,7 @@
               <w:rFonts w:hint="eastAsia" w:ascii="Microsoft JhengHei" w:hAnsi="Microsoft JhengHei" w:eastAsia="Microsoft JhengHei" w:cs="Microsoft JhengHei"/>
               <w:szCs w:val="24"/>
             </w:rPr>
-            <w:instrText xml:space="preserve"> HYPERLINK \l _Toc30695 </w:instrText>
+            <w:instrText xml:space="preserve"> HYPERLINK \l _Toc25659 </w:instrText>
           </w:r>
           <w:r>
             <w:rPr>
@@ -2357,7 +2355,7 @@
             <w:fldChar w:fldCharType="begin"/>
           </w:r>
           <w:r>
-            <w:instrText xml:space="preserve"> PAGEREF _Toc30695 \h </w:instrText>
+            <w:instrText xml:space="preserve"> PAGEREF _Toc25659 \h </w:instrText>
           </w:r>
           <w:r>
             <w:fldChar w:fldCharType="separate"/>
@@ -2395,7 +2393,7 @@
               <w:rFonts w:hint="eastAsia" w:ascii="Microsoft JhengHei" w:hAnsi="Microsoft JhengHei" w:eastAsia="Microsoft JhengHei" w:cs="Microsoft JhengHei"/>
               <w:szCs w:val="24"/>
             </w:rPr>
-            <w:instrText xml:space="preserve"> HYPERLINK \l _Toc15513 </w:instrText>
+            <w:instrText xml:space="preserve"> HYPERLINK \l _Toc17582 </w:instrText>
           </w:r>
           <w:r>
             <w:rPr>
@@ -2420,7 +2418,7 @@
             <w:fldChar w:fldCharType="begin"/>
           </w:r>
           <w:r>
-            <w:instrText xml:space="preserve"> PAGEREF _Toc15513 \h </w:instrText>
+            <w:instrText xml:space="preserve"> PAGEREF _Toc17582 \h </w:instrText>
           </w:r>
           <w:r>
             <w:fldChar w:fldCharType="separate"/>
@@ -2458,7 +2456,7 @@
               <w:rFonts w:hint="eastAsia" w:ascii="Microsoft JhengHei" w:hAnsi="Microsoft JhengHei" w:eastAsia="Microsoft JhengHei" w:cs="Microsoft JhengHei"/>
               <w:szCs w:val="24"/>
             </w:rPr>
-            <w:instrText xml:space="preserve"> HYPERLINK \l _Toc15984 </w:instrText>
+            <w:instrText xml:space="preserve"> HYPERLINK \l _Toc21809 </w:instrText>
           </w:r>
           <w:r>
             <w:rPr>
@@ -2483,7 +2481,7 @@
             <w:fldChar w:fldCharType="begin"/>
           </w:r>
           <w:r>
-            <w:instrText xml:space="preserve"> PAGEREF _Toc15984 \h </w:instrText>
+            <w:instrText xml:space="preserve"> PAGEREF _Toc21809 \h </w:instrText>
           </w:r>
           <w:r>
             <w:fldChar w:fldCharType="separate"/>
@@ -2521,7 +2519,7 @@
               <w:rFonts w:hint="eastAsia" w:ascii="Microsoft JhengHei" w:hAnsi="Microsoft JhengHei" w:eastAsia="Microsoft JhengHei" w:cs="Microsoft JhengHei"/>
               <w:szCs w:val="24"/>
             </w:rPr>
-            <w:instrText xml:space="preserve"> HYPERLINK \l _Toc10965 </w:instrText>
+            <w:instrText xml:space="preserve"> HYPERLINK \l _Toc22272 </w:instrText>
           </w:r>
           <w:r>
             <w:rPr>
@@ -2546,7 +2544,7 @@
             <w:fldChar w:fldCharType="begin"/>
           </w:r>
           <w:r>
-            <w:instrText xml:space="preserve"> PAGEREF _Toc10965 \h </w:instrText>
+            <w:instrText xml:space="preserve"> PAGEREF _Toc22272 \h </w:instrText>
           </w:r>
           <w:r>
             <w:fldChar w:fldCharType="separate"/>
@@ -2584,7 +2582,7 @@
               <w:rFonts w:hint="eastAsia" w:ascii="Microsoft JhengHei" w:hAnsi="Microsoft JhengHei" w:eastAsia="Microsoft JhengHei" w:cs="Microsoft JhengHei"/>
               <w:szCs w:val="24"/>
             </w:rPr>
-            <w:instrText xml:space="preserve"> HYPERLINK \l _Toc10969 </w:instrText>
+            <w:instrText xml:space="preserve"> HYPERLINK \l _Toc7357 </w:instrText>
           </w:r>
           <w:r>
             <w:rPr>
@@ -2609,7 +2607,7 @@
             <w:fldChar w:fldCharType="begin"/>
           </w:r>
           <w:r>
-            <w:instrText xml:space="preserve"> PAGEREF _Toc10969 \h </w:instrText>
+            <w:instrText xml:space="preserve"> PAGEREF _Toc7357 \h </w:instrText>
           </w:r>
           <w:r>
             <w:fldChar w:fldCharType="separate"/>
@@ -2647,7 +2645,7 @@
               <w:rFonts w:hint="eastAsia" w:ascii="Microsoft JhengHei" w:hAnsi="Microsoft JhengHei" w:eastAsia="Microsoft JhengHei" w:cs="Microsoft JhengHei"/>
               <w:szCs w:val="24"/>
             </w:rPr>
-            <w:instrText xml:space="preserve"> HYPERLINK \l _Toc19047 </w:instrText>
+            <w:instrText xml:space="preserve"> HYPERLINK \l _Toc31353 </w:instrText>
           </w:r>
           <w:r>
             <w:rPr>
@@ -2672,7 +2670,7 @@
             <w:fldChar w:fldCharType="begin"/>
           </w:r>
           <w:r>
-            <w:instrText xml:space="preserve"> PAGEREF _Toc19047 \h </w:instrText>
+            <w:instrText xml:space="preserve"> PAGEREF _Toc31353 \h </w:instrText>
           </w:r>
           <w:r>
             <w:fldChar w:fldCharType="separate"/>
@@ -2710,7 +2708,7 @@
               <w:rFonts w:hint="eastAsia" w:ascii="Microsoft JhengHei" w:hAnsi="Microsoft JhengHei" w:eastAsia="Microsoft JhengHei" w:cs="Microsoft JhengHei"/>
               <w:szCs w:val="24"/>
             </w:rPr>
-            <w:instrText xml:space="preserve"> HYPERLINK \l _Toc32608 </w:instrText>
+            <w:instrText xml:space="preserve"> HYPERLINK \l _Toc25370 </w:instrText>
           </w:r>
           <w:r>
             <w:rPr>
@@ -2735,7 +2733,7 @@
             <w:fldChar w:fldCharType="begin"/>
           </w:r>
           <w:r>
-            <w:instrText xml:space="preserve"> PAGEREF _Toc32608 \h </w:instrText>
+            <w:instrText xml:space="preserve"> PAGEREF _Toc25370 \h </w:instrText>
           </w:r>
           <w:r>
             <w:fldChar w:fldCharType="separate"/>
@@ -2842,7 +2840,7 @@
         <w:snapToGrid w:val="0"/>
         <w:textAlignment w:val="baseline"/>
       </w:pPr>
-      <w:bookmarkStart w:id="3" w:name="_Toc5555"/>
+      <w:bookmarkStart w:id="3" w:name="_Toc9293"/>
       <w:r>
         <w:t>目的</w:t>
       </w:r>
@@ -2850,45 +2848,11 @@
     </w:p>
     <w:p>
       <w:pPr>
-        <w:keepNext w:val="0"/>
-        <w:keepLines w:val="0"/>
-        <w:pageBreakBefore w:val="0"/>
-        <w:widowControl w:val="0"/>
-        <w:kinsoku w:val="0"/>
-        <w:wordWrap/>
-        <w:overflowPunct/>
-        <w:topLinePunct w:val="0"/>
-        <w:autoSpaceDE w:val="0"/>
-        <w:autoSpaceDN w:val="0"/>
+        <w:pStyle w:val="27"/>
         <w:bidi w:val="0"/>
-        <w:adjustRightInd w:val="0"/>
-        <w:snapToGrid w:val="0"/>
-        <w:spacing w:line="360" w:lineRule="auto"/>
-        <w:ind w:right="0" w:firstLine="476" w:firstLineChars="200"/>
-        <w:textAlignment w:val="baseline"/>
-        <w:rPr>
-          <w:rFonts w:ascii="宋体" w:hAnsi="宋体" w:eastAsia="宋体" w:cs="宋体"/>
-          <w:sz w:val="24"/>
-          <w:szCs w:val="24"/>
-        </w:rPr>
       </w:pPr>
       <w:r>
-        <w:rPr>
-          <w:rFonts w:ascii="宋体" w:hAnsi="宋体" w:eastAsia="宋体" w:cs="宋体"/>
-          <w:spacing w:val="-1"/>
-          <w:sz w:val="24"/>
-          <w:szCs w:val="24"/>
-        </w:rPr>
-        <w:t>依据我公司运维服务业务定位和能力，策划运行维护服务对象的服务</w:t>
-      </w:r>
-      <w:r>
-        <w:rPr>
-          <w:rFonts w:ascii="宋体" w:hAnsi="宋体" w:eastAsia="宋体" w:cs="宋体"/>
-          <w:spacing w:val="-5"/>
-          <w:sz w:val="24"/>
-          <w:szCs w:val="24"/>
-        </w:rPr>
-        <w:t>内容和要求，特制定此管理规定。</w:t>
+        <w:t>依据我公司运维服务业务定位和能力，策划运行维护服务对象的服务内容和要求，特制定此管理规定。</w:t>
       </w:r>
     </w:p>
     <w:p>
@@ -2909,7 +2873,7 @@
         <w:snapToGrid w:val="0"/>
         <w:textAlignment w:val="baseline"/>
       </w:pPr>
-      <w:bookmarkStart w:id="4" w:name="_Toc16892"/>
+      <w:bookmarkStart w:id="4" w:name="_Toc4611"/>
       <w:r>
         <w:t>适用范围</w:t>
       </w:r>
@@ -2917,36 +2881,10 @@
     </w:p>
     <w:p>
       <w:pPr>
-        <w:keepNext w:val="0"/>
-        <w:keepLines w:val="0"/>
-        <w:pageBreakBefore w:val="0"/>
-        <w:widowControl w:val="0"/>
-        <w:kinsoku w:val="0"/>
-        <w:wordWrap/>
-        <w:overflowPunct/>
-        <w:topLinePunct w:val="0"/>
-        <w:autoSpaceDE w:val="0"/>
-        <w:autoSpaceDN w:val="0"/>
+        <w:pStyle w:val="27"/>
         <w:bidi w:val="0"/>
-        <w:adjustRightInd w:val="0"/>
-        <w:snapToGrid w:val="0"/>
-        <w:spacing w:line="360" w:lineRule="auto"/>
-        <w:ind w:right="0" w:firstLine="460" w:firstLineChars="200"/>
-        <w:textAlignment w:val="baseline"/>
-        <w:rPr>
-          <w:rFonts w:ascii="宋体" w:hAnsi="宋体" w:eastAsia="宋体" w:cs="宋体"/>
-          <w:spacing w:val="-5"/>
-          <w:sz w:val="24"/>
-          <w:szCs w:val="24"/>
-        </w:rPr>
       </w:pPr>
       <w:r>
-        <w:rPr>
-          <w:rFonts w:ascii="宋体" w:hAnsi="宋体" w:eastAsia="宋体" w:cs="宋体"/>
-          <w:spacing w:val="-5"/>
-          <w:sz w:val="24"/>
-          <w:szCs w:val="24"/>
-        </w:rPr>
         <w:t>本手册适用于本公司参与运维服务业务的部门和人员</w:t>
       </w:r>
     </w:p>
@@ -2968,7 +2906,7 @@
         <w:snapToGrid w:val="0"/>
         <w:textAlignment w:val="baseline"/>
       </w:pPr>
-      <w:bookmarkStart w:id="5" w:name="_Toc5410"/>
+      <w:bookmarkStart w:id="5" w:name="_Toc6403"/>
       <w:r>
         <w:t>引用文件</w:t>
       </w:r>
@@ -3198,10 +3136,9 @@
         <w:snapToGrid w:val="0"/>
         <w:textAlignment w:val="baseline"/>
       </w:pPr>
-      <w:r>
-        <w:t xml:space="preserve"> </w:t>
-      </w:r>
-      <w:bookmarkStart w:id="6" w:name="_Toc10398"/>
+      <w:bookmarkStart w:id="18" w:name="_GoBack"/>
+      <w:bookmarkEnd w:id="18"/>
+      <w:bookmarkStart w:id="6" w:name="_Toc19144"/>
       <w:r>
         <w:t>术语与定义</w:t>
       </w:r>
@@ -3209,34 +3146,10 @@
     </w:p>
     <w:p>
       <w:pPr>
-        <w:keepNext w:val="0"/>
-        <w:keepLines w:val="0"/>
-        <w:pageBreakBefore w:val="0"/>
-        <w:widowControl w:val="0"/>
-        <w:kinsoku w:val="0"/>
-        <w:wordWrap/>
-        <w:overflowPunct/>
-        <w:topLinePunct w:val="0"/>
-        <w:autoSpaceDE w:val="0"/>
-        <w:autoSpaceDN w:val="0"/>
+        <w:pStyle w:val="27"/>
         <w:bidi w:val="0"/>
-        <w:adjustRightInd w:val="0"/>
-        <w:snapToGrid w:val="0"/>
-        <w:spacing w:before="99" w:line="220" w:lineRule="auto"/>
-        <w:ind w:left="724"/>
-        <w:textAlignment w:val="baseline"/>
-        <w:rPr>
-          <w:rFonts w:ascii="宋体" w:hAnsi="宋体" w:eastAsia="宋体" w:cs="宋体"/>
-          <w:sz w:val="24"/>
-          <w:szCs w:val="24"/>
-        </w:rPr>
       </w:pPr>
       <w:r>
-        <w:rPr>
-          <w:rFonts w:ascii="宋体" w:hAnsi="宋体" w:eastAsia="宋体" w:cs="宋体"/>
-          <w:sz w:val="24"/>
-          <w:szCs w:val="24"/>
-        </w:rPr>
         <w:t>无</w:t>
       </w:r>
     </w:p>
@@ -3258,7 +3171,7 @@
         <w:snapToGrid w:val="0"/>
         <w:textAlignment w:val="baseline"/>
       </w:pPr>
-      <w:bookmarkStart w:id="7" w:name="_Toc18576"/>
+      <w:bookmarkStart w:id="7" w:name="_Toc31646"/>
       <w:r>
         <w:t>角色与职责</w:t>
       </w:r>
@@ -3915,7 +3828,7 @@
         <w:snapToGrid w:val="0"/>
         <w:textAlignment w:val="baseline"/>
       </w:pPr>
-      <w:bookmarkStart w:id="8" w:name="_Toc5627"/>
+      <w:bookmarkStart w:id="8" w:name="_Toc1885"/>
       <w:r>
         <w:t>投诉的定义</w:t>
       </w:r>
@@ -4017,7 +3930,7 @@
         <w:snapToGrid w:val="0"/>
         <w:textAlignment w:val="baseline"/>
       </w:pPr>
-      <w:bookmarkStart w:id="9" w:name="_Toc12450"/>
+      <w:bookmarkStart w:id="9" w:name="_Toc30538"/>
       <w:r>
         <w:t>产生投诉的因素</w:t>
       </w:r>
@@ -4119,7 +4032,7 @@
         <w:snapToGrid w:val="0"/>
         <w:textAlignment w:val="baseline"/>
       </w:pPr>
-      <w:bookmarkStart w:id="10" w:name="_Toc30695"/>
+      <w:bookmarkStart w:id="10" w:name="_Toc25659"/>
       <w:r>
         <w:t>投诉的影响</w:t>
       </w:r>
@@ -4221,7 +4134,7 @@
         <w:snapToGrid w:val="0"/>
         <w:textAlignment w:val="baseline"/>
       </w:pPr>
-      <w:bookmarkStart w:id="11" w:name="_Toc15513"/>
+      <w:bookmarkStart w:id="11" w:name="_Toc17582"/>
       <w:r>
         <w:t>客户投诉应对目的</w:t>
       </w:r>
@@ -4479,7 +4392,7 @@
         <w:snapToGrid w:val="0"/>
         <w:textAlignment w:val="baseline"/>
       </w:pPr>
-      <w:bookmarkStart w:id="12" w:name="_Toc15984"/>
+      <w:bookmarkStart w:id="12" w:name="_Toc21809"/>
       <w:r>
         <w:t>投诉级别</w:t>
       </w:r>
@@ -4620,7 +4533,7 @@
         <w:snapToGrid w:val="0"/>
         <w:textAlignment w:val="baseline"/>
       </w:pPr>
-      <w:bookmarkStart w:id="13" w:name="_Toc10965"/>
+      <w:bookmarkStart w:id="13" w:name="_Toc22272"/>
       <w:r>
         <w:t>客户投诉应对及处理的注意事项</w:t>
       </w:r>
@@ -5036,7 +4949,7 @@
       </w:pPr>
       <w:bookmarkStart w:id="14" w:name="bookmark1"/>
       <w:bookmarkEnd w:id="14"/>
-      <w:bookmarkStart w:id="15" w:name="_Toc10969"/>
+      <w:bookmarkStart w:id="15" w:name="_Toc7357"/>
       <w:r>
         <w:t>客户投诉处罚规定</w:t>
       </w:r>
@@ -5177,7 +5090,7 @@
         <w:snapToGrid w:val="0"/>
         <w:textAlignment w:val="baseline"/>
       </w:pPr>
-      <w:bookmarkStart w:id="16" w:name="_Toc19047"/>
+      <w:bookmarkStart w:id="16" w:name="_Toc31353"/>
       <w:r>
         <w:t>相关文档</w:t>
       </w:r>
@@ -5238,7 +5151,7 @@
         <w:snapToGrid w:val="0"/>
         <w:textAlignment w:val="baseline"/>
       </w:pPr>
-      <w:bookmarkStart w:id="17" w:name="_Toc32608"/>
+      <w:bookmarkStart w:id="17" w:name="_Toc25370"/>
       <w:r>
         <w:t>附则</w:t>
       </w:r>

--- a/4.质量管理/1.流程制度规范类文件/040105-客户投诉应对及处理管理规定.docx
+++ b/4.质量管理/1.流程制度规范类文件/040105-客户投诉应对及处理管理规定.docx
@@ -39,7 +39,7 @@
         <w:snapToGrid w:val="0"/>
         <w:textAlignment w:val="baseline"/>
       </w:pPr>
-      <w:bookmarkStart w:id="0" w:name="_Toc28354"/>
+      <w:bookmarkStart w:id="0" w:name="_Toc15321"/>
       <w:r>
         <w:t>客户投诉应对及处理管理规定</w:t>
       </w:r>
@@ -83,7 +83,7 @@
         <w:snapToGrid w:val="0"/>
         <w:textAlignment w:val="baseline"/>
       </w:pPr>
-      <w:bookmarkStart w:id="1" w:name="_Toc16901"/>
+      <w:bookmarkStart w:id="1" w:name="_Toc12801"/>
       <w:r>
         <w:t>中达丰集团有限公司</w:t>
       </w:r>
@@ -177,7 +177,7 @@
           <w:szCs w:val="28"/>
         </w:rPr>
       </w:pPr>
-      <w:bookmarkStart w:id="2" w:name="_Toc9928"/>
+      <w:bookmarkStart w:id="2" w:name="_Toc24125"/>
       <w:r>
         <w:rPr>
           <w:rFonts w:ascii="宋体" w:hAnsi="宋体" w:eastAsia="宋体" w:cs="宋体"/>
@@ -1677,6 +1677,8 @@
               <w:tab w:val="right" w:leader="dot" w:pos="8497"/>
             </w:tabs>
           </w:pPr>
+          <w:bookmarkStart w:id="18" w:name="_GoBack"/>
+          <w:bookmarkEnd w:id="18"/>
           <w:r>
             <w:rPr>
               <w:rFonts w:hint="eastAsia" w:ascii="Microsoft JhengHei" w:hAnsi="Microsoft JhengHei" w:eastAsia="Microsoft JhengHei" w:cs="Microsoft JhengHei"/>
@@ -1713,7 +1715,7 @@
               <w:rFonts w:hint="eastAsia" w:ascii="Microsoft JhengHei" w:hAnsi="Microsoft JhengHei" w:eastAsia="Microsoft JhengHei" w:cs="Microsoft JhengHei"/>
               <w:szCs w:val="24"/>
             </w:rPr>
-            <w:instrText xml:space="preserve"> HYPERLINK \l _Toc28354 </w:instrText>
+            <w:instrText xml:space="preserve"> HYPERLINK \l _Toc15321 </w:instrText>
           </w:r>
           <w:r>
             <w:rPr>
@@ -1732,7 +1734,7 @@
             <w:fldChar w:fldCharType="begin"/>
           </w:r>
           <w:r>
-            <w:instrText xml:space="preserve"> PAGEREF _Toc28354 \h </w:instrText>
+            <w:instrText xml:space="preserve"> PAGEREF _Toc15321 \h </w:instrText>
           </w:r>
           <w:r>
             <w:fldChar w:fldCharType="separate"/>
@@ -1770,7 +1772,7 @@
               <w:rFonts w:hint="eastAsia" w:ascii="Microsoft JhengHei" w:hAnsi="Microsoft JhengHei" w:eastAsia="Microsoft JhengHei" w:cs="Microsoft JhengHei"/>
               <w:szCs w:val="24"/>
             </w:rPr>
-            <w:instrText xml:space="preserve"> HYPERLINK \l _Toc16901 </w:instrText>
+            <w:instrText xml:space="preserve"> HYPERLINK \l _Toc12801 </w:instrText>
           </w:r>
           <w:r>
             <w:rPr>
@@ -1789,7 +1791,7 @@
             <w:fldChar w:fldCharType="begin"/>
           </w:r>
           <w:r>
-            <w:instrText xml:space="preserve"> PAGEREF _Toc16901 \h </w:instrText>
+            <w:instrText xml:space="preserve"> PAGEREF _Toc12801 \h </w:instrText>
           </w:r>
           <w:r>
             <w:fldChar w:fldCharType="separate"/>
@@ -1827,7 +1829,7 @@
               <w:rFonts w:hint="eastAsia" w:ascii="Microsoft JhengHei" w:hAnsi="Microsoft JhengHei" w:eastAsia="Microsoft JhengHei" w:cs="Microsoft JhengHei"/>
               <w:szCs w:val="24"/>
             </w:rPr>
-            <w:instrText xml:space="preserve"> HYPERLINK \l _Toc9928 </w:instrText>
+            <w:instrText xml:space="preserve"> HYPERLINK \l _Toc24125 </w:instrText>
           </w:r>
           <w:r>
             <w:rPr>
@@ -1851,7 +1853,7 @@
             <w:fldChar w:fldCharType="begin"/>
           </w:r>
           <w:r>
-            <w:instrText xml:space="preserve"> PAGEREF _Toc9928 \h </w:instrText>
+            <w:instrText xml:space="preserve"> PAGEREF _Toc24125 \h </w:instrText>
           </w:r>
           <w:r>
             <w:fldChar w:fldCharType="separate"/>
@@ -1889,7 +1891,7 @@
               <w:rFonts w:hint="eastAsia" w:ascii="Microsoft JhengHei" w:hAnsi="Microsoft JhengHei" w:eastAsia="Microsoft JhengHei" w:cs="Microsoft JhengHei"/>
               <w:szCs w:val="24"/>
             </w:rPr>
-            <w:instrText xml:space="preserve"> HYPERLINK \l _Toc9293 </w:instrText>
+            <w:instrText xml:space="preserve"> HYPERLINK \l _Toc27 </w:instrText>
           </w:r>
           <w:r>
             <w:rPr>
@@ -1914,7 +1916,7 @@
             <w:fldChar w:fldCharType="begin"/>
           </w:r>
           <w:r>
-            <w:instrText xml:space="preserve"> PAGEREF _Toc9293 \h </w:instrText>
+            <w:instrText xml:space="preserve"> PAGEREF _Toc27 \h </w:instrText>
           </w:r>
           <w:r>
             <w:fldChar w:fldCharType="separate"/>
@@ -1952,7 +1954,7 @@
               <w:rFonts w:hint="eastAsia" w:ascii="Microsoft JhengHei" w:hAnsi="Microsoft JhengHei" w:eastAsia="Microsoft JhengHei" w:cs="Microsoft JhengHei"/>
               <w:szCs w:val="24"/>
             </w:rPr>
-            <w:instrText xml:space="preserve"> HYPERLINK \l _Toc4611 </w:instrText>
+            <w:instrText xml:space="preserve"> HYPERLINK \l _Toc28349 </w:instrText>
           </w:r>
           <w:r>
             <w:rPr>
@@ -1977,7 +1979,7 @@
             <w:fldChar w:fldCharType="begin"/>
           </w:r>
           <w:r>
-            <w:instrText xml:space="preserve"> PAGEREF _Toc4611 \h </w:instrText>
+            <w:instrText xml:space="preserve"> PAGEREF _Toc28349 \h </w:instrText>
           </w:r>
           <w:r>
             <w:fldChar w:fldCharType="separate"/>
@@ -2015,7 +2017,7 @@
               <w:rFonts w:hint="eastAsia" w:ascii="Microsoft JhengHei" w:hAnsi="Microsoft JhengHei" w:eastAsia="Microsoft JhengHei" w:cs="Microsoft JhengHei"/>
               <w:szCs w:val="24"/>
             </w:rPr>
-            <w:instrText xml:space="preserve"> HYPERLINK \l _Toc6403 </w:instrText>
+            <w:instrText xml:space="preserve"> HYPERLINK \l _Toc3669 </w:instrText>
           </w:r>
           <w:r>
             <w:rPr>
@@ -2040,7 +2042,7 @@
             <w:fldChar w:fldCharType="begin"/>
           </w:r>
           <w:r>
-            <w:instrText xml:space="preserve"> PAGEREF _Toc6403 \h </w:instrText>
+            <w:instrText xml:space="preserve"> PAGEREF _Toc3669 \h </w:instrText>
           </w:r>
           <w:r>
             <w:fldChar w:fldCharType="separate"/>
@@ -2078,7 +2080,7 @@
               <w:rFonts w:hint="eastAsia" w:ascii="Microsoft JhengHei" w:hAnsi="Microsoft JhengHei" w:eastAsia="Microsoft JhengHei" w:cs="Microsoft JhengHei"/>
               <w:szCs w:val="24"/>
             </w:rPr>
-            <w:instrText xml:space="preserve"> HYPERLINK \l _Toc19144 </w:instrText>
+            <w:instrText xml:space="preserve"> HYPERLINK \l _Toc29835 </w:instrText>
           </w:r>
           <w:r>
             <w:rPr>
@@ -2103,7 +2105,7 @@
             <w:fldChar w:fldCharType="begin"/>
           </w:r>
           <w:r>
-            <w:instrText xml:space="preserve"> PAGEREF _Toc19144 \h </w:instrText>
+            <w:instrText xml:space="preserve"> PAGEREF _Toc29835 \h </w:instrText>
           </w:r>
           <w:r>
             <w:fldChar w:fldCharType="separate"/>
@@ -2141,7 +2143,7 @@
               <w:rFonts w:hint="eastAsia" w:ascii="Microsoft JhengHei" w:hAnsi="Microsoft JhengHei" w:eastAsia="Microsoft JhengHei" w:cs="Microsoft JhengHei"/>
               <w:szCs w:val="24"/>
             </w:rPr>
-            <w:instrText xml:space="preserve"> HYPERLINK \l _Toc31646 </w:instrText>
+            <w:instrText xml:space="preserve"> HYPERLINK \l _Toc7323 </w:instrText>
           </w:r>
           <w:r>
             <w:rPr>
@@ -2166,7 +2168,7 @@
             <w:fldChar w:fldCharType="begin"/>
           </w:r>
           <w:r>
-            <w:instrText xml:space="preserve"> PAGEREF _Toc31646 \h </w:instrText>
+            <w:instrText xml:space="preserve"> PAGEREF _Toc7323 \h </w:instrText>
           </w:r>
           <w:r>
             <w:fldChar w:fldCharType="separate"/>
@@ -2204,7 +2206,7 @@
               <w:rFonts w:hint="eastAsia" w:ascii="Microsoft JhengHei" w:hAnsi="Microsoft JhengHei" w:eastAsia="Microsoft JhengHei" w:cs="Microsoft JhengHei"/>
               <w:szCs w:val="24"/>
             </w:rPr>
-            <w:instrText xml:space="preserve"> HYPERLINK \l _Toc1885 </w:instrText>
+            <w:instrText xml:space="preserve"> HYPERLINK \l _Toc22336 </w:instrText>
           </w:r>
           <w:r>
             <w:rPr>
@@ -2229,7 +2231,7 @@
             <w:fldChar w:fldCharType="begin"/>
           </w:r>
           <w:r>
-            <w:instrText xml:space="preserve"> PAGEREF _Toc1885 \h </w:instrText>
+            <w:instrText xml:space="preserve"> PAGEREF _Toc22336 \h </w:instrText>
           </w:r>
           <w:r>
             <w:fldChar w:fldCharType="separate"/>
@@ -2267,7 +2269,7 @@
               <w:rFonts w:hint="eastAsia" w:ascii="Microsoft JhengHei" w:hAnsi="Microsoft JhengHei" w:eastAsia="Microsoft JhengHei" w:cs="Microsoft JhengHei"/>
               <w:szCs w:val="24"/>
             </w:rPr>
-            <w:instrText xml:space="preserve"> HYPERLINK \l _Toc30538 </w:instrText>
+            <w:instrText xml:space="preserve"> HYPERLINK \l _Toc1541 </w:instrText>
           </w:r>
           <w:r>
             <w:rPr>
@@ -2292,7 +2294,7 @@
             <w:fldChar w:fldCharType="begin"/>
           </w:r>
           <w:r>
-            <w:instrText xml:space="preserve"> PAGEREF _Toc30538 \h </w:instrText>
+            <w:instrText xml:space="preserve"> PAGEREF _Toc1541 \h </w:instrText>
           </w:r>
           <w:r>
             <w:fldChar w:fldCharType="separate"/>
@@ -2330,7 +2332,7 @@
               <w:rFonts w:hint="eastAsia" w:ascii="Microsoft JhengHei" w:hAnsi="Microsoft JhengHei" w:eastAsia="Microsoft JhengHei" w:cs="Microsoft JhengHei"/>
               <w:szCs w:val="24"/>
             </w:rPr>
-            <w:instrText xml:space="preserve"> HYPERLINK \l _Toc25659 </w:instrText>
+            <w:instrText xml:space="preserve"> HYPERLINK \l _Toc14347 </w:instrText>
           </w:r>
           <w:r>
             <w:rPr>
@@ -2355,7 +2357,7 @@
             <w:fldChar w:fldCharType="begin"/>
           </w:r>
           <w:r>
-            <w:instrText xml:space="preserve"> PAGEREF _Toc25659 \h </w:instrText>
+            <w:instrText xml:space="preserve"> PAGEREF _Toc14347 \h </w:instrText>
           </w:r>
           <w:r>
             <w:fldChar w:fldCharType="separate"/>
@@ -2393,7 +2395,7 @@
               <w:rFonts w:hint="eastAsia" w:ascii="Microsoft JhengHei" w:hAnsi="Microsoft JhengHei" w:eastAsia="Microsoft JhengHei" w:cs="Microsoft JhengHei"/>
               <w:szCs w:val="24"/>
             </w:rPr>
-            <w:instrText xml:space="preserve"> HYPERLINK \l _Toc17582 </w:instrText>
+            <w:instrText xml:space="preserve"> HYPERLINK \l _Toc6060 </w:instrText>
           </w:r>
           <w:r>
             <w:rPr>
@@ -2418,7 +2420,7 @@
             <w:fldChar w:fldCharType="begin"/>
           </w:r>
           <w:r>
-            <w:instrText xml:space="preserve"> PAGEREF _Toc17582 \h </w:instrText>
+            <w:instrText xml:space="preserve"> PAGEREF _Toc6060 \h </w:instrText>
           </w:r>
           <w:r>
             <w:fldChar w:fldCharType="separate"/>
@@ -2456,7 +2458,7 @@
               <w:rFonts w:hint="eastAsia" w:ascii="Microsoft JhengHei" w:hAnsi="Microsoft JhengHei" w:eastAsia="Microsoft JhengHei" w:cs="Microsoft JhengHei"/>
               <w:szCs w:val="24"/>
             </w:rPr>
-            <w:instrText xml:space="preserve"> HYPERLINK \l _Toc21809 </w:instrText>
+            <w:instrText xml:space="preserve"> HYPERLINK \l _Toc17825 </w:instrText>
           </w:r>
           <w:r>
             <w:rPr>
@@ -2481,7 +2483,7 @@
             <w:fldChar w:fldCharType="begin"/>
           </w:r>
           <w:r>
-            <w:instrText xml:space="preserve"> PAGEREF _Toc21809 \h </w:instrText>
+            <w:instrText xml:space="preserve"> PAGEREF _Toc17825 \h </w:instrText>
           </w:r>
           <w:r>
             <w:fldChar w:fldCharType="separate"/>
@@ -2519,7 +2521,7 @@
               <w:rFonts w:hint="eastAsia" w:ascii="Microsoft JhengHei" w:hAnsi="Microsoft JhengHei" w:eastAsia="Microsoft JhengHei" w:cs="Microsoft JhengHei"/>
               <w:szCs w:val="24"/>
             </w:rPr>
-            <w:instrText xml:space="preserve"> HYPERLINK \l _Toc22272 </w:instrText>
+            <w:instrText xml:space="preserve"> HYPERLINK \l _Toc2922 </w:instrText>
           </w:r>
           <w:r>
             <w:rPr>
@@ -2544,7 +2546,7 @@
             <w:fldChar w:fldCharType="begin"/>
           </w:r>
           <w:r>
-            <w:instrText xml:space="preserve"> PAGEREF _Toc22272 \h </w:instrText>
+            <w:instrText xml:space="preserve"> PAGEREF _Toc2922 \h </w:instrText>
           </w:r>
           <w:r>
             <w:fldChar w:fldCharType="separate"/>
@@ -2582,7 +2584,7 @@
               <w:rFonts w:hint="eastAsia" w:ascii="Microsoft JhengHei" w:hAnsi="Microsoft JhengHei" w:eastAsia="Microsoft JhengHei" w:cs="Microsoft JhengHei"/>
               <w:szCs w:val="24"/>
             </w:rPr>
-            <w:instrText xml:space="preserve"> HYPERLINK \l _Toc7357 </w:instrText>
+            <w:instrText xml:space="preserve"> HYPERLINK \l _Toc26757 </w:instrText>
           </w:r>
           <w:r>
             <w:rPr>
@@ -2607,7 +2609,7 @@
             <w:fldChar w:fldCharType="begin"/>
           </w:r>
           <w:r>
-            <w:instrText xml:space="preserve"> PAGEREF _Toc7357 \h </w:instrText>
+            <w:instrText xml:space="preserve"> PAGEREF _Toc26757 \h </w:instrText>
           </w:r>
           <w:r>
             <w:fldChar w:fldCharType="separate"/>
@@ -2645,7 +2647,7 @@
               <w:rFonts w:hint="eastAsia" w:ascii="Microsoft JhengHei" w:hAnsi="Microsoft JhengHei" w:eastAsia="Microsoft JhengHei" w:cs="Microsoft JhengHei"/>
               <w:szCs w:val="24"/>
             </w:rPr>
-            <w:instrText xml:space="preserve"> HYPERLINK \l _Toc31353 </w:instrText>
+            <w:instrText xml:space="preserve"> HYPERLINK \l _Toc11649 </w:instrText>
           </w:r>
           <w:r>
             <w:rPr>
@@ -2670,7 +2672,7 @@
             <w:fldChar w:fldCharType="begin"/>
           </w:r>
           <w:r>
-            <w:instrText xml:space="preserve"> PAGEREF _Toc31353 \h </w:instrText>
+            <w:instrText xml:space="preserve"> PAGEREF _Toc11649 \h </w:instrText>
           </w:r>
           <w:r>
             <w:fldChar w:fldCharType="separate"/>
@@ -2708,7 +2710,7 @@
               <w:rFonts w:hint="eastAsia" w:ascii="Microsoft JhengHei" w:hAnsi="Microsoft JhengHei" w:eastAsia="Microsoft JhengHei" w:cs="Microsoft JhengHei"/>
               <w:szCs w:val="24"/>
             </w:rPr>
-            <w:instrText xml:space="preserve"> HYPERLINK \l _Toc25370 </w:instrText>
+            <w:instrText xml:space="preserve"> HYPERLINK \l _Toc21142 </w:instrText>
           </w:r>
           <w:r>
             <w:rPr>
@@ -2733,7 +2735,7 @@
             <w:fldChar w:fldCharType="begin"/>
           </w:r>
           <w:r>
-            <w:instrText xml:space="preserve"> PAGEREF _Toc25370 \h </w:instrText>
+            <w:instrText xml:space="preserve"> PAGEREF _Toc21142 \h </w:instrText>
           </w:r>
           <w:r>
             <w:fldChar w:fldCharType="separate"/>
@@ -2840,7 +2842,7 @@
         <w:snapToGrid w:val="0"/>
         <w:textAlignment w:val="baseline"/>
       </w:pPr>
-      <w:bookmarkStart w:id="3" w:name="_Toc9293"/>
+      <w:bookmarkStart w:id="3" w:name="_Toc27"/>
       <w:r>
         <w:t>目的</w:t>
       </w:r>
@@ -2873,7 +2875,7 @@
         <w:snapToGrid w:val="0"/>
         <w:textAlignment w:val="baseline"/>
       </w:pPr>
-      <w:bookmarkStart w:id="4" w:name="_Toc4611"/>
+      <w:bookmarkStart w:id="4" w:name="_Toc28349"/>
       <w:r>
         <w:t>适用范围</w:t>
       </w:r>
@@ -2906,7 +2908,7 @@
         <w:snapToGrid w:val="0"/>
         <w:textAlignment w:val="baseline"/>
       </w:pPr>
-      <w:bookmarkStart w:id="5" w:name="_Toc6403"/>
+      <w:bookmarkStart w:id="5" w:name="_Toc3669"/>
       <w:r>
         <w:t>引用文件</w:t>
       </w:r>
@@ -3136,9 +3138,7 @@
         <w:snapToGrid w:val="0"/>
         <w:textAlignment w:val="baseline"/>
       </w:pPr>
-      <w:bookmarkStart w:id="18" w:name="_GoBack"/>
-      <w:bookmarkEnd w:id="18"/>
-      <w:bookmarkStart w:id="6" w:name="_Toc19144"/>
+      <w:bookmarkStart w:id="6" w:name="_Toc29835"/>
       <w:r>
         <w:t>术语与定义</w:t>
       </w:r>
@@ -3171,7 +3171,7 @@
         <w:snapToGrid w:val="0"/>
         <w:textAlignment w:val="baseline"/>
       </w:pPr>
-      <w:bookmarkStart w:id="7" w:name="_Toc31646"/>
+      <w:bookmarkStart w:id="7" w:name="_Toc7323"/>
       <w:r>
         <w:t>角色与职责</w:t>
       </w:r>
@@ -3828,7 +3828,7 @@
         <w:snapToGrid w:val="0"/>
         <w:textAlignment w:val="baseline"/>
       </w:pPr>
-      <w:bookmarkStart w:id="8" w:name="_Toc1885"/>
+      <w:bookmarkStart w:id="8" w:name="_Toc22336"/>
       <w:r>
         <w:t>投诉的定义</w:t>
       </w:r>
@@ -3930,7 +3930,7 @@
         <w:snapToGrid w:val="0"/>
         <w:textAlignment w:val="baseline"/>
       </w:pPr>
-      <w:bookmarkStart w:id="9" w:name="_Toc30538"/>
+      <w:bookmarkStart w:id="9" w:name="_Toc1541"/>
       <w:r>
         <w:t>产生投诉的因素</w:t>
       </w:r>
@@ -4032,7 +4032,7 @@
         <w:snapToGrid w:val="0"/>
         <w:textAlignment w:val="baseline"/>
       </w:pPr>
-      <w:bookmarkStart w:id="10" w:name="_Toc25659"/>
+      <w:bookmarkStart w:id="10" w:name="_Toc14347"/>
       <w:r>
         <w:t>投诉的影响</w:t>
       </w:r>
@@ -4134,7 +4134,7 @@
         <w:snapToGrid w:val="0"/>
         <w:textAlignment w:val="baseline"/>
       </w:pPr>
-      <w:bookmarkStart w:id="11" w:name="_Toc17582"/>
+      <w:bookmarkStart w:id="11" w:name="_Toc6060"/>
       <w:r>
         <w:t>客户投诉应对目的</w:t>
       </w:r>
@@ -4392,7 +4392,7 @@
         <w:snapToGrid w:val="0"/>
         <w:textAlignment w:val="baseline"/>
       </w:pPr>
-      <w:bookmarkStart w:id="12" w:name="_Toc21809"/>
+      <w:bookmarkStart w:id="12" w:name="_Toc17825"/>
       <w:r>
         <w:t>投诉级别</w:t>
       </w:r>
@@ -4533,7 +4533,7 @@
         <w:snapToGrid w:val="0"/>
         <w:textAlignment w:val="baseline"/>
       </w:pPr>
-      <w:bookmarkStart w:id="13" w:name="_Toc22272"/>
+      <w:bookmarkStart w:id="13" w:name="_Toc2922"/>
       <w:r>
         <w:t>客户投诉应对及处理的注意事项</w:t>
       </w:r>
@@ -4949,7 +4949,7 @@
       </w:pPr>
       <w:bookmarkStart w:id="14" w:name="bookmark1"/>
       <w:bookmarkEnd w:id="14"/>
-      <w:bookmarkStart w:id="15" w:name="_Toc7357"/>
+      <w:bookmarkStart w:id="15" w:name="_Toc26757"/>
       <w:r>
         <w:t>客户投诉处罚规定</w:t>
       </w:r>
@@ -5090,7 +5090,7 @@
         <w:snapToGrid w:val="0"/>
         <w:textAlignment w:val="baseline"/>
       </w:pPr>
-      <w:bookmarkStart w:id="16" w:name="_Toc31353"/>
+      <w:bookmarkStart w:id="16" w:name="_Toc11649"/>
       <w:r>
         <w:t>相关文档</w:t>
       </w:r>
@@ -5151,7 +5151,7 @@
         <w:snapToGrid w:val="0"/>
         <w:textAlignment w:val="baseline"/>
       </w:pPr>
-      <w:bookmarkStart w:id="17" w:name="_Toc25370"/>
+      <w:bookmarkStart w:id="17" w:name="_Toc21142"/>
       <w:r>
         <w:t>附则</w:t>
       </w:r>

--- a/4.质量管理/1.流程制度规范类文件/040105-客户投诉应对及处理管理规定.docx
+++ b/4.质量管理/1.流程制度规范类文件/040105-客户投诉应对及处理管理规定.docx
@@ -39,7 +39,7 @@
         <w:snapToGrid w:val="0"/>
         <w:textAlignment w:val="baseline"/>
       </w:pPr>
-      <w:bookmarkStart w:id="0" w:name="_Toc15321"/>
+      <w:bookmarkStart w:id="0" w:name="_Toc7288"/>
       <w:r>
         <w:t>客户投诉应对及处理管理规定</w:t>
       </w:r>
@@ -83,7 +83,7 @@
         <w:snapToGrid w:val="0"/>
         <w:textAlignment w:val="baseline"/>
       </w:pPr>
-      <w:bookmarkStart w:id="1" w:name="_Toc12801"/>
+      <w:bookmarkStart w:id="1" w:name="_Toc31154"/>
       <w:r>
         <w:t>中达丰集团有限公司</w:t>
       </w:r>
@@ -177,7 +177,7 @@
           <w:szCs w:val="28"/>
         </w:rPr>
       </w:pPr>
-      <w:bookmarkStart w:id="2" w:name="_Toc24125"/>
+      <w:bookmarkStart w:id="2" w:name="_Toc1971"/>
       <w:r>
         <w:rPr>
           <w:rFonts w:ascii="宋体" w:hAnsi="宋体" w:eastAsia="宋体" w:cs="宋体"/>
@@ -1715,7 +1715,7 @@
               <w:rFonts w:hint="eastAsia" w:ascii="Microsoft JhengHei" w:hAnsi="Microsoft JhengHei" w:eastAsia="Microsoft JhengHei" w:cs="Microsoft JhengHei"/>
               <w:szCs w:val="24"/>
             </w:rPr>
-            <w:instrText xml:space="preserve"> HYPERLINK \l _Toc15321 </w:instrText>
+            <w:instrText xml:space="preserve"> HYPERLINK \l _Toc7288 </w:instrText>
           </w:r>
           <w:r>
             <w:rPr>
@@ -1734,7 +1734,7 @@
             <w:fldChar w:fldCharType="begin"/>
           </w:r>
           <w:r>
-            <w:instrText xml:space="preserve"> PAGEREF _Toc15321 \h </w:instrText>
+            <w:instrText xml:space="preserve"> PAGEREF _Toc7288 \h </w:instrText>
           </w:r>
           <w:r>
             <w:fldChar w:fldCharType="separate"/>
@@ -1772,7 +1772,7 @@
               <w:rFonts w:hint="eastAsia" w:ascii="Microsoft JhengHei" w:hAnsi="Microsoft JhengHei" w:eastAsia="Microsoft JhengHei" w:cs="Microsoft JhengHei"/>
               <w:szCs w:val="24"/>
             </w:rPr>
-            <w:instrText xml:space="preserve"> HYPERLINK \l _Toc12801 </w:instrText>
+            <w:instrText xml:space="preserve"> HYPERLINK \l _Toc31154 </w:instrText>
           </w:r>
           <w:r>
             <w:rPr>
@@ -1791,7 +1791,7 @@
             <w:fldChar w:fldCharType="begin"/>
           </w:r>
           <w:r>
-            <w:instrText xml:space="preserve"> PAGEREF _Toc12801 \h </w:instrText>
+            <w:instrText xml:space="preserve"> PAGEREF _Toc31154 \h </w:instrText>
           </w:r>
           <w:r>
             <w:fldChar w:fldCharType="separate"/>
@@ -1829,7 +1829,7 @@
               <w:rFonts w:hint="eastAsia" w:ascii="Microsoft JhengHei" w:hAnsi="Microsoft JhengHei" w:eastAsia="Microsoft JhengHei" w:cs="Microsoft JhengHei"/>
               <w:szCs w:val="24"/>
             </w:rPr>
-            <w:instrText xml:space="preserve"> HYPERLINK \l _Toc24125 </w:instrText>
+            <w:instrText xml:space="preserve"> HYPERLINK \l _Toc1971 </w:instrText>
           </w:r>
           <w:r>
             <w:rPr>
@@ -1853,7 +1853,7 @@
             <w:fldChar w:fldCharType="begin"/>
           </w:r>
           <w:r>
-            <w:instrText xml:space="preserve"> PAGEREF _Toc24125 \h </w:instrText>
+            <w:instrText xml:space="preserve"> PAGEREF _Toc1971 \h </w:instrText>
           </w:r>
           <w:r>
             <w:fldChar w:fldCharType="separate"/>
@@ -1891,7 +1891,7 @@
               <w:rFonts w:hint="eastAsia" w:ascii="Microsoft JhengHei" w:hAnsi="Microsoft JhengHei" w:eastAsia="Microsoft JhengHei" w:cs="Microsoft JhengHei"/>
               <w:szCs w:val="24"/>
             </w:rPr>
-            <w:instrText xml:space="preserve"> HYPERLINK \l _Toc27 </w:instrText>
+            <w:instrText xml:space="preserve"> HYPERLINK \l _Toc2707 </w:instrText>
           </w:r>
           <w:r>
             <w:rPr>
@@ -1916,7 +1916,7 @@
             <w:fldChar w:fldCharType="begin"/>
           </w:r>
           <w:r>
-            <w:instrText xml:space="preserve"> PAGEREF _Toc27 \h </w:instrText>
+            <w:instrText xml:space="preserve"> PAGEREF _Toc2707 \h </w:instrText>
           </w:r>
           <w:r>
             <w:fldChar w:fldCharType="separate"/>
@@ -1954,7 +1954,7 @@
               <w:rFonts w:hint="eastAsia" w:ascii="Microsoft JhengHei" w:hAnsi="Microsoft JhengHei" w:eastAsia="Microsoft JhengHei" w:cs="Microsoft JhengHei"/>
               <w:szCs w:val="24"/>
             </w:rPr>
-            <w:instrText xml:space="preserve"> HYPERLINK \l _Toc28349 </w:instrText>
+            <w:instrText xml:space="preserve"> HYPERLINK \l _Toc24953 </w:instrText>
           </w:r>
           <w:r>
             <w:rPr>
@@ -1979,7 +1979,7 @@
             <w:fldChar w:fldCharType="begin"/>
           </w:r>
           <w:r>
-            <w:instrText xml:space="preserve"> PAGEREF _Toc28349 \h </w:instrText>
+            <w:instrText xml:space="preserve"> PAGEREF _Toc24953 \h </w:instrText>
           </w:r>
           <w:r>
             <w:fldChar w:fldCharType="separate"/>
@@ -2017,7 +2017,7 @@
               <w:rFonts w:hint="eastAsia" w:ascii="Microsoft JhengHei" w:hAnsi="Microsoft JhengHei" w:eastAsia="Microsoft JhengHei" w:cs="Microsoft JhengHei"/>
               <w:szCs w:val="24"/>
             </w:rPr>
-            <w:instrText xml:space="preserve"> HYPERLINK \l _Toc3669 </w:instrText>
+            <w:instrText xml:space="preserve"> HYPERLINK \l _Toc19369 </w:instrText>
           </w:r>
           <w:r>
             <w:rPr>
@@ -2042,7 +2042,7 @@
             <w:fldChar w:fldCharType="begin"/>
           </w:r>
           <w:r>
-            <w:instrText xml:space="preserve"> PAGEREF _Toc3669 \h </w:instrText>
+            <w:instrText xml:space="preserve"> PAGEREF _Toc19369 \h </w:instrText>
           </w:r>
           <w:r>
             <w:fldChar w:fldCharType="separate"/>
@@ -2080,7 +2080,7 @@
               <w:rFonts w:hint="eastAsia" w:ascii="Microsoft JhengHei" w:hAnsi="Microsoft JhengHei" w:eastAsia="Microsoft JhengHei" w:cs="Microsoft JhengHei"/>
               <w:szCs w:val="24"/>
             </w:rPr>
-            <w:instrText xml:space="preserve"> HYPERLINK \l _Toc29835 </w:instrText>
+            <w:instrText xml:space="preserve"> HYPERLINK \l _Toc22563 </w:instrText>
           </w:r>
           <w:r>
             <w:rPr>
@@ -2105,7 +2105,7 @@
             <w:fldChar w:fldCharType="begin"/>
           </w:r>
           <w:r>
-            <w:instrText xml:space="preserve"> PAGEREF _Toc29835 \h </w:instrText>
+            <w:instrText xml:space="preserve"> PAGEREF _Toc22563 \h </w:instrText>
           </w:r>
           <w:r>
             <w:fldChar w:fldCharType="separate"/>
@@ -2143,7 +2143,7 @@
               <w:rFonts w:hint="eastAsia" w:ascii="Microsoft JhengHei" w:hAnsi="Microsoft JhengHei" w:eastAsia="Microsoft JhengHei" w:cs="Microsoft JhengHei"/>
               <w:szCs w:val="24"/>
             </w:rPr>
-            <w:instrText xml:space="preserve"> HYPERLINK \l _Toc7323 </w:instrText>
+            <w:instrText xml:space="preserve"> HYPERLINK \l _Toc19080 </w:instrText>
           </w:r>
           <w:r>
             <w:rPr>
@@ -2168,7 +2168,7 @@
             <w:fldChar w:fldCharType="begin"/>
           </w:r>
           <w:r>
-            <w:instrText xml:space="preserve"> PAGEREF _Toc7323 \h </w:instrText>
+            <w:instrText xml:space="preserve"> PAGEREF _Toc19080 \h </w:instrText>
           </w:r>
           <w:r>
             <w:fldChar w:fldCharType="separate"/>
@@ -2206,7 +2206,7 @@
               <w:rFonts w:hint="eastAsia" w:ascii="Microsoft JhengHei" w:hAnsi="Microsoft JhengHei" w:eastAsia="Microsoft JhengHei" w:cs="Microsoft JhengHei"/>
               <w:szCs w:val="24"/>
             </w:rPr>
-            <w:instrText xml:space="preserve"> HYPERLINK \l _Toc22336 </w:instrText>
+            <w:instrText xml:space="preserve"> HYPERLINK \l _Toc268 </w:instrText>
           </w:r>
           <w:r>
             <w:rPr>
@@ -2231,7 +2231,7 @@
             <w:fldChar w:fldCharType="begin"/>
           </w:r>
           <w:r>
-            <w:instrText xml:space="preserve"> PAGEREF _Toc22336 \h </w:instrText>
+            <w:instrText xml:space="preserve"> PAGEREF _Toc268 \h </w:instrText>
           </w:r>
           <w:r>
             <w:fldChar w:fldCharType="separate"/>
@@ -2269,7 +2269,7 @@
               <w:rFonts w:hint="eastAsia" w:ascii="Microsoft JhengHei" w:hAnsi="Microsoft JhengHei" w:eastAsia="Microsoft JhengHei" w:cs="Microsoft JhengHei"/>
               <w:szCs w:val="24"/>
             </w:rPr>
-            <w:instrText xml:space="preserve"> HYPERLINK \l _Toc1541 </w:instrText>
+            <w:instrText xml:space="preserve"> HYPERLINK \l _Toc29905 </w:instrText>
           </w:r>
           <w:r>
             <w:rPr>
@@ -2294,7 +2294,7 @@
             <w:fldChar w:fldCharType="begin"/>
           </w:r>
           <w:r>
-            <w:instrText xml:space="preserve"> PAGEREF _Toc1541 \h </w:instrText>
+            <w:instrText xml:space="preserve"> PAGEREF _Toc29905 \h </w:instrText>
           </w:r>
           <w:r>
             <w:fldChar w:fldCharType="separate"/>
@@ -2332,7 +2332,7 @@
               <w:rFonts w:hint="eastAsia" w:ascii="Microsoft JhengHei" w:hAnsi="Microsoft JhengHei" w:eastAsia="Microsoft JhengHei" w:cs="Microsoft JhengHei"/>
               <w:szCs w:val="24"/>
             </w:rPr>
-            <w:instrText xml:space="preserve"> HYPERLINK \l _Toc14347 </w:instrText>
+            <w:instrText xml:space="preserve"> HYPERLINK \l _Toc21060 </w:instrText>
           </w:r>
           <w:r>
             <w:rPr>
@@ -2357,7 +2357,7 @@
             <w:fldChar w:fldCharType="begin"/>
           </w:r>
           <w:r>
-            <w:instrText xml:space="preserve"> PAGEREF _Toc14347 \h </w:instrText>
+            <w:instrText xml:space="preserve"> PAGEREF _Toc21060 \h </w:instrText>
           </w:r>
           <w:r>
             <w:fldChar w:fldCharType="separate"/>
@@ -2395,7 +2395,7 @@
               <w:rFonts w:hint="eastAsia" w:ascii="Microsoft JhengHei" w:hAnsi="Microsoft JhengHei" w:eastAsia="Microsoft JhengHei" w:cs="Microsoft JhengHei"/>
               <w:szCs w:val="24"/>
             </w:rPr>
-            <w:instrText xml:space="preserve"> HYPERLINK \l _Toc6060 </w:instrText>
+            <w:instrText xml:space="preserve"> HYPERLINK \l _Toc21402 </w:instrText>
           </w:r>
           <w:r>
             <w:rPr>
@@ -2420,7 +2420,7 @@
             <w:fldChar w:fldCharType="begin"/>
           </w:r>
           <w:r>
-            <w:instrText xml:space="preserve"> PAGEREF _Toc6060 \h </w:instrText>
+            <w:instrText xml:space="preserve"> PAGEREF _Toc21402 \h </w:instrText>
           </w:r>
           <w:r>
             <w:fldChar w:fldCharType="separate"/>
@@ -2458,7 +2458,7 @@
               <w:rFonts w:hint="eastAsia" w:ascii="Microsoft JhengHei" w:hAnsi="Microsoft JhengHei" w:eastAsia="Microsoft JhengHei" w:cs="Microsoft JhengHei"/>
               <w:szCs w:val="24"/>
             </w:rPr>
-            <w:instrText xml:space="preserve"> HYPERLINK \l _Toc17825 </w:instrText>
+            <w:instrText xml:space="preserve"> HYPERLINK \l _Toc30394 </w:instrText>
           </w:r>
           <w:r>
             <w:rPr>
@@ -2483,7 +2483,7 @@
             <w:fldChar w:fldCharType="begin"/>
           </w:r>
           <w:r>
-            <w:instrText xml:space="preserve"> PAGEREF _Toc17825 \h </w:instrText>
+            <w:instrText xml:space="preserve"> PAGEREF _Toc30394 \h </w:instrText>
           </w:r>
           <w:r>
             <w:fldChar w:fldCharType="separate"/>
@@ -2521,7 +2521,7 @@
               <w:rFonts w:hint="eastAsia" w:ascii="Microsoft JhengHei" w:hAnsi="Microsoft JhengHei" w:eastAsia="Microsoft JhengHei" w:cs="Microsoft JhengHei"/>
               <w:szCs w:val="24"/>
             </w:rPr>
-            <w:instrText xml:space="preserve"> HYPERLINK \l _Toc2922 </w:instrText>
+            <w:instrText xml:space="preserve"> HYPERLINK \l _Toc31586 </w:instrText>
           </w:r>
           <w:r>
             <w:rPr>
@@ -2546,7 +2546,7 @@
             <w:fldChar w:fldCharType="begin"/>
           </w:r>
           <w:r>
-            <w:instrText xml:space="preserve"> PAGEREF _Toc2922 \h </w:instrText>
+            <w:instrText xml:space="preserve"> PAGEREF _Toc31586 \h </w:instrText>
           </w:r>
           <w:r>
             <w:fldChar w:fldCharType="separate"/>
@@ -2584,7 +2584,7 @@
               <w:rFonts w:hint="eastAsia" w:ascii="Microsoft JhengHei" w:hAnsi="Microsoft JhengHei" w:eastAsia="Microsoft JhengHei" w:cs="Microsoft JhengHei"/>
               <w:szCs w:val="24"/>
             </w:rPr>
-            <w:instrText xml:space="preserve"> HYPERLINK \l _Toc26757 </w:instrText>
+            <w:instrText xml:space="preserve"> HYPERLINK \l _Toc14591 </w:instrText>
           </w:r>
           <w:r>
             <w:rPr>
@@ -2609,7 +2609,7 @@
             <w:fldChar w:fldCharType="begin"/>
           </w:r>
           <w:r>
-            <w:instrText xml:space="preserve"> PAGEREF _Toc26757 \h </w:instrText>
+            <w:instrText xml:space="preserve"> PAGEREF _Toc14591 \h </w:instrText>
           </w:r>
           <w:r>
             <w:fldChar w:fldCharType="separate"/>
@@ -2647,7 +2647,7 @@
               <w:rFonts w:hint="eastAsia" w:ascii="Microsoft JhengHei" w:hAnsi="Microsoft JhengHei" w:eastAsia="Microsoft JhengHei" w:cs="Microsoft JhengHei"/>
               <w:szCs w:val="24"/>
             </w:rPr>
-            <w:instrText xml:space="preserve"> HYPERLINK \l _Toc11649 </w:instrText>
+            <w:instrText xml:space="preserve"> HYPERLINK \l _Toc7264 </w:instrText>
           </w:r>
           <w:r>
             <w:rPr>
@@ -2672,7 +2672,7 @@
             <w:fldChar w:fldCharType="begin"/>
           </w:r>
           <w:r>
-            <w:instrText xml:space="preserve"> PAGEREF _Toc11649 \h </w:instrText>
+            <w:instrText xml:space="preserve"> PAGEREF _Toc7264 \h </w:instrText>
           </w:r>
           <w:r>
             <w:fldChar w:fldCharType="separate"/>
@@ -2710,7 +2710,7 @@
               <w:rFonts w:hint="eastAsia" w:ascii="Microsoft JhengHei" w:hAnsi="Microsoft JhengHei" w:eastAsia="Microsoft JhengHei" w:cs="Microsoft JhengHei"/>
               <w:szCs w:val="24"/>
             </w:rPr>
-            <w:instrText xml:space="preserve"> HYPERLINK \l _Toc21142 </w:instrText>
+            <w:instrText xml:space="preserve"> HYPERLINK \l _Toc24775 </w:instrText>
           </w:r>
           <w:r>
             <w:rPr>
@@ -2735,7 +2735,7 @@
             <w:fldChar w:fldCharType="begin"/>
           </w:r>
           <w:r>
-            <w:instrText xml:space="preserve"> PAGEREF _Toc21142 \h </w:instrText>
+            <w:instrText xml:space="preserve"> PAGEREF _Toc24775 \h </w:instrText>
           </w:r>
           <w:r>
             <w:fldChar w:fldCharType="separate"/>
@@ -2842,7 +2842,7 @@
         <w:snapToGrid w:val="0"/>
         <w:textAlignment w:val="baseline"/>
       </w:pPr>
-      <w:bookmarkStart w:id="3" w:name="_Toc27"/>
+      <w:bookmarkStart w:id="3" w:name="_Toc2707"/>
       <w:r>
         <w:t>目的</w:t>
       </w:r>
@@ -2875,7 +2875,7 @@
         <w:snapToGrid w:val="0"/>
         <w:textAlignment w:val="baseline"/>
       </w:pPr>
-      <w:bookmarkStart w:id="4" w:name="_Toc28349"/>
+      <w:bookmarkStart w:id="4" w:name="_Toc24953"/>
       <w:r>
         <w:t>适用范围</w:t>
       </w:r>
@@ -2908,7 +2908,7 @@
         <w:snapToGrid w:val="0"/>
         <w:textAlignment w:val="baseline"/>
       </w:pPr>
-      <w:bookmarkStart w:id="5" w:name="_Toc3669"/>
+      <w:bookmarkStart w:id="5" w:name="_Toc19369"/>
       <w:r>
         <w:t>引用文件</w:t>
       </w:r>
@@ -3138,7 +3138,7 @@
         <w:snapToGrid w:val="0"/>
         <w:textAlignment w:val="baseline"/>
       </w:pPr>
-      <w:bookmarkStart w:id="6" w:name="_Toc29835"/>
+      <w:bookmarkStart w:id="6" w:name="_Toc22563"/>
       <w:r>
         <w:t>术语与定义</w:t>
       </w:r>
@@ -3171,7 +3171,7 @@
         <w:snapToGrid w:val="0"/>
         <w:textAlignment w:val="baseline"/>
       </w:pPr>
-      <w:bookmarkStart w:id="7" w:name="_Toc7323"/>
+      <w:bookmarkStart w:id="7" w:name="_Toc19080"/>
       <w:r>
         <w:t>角色与职责</w:t>
       </w:r>
@@ -3828,7 +3828,7 @@
         <w:snapToGrid w:val="0"/>
         <w:textAlignment w:val="baseline"/>
       </w:pPr>
-      <w:bookmarkStart w:id="8" w:name="_Toc22336"/>
+      <w:bookmarkStart w:id="8" w:name="_Toc268"/>
       <w:r>
         <w:t>投诉的定义</w:t>
       </w:r>
@@ -3930,7 +3930,7 @@
         <w:snapToGrid w:val="0"/>
         <w:textAlignment w:val="baseline"/>
       </w:pPr>
-      <w:bookmarkStart w:id="9" w:name="_Toc1541"/>
+      <w:bookmarkStart w:id="9" w:name="_Toc29905"/>
       <w:r>
         <w:t>产生投诉的因素</w:t>
       </w:r>
@@ -4032,7 +4032,7 @@
         <w:snapToGrid w:val="0"/>
         <w:textAlignment w:val="baseline"/>
       </w:pPr>
-      <w:bookmarkStart w:id="10" w:name="_Toc14347"/>
+      <w:bookmarkStart w:id="10" w:name="_Toc21060"/>
       <w:r>
         <w:t>投诉的影响</w:t>
       </w:r>
@@ -4134,7 +4134,7 @@
         <w:snapToGrid w:val="0"/>
         <w:textAlignment w:val="baseline"/>
       </w:pPr>
-      <w:bookmarkStart w:id="11" w:name="_Toc6060"/>
+      <w:bookmarkStart w:id="11" w:name="_Toc21402"/>
       <w:r>
         <w:t>客户投诉应对目的</w:t>
       </w:r>
@@ -4392,7 +4392,7 @@
         <w:snapToGrid w:val="0"/>
         <w:textAlignment w:val="baseline"/>
       </w:pPr>
-      <w:bookmarkStart w:id="12" w:name="_Toc17825"/>
+      <w:bookmarkStart w:id="12" w:name="_Toc30394"/>
       <w:r>
         <w:t>投诉级别</w:t>
       </w:r>
@@ -4533,7 +4533,7 @@
         <w:snapToGrid w:val="0"/>
         <w:textAlignment w:val="baseline"/>
       </w:pPr>
-      <w:bookmarkStart w:id="13" w:name="_Toc2922"/>
+      <w:bookmarkStart w:id="13" w:name="_Toc31586"/>
       <w:r>
         <w:t>客户投诉应对及处理的注意事项</w:t>
       </w:r>
@@ -4949,7 +4949,7 @@
       </w:pPr>
       <w:bookmarkStart w:id="14" w:name="bookmark1"/>
       <w:bookmarkEnd w:id="14"/>
-      <w:bookmarkStart w:id="15" w:name="_Toc26757"/>
+      <w:bookmarkStart w:id="15" w:name="_Toc14591"/>
       <w:r>
         <w:t>客户投诉处罚规定</w:t>
       </w:r>
@@ -5090,7 +5090,7 @@
         <w:snapToGrid w:val="0"/>
         <w:textAlignment w:val="baseline"/>
       </w:pPr>
-      <w:bookmarkStart w:id="16" w:name="_Toc11649"/>
+      <w:bookmarkStart w:id="16" w:name="_Toc7264"/>
       <w:r>
         <w:t>相关文档</w:t>
       </w:r>
@@ -5151,7 +5151,7 @@
         <w:snapToGrid w:val="0"/>
         <w:textAlignment w:val="baseline"/>
       </w:pPr>
-      <w:bookmarkStart w:id="17" w:name="_Toc21142"/>
+      <w:bookmarkStart w:id="17" w:name="_Toc24775"/>
       <w:r>
         <w:t>附则</w:t>
       </w:r>

--- a/4.质量管理/1.流程制度规范类文件/040105-客户投诉应对及处理管理规定.docx
+++ b/4.质量管理/1.流程制度规范类文件/040105-客户投诉应对及处理管理规定.docx
@@ -20,6 +20,8 @@
         <w:snapToGrid w:val="0"/>
         <w:textAlignment w:val="baseline"/>
       </w:pPr>
+      <w:bookmarkStart w:id="18" w:name="_GoBack"/>
+      <w:bookmarkEnd w:id="18"/>
     </w:p>
     <w:p>
       <w:pPr>
@@ -809,12 +811,12 @@
             </w:pPr>
             <w:r>
               <w:rPr>
-                <w:rFonts w:hint="eastAsia" w:ascii="宋体" w:hAnsi="宋体" w:eastAsia="宋体" w:cs="宋体"/>
+                <w:rFonts w:hint="eastAsia" w:ascii="宋体" w:hAnsi="宋体" w:cs="宋体"/>
                 <w:sz w:val="21"/>
                 <w:szCs w:val="21"/>
                 <w:lang w:val="en-US" w:eastAsia="zh-CN"/>
               </w:rPr>
-              <w:t>李平</w:t>
+              <w:t>吴广</w:t>
             </w:r>
           </w:p>
         </w:tc>
@@ -1677,8 +1679,6 @@
               <w:tab w:val="right" w:leader="dot" w:pos="8497"/>
             </w:tabs>
           </w:pPr>
-          <w:bookmarkStart w:id="18" w:name="_GoBack"/>
-          <w:bookmarkEnd w:id="18"/>
           <w:r>
             <w:rPr>
               <w:rFonts w:hint="eastAsia" w:ascii="Microsoft JhengHei" w:hAnsi="Microsoft JhengHei" w:eastAsia="Microsoft JhengHei" w:cs="Microsoft JhengHei"/>
